--- a/STI/CellularAutomata_Sources.docx
+++ b/STI/CellularAutomata_Sources.docx
@@ -3,7 +3,798 @@
 <w:document xmlns:wpc="http://schemas.microsoft.com/office/word/2010/wordprocessingCanvas" xmlns:cx="http://schemas.microsoft.com/office/drawing/2014/chartex" xmlns:cx1="http://schemas.microsoft.com/office/drawing/2015/9/8/chartex" xmlns:cx2="http://schemas.microsoft.com/office/drawing/2015/10/21/chartex" xmlns:cx3="http://schemas.microsoft.com/office/drawing/2016/5/9/chartex" xmlns:cx4="http://schemas.microsoft.com/office/drawing/2016/5/10/chartex" xmlns:cx5="http://schemas.microsoft.com/office/drawing/2016/5/11/chartex" xmlns:cx6="http://schemas.microsoft.com/office/drawing/2016/5/12/chartex" xmlns:cx7="http://schemas.microsoft.com/office/drawing/2016/5/13/chartex" xmlns:cx8="http://schemas.microsoft.com/office/drawing/2016/5/14/chartex" xmlns:mc="http://schemas.openxmlformats.org/markup-compatibility/2006" xmlns:aink="http://schemas.microsoft.com/office/drawing/2016/ink" xmlns:am3d="http://schemas.microsoft.com/office/drawing/2017/model3d" xmlns:o="urn:schemas-microsoft-com:office:office" xmlns:oel="http://schemas.microsoft.com/office/2019/extlst" xmlns:r="http://schemas.openxmlformats.org/officeDocument/2006/relationships" xmlns:m="http://schemas.openxmlformats.org/officeDocument/2006/math" xmlns:v="urn:schemas-microsoft-com:vml" xmlns:wp14="http://schemas.microsoft.com/office/word/2010/wordprocessingDrawing" xmlns:wp="http://schemas.openxmlformats.org/drawingml/2006/wordprocessingDrawing" xmlns:w10="urn:schemas-microsoft-com:office:word" xmlns:w="http://schemas.openxmlformats.org/wordprocessingml/2006/main" xmlns:w14="http://schemas.microsoft.com/office/word/2010/wordml" xmlns:w15="http://schemas.microsoft.com/office/word/2012/wordml" xmlns:w16cex="http://schemas.microsoft.com/office/word/2018/wordml/cex" xmlns:w16cid="http://schemas.microsoft.com/office/word/2016/wordml/cid" xmlns:w16="http://schemas.microsoft.com/office/word/2018/wordml" xmlns:w16du="http://schemas.microsoft.com/office/word/2023/wordml/word16du" xmlns:w16sdtdh="http://schemas.microsoft.com/office/word/2020/wordml/sdtdatahash" xmlns:w16sdtfl="http://schemas.microsoft.com/office/word/2024/wordml/sdtformatlock" xmlns:w16se="http://schemas.microsoft.com/office/word/2015/wordml/symex" xmlns:wpg="http://schemas.microsoft.com/office/word/2010/wordprocessingGroup" xmlns:wpi="http://schemas.microsoft.com/office/word/2010/wordprocessingInk" xmlns:wne="http://schemas.microsoft.com/office/word/2006/wordml" xmlns:wps="http://schemas.microsoft.com/office/word/2010/wordprocessingShape" mc:Ignorable="w14 w15 w16se w16cid w16 w16cex w16sdtdh w16sdtfl w16du wp14">
   <w:body>
     <w:p>
-      <w:hyperlink r:id="rId4" w:history="1">
+      <w:pPr>
+        <w:pStyle w:val="Heading1"/>
+      </w:pPr>
+      <w:r>
+        <w:t>Possible Topics</w:t>
+      </w:r>
+    </w:p>
+    <w:p>
+      <w:pPr>
+        <w:pStyle w:val="ListParagraph"/>
+        <w:numPr>
+          <w:ilvl w:val="0"/>
+          <w:numId w:val="3"/>
+        </w:numPr>
+      </w:pPr>
+      <w:r>
+        <w:t>Post Processing Filter</w:t>
+      </w:r>
+    </w:p>
+    <w:p>
+      <w:pPr>
+        <w:pStyle w:val="ListParagraph"/>
+        <w:numPr>
+          <w:ilvl w:val="0"/>
+          <w:numId w:val="3"/>
+        </w:numPr>
+      </w:pPr>
+      <w:r>
+        <w:t>Image Processing</w:t>
+      </w:r>
+    </w:p>
+    <w:p>
+      <w:pPr>
+        <w:pStyle w:val="ListParagraph"/>
+        <w:numPr>
+          <w:ilvl w:val="0"/>
+          <w:numId w:val="3"/>
+        </w:numPr>
+      </w:pPr>
+      <w:r>
+        <w:t>Fluid Simulation</w:t>
+      </w:r>
+    </w:p>
+    <w:p>
+      <w:pPr>
+        <w:pStyle w:val="ListParagraph"/>
+        <w:numPr>
+          <w:ilvl w:val="0"/>
+          <w:numId w:val="3"/>
+        </w:numPr>
+      </w:pPr>
+      <w:r>
+        <w:t>Map Generation</w:t>
+      </w:r>
+    </w:p>
+    <w:p>
+      <w:pPr>
+        <w:pStyle w:val="ListParagraph"/>
+        <w:numPr>
+          <w:ilvl w:val="0"/>
+          <w:numId w:val="3"/>
+        </w:numPr>
+      </w:pPr>
+      <w:r>
+        <w:t>Maze Generation</w:t>
+      </w:r>
+    </w:p>
+    <w:p>
+      <w:pPr>
+        <w:pStyle w:val="Heading2"/>
+      </w:pPr>
+      <w:r>
+        <w:t>Map Generation</w:t>
+      </w:r>
+    </w:p>
+    <w:p>
+      <w:pPr>
+        <w:pStyle w:val="ListParagraph"/>
+        <w:numPr>
+          <w:ilvl w:val="0"/>
+          <w:numId w:val="5"/>
+        </w:numPr>
+      </w:pPr>
+      <w:r>
+        <w:t>Comparison between Map Generation Techniques</w:t>
+      </w:r>
+    </w:p>
+    <w:p>
+      <w:pPr>
+        <w:pStyle w:val="ListParagraph"/>
+        <w:numPr>
+          <w:ilvl w:val="0"/>
+          <w:numId w:val="5"/>
+        </w:numPr>
+      </w:pPr>
+      <w:r>
+        <w:t>List of evaluation criteria (what is a good map?)</w:t>
+      </w:r>
+    </w:p>
+    <w:p>
+      <w:r>
+        <w:t>Source count: 3</w:t>
+      </w:r>
+    </w:p>
+    <w:p>
+      <w:pPr>
+        <w:pStyle w:val="Heading2"/>
+      </w:pPr>
+      <w:r>
+        <w:t>Image Processing</w:t>
+      </w:r>
+    </w:p>
+    <w:p>
+      <w:r>
+        <w:rPr>
+          <w:b/>
+          <w:bCs/>
+        </w:rPr>
+        <w:t>Research Question</w:t>
+      </w:r>
+      <w:r>
+        <w:rPr>
+          <w:b/>
+          <w:bCs/>
+        </w:rPr>
+        <w:t xml:space="preserve">: </w:t>
+      </w:r>
+      <w:r>
+        <w:t>An Analysis of Cellular Automata based Noise Reduction Filters</w:t>
+      </w:r>
+    </w:p>
+    <w:p>
+      <w:pPr>
+        <w:pStyle w:val="ListParagraph"/>
+        <w:numPr>
+          <w:ilvl w:val="0"/>
+          <w:numId w:val="22"/>
+        </w:numPr>
+      </w:pPr>
+      <w:r>
+        <w:t xml:space="preserve">List of CA filters that </w:t>
+      </w:r>
+      <w:r>
+        <w:t>remove/reduce noise</w:t>
+      </w:r>
+      <w:r>
+        <w:t xml:space="preserve"> and their analysis</w:t>
+      </w:r>
+    </w:p>
+    <w:p>
+      <w:pPr>
+        <w:pStyle w:val="ListParagraph"/>
+        <w:numPr>
+          <w:ilvl w:val="1"/>
+          <w:numId w:val="22"/>
+        </w:numPr>
+      </w:pPr>
+      <w:r>
+        <w:t>Most yield better results than traditional methods</w:t>
+      </w:r>
+    </w:p>
+    <w:p>
+      <w:pPr>
+        <w:pStyle w:val="ListParagraph"/>
+        <w:numPr>
+          <w:ilvl w:val="0"/>
+          <w:numId w:val="22"/>
+        </w:numPr>
+      </w:pPr>
+      <w:r>
+        <w:t>Papers mostly look at salt and pepper noise</w:t>
+      </w:r>
+      <w:r>
+        <w:t xml:space="preserve"> (4), with gaussian and speckle present in one paper each</w:t>
+      </w:r>
+    </w:p>
+    <w:p>
+      <w:pPr>
+        <w:pStyle w:val="ListParagraph"/>
+        <w:numPr>
+          <w:ilvl w:val="0"/>
+          <w:numId w:val="22"/>
+        </w:numPr>
+      </w:pPr>
+      <w:r>
+        <w:t>Comparison between filters</w:t>
+      </w:r>
+      <w:r>
+        <w:t>?</w:t>
+      </w:r>
+    </w:p>
+    <w:p>
+      <w:pPr>
+        <w:pStyle w:val="Heading3"/>
+      </w:pPr>
+      <w:r>
+        <w:t>Lecture</w:t>
+      </w:r>
+    </w:p>
+    <w:p>
+      <w:r>
+        <w:t xml:space="preserve"> </w:t>
+      </w:r>
+      <w:r>
+        <w:rPr>
+          <w:b/>
+          <w:bCs/>
+        </w:rPr>
+        <w:t>Img Noise Type</w:t>
+      </w:r>
+      <w:r>
+        <w:t>:</w:t>
+      </w:r>
+      <w:r>
+        <w:t xml:space="preserve"> </w:t>
+      </w:r>
+      <w:hyperlink r:id="rId6" w:history="1">
+        <w:r>
+          <w:rPr>
+            <w:rStyle w:val="Hyperlink"/>
+          </w:rPr>
+          <w:t>https://medium.com/@zar_373/understanding-image-noise-exploring-different-kinds-of-noises-in-image-processing-dcd26c6c9e5a</w:t>
+        </w:r>
+      </w:hyperlink>
+    </w:p>
+    <w:p>
+      <w:pPr>
+        <w:pStyle w:val="Heading3"/>
+      </w:pPr>
+      <w:r>
+        <w:t>(No Date) Xavier et al – Img Noise Reduction based on CA Filter</w:t>
+      </w:r>
+    </w:p>
+    <w:p>
+      <w:pPr>
+        <w:pStyle w:val="ListParagraph"/>
+        <w:numPr>
+          <w:ilvl w:val="0"/>
+          <w:numId w:val="18"/>
+        </w:numPr>
+      </w:pPr>
+      <w:r>
+        <w:t>Basic CA filter (neighbor assimilation) to reduce SPN</w:t>
+      </w:r>
+    </w:p>
+    <w:p>
+      <w:pPr>
+        <w:pStyle w:val="ListParagraph"/>
+        <w:numPr>
+          <w:ilvl w:val="0"/>
+          <w:numId w:val="18"/>
+        </w:numPr>
+      </w:pPr>
+      <w:r>
+        <w:t>Comparison with other methods, CA filter has “excellent” results</w:t>
+      </w:r>
+    </w:p>
+    <w:p>
+      <w:pPr>
+        <w:pStyle w:val="Heading3"/>
+      </w:pPr>
+      <w:r>
+        <w:t>(2001) Morena Paletta – Evolving CA for Noi</w:t>
+      </w:r>
+      <w:r>
+        <w:t>s</w:t>
+      </w:r>
+      <w:r>
+        <w:t>e Reduction in Images</w:t>
+      </w:r>
+    </w:p>
+    <w:p>
+      <w:pPr>
+        <w:pStyle w:val="ListParagraph"/>
+        <w:numPr>
+          <w:ilvl w:val="0"/>
+          <w:numId w:val="9"/>
+        </w:numPr>
+      </w:pPr>
+      <w:r>
+        <w:t>Noise reduction (white noise) via CA with evolutionary programs</w:t>
+      </w:r>
+    </w:p>
+    <w:p>
+      <w:pPr>
+        <w:pStyle w:val="ListParagraph"/>
+        <w:numPr>
+          <w:ilvl w:val="0"/>
+          <w:numId w:val="9"/>
+        </w:numPr>
+      </w:pPr>
+      <w:r>
+        <w:t>Performance comparable or better than traditional methods</w:t>
+      </w:r>
+    </w:p>
+    <w:p>
+      <w:pPr>
+        <w:pStyle w:val="Heading3"/>
+      </w:pPr>
+      <w:r>
+        <w:t>(2002) Popovici – CA in Image Processing</w:t>
+      </w:r>
+    </w:p>
+    <w:p>
+      <w:pPr>
+        <w:pStyle w:val="ListParagraph"/>
+        <w:numPr>
+          <w:ilvl w:val="0"/>
+          <w:numId w:val="13"/>
+        </w:numPr>
+      </w:pPr>
+      <w:r>
+        <w:t>Application of 2D CA to problems of noise removal and border detection</w:t>
+      </w:r>
+    </w:p>
+    <w:p>
+      <w:pPr>
+        <w:pStyle w:val="ListParagraph"/>
+        <w:numPr>
+          <w:ilvl w:val="0"/>
+          <w:numId w:val="13"/>
+        </w:numPr>
+      </w:pPr>
+      <w:r>
+        <w:t>Intrinsic parallelism due to being CA</w:t>
+      </w:r>
+    </w:p>
+    <w:p>
+      <w:pPr>
+        <w:pStyle w:val="ListParagraph"/>
+        <w:numPr>
+          <w:ilvl w:val="0"/>
+          <w:numId w:val="13"/>
+        </w:numPr>
+      </w:pPr>
+      <w:r>
+        <w:t>Does not say which type of noise</w:t>
+      </w:r>
+    </w:p>
+    <w:p>
+      <w:pPr>
+        <w:pStyle w:val="Heading3"/>
+      </w:pPr>
+      <w:r>
+        <w:t>(2006) rosin – CA Training for Image Processing</w:t>
+      </w:r>
+    </w:p>
+    <w:p>
+      <w:pPr>
+        <w:pStyle w:val="ListParagraph"/>
+        <w:numPr>
+          <w:ilvl w:val="0"/>
+          <w:numId w:val="11"/>
+        </w:numPr>
+      </w:pPr>
+      <w:r>
+        <w:t>Not directly related to noise filtering</w:t>
+      </w:r>
+    </w:p>
+    <w:p>
+      <w:pPr>
+        <w:pStyle w:val="ListParagraph"/>
+        <w:numPr>
+          <w:ilvl w:val="0"/>
+          <w:numId w:val="11"/>
+        </w:numPr>
+      </w:pPr>
+      <w:r>
+        <w:t>Investigates the possibility of training CA too perform several img processing  tasks</w:t>
+      </w:r>
+    </w:p>
+    <w:p>
+      <w:pPr>
+        <w:pStyle w:val="Heading3"/>
+      </w:pPr>
+      <w:r>
+        <w:lastRenderedPageBreak/>
+        <w:t>(2009) Selvapeter Hordijk – CA for Img Noise Filtering</w:t>
+      </w:r>
+    </w:p>
+    <w:p>
+      <w:pPr>
+        <w:pStyle w:val="ListParagraph"/>
+        <w:numPr>
+          <w:ilvl w:val="0"/>
+          <w:numId w:val="15"/>
+        </w:numPr>
+      </w:pPr>
+      <w:r>
+        <w:t>Removal of impulse noise via CA</w:t>
+      </w:r>
+    </w:p>
+    <w:p>
+      <w:pPr>
+        <w:pStyle w:val="ListParagraph"/>
+        <w:numPr>
+          <w:ilvl w:val="0"/>
+          <w:numId w:val="15"/>
+        </w:numPr>
+      </w:pPr>
+      <w:r>
+        <w:t>Uses uniform CA rules to filter impulse noise from binary and gray scale</w:t>
+      </w:r>
+    </w:p>
+    <w:p>
+      <w:pPr>
+        <w:pStyle w:val="ListParagraph"/>
+        <w:numPr>
+          <w:ilvl w:val="0"/>
+          <w:numId w:val="15"/>
+        </w:numPr>
+      </w:pPr>
+      <w:r>
+        <w:t>Modifies CA (random rules to solve noise propagation, mirrored for boundary problem)</w:t>
+      </w:r>
+    </w:p>
+    <w:p>
+      <w:pPr>
+        <w:pStyle w:val="ListParagraph"/>
+        <w:numPr>
+          <w:ilvl w:val="0"/>
+          <w:numId w:val="15"/>
+        </w:numPr>
+      </w:pPr>
+      <w:r>
+        <w:t>Shows significant improvement</w:t>
+      </w:r>
+    </w:p>
+    <w:p>
+      <w:pPr>
+        <w:pStyle w:val="Heading3"/>
+      </w:pPr>
+      <w:r>
+        <w:t xml:space="preserve">(2022) </w:t>
+      </w:r>
+      <w:r>
+        <w:t>Chandra</w:t>
+      </w:r>
+      <w:r>
+        <w:t xml:space="preserve"> </w:t>
+      </w:r>
+      <w:r>
+        <w:t>Et</w:t>
+      </w:r>
+      <w:r>
+        <w:t xml:space="preserve"> </w:t>
+      </w:r>
+      <w:r>
+        <w:t>Al</w:t>
+      </w:r>
+      <w:r>
+        <w:t xml:space="preserve"> -</w:t>
+      </w:r>
+      <w:r>
+        <w:t xml:space="preserve"> Noise Reduction</w:t>
+      </w:r>
+      <w:r>
+        <w:t xml:space="preserve"> Using CA</w:t>
+      </w:r>
+    </w:p>
+    <w:p>
+      <w:pPr>
+        <w:pStyle w:val="ListParagraph"/>
+        <w:numPr>
+          <w:ilvl w:val="0"/>
+          <w:numId w:val="7"/>
+        </w:numPr>
+      </w:pPr>
+      <w:r>
+        <w:t xml:space="preserve">Works on </w:t>
+      </w:r>
+      <w:r>
+        <w:t xml:space="preserve">SPN </w:t>
+      </w:r>
+      <w:r>
+        <w:t xml:space="preserve"> and gaussian</w:t>
+      </w:r>
+    </w:p>
+    <w:p>
+      <w:pPr>
+        <w:pStyle w:val="ListParagraph"/>
+        <w:numPr>
+          <w:ilvl w:val="0"/>
+          <w:numId w:val="7"/>
+        </w:numPr>
+      </w:pPr>
+      <w:r>
+        <w:t>Superior to “past model” and almost on par with median channel</w:t>
+      </w:r>
+    </w:p>
+    <w:p>
+      <w:pPr>
+        <w:pStyle w:val="Heading3"/>
+      </w:pPr>
+      <w:r>
+        <w:t>(2023) Smolka et al – Reduction Mixed Gaussian and Impulsive Noise in Color Imgs</w:t>
+      </w:r>
+    </w:p>
+    <w:p>
+      <w:pPr>
+        <w:pStyle w:val="ListParagraph"/>
+        <w:numPr>
+          <w:ilvl w:val="0"/>
+          <w:numId w:val="16"/>
+        </w:numPr>
+      </w:pPr>
+      <w:r>
+        <w:t>Based on Non-Local Means technique (efficiently suppresses gaussian) with robust similarity measure to counteract limitations of NLM</w:t>
+      </w:r>
+    </w:p>
+    <w:p>
+      <w:pPr>
+        <w:pStyle w:val="ListParagraph"/>
+        <w:numPr>
+          <w:ilvl w:val="0"/>
+          <w:numId w:val="16"/>
+        </w:numPr>
+      </w:pPr>
+      <w:r>
+        <w:t>Applies blockwise NLM implementation</w:t>
+      </w:r>
+    </w:p>
+    <w:p>
+      <w:pPr>
+        <w:pStyle w:val="ListParagraph"/>
+        <w:numPr>
+          <w:ilvl w:val="0"/>
+          <w:numId w:val="16"/>
+        </w:numPr>
+      </w:pPr>
+      <w:r>
+        <w:t>“instead of generating a stack of output images that are finally averaged, an aggregation strategy combining all weights assigned to pixels from the processing block was developed and proved to be more efficient”</w:t>
+      </w:r>
+    </w:p>
+    <w:p>
+      <w:pPr>
+        <w:pStyle w:val="ListParagraph"/>
+        <w:numPr>
+          <w:ilvl w:val="0"/>
+          <w:numId w:val="16"/>
+        </w:numPr>
+      </w:pPr>
+      <w:r>
+        <w:t>Yields satisfactory results, edges well preserved and details retained, impulsive noise efficiently removed</w:t>
+      </w:r>
+    </w:p>
+    <w:p>
+      <w:pPr>
+        <w:pStyle w:val="Heading3"/>
+      </w:pPr>
+      <w:r>
+        <w:t>(2024) Proozmandan – SPN Removal Using Fuzzy CA and ANfis</w:t>
+      </w:r>
+    </w:p>
+    <w:p>
+      <w:pPr>
+        <w:pStyle w:val="ListParagraph"/>
+        <w:numPr>
+          <w:ilvl w:val="0"/>
+          <w:numId w:val="10"/>
+        </w:numPr>
+      </w:pPr>
+      <w:r>
+        <w:t>Restoration of images corrupted by impulse noise</w:t>
+      </w:r>
+    </w:p>
+    <w:p>
+      <w:pPr>
+        <w:pStyle w:val="ListParagraph"/>
+        <w:numPr>
+          <w:ilvl w:val="0"/>
+          <w:numId w:val="10"/>
+        </w:numPr>
+      </w:pPr>
+      <w:r>
+        <w:t>Uses fuzzy CA and an adaptive neural fzzy inference system (anfis)</w:t>
+      </w:r>
+    </w:p>
+    <w:p>
+      <w:pPr>
+        <w:pStyle w:val="ListParagraph"/>
+        <w:numPr>
+          <w:ilvl w:val="0"/>
+          <w:numId w:val="10"/>
+        </w:numPr>
+      </w:pPr>
+      <w:r>
+        <w:t>Two phases: identify and then remove SPN</w:t>
+      </w:r>
+    </w:p>
+    <w:p>
+      <w:pPr>
+        <w:pStyle w:val="ListParagraph"/>
+        <w:numPr>
+          <w:ilvl w:val="1"/>
+          <w:numId w:val="10"/>
+        </w:numPr>
+      </w:pPr>
+      <w:r>
+        <w:t>First phase, identification (two steps): SPN pixels are detected via avg and min vals of neighborhood pixels, then non-detected pixels are reevaluated via algorithm</w:t>
+      </w:r>
+    </w:p>
+    <w:p>
+      <w:pPr>
+        <w:pStyle w:val="ListParagraph"/>
+        <w:numPr>
+          <w:ilvl w:val="1"/>
+          <w:numId w:val="10"/>
+        </w:numPr>
+      </w:pPr>
+      <w:r>
+        <w:t>Second phase, removal:  Anfis based on Moore neighborhood</w:t>
+      </w:r>
+    </w:p>
+    <w:p>
+      <w:pPr>
+        <w:pStyle w:val="ListParagraph"/>
+        <w:numPr>
+          <w:ilvl w:val="0"/>
+          <w:numId w:val="10"/>
+        </w:numPr>
+      </w:pPr>
+      <w:r>
+        <w:t>Robust for 10 – 19% noise, better preservation of edges</w:t>
+      </w:r>
+    </w:p>
+    <w:p>
+      <w:pPr>
+        <w:pStyle w:val="Heading3"/>
+      </w:pPr>
+      <w:r>
+        <w:t>(2025) Twinkle et al – Despeckling Images using elementa</w:t>
+      </w:r>
+      <w:r>
+        <w:t>ry CA</w:t>
+      </w:r>
+    </w:p>
+    <w:p>
+      <w:pPr>
+        <w:pStyle w:val="ListParagraph"/>
+        <w:numPr>
+          <w:ilvl w:val="0"/>
+          <w:numId w:val="17"/>
+        </w:numPr>
+      </w:pPr>
+      <w:r>
+        <w:t>Speckles in medical images</w:t>
+      </w:r>
+    </w:p>
+    <w:p>
+      <w:pPr>
+        <w:pStyle w:val="ListParagraph"/>
+        <w:numPr>
+          <w:ilvl w:val="0"/>
+          <w:numId w:val="17"/>
+        </w:numPr>
+      </w:pPr>
+      <w:r>
+        <w:t>Proposes algorithm using ECA to reduce speckle noise</w:t>
+      </w:r>
+    </w:p>
+    <w:p>
+      <w:pPr>
+        <w:pStyle w:val="ListParagraph"/>
+        <w:numPr>
+          <w:ilvl w:val="0"/>
+          <w:numId w:val="17"/>
+        </w:numPr>
+      </w:pPr>
+      <w:r>
+        <w:t>Results surpass traditional methods</w:t>
+      </w:r>
+    </w:p>
+    <w:p>
+      <w:pPr>
+        <w:pStyle w:val="Heading3"/>
+      </w:pPr>
+      <w:r>
+        <w:t>(20</w:t>
+      </w:r>
+      <w:r>
+        <w:t>25/</w:t>
+      </w:r>
+      <w:r>
+        <w:t xml:space="preserve">26) Kong Choi </w:t>
+      </w:r>
+      <w:r>
+        <w:t>–</w:t>
+      </w:r>
+      <w:r>
+        <w:t xml:space="preserve"> </w:t>
+      </w:r>
+      <w:r>
+        <w:t>Salt Pepper Noise Removal</w:t>
+      </w:r>
+      <w:r>
+        <w:t xml:space="preserve"> CA Based</w:t>
+      </w:r>
+    </w:p>
+    <w:p>
+      <w:pPr>
+        <w:pStyle w:val="ListParagraph"/>
+        <w:numPr>
+          <w:ilvl w:val="0"/>
+          <w:numId w:val="8"/>
+        </w:numPr>
+      </w:pPr>
+      <w:r>
+        <w:t>Novel image denoising method based on CA for salt and pepper noise</w:t>
+      </w:r>
+    </w:p>
+    <w:p>
+      <w:pPr>
+        <w:pStyle w:val="ListParagraph"/>
+        <w:numPr>
+          <w:ilvl w:val="0"/>
+          <w:numId w:val="8"/>
+        </w:numPr>
+      </w:pPr>
+      <w:r>
+        <w:t>Iterative removal of SPN</w:t>
+      </w:r>
+    </w:p>
+    <w:p>
+      <w:pPr>
+        <w:pStyle w:val="ListParagraph"/>
+        <w:numPr>
+          <w:ilvl w:val="0"/>
+          <w:numId w:val="8"/>
+        </w:numPr>
+      </w:pPr>
+      <w:r>
+        <w:t>Achieves higher peak signal to noise ratio and structural similarity index measure</w:t>
+      </w:r>
+      <w:r>
+        <w:t xml:space="preserve"> compared to existing techniques</w:t>
+      </w:r>
+    </w:p>
+    <w:p>
+      <w:pPr>
+        <w:pStyle w:val="ListParagraph"/>
+        <w:numPr>
+          <w:ilvl w:val="0"/>
+          <w:numId w:val="8"/>
+        </w:numPr>
+      </w:pPr>
+      <w:r>
+        <w:t>Stable performance even under severe noise conditions</w:t>
+      </w:r>
+    </w:p>
+    <w:p>
+      <w:pPr>
+        <w:pStyle w:val="Heading1"/>
+      </w:pPr>
+      <w:r>
+        <w:t>Sources</w:t>
+      </w:r>
+    </w:p>
+    <w:p>
+      <w:pPr>
+        <w:pStyle w:val="NoSpacing"/>
+      </w:pPr>
+      <w:r>
+        <w:rPr>
+          <w:b/>
+          <w:bCs/>
+        </w:rPr>
+        <w:lastRenderedPageBreak/>
+        <w:t>Edge Detection</w:t>
+      </w:r>
+      <w:r>
+        <w:t xml:space="preserve">: </w:t>
+      </w:r>
+      <w:r>
+        <w:t>https://en.wikipedia.org/wiki/Edge_detection</w:t>
+      </w:r>
+    </w:p>
+    <w:p>
+      <w:pPr>
+        <w:pStyle w:val="NoSpacing"/>
+      </w:pPr>
+      <w:r>
+        <w:rPr>
+          <w:b/>
+          <w:bCs/>
+        </w:rPr>
+        <w:t>Img Processing</w:t>
+      </w:r>
+      <w:r>
+        <w:t xml:space="preserve">: </w:t>
+      </w:r>
+      <w:hyperlink r:id="rId7" w:history="1">
         <w:r>
           <w:rPr>
             <w:rStyle w:val="Hyperlink"/>
@@ -13,17 +804,83 @@
       </w:hyperlink>
     </w:p>
     <w:p>
-      <w:hyperlink r:id="rId5" w:history="1">
+      <w:pPr>
+        <w:pStyle w:val="NoSpacing"/>
+      </w:pPr>
+      <w:r>
+        <w:rPr>
+          <w:b/>
+          <w:bCs/>
+        </w:rPr>
+        <w:t>Img Noise Types</w:t>
+      </w:r>
+      <w:r>
+        <w:t xml:space="preserve">: </w:t>
+      </w:r>
+      <w:r>
+        <w:t>https://medium.com/@zar_373/understanding-image-noise-exploring-different-kinds-of-noises-in-image-processing-dcd26c6c9e5a</w:t>
+      </w:r>
+    </w:p>
+    <w:p>
+      <w:pPr>
+        <w:pStyle w:val="NoSpacing"/>
+        <w:rPr>
+          <w:lang w:val="de-DE"/>
+        </w:rPr>
+      </w:pPr>
+      <w:r>
+        <w:rPr>
+          <w:b/>
+          <w:bCs/>
+          <w:lang w:val="de-DE"/>
+        </w:rPr>
+        <w:t>Modern Cellular Automata</w:t>
+      </w:r>
+      <w:r>
+        <w:rPr>
+          <w:lang w:val="de-DE"/>
+        </w:rPr>
+        <w:t xml:space="preserve">: </w:t>
+      </w:r>
+      <w:hyperlink r:id="rId8" w:history="1">
         <w:r>
           <w:rPr>
             <w:rStyle w:val="Hyperlink"/>
+            <w:lang w:val="de-DE"/>
           </w:rPr>
-          <w:t>https://link.springer.com/book/10.1007/978-1-4899-0393-8</w:t>
+          <w:t>https://link.springer.com/book/10.1007/978-1-4899</w:t>
+        </w:r>
+        <w:r>
+          <w:rPr>
+            <w:rStyle w:val="Hyperlink"/>
+            <w:lang w:val="de-DE"/>
+          </w:rPr>
+          <w:t>-</w:t>
+        </w:r>
+        <w:r>
+          <w:rPr>
+            <w:rStyle w:val="Hyperlink"/>
+            <w:lang w:val="de-DE"/>
+          </w:rPr>
+          <w:t>0393-8</w:t>
         </w:r>
       </w:hyperlink>
     </w:p>
     <w:p>
-      <w:hyperlink r:id="rId6" w:history="1">
+      <w:pPr>
+        <w:pStyle w:val="NoSpacing"/>
+      </w:pPr>
+      <w:r>
+        <w:rPr>
+          <w:b/>
+          <w:bCs/>
+        </w:rPr>
+        <w:t>Liquid Sim</w:t>
+      </w:r>
+      <w:r>
+        <w:t xml:space="preserve">: </w:t>
+      </w:r>
+      <w:hyperlink r:id="rId9" w:history="1">
         <w:r>
           <w:rPr>
             <w:rStyle w:val="Hyperlink"/>
@@ -33,7 +890,20 @@
       </w:hyperlink>
     </w:p>
     <w:p>
-      <w:hyperlink r:id="rId7" w:history="1">
+      <w:pPr>
+        <w:pStyle w:val="NoSpacing"/>
+      </w:pPr>
+      <w:r>
+        <w:rPr>
+          <w:b/>
+          <w:bCs/>
+        </w:rPr>
+        <w:t>Wikipedia</w:t>
+      </w:r>
+      <w:r>
+        <w:t xml:space="preserve">: </w:t>
+      </w:r>
+      <w:hyperlink r:id="rId10" w:history="1">
         <w:r>
           <w:rPr>
             <w:rStyle w:val="Hyperlink"/>
@@ -43,7 +913,10 @@
       </w:hyperlink>
     </w:p>
     <w:p>
-      <w:hyperlink r:id="rId8" w:history="1">
+      <w:pPr>
+        <w:pStyle w:val="NoSpacing"/>
+      </w:pPr>
+      <w:hyperlink r:id="rId11" w:history="1">
         <w:r>
           <w:rPr>
             <w:rStyle w:val="Hyperlink"/>
@@ -53,7 +926,10 @@
       </w:hyperlink>
     </w:p>
     <w:p>
-      <w:hyperlink r:id="rId9" w:history="1">
+      <w:pPr>
+        <w:pStyle w:val="NoSpacing"/>
+      </w:pPr>
+      <w:hyperlink r:id="rId12" w:history="1">
         <w:r>
           <w:rPr>
             <w:rStyle w:val="Hyperlink"/>
@@ -63,7 +939,10 @@
       </w:hyperlink>
     </w:p>
     <w:p>
-      <w:hyperlink r:id="rId10" w:history="1">
+      <w:pPr>
+        <w:pStyle w:val="NoSpacing"/>
+      </w:pPr>
+      <w:hyperlink r:id="rId13" w:history="1">
         <w:r>
           <w:rPr>
             <w:rStyle w:val="Hyperlink"/>
@@ -73,7 +952,10 @@
       </w:hyperlink>
     </w:p>
     <w:p>
-      <w:hyperlink r:id="rId11" w:history="1">
+      <w:pPr>
+        <w:pStyle w:val="NoSpacing"/>
+      </w:pPr>
+      <w:hyperlink r:id="rId14" w:anchor="cite_note-9" w:history="1">
         <w:r>
           <w:rPr>
             <w:rStyle w:val="Hyperlink"/>
@@ -81,6 +963,220 @@
           <w:t>https://de.wikipedia.org/wiki/Zellul%C3%A4rer_Automat</w:t>
         </w:r>
       </w:hyperlink>
+    </w:p>
+    <w:p>
+      <w:pPr>
+        <w:pStyle w:val="NoSpacing"/>
+      </w:pPr>
+      <w:hyperlink r:id="rId15" w:history="1">
+        <w:r>
+          <w:rPr>
+            <w:rStyle w:val="Hyperlink"/>
+          </w:rPr>
+          <w:t>https://natureofcode.com/</w:t>
+        </w:r>
+      </w:hyperlink>
+    </w:p>
+    <w:p>
+      <w:pPr>
+        <w:pStyle w:val="NoSpacing"/>
+      </w:pPr>
+      <w:r>
+        <w:rPr>
+          <w:b/>
+          <w:bCs/>
+        </w:rPr>
+        <w:t>Hexagons</w:t>
+      </w:r>
+      <w:r>
+        <w:t xml:space="preserve">: </w:t>
+      </w:r>
+      <w:hyperlink r:id="rId16" w:history="1">
+        <w:r>
+          <w:rPr>
+            <w:rStyle w:val="Hyperlink"/>
+          </w:rPr>
+          <w:t>https://www.redblobgames.com/grids/hexagons/</w:t>
+        </w:r>
+      </w:hyperlink>
+    </w:p>
+    <w:p>
+      <w:pPr>
+        <w:pStyle w:val="NoSpacing"/>
+      </w:pPr>
+      <w:r>
+        <w:rPr>
+          <w:b/>
+          <w:bCs/>
+        </w:rPr>
+        <w:t>Neural Cellular Automata</w:t>
+      </w:r>
+      <w:r>
+        <w:t xml:space="preserve">: </w:t>
+      </w:r>
+      <w:hyperlink r:id="rId17" w:history="1">
+        <w:r>
+          <w:rPr>
+            <w:rStyle w:val="Hyperlink"/>
+          </w:rPr>
+          <w:t>https://distill.pub/2020/growing-ca/</w:t>
+        </w:r>
+      </w:hyperlink>
+    </w:p>
+    <w:p>
+      <w:pPr>
+        <w:pStyle w:val="NoSpacing"/>
+        <w:rPr>
+          <w:lang w:val="de-DE"/>
+        </w:rPr>
+      </w:pPr>
+      <w:r>
+        <w:rPr>
+          <w:b/>
+          <w:bCs/>
+          <w:lang w:val="de-DE"/>
+        </w:rPr>
+        <w:t>Map Gen</w:t>
+      </w:r>
+      <w:r>
+        <w:rPr>
+          <w:lang w:val="de-DE"/>
+        </w:rPr>
+        <w:t xml:space="preserve">: </w:t>
+      </w:r>
+      <w:hyperlink r:id="rId18" w:history="1">
+        <w:r>
+          <w:rPr>
+            <w:rStyle w:val="Hyperlink"/>
+            <w:lang w:val="de-DE"/>
+          </w:rPr>
+          <w:t>https://christianjmills.com/posts/procedural-map-generation-techniques-notes/#map-generation-algorithms</w:t>
+        </w:r>
+      </w:hyperlink>
+    </w:p>
+    <w:p>
+      <w:pPr>
+        <w:pStyle w:val="NoSpacing"/>
+        <w:rPr>
+          <w:lang w:val="de-DE"/>
+        </w:rPr>
+      </w:pPr>
+      <w:hyperlink r:id="rId19" w:history="1">
+        <w:r>
+          <w:rPr>
+            <w:rStyle w:val="Hyperlink"/>
+            <w:lang w:val="de-DE"/>
+          </w:rPr>
+          <w:t>https://excaliburjs.com/blog/Cellular%20Automata/#uses-in-game-development</w:t>
+        </w:r>
+      </w:hyperlink>
+    </w:p>
+    <w:p>
+      <w:pPr>
+        <w:pStyle w:val="NoSpacing"/>
+        <w:rPr>
+          <w:lang w:val="de-DE"/>
+        </w:rPr>
+      </w:pPr>
+      <w:hyperlink r:id="rId20" w:history="1">
+        <w:r>
+          <w:rPr>
+            <w:rStyle w:val="Hyperlink"/>
+            <w:lang w:val="de-DE"/>
+          </w:rPr>
+          <w:t>https://medium.com/universe-factory/this-post-is-about-a-world-building-tool-ive-been-working-on-5d9560844ff5</w:t>
+        </w:r>
+      </w:hyperlink>
+    </w:p>
+    <w:p>
+      <w:pPr>
+        <w:pStyle w:val="NoSpacing"/>
+        <w:rPr>
+          <w:lang w:val="de-DE"/>
+        </w:rPr>
+      </w:pPr>
+      <w:hyperlink r:id="rId21" w:history="1">
+        <w:r>
+          <w:rPr>
+            <w:rStyle w:val="Hyperlink"/>
+            <w:lang w:val="de-DE"/>
+          </w:rPr>
+          <w:t>https://bronsonzgeb.com/index.php/2022/01/30/procedural-generation-with-cellular-automata/</w:t>
+        </w:r>
+      </w:hyperlink>
+    </w:p>
+    <w:p>
+      <w:pPr>
+        <w:pStyle w:val="NoSpacing"/>
+        <w:rPr>
+          <w:lang w:val="de-DE"/>
+        </w:rPr>
+      </w:pPr>
+      <w:hyperlink r:id="rId22" w:history="1">
+        <w:r>
+          <w:rPr>
+            <w:rStyle w:val="Hyperlink"/>
+            <w:lang w:val="de-DE"/>
+          </w:rPr>
+          <w:t>https://www.roguebasin.com/index.php/Cellular_Automata_Method_for_Generating_Random_Cave-Like_Levels</w:t>
+        </w:r>
+      </w:hyperlink>
+    </w:p>
+    <w:p>
+      <w:pPr>
+        <w:pStyle w:val="NoSpacing"/>
+        <w:rPr>
+          <w:lang w:val="de-DE"/>
+        </w:rPr>
+      </w:pPr>
+      <w:hyperlink r:id="rId23" w:history="1">
+        <w:r>
+          <w:rPr>
+            <w:rStyle w:val="Hyperlink"/>
+            <w:lang w:val="de-DE"/>
+          </w:rPr>
+          <w:t>https://medium.com/@JelloRanger/random-and-procedural-map-generation-part-1-noise-and-maps-cc78fc776172</w:t>
+        </w:r>
+      </w:hyperlink>
+    </w:p>
+    <w:p>
+      <w:pPr>
+        <w:pStyle w:val="NoSpacing"/>
+        <w:rPr>
+          <w:lang w:val="de-DE"/>
+        </w:rPr>
+      </w:pPr>
+      <w:hyperlink r:id="rId24" w:history="1">
+        <w:r>
+          <w:rPr>
+            <w:rStyle w:val="Hyperlink"/>
+            <w:lang w:val="de-DE"/>
+          </w:rPr>
+          <w:t>https://www.reddit.com/r/roguelikedev/comments/11d659z/what_are_essential_procedural_generation/</w:t>
+        </w:r>
+      </w:hyperlink>
+    </w:p>
+    <w:p>
+      <w:pPr>
+        <w:pStyle w:val="NoSpacing"/>
+        <w:rPr>
+          <w:lang w:val="de-DE"/>
+        </w:rPr>
+      </w:pPr>
+    </w:p>
+    <w:p>
+      <w:pPr>
+        <w:rPr>
+          <w:lang w:val="de-DE"/>
+        </w:rPr>
+      </w:pPr>
+    </w:p>
+    <w:p>
+      <w:pPr>
+        <w:rPr>
+          <w:lang w:val="de-DE"/>
+        </w:rPr>
+      </w:pPr>
     </w:p>
     <w:sectPr>
       <w:pgSz w:w="12240" w:h="15840"/>
@@ -92,22 +1188,2547 @@
 </w:document>
 </file>
 
+<file path=word/numbering.xml><?xml version="1.0" encoding="utf-8"?>
+<w:numbering xmlns:wpc="http://schemas.microsoft.com/office/word/2010/wordprocessingCanvas" xmlns:cx="http://schemas.microsoft.com/office/drawing/2014/chartex" xmlns:cx1="http://schemas.microsoft.com/office/drawing/2015/9/8/chartex" xmlns:cx2="http://schemas.microsoft.com/office/drawing/2015/10/21/chartex" xmlns:cx3="http://schemas.microsoft.com/office/drawing/2016/5/9/chartex" xmlns:cx4="http://schemas.microsoft.com/office/drawing/2016/5/10/chartex" xmlns:cx5="http://schemas.microsoft.com/office/drawing/2016/5/11/chartex" xmlns:cx6="http://schemas.microsoft.com/office/drawing/2016/5/12/chartex" xmlns:cx7="http://schemas.microsoft.com/office/drawing/2016/5/13/chartex" xmlns:cx8="http://schemas.microsoft.com/office/drawing/2016/5/14/chartex" xmlns:mc="http://schemas.openxmlformats.org/markup-compatibility/2006" xmlns:aink="http://schemas.microsoft.com/office/drawing/2016/ink" xmlns:am3d="http://schemas.microsoft.com/office/drawing/2017/model3d" xmlns:o="urn:schemas-microsoft-com:office:office" xmlns:oel="http://schemas.microsoft.com/office/2019/extlst" xmlns:r="http://schemas.openxmlformats.org/officeDocument/2006/relationships" xmlns:m="http://schemas.openxmlformats.org/officeDocument/2006/math" xmlns:v="urn:schemas-microsoft-com:vml" xmlns:wp14="http://schemas.microsoft.com/office/word/2010/wordprocessingDrawing" xmlns:wp="http://schemas.openxmlformats.org/drawingml/2006/wordprocessingDrawing" xmlns:w10="urn:schemas-microsoft-com:office:word" xmlns:w="http://schemas.openxmlformats.org/wordprocessingml/2006/main" xmlns:w14="http://schemas.microsoft.com/office/word/2010/wordml" xmlns:w15="http://schemas.microsoft.com/office/word/2012/wordml" xmlns:w16cex="http://schemas.microsoft.com/office/word/2018/wordml/cex" xmlns:w16cid="http://schemas.microsoft.com/office/word/2016/wordml/cid" xmlns:w16="http://schemas.microsoft.com/office/word/2018/wordml" xmlns:w16du="http://schemas.microsoft.com/office/word/2023/wordml/word16du" xmlns:w16sdtdh="http://schemas.microsoft.com/office/word/2020/wordml/sdtdatahash" xmlns:w16sdtfl="http://schemas.microsoft.com/office/word/2024/wordml/sdtformatlock" xmlns:w16se="http://schemas.microsoft.com/office/word/2015/wordml/symex" xmlns:wpg="http://schemas.microsoft.com/office/word/2010/wordprocessingGroup" xmlns:wpi="http://schemas.microsoft.com/office/word/2010/wordprocessingInk" xmlns:wne="http://schemas.microsoft.com/office/word/2006/wordml" xmlns:wps="http://schemas.microsoft.com/office/word/2010/wordprocessingShape" mc:Ignorable="w14 w15 w16se w16cid w16 w16cex w16sdtdh w16sdtfl w16du wp14">
+  <w:abstractNum w:abstractNumId="0" w15:restartNumberingAfterBreak="0">
+    <w:nsid w:val="02F80DEC"/>
+    <w:multiLevelType w:val="hybridMultilevel"/>
+    <w:tmpl w:val="8D86D874"/>
+    <w:lvl w:ilvl="0" w:tplc="04090001">
+      <w:start w:val="1"/>
+      <w:numFmt w:val="bullet"/>
+      <w:lvlText w:val=""/>
+      <w:lvlJc w:val="left"/>
+      <w:pPr>
+        <w:ind w:left="720" w:hanging="360"/>
+      </w:pPr>
+      <w:rPr>
+        <w:rFonts w:ascii="Symbol" w:hAnsi="Symbol" w:hint="default"/>
+      </w:rPr>
+    </w:lvl>
+    <w:lvl w:ilvl="1" w:tplc="04090003" w:tentative="1">
+      <w:start w:val="1"/>
+      <w:numFmt w:val="bullet"/>
+      <w:lvlText w:val="o"/>
+      <w:lvlJc w:val="left"/>
+      <w:pPr>
+        <w:ind w:left="1440" w:hanging="360"/>
+      </w:pPr>
+      <w:rPr>
+        <w:rFonts w:ascii="Courier New" w:hAnsi="Courier New" w:cs="Courier New" w:hint="default"/>
+      </w:rPr>
+    </w:lvl>
+    <w:lvl w:ilvl="2" w:tplc="04090005" w:tentative="1">
+      <w:start w:val="1"/>
+      <w:numFmt w:val="bullet"/>
+      <w:lvlText w:val=""/>
+      <w:lvlJc w:val="left"/>
+      <w:pPr>
+        <w:ind w:left="2160" w:hanging="360"/>
+      </w:pPr>
+      <w:rPr>
+        <w:rFonts w:ascii="Wingdings" w:hAnsi="Wingdings" w:hint="default"/>
+      </w:rPr>
+    </w:lvl>
+    <w:lvl w:ilvl="3" w:tplc="04090001" w:tentative="1">
+      <w:start w:val="1"/>
+      <w:numFmt w:val="bullet"/>
+      <w:lvlText w:val=""/>
+      <w:lvlJc w:val="left"/>
+      <w:pPr>
+        <w:ind w:left="2880" w:hanging="360"/>
+      </w:pPr>
+      <w:rPr>
+        <w:rFonts w:ascii="Symbol" w:hAnsi="Symbol" w:hint="default"/>
+      </w:rPr>
+    </w:lvl>
+    <w:lvl w:ilvl="4" w:tplc="04090003" w:tentative="1">
+      <w:start w:val="1"/>
+      <w:numFmt w:val="bullet"/>
+      <w:lvlText w:val="o"/>
+      <w:lvlJc w:val="left"/>
+      <w:pPr>
+        <w:ind w:left="3600" w:hanging="360"/>
+      </w:pPr>
+      <w:rPr>
+        <w:rFonts w:ascii="Courier New" w:hAnsi="Courier New" w:cs="Courier New" w:hint="default"/>
+      </w:rPr>
+    </w:lvl>
+    <w:lvl w:ilvl="5" w:tplc="04090005" w:tentative="1">
+      <w:start w:val="1"/>
+      <w:numFmt w:val="bullet"/>
+      <w:lvlText w:val=""/>
+      <w:lvlJc w:val="left"/>
+      <w:pPr>
+        <w:ind w:left="4320" w:hanging="360"/>
+      </w:pPr>
+      <w:rPr>
+        <w:rFonts w:ascii="Wingdings" w:hAnsi="Wingdings" w:hint="default"/>
+      </w:rPr>
+    </w:lvl>
+    <w:lvl w:ilvl="6" w:tplc="04090001" w:tentative="1">
+      <w:start w:val="1"/>
+      <w:numFmt w:val="bullet"/>
+      <w:lvlText w:val=""/>
+      <w:lvlJc w:val="left"/>
+      <w:pPr>
+        <w:ind w:left="5040" w:hanging="360"/>
+      </w:pPr>
+      <w:rPr>
+        <w:rFonts w:ascii="Symbol" w:hAnsi="Symbol" w:hint="default"/>
+      </w:rPr>
+    </w:lvl>
+    <w:lvl w:ilvl="7" w:tplc="04090003" w:tentative="1">
+      <w:start w:val="1"/>
+      <w:numFmt w:val="bullet"/>
+      <w:lvlText w:val="o"/>
+      <w:lvlJc w:val="left"/>
+      <w:pPr>
+        <w:ind w:left="5760" w:hanging="360"/>
+      </w:pPr>
+      <w:rPr>
+        <w:rFonts w:ascii="Courier New" w:hAnsi="Courier New" w:cs="Courier New" w:hint="default"/>
+      </w:rPr>
+    </w:lvl>
+    <w:lvl w:ilvl="8" w:tplc="04090005" w:tentative="1">
+      <w:start w:val="1"/>
+      <w:numFmt w:val="bullet"/>
+      <w:lvlText w:val=""/>
+      <w:lvlJc w:val="left"/>
+      <w:pPr>
+        <w:ind w:left="6480" w:hanging="360"/>
+      </w:pPr>
+      <w:rPr>
+        <w:rFonts w:ascii="Wingdings" w:hAnsi="Wingdings" w:hint="default"/>
+      </w:rPr>
+    </w:lvl>
+  </w:abstractNum>
+  <w:abstractNum w:abstractNumId="1" w15:restartNumberingAfterBreak="0">
+    <w:nsid w:val="033946C8"/>
+    <w:multiLevelType w:val="hybridMultilevel"/>
+    <w:tmpl w:val="7A30EC52"/>
+    <w:lvl w:ilvl="0" w:tplc="04090001">
+      <w:start w:val="1"/>
+      <w:numFmt w:val="bullet"/>
+      <w:lvlText w:val=""/>
+      <w:lvlJc w:val="left"/>
+      <w:pPr>
+        <w:ind w:left="1440" w:hanging="360"/>
+      </w:pPr>
+      <w:rPr>
+        <w:rFonts w:ascii="Symbol" w:hAnsi="Symbol" w:hint="default"/>
+      </w:rPr>
+    </w:lvl>
+    <w:lvl w:ilvl="1" w:tplc="04090003" w:tentative="1">
+      <w:start w:val="1"/>
+      <w:numFmt w:val="bullet"/>
+      <w:lvlText w:val="o"/>
+      <w:lvlJc w:val="left"/>
+      <w:pPr>
+        <w:ind w:left="2160" w:hanging="360"/>
+      </w:pPr>
+      <w:rPr>
+        <w:rFonts w:ascii="Courier New" w:hAnsi="Courier New" w:cs="Courier New" w:hint="default"/>
+      </w:rPr>
+    </w:lvl>
+    <w:lvl w:ilvl="2" w:tplc="04090005" w:tentative="1">
+      <w:start w:val="1"/>
+      <w:numFmt w:val="bullet"/>
+      <w:lvlText w:val=""/>
+      <w:lvlJc w:val="left"/>
+      <w:pPr>
+        <w:ind w:left="2880" w:hanging="360"/>
+      </w:pPr>
+      <w:rPr>
+        <w:rFonts w:ascii="Wingdings" w:hAnsi="Wingdings" w:hint="default"/>
+      </w:rPr>
+    </w:lvl>
+    <w:lvl w:ilvl="3" w:tplc="04090001" w:tentative="1">
+      <w:start w:val="1"/>
+      <w:numFmt w:val="bullet"/>
+      <w:lvlText w:val=""/>
+      <w:lvlJc w:val="left"/>
+      <w:pPr>
+        <w:ind w:left="3600" w:hanging="360"/>
+      </w:pPr>
+      <w:rPr>
+        <w:rFonts w:ascii="Symbol" w:hAnsi="Symbol" w:hint="default"/>
+      </w:rPr>
+    </w:lvl>
+    <w:lvl w:ilvl="4" w:tplc="04090003" w:tentative="1">
+      <w:start w:val="1"/>
+      <w:numFmt w:val="bullet"/>
+      <w:lvlText w:val="o"/>
+      <w:lvlJc w:val="left"/>
+      <w:pPr>
+        <w:ind w:left="4320" w:hanging="360"/>
+      </w:pPr>
+      <w:rPr>
+        <w:rFonts w:ascii="Courier New" w:hAnsi="Courier New" w:cs="Courier New" w:hint="default"/>
+      </w:rPr>
+    </w:lvl>
+    <w:lvl w:ilvl="5" w:tplc="04090005" w:tentative="1">
+      <w:start w:val="1"/>
+      <w:numFmt w:val="bullet"/>
+      <w:lvlText w:val=""/>
+      <w:lvlJc w:val="left"/>
+      <w:pPr>
+        <w:ind w:left="5040" w:hanging="360"/>
+      </w:pPr>
+      <w:rPr>
+        <w:rFonts w:ascii="Wingdings" w:hAnsi="Wingdings" w:hint="default"/>
+      </w:rPr>
+    </w:lvl>
+    <w:lvl w:ilvl="6" w:tplc="04090001" w:tentative="1">
+      <w:start w:val="1"/>
+      <w:numFmt w:val="bullet"/>
+      <w:lvlText w:val=""/>
+      <w:lvlJc w:val="left"/>
+      <w:pPr>
+        <w:ind w:left="5760" w:hanging="360"/>
+      </w:pPr>
+      <w:rPr>
+        <w:rFonts w:ascii="Symbol" w:hAnsi="Symbol" w:hint="default"/>
+      </w:rPr>
+    </w:lvl>
+    <w:lvl w:ilvl="7" w:tplc="04090003" w:tentative="1">
+      <w:start w:val="1"/>
+      <w:numFmt w:val="bullet"/>
+      <w:lvlText w:val="o"/>
+      <w:lvlJc w:val="left"/>
+      <w:pPr>
+        <w:ind w:left="6480" w:hanging="360"/>
+      </w:pPr>
+      <w:rPr>
+        <w:rFonts w:ascii="Courier New" w:hAnsi="Courier New" w:cs="Courier New" w:hint="default"/>
+      </w:rPr>
+    </w:lvl>
+    <w:lvl w:ilvl="8" w:tplc="04090005" w:tentative="1">
+      <w:start w:val="1"/>
+      <w:numFmt w:val="bullet"/>
+      <w:lvlText w:val=""/>
+      <w:lvlJc w:val="left"/>
+      <w:pPr>
+        <w:ind w:left="7200" w:hanging="360"/>
+      </w:pPr>
+      <w:rPr>
+        <w:rFonts w:ascii="Wingdings" w:hAnsi="Wingdings" w:hint="default"/>
+      </w:rPr>
+    </w:lvl>
+  </w:abstractNum>
+  <w:abstractNum w:abstractNumId="2" w15:restartNumberingAfterBreak="0">
+    <w:nsid w:val="06CE4764"/>
+    <w:multiLevelType w:val="hybridMultilevel"/>
+    <w:tmpl w:val="0638E4C6"/>
+    <w:lvl w:ilvl="0" w:tplc="04090001">
+      <w:start w:val="1"/>
+      <w:numFmt w:val="bullet"/>
+      <w:lvlText w:val=""/>
+      <w:lvlJc w:val="left"/>
+      <w:pPr>
+        <w:ind w:left="720" w:hanging="360"/>
+      </w:pPr>
+      <w:rPr>
+        <w:rFonts w:ascii="Symbol" w:hAnsi="Symbol" w:hint="default"/>
+      </w:rPr>
+    </w:lvl>
+    <w:lvl w:ilvl="1" w:tplc="04090003" w:tentative="1">
+      <w:start w:val="1"/>
+      <w:numFmt w:val="bullet"/>
+      <w:lvlText w:val="o"/>
+      <w:lvlJc w:val="left"/>
+      <w:pPr>
+        <w:ind w:left="1440" w:hanging="360"/>
+      </w:pPr>
+      <w:rPr>
+        <w:rFonts w:ascii="Courier New" w:hAnsi="Courier New" w:cs="Courier New" w:hint="default"/>
+      </w:rPr>
+    </w:lvl>
+    <w:lvl w:ilvl="2" w:tplc="04090005" w:tentative="1">
+      <w:start w:val="1"/>
+      <w:numFmt w:val="bullet"/>
+      <w:lvlText w:val=""/>
+      <w:lvlJc w:val="left"/>
+      <w:pPr>
+        <w:ind w:left="2160" w:hanging="360"/>
+      </w:pPr>
+      <w:rPr>
+        <w:rFonts w:ascii="Wingdings" w:hAnsi="Wingdings" w:hint="default"/>
+      </w:rPr>
+    </w:lvl>
+    <w:lvl w:ilvl="3" w:tplc="04090001" w:tentative="1">
+      <w:start w:val="1"/>
+      <w:numFmt w:val="bullet"/>
+      <w:lvlText w:val=""/>
+      <w:lvlJc w:val="left"/>
+      <w:pPr>
+        <w:ind w:left="2880" w:hanging="360"/>
+      </w:pPr>
+      <w:rPr>
+        <w:rFonts w:ascii="Symbol" w:hAnsi="Symbol" w:hint="default"/>
+      </w:rPr>
+    </w:lvl>
+    <w:lvl w:ilvl="4" w:tplc="04090003" w:tentative="1">
+      <w:start w:val="1"/>
+      <w:numFmt w:val="bullet"/>
+      <w:lvlText w:val="o"/>
+      <w:lvlJc w:val="left"/>
+      <w:pPr>
+        <w:ind w:left="3600" w:hanging="360"/>
+      </w:pPr>
+      <w:rPr>
+        <w:rFonts w:ascii="Courier New" w:hAnsi="Courier New" w:cs="Courier New" w:hint="default"/>
+      </w:rPr>
+    </w:lvl>
+    <w:lvl w:ilvl="5" w:tplc="04090005" w:tentative="1">
+      <w:start w:val="1"/>
+      <w:numFmt w:val="bullet"/>
+      <w:lvlText w:val=""/>
+      <w:lvlJc w:val="left"/>
+      <w:pPr>
+        <w:ind w:left="4320" w:hanging="360"/>
+      </w:pPr>
+      <w:rPr>
+        <w:rFonts w:ascii="Wingdings" w:hAnsi="Wingdings" w:hint="default"/>
+      </w:rPr>
+    </w:lvl>
+    <w:lvl w:ilvl="6" w:tplc="04090001" w:tentative="1">
+      <w:start w:val="1"/>
+      <w:numFmt w:val="bullet"/>
+      <w:lvlText w:val=""/>
+      <w:lvlJc w:val="left"/>
+      <w:pPr>
+        <w:ind w:left="5040" w:hanging="360"/>
+      </w:pPr>
+      <w:rPr>
+        <w:rFonts w:ascii="Symbol" w:hAnsi="Symbol" w:hint="default"/>
+      </w:rPr>
+    </w:lvl>
+    <w:lvl w:ilvl="7" w:tplc="04090003" w:tentative="1">
+      <w:start w:val="1"/>
+      <w:numFmt w:val="bullet"/>
+      <w:lvlText w:val="o"/>
+      <w:lvlJc w:val="left"/>
+      <w:pPr>
+        <w:ind w:left="5760" w:hanging="360"/>
+      </w:pPr>
+      <w:rPr>
+        <w:rFonts w:ascii="Courier New" w:hAnsi="Courier New" w:cs="Courier New" w:hint="default"/>
+      </w:rPr>
+    </w:lvl>
+    <w:lvl w:ilvl="8" w:tplc="04090005" w:tentative="1">
+      <w:start w:val="1"/>
+      <w:numFmt w:val="bullet"/>
+      <w:lvlText w:val=""/>
+      <w:lvlJc w:val="left"/>
+      <w:pPr>
+        <w:ind w:left="6480" w:hanging="360"/>
+      </w:pPr>
+      <w:rPr>
+        <w:rFonts w:ascii="Wingdings" w:hAnsi="Wingdings" w:hint="default"/>
+      </w:rPr>
+    </w:lvl>
+  </w:abstractNum>
+  <w:abstractNum w:abstractNumId="3" w15:restartNumberingAfterBreak="0">
+    <w:nsid w:val="150C21EC"/>
+    <w:multiLevelType w:val="hybridMultilevel"/>
+    <w:tmpl w:val="2F507ED0"/>
+    <w:lvl w:ilvl="0" w:tplc="04090001">
+      <w:start w:val="1"/>
+      <w:numFmt w:val="bullet"/>
+      <w:lvlText w:val=""/>
+      <w:lvlJc w:val="left"/>
+      <w:pPr>
+        <w:ind w:left="720" w:hanging="360"/>
+      </w:pPr>
+      <w:rPr>
+        <w:rFonts w:ascii="Symbol" w:hAnsi="Symbol" w:hint="default"/>
+      </w:rPr>
+    </w:lvl>
+    <w:lvl w:ilvl="1" w:tplc="04090003">
+      <w:start w:val="1"/>
+      <w:numFmt w:val="bullet"/>
+      <w:lvlText w:val="o"/>
+      <w:lvlJc w:val="left"/>
+      <w:pPr>
+        <w:ind w:left="1440" w:hanging="360"/>
+      </w:pPr>
+      <w:rPr>
+        <w:rFonts w:ascii="Courier New" w:hAnsi="Courier New" w:cs="Courier New" w:hint="default"/>
+      </w:rPr>
+    </w:lvl>
+    <w:lvl w:ilvl="2" w:tplc="04090005" w:tentative="1">
+      <w:start w:val="1"/>
+      <w:numFmt w:val="bullet"/>
+      <w:lvlText w:val=""/>
+      <w:lvlJc w:val="left"/>
+      <w:pPr>
+        <w:ind w:left="2160" w:hanging="360"/>
+      </w:pPr>
+      <w:rPr>
+        <w:rFonts w:ascii="Wingdings" w:hAnsi="Wingdings" w:hint="default"/>
+      </w:rPr>
+    </w:lvl>
+    <w:lvl w:ilvl="3" w:tplc="04090001" w:tentative="1">
+      <w:start w:val="1"/>
+      <w:numFmt w:val="bullet"/>
+      <w:lvlText w:val=""/>
+      <w:lvlJc w:val="left"/>
+      <w:pPr>
+        <w:ind w:left="2880" w:hanging="360"/>
+      </w:pPr>
+      <w:rPr>
+        <w:rFonts w:ascii="Symbol" w:hAnsi="Symbol" w:hint="default"/>
+      </w:rPr>
+    </w:lvl>
+    <w:lvl w:ilvl="4" w:tplc="04090003" w:tentative="1">
+      <w:start w:val="1"/>
+      <w:numFmt w:val="bullet"/>
+      <w:lvlText w:val="o"/>
+      <w:lvlJc w:val="left"/>
+      <w:pPr>
+        <w:ind w:left="3600" w:hanging="360"/>
+      </w:pPr>
+      <w:rPr>
+        <w:rFonts w:ascii="Courier New" w:hAnsi="Courier New" w:cs="Courier New" w:hint="default"/>
+      </w:rPr>
+    </w:lvl>
+    <w:lvl w:ilvl="5" w:tplc="04090005" w:tentative="1">
+      <w:start w:val="1"/>
+      <w:numFmt w:val="bullet"/>
+      <w:lvlText w:val=""/>
+      <w:lvlJc w:val="left"/>
+      <w:pPr>
+        <w:ind w:left="4320" w:hanging="360"/>
+      </w:pPr>
+      <w:rPr>
+        <w:rFonts w:ascii="Wingdings" w:hAnsi="Wingdings" w:hint="default"/>
+      </w:rPr>
+    </w:lvl>
+    <w:lvl w:ilvl="6" w:tplc="04090001" w:tentative="1">
+      <w:start w:val="1"/>
+      <w:numFmt w:val="bullet"/>
+      <w:lvlText w:val=""/>
+      <w:lvlJc w:val="left"/>
+      <w:pPr>
+        <w:ind w:left="5040" w:hanging="360"/>
+      </w:pPr>
+      <w:rPr>
+        <w:rFonts w:ascii="Symbol" w:hAnsi="Symbol" w:hint="default"/>
+      </w:rPr>
+    </w:lvl>
+    <w:lvl w:ilvl="7" w:tplc="04090003" w:tentative="1">
+      <w:start w:val="1"/>
+      <w:numFmt w:val="bullet"/>
+      <w:lvlText w:val="o"/>
+      <w:lvlJc w:val="left"/>
+      <w:pPr>
+        <w:ind w:left="5760" w:hanging="360"/>
+      </w:pPr>
+      <w:rPr>
+        <w:rFonts w:ascii="Courier New" w:hAnsi="Courier New" w:cs="Courier New" w:hint="default"/>
+      </w:rPr>
+    </w:lvl>
+    <w:lvl w:ilvl="8" w:tplc="04090005" w:tentative="1">
+      <w:start w:val="1"/>
+      <w:numFmt w:val="bullet"/>
+      <w:lvlText w:val=""/>
+      <w:lvlJc w:val="left"/>
+      <w:pPr>
+        <w:ind w:left="6480" w:hanging="360"/>
+      </w:pPr>
+      <w:rPr>
+        <w:rFonts w:ascii="Wingdings" w:hAnsi="Wingdings" w:hint="default"/>
+      </w:rPr>
+    </w:lvl>
+  </w:abstractNum>
+  <w:abstractNum w:abstractNumId="4" w15:restartNumberingAfterBreak="0">
+    <w:nsid w:val="199F2AC6"/>
+    <w:multiLevelType w:val="hybridMultilevel"/>
+    <w:tmpl w:val="D91C848C"/>
+    <w:lvl w:ilvl="0" w:tplc="04090001">
+      <w:start w:val="1"/>
+      <w:numFmt w:val="bullet"/>
+      <w:lvlText w:val=""/>
+      <w:lvlJc w:val="left"/>
+      <w:pPr>
+        <w:ind w:left="720" w:hanging="360"/>
+      </w:pPr>
+      <w:rPr>
+        <w:rFonts w:ascii="Symbol" w:hAnsi="Symbol" w:hint="default"/>
+      </w:rPr>
+    </w:lvl>
+    <w:lvl w:ilvl="1" w:tplc="04090003" w:tentative="1">
+      <w:start w:val="1"/>
+      <w:numFmt w:val="bullet"/>
+      <w:lvlText w:val="o"/>
+      <w:lvlJc w:val="left"/>
+      <w:pPr>
+        <w:ind w:left="1440" w:hanging="360"/>
+      </w:pPr>
+      <w:rPr>
+        <w:rFonts w:ascii="Courier New" w:hAnsi="Courier New" w:cs="Courier New" w:hint="default"/>
+      </w:rPr>
+    </w:lvl>
+    <w:lvl w:ilvl="2" w:tplc="04090005" w:tentative="1">
+      <w:start w:val="1"/>
+      <w:numFmt w:val="bullet"/>
+      <w:lvlText w:val=""/>
+      <w:lvlJc w:val="left"/>
+      <w:pPr>
+        <w:ind w:left="2160" w:hanging="360"/>
+      </w:pPr>
+      <w:rPr>
+        <w:rFonts w:ascii="Wingdings" w:hAnsi="Wingdings" w:hint="default"/>
+      </w:rPr>
+    </w:lvl>
+    <w:lvl w:ilvl="3" w:tplc="04090001" w:tentative="1">
+      <w:start w:val="1"/>
+      <w:numFmt w:val="bullet"/>
+      <w:lvlText w:val=""/>
+      <w:lvlJc w:val="left"/>
+      <w:pPr>
+        <w:ind w:left="2880" w:hanging="360"/>
+      </w:pPr>
+      <w:rPr>
+        <w:rFonts w:ascii="Symbol" w:hAnsi="Symbol" w:hint="default"/>
+      </w:rPr>
+    </w:lvl>
+    <w:lvl w:ilvl="4" w:tplc="04090003" w:tentative="1">
+      <w:start w:val="1"/>
+      <w:numFmt w:val="bullet"/>
+      <w:lvlText w:val="o"/>
+      <w:lvlJc w:val="left"/>
+      <w:pPr>
+        <w:ind w:left="3600" w:hanging="360"/>
+      </w:pPr>
+      <w:rPr>
+        <w:rFonts w:ascii="Courier New" w:hAnsi="Courier New" w:cs="Courier New" w:hint="default"/>
+      </w:rPr>
+    </w:lvl>
+    <w:lvl w:ilvl="5" w:tplc="04090005" w:tentative="1">
+      <w:start w:val="1"/>
+      <w:numFmt w:val="bullet"/>
+      <w:lvlText w:val=""/>
+      <w:lvlJc w:val="left"/>
+      <w:pPr>
+        <w:ind w:left="4320" w:hanging="360"/>
+      </w:pPr>
+      <w:rPr>
+        <w:rFonts w:ascii="Wingdings" w:hAnsi="Wingdings" w:hint="default"/>
+      </w:rPr>
+    </w:lvl>
+    <w:lvl w:ilvl="6" w:tplc="04090001" w:tentative="1">
+      <w:start w:val="1"/>
+      <w:numFmt w:val="bullet"/>
+      <w:lvlText w:val=""/>
+      <w:lvlJc w:val="left"/>
+      <w:pPr>
+        <w:ind w:left="5040" w:hanging="360"/>
+      </w:pPr>
+      <w:rPr>
+        <w:rFonts w:ascii="Symbol" w:hAnsi="Symbol" w:hint="default"/>
+      </w:rPr>
+    </w:lvl>
+    <w:lvl w:ilvl="7" w:tplc="04090003" w:tentative="1">
+      <w:start w:val="1"/>
+      <w:numFmt w:val="bullet"/>
+      <w:lvlText w:val="o"/>
+      <w:lvlJc w:val="left"/>
+      <w:pPr>
+        <w:ind w:left="5760" w:hanging="360"/>
+      </w:pPr>
+      <w:rPr>
+        <w:rFonts w:ascii="Courier New" w:hAnsi="Courier New" w:cs="Courier New" w:hint="default"/>
+      </w:rPr>
+    </w:lvl>
+    <w:lvl w:ilvl="8" w:tplc="04090005" w:tentative="1">
+      <w:start w:val="1"/>
+      <w:numFmt w:val="bullet"/>
+      <w:lvlText w:val=""/>
+      <w:lvlJc w:val="left"/>
+      <w:pPr>
+        <w:ind w:left="6480" w:hanging="360"/>
+      </w:pPr>
+      <w:rPr>
+        <w:rFonts w:ascii="Wingdings" w:hAnsi="Wingdings" w:hint="default"/>
+      </w:rPr>
+    </w:lvl>
+  </w:abstractNum>
+  <w:abstractNum w:abstractNumId="5" w15:restartNumberingAfterBreak="0">
+    <w:nsid w:val="24F03CF2"/>
+    <w:multiLevelType w:val="hybridMultilevel"/>
+    <w:tmpl w:val="7BFCE5B4"/>
+    <w:lvl w:ilvl="0" w:tplc="04090001">
+      <w:start w:val="1"/>
+      <w:numFmt w:val="bullet"/>
+      <w:lvlText w:val=""/>
+      <w:lvlJc w:val="left"/>
+      <w:pPr>
+        <w:ind w:left="720" w:hanging="360"/>
+      </w:pPr>
+      <w:rPr>
+        <w:rFonts w:ascii="Symbol" w:hAnsi="Symbol" w:hint="default"/>
+      </w:rPr>
+    </w:lvl>
+    <w:lvl w:ilvl="1" w:tplc="04090003" w:tentative="1">
+      <w:start w:val="1"/>
+      <w:numFmt w:val="bullet"/>
+      <w:lvlText w:val="o"/>
+      <w:lvlJc w:val="left"/>
+      <w:pPr>
+        <w:ind w:left="1440" w:hanging="360"/>
+      </w:pPr>
+      <w:rPr>
+        <w:rFonts w:ascii="Courier New" w:hAnsi="Courier New" w:cs="Courier New" w:hint="default"/>
+      </w:rPr>
+    </w:lvl>
+    <w:lvl w:ilvl="2" w:tplc="04090005" w:tentative="1">
+      <w:start w:val="1"/>
+      <w:numFmt w:val="bullet"/>
+      <w:lvlText w:val=""/>
+      <w:lvlJc w:val="left"/>
+      <w:pPr>
+        <w:ind w:left="2160" w:hanging="360"/>
+      </w:pPr>
+      <w:rPr>
+        <w:rFonts w:ascii="Wingdings" w:hAnsi="Wingdings" w:hint="default"/>
+      </w:rPr>
+    </w:lvl>
+    <w:lvl w:ilvl="3" w:tplc="04090001" w:tentative="1">
+      <w:start w:val="1"/>
+      <w:numFmt w:val="bullet"/>
+      <w:lvlText w:val=""/>
+      <w:lvlJc w:val="left"/>
+      <w:pPr>
+        <w:ind w:left="2880" w:hanging="360"/>
+      </w:pPr>
+      <w:rPr>
+        <w:rFonts w:ascii="Symbol" w:hAnsi="Symbol" w:hint="default"/>
+      </w:rPr>
+    </w:lvl>
+    <w:lvl w:ilvl="4" w:tplc="04090003" w:tentative="1">
+      <w:start w:val="1"/>
+      <w:numFmt w:val="bullet"/>
+      <w:lvlText w:val="o"/>
+      <w:lvlJc w:val="left"/>
+      <w:pPr>
+        <w:ind w:left="3600" w:hanging="360"/>
+      </w:pPr>
+      <w:rPr>
+        <w:rFonts w:ascii="Courier New" w:hAnsi="Courier New" w:cs="Courier New" w:hint="default"/>
+      </w:rPr>
+    </w:lvl>
+    <w:lvl w:ilvl="5" w:tplc="04090005" w:tentative="1">
+      <w:start w:val="1"/>
+      <w:numFmt w:val="bullet"/>
+      <w:lvlText w:val=""/>
+      <w:lvlJc w:val="left"/>
+      <w:pPr>
+        <w:ind w:left="4320" w:hanging="360"/>
+      </w:pPr>
+      <w:rPr>
+        <w:rFonts w:ascii="Wingdings" w:hAnsi="Wingdings" w:hint="default"/>
+      </w:rPr>
+    </w:lvl>
+    <w:lvl w:ilvl="6" w:tplc="04090001" w:tentative="1">
+      <w:start w:val="1"/>
+      <w:numFmt w:val="bullet"/>
+      <w:lvlText w:val=""/>
+      <w:lvlJc w:val="left"/>
+      <w:pPr>
+        <w:ind w:left="5040" w:hanging="360"/>
+      </w:pPr>
+      <w:rPr>
+        <w:rFonts w:ascii="Symbol" w:hAnsi="Symbol" w:hint="default"/>
+      </w:rPr>
+    </w:lvl>
+    <w:lvl w:ilvl="7" w:tplc="04090003" w:tentative="1">
+      <w:start w:val="1"/>
+      <w:numFmt w:val="bullet"/>
+      <w:lvlText w:val="o"/>
+      <w:lvlJc w:val="left"/>
+      <w:pPr>
+        <w:ind w:left="5760" w:hanging="360"/>
+      </w:pPr>
+      <w:rPr>
+        <w:rFonts w:ascii="Courier New" w:hAnsi="Courier New" w:cs="Courier New" w:hint="default"/>
+      </w:rPr>
+    </w:lvl>
+    <w:lvl w:ilvl="8" w:tplc="04090005" w:tentative="1">
+      <w:start w:val="1"/>
+      <w:numFmt w:val="bullet"/>
+      <w:lvlText w:val=""/>
+      <w:lvlJc w:val="left"/>
+      <w:pPr>
+        <w:ind w:left="6480" w:hanging="360"/>
+      </w:pPr>
+      <w:rPr>
+        <w:rFonts w:ascii="Wingdings" w:hAnsi="Wingdings" w:hint="default"/>
+      </w:rPr>
+    </w:lvl>
+  </w:abstractNum>
+  <w:abstractNum w:abstractNumId="6" w15:restartNumberingAfterBreak="0">
+    <w:nsid w:val="25B00320"/>
+    <w:multiLevelType w:val="hybridMultilevel"/>
+    <w:tmpl w:val="42B6A15A"/>
+    <w:lvl w:ilvl="0" w:tplc="04090001">
+      <w:start w:val="1"/>
+      <w:numFmt w:val="bullet"/>
+      <w:lvlText w:val=""/>
+      <w:lvlJc w:val="left"/>
+      <w:pPr>
+        <w:ind w:left="720" w:hanging="360"/>
+      </w:pPr>
+      <w:rPr>
+        <w:rFonts w:ascii="Symbol" w:hAnsi="Symbol" w:hint="default"/>
+      </w:rPr>
+    </w:lvl>
+    <w:lvl w:ilvl="1" w:tplc="04090003" w:tentative="1">
+      <w:start w:val="1"/>
+      <w:numFmt w:val="bullet"/>
+      <w:lvlText w:val="o"/>
+      <w:lvlJc w:val="left"/>
+      <w:pPr>
+        <w:ind w:left="1440" w:hanging="360"/>
+      </w:pPr>
+      <w:rPr>
+        <w:rFonts w:ascii="Courier New" w:hAnsi="Courier New" w:cs="Courier New" w:hint="default"/>
+      </w:rPr>
+    </w:lvl>
+    <w:lvl w:ilvl="2" w:tplc="04090005" w:tentative="1">
+      <w:start w:val="1"/>
+      <w:numFmt w:val="bullet"/>
+      <w:lvlText w:val=""/>
+      <w:lvlJc w:val="left"/>
+      <w:pPr>
+        <w:ind w:left="2160" w:hanging="360"/>
+      </w:pPr>
+      <w:rPr>
+        <w:rFonts w:ascii="Wingdings" w:hAnsi="Wingdings" w:hint="default"/>
+      </w:rPr>
+    </w:lvl>
+    <w:lvl w:ilvl="3" w:tplc="04090001" w:tentative="1">
+      <w:start w:val="1"/>
+      <w:numFmt w:val="bullet"/>
+      <w:lvlText w:val=""/>
+      <w:lvlJc w:val="left"/>
+      <w:pPr>
+        <w:ind w:left="2880" w:hanging="360"/>
+      </w:pPr>
+      <w:rPr>
+        <w:rFonts w:ascii="Symbol" w:hAnsi="Symbol" w:hint="default"/>
+      </w:rPr>
+    </w:lvl>
+    <w:lvl w:ilvl="4" w:tplc="04090003" w:tentative="1">
+      <w:start w:val="1"/>
+      <w:numFmt w:val="bullet"/>
+      <w:lvlText w:val="o"/>
+      <w:lvlJc w:val="left"/>
+      <w:pPr>
+        <w:ind w:left="3600" w:hanging="360"/>
+      </w:pPr>
+      <w:rPr>
+        <w:rFonts w:ascii="Courier New" w:hAnsi="Courier New" w:cs="Courier New" w:hint="default"/>
+      </w:rPr>
+    </w:lvl>
+    <w:lvl w:ilvl="5" w:tplc="04090005" w:tentative="1">
+      <w:start w:val="1"/>
+      <w:numFmt w:val="bullet"/>
+      <w:lvlText w:val=""/>
+      <w:lvlJc w:val="left"/>
+      <w:pPr>
+        <w:ind w:left="4320" w:hanging="360"/>
+      </w:pPr>
+      <w:rPr>
+        <w:rFonts w:ascii="Wingdings" w:hAnsi="Wingdings" w:hint="default"/>
+      </w:rPr>
+    </w:lvl>
+    <w:lvl w:ilvl="6" w:tplc="04090001" w:tentative="1">
+      <w:start w:val="1"/>
+      <w:numFmt w:val="bullet"/>
+      <w:lvlText w:val=""/>
+      <w:lvlJc w:val="left"/>
+      <w:pPr>
+        <w:ind w:left="5040" w:hanging="360"/>
+      </w:pPr>
+      <w:rPr>
+        <w:rFonts w:ascii="Symbol" w:hAnsi="Symbol" w:hint="default"/>
+      </w:rPr>
+    </w:lvl>
+    <w:lvl w:ilvl="7" w:tplc="04090003" w:tentative="1">
+      <w:start w:val="1"/>
+      <w:numFmt w:val="bullet"/>
+      <w:lvlText w:val="o"/>
+      <w:lvlJc w:val="left"/>
+      <w:pPr>
+        <w:ind w:left="5760" w:hanging="360"/>
+      </w:pPr>
+      <w:rPr>
+        <w:rFonts w:ascii="Courier New" w:hAnsi="Courier New" w:cs="Courier New" w:hint="default"/>
+      </w:rPr>
+    </w:lvl>
+    <w:lvl w:ilvl="8" w:tplc="04090005" w:tentative="1">
+      <w:start w:val="1"/>
+      <w:numFmt w:val="bullet"/>
+      <w:lvlText w:val=""/>
+      <w:lvlJc w:val="left"/>
+      <w:pPr>
+        <w:ind w:left="6480" w:hanging="360"/>
+      </w:pPr>
+      <w:rPr>
+        <w:rFonts w:ascii="Wingdings" w:hAnsi="Wingdings" w:hint="default"/>
+      </w:rPr>
+    </w:lvl>
+  </w:abstractNum>
+  <w:abstractNum w:abstractNumId="7" w15:restartNumberingAfterBreak="0">
+    <w:nsid w:val="26251E34"/>
+    <w:multiLevelType w:val="hybridMultilevel"/>
+    <w:tmpl w:val="BDC27496"/>
+    <w:lvl w:ilvl="0" w:tplc="04090001">
+      <w:start w:val="1"/>
+      <w:numFmt w:val="bullet"/>
+      <w:lvlText w:val=""/>
+      <w:lvlJc w:val="left"/>
+      <w:pPr>
+        <w:ind w:left="720" w:hanging="360"/>
+      </w:pPr>
+      <w:rPr>
+        <w:rFonts w:ascii="Symbol" w:hAnsi="Symbol" w:hint="default"/>
+      </w:rPr>
+    </w:lvl>
+    <w:lvl w:ilvl="1" w:tplc="04090003" w:tentative="1">
+      <w:start w:val="1"/>
+      <w:numFmt w:val="bullet"/>
+      <w:lvlText w:val="o"/>
+      <w:lvlJc w:val="left"/>
+      <w:pPr>
+        <w:ind w:left="1440" w:hanging="360"/>
+      </w:pPr>
+      <w:rPr>
+        <w:rFonts w:ascii="Courier New" w:hAnsi="Courier New" w:cs="Courier New" w:hint="default"/>
+      </w:rPr>
+    </w:lvl>
+    <w:lvl w:ilvl="2" w:tplc="04090005" w:tentative="1">
+      <w:start w:val="1"/>
+      <w:numFmt w:val="bullet"/>
+      <w:lvlText w:val=""/>
+      <w:lvlJc w:val="left"/>
+      <w:pPr>
+        <w:ind w:left="2160" w:hanging="360"/>
+      </w:pPr>
+      <w:rPr>
+        <w:rFonts w:ascii="Wingdings" w:hAnsi="Wingdings" w:hint="default"/>
+      </w:rPr>
+    </w:lvl>
+    <w:lvl w:ilvl="3" w:tplc="04090001" w:tentative="1">
+      <w:start w:val="1"/>
+      <w:numFmt w:val="bullet"/>
+      <w:lvlText w:val=""/>
+      <w:lvlJc w:val="left"/>
+      <w:pPr>
+        <w:ind w:left="2880" w:hanging="360"/>
+      </w:pPr>
+      <w:rPr>
+        <w:rFonts w:ascii="Symbol" w:hAnsi="Symbol" w:hint="default"/>
+      </w:rPr>
+    </w:lvl>
+    <w:lvl w:ilvl="4" w:tplc="04090003" w:tentative="1">
+      <w:start w:val="1"/>
+      <w:numFmt w:val="bullet"/>
+      <w:lvlText w:val="o"/>
+      <w:lvlJc w:val="left"/>
+      <w:pPr>
+        <w:ind w:left="3600" w:hanging="360"/>
+      </w:pPr>
+      <w:rPr>
+        <w:rFonts w:ascii="Courier New" w:hAnsi="Courier New" w:cs="Courier New" w:hint="default"/>
+      </w:rPr>
+    </w:lvl>
+    <w:lvl w:ilvl="5" w:tplc="04090005" w:tentative="1">
+      <w:start w:val="1"/>
+      <w:numFmt w:val="bullet"/>
+      <w:lvlText w:val=""/>
+      <w:lvlJc w:val="left"/>
+      <w:pPr>
+        <w:ind w:left="4320" w:hanging="360"/>
+      </w:pPr>
+      <w:rPr>
+        <w:rFonts w:ascii="Wingdings" w:hAnsi="Wingdings" w:hint="default"/>
+      </w:rPr>
+    </w:lvl>
+    <w:lvl w:ilvl="6" w:tplc="04090001" w:tentative="1">
+      <w:start w:val="1"/>
+      <w:numFmt w:val="bullet"/>
+      <w:lvlText w:val=""/>
+      <w:lvlJc w:val="left"/>
+      <w:pPr>
+        <w:ind w:left="5040" w:hanging="360"/>
+      </w:pPr>
+      <w:rPr>
+        <w:rFonts w:ascii="Symbol" w:hAnsi="Symbol" w:hint="default"/>
+      </w:rPr>
+    </w:lvl>
+    <w:lvl w:ilvl="7" w:tplc="04090003" w:tentative="1">
+      <w:start w:val="1"/>
+      <w:numFmt w:val="bullet"/>
+      <w:lvlText w:val="o"/>
+      <w:lvlJc w:val="left"/>
+      <w:pPr>
+        <w:ind w:left="5760" w:hanging="360"/>
+      </w:pPr>
+      <w:rPr>
+        <w:rFonts w:ascii="Courier New" w:hAnsi="Courier New" w:cs="Courier New" w:hint="default"/>
+      </w:rPr>
+    </w:lvl>
+    <w:lvl w:ilvl="8" w:tplc="04090005" w:tentative="1">
+      <w:start w:val="1"/>
+      <w:numFmt w:val="bullet"/>
+      <w:lvlText w:val=""/>
+      <w:lvlJc w:val="left"/>
+      <w:pPr>
+        <w:ind w:left="6480" w:hanging="360"/>
+      </w:pPr>
+      <w:rPr>
+        <w:rFonts w:ascii="Wingdings" w:hAnsi="Wingdings" w:hint="default"/>
+      </w:rPr>
+    </w:lvl>
+  </w:abstractNum>
+  <w:abstractNum w:abstractNumId="8" w15:restartNumberingAfterBreak="0">
+    <w:nsid w:val="28550DEF"/>
+    <w:multiLevelType w:val="hybridMultilevel"/>
+    <w:tmpl w:val="99D027C2"/>
+    <w:lvl w:ilvl="0" w:tplc="04090001">
+      <w:start w:val="1"/>
+      <w:numFmt w:val="bullet"/>
+      <w:lvlText w:val=""/>
+      <w:lvlJc w:val="left"/>
+      <w:pPr>
+        <w:ind w:left="720" w:hanging="360"/>
+      </w:pPr>
+      <w:rPr>
+        <w:rFonts w:ascii="Symbol" w:hAnsi="Symbol" w:hint="default"/>
+      </w:rPr>
+    </w:lvl>
+    <w:lvl w:ilvl="1" w:tplc="04090003" w:tentative="1">
+      <w:start w:val="1"/>
+      <w:numFmt w:val="bullet"/>
+      <w:lvlText w:val="o"/>
+      <w:lvlJc w:val="left"/>
+      <w:pPr>
+        <w:ind w:left="1440" w:hanging="360"/>
+      </w:pPr>
+      <w:rPr>
+        <w:rFonts w:ascii="Courier New" w:hAnsi="Courier New" w:cs="Courier New" w:hint="default"/>
+      </w:rPr>
+    </w:lvl>
+    <w:lvl w:ilvl="2" w:tplc="04090005" w:tentative="1">
+      <w:start w:val="1"/>
+      <w:numFmt w:val="bullet"/>
+      <w:lvlText w:val=""/>
+      <w:lvlJc w:val="left"/>
+      <w:pPr>
+        <w:ind w:left="2160" w:hanging="360"/>
+      </w:pPr>
+      <w:rPr>
+        <w:rFonts w:ascii="Wingdings" w:hAnsi="Wingdings" w:hint="default"/>
+      </w:rPr>
+    </w:lvl>
+    <w:lvl w:ilvl="3" w:tplc="04090001" w:tentative="1">
+      <w:start w:val="1"/>
+      <w:numFmt w:val="bullet"/>
+      <w:lvlText w:val=""/>
+      <w:lvlJc w:val="left"/>
+      <w:pPr>
+        <w:ind w:left="2880" w:hanging="360"/>
+      </w:pPr>
+      <w:rPr>
+        <w:rFonts w:ascii="Symbol" w:hAnsi="Symbol" w:hint="default"/>
+      </w:rPr>
+    </w:lvl>
+    <w:lvl w:ilvl="4" w:tplc="04090003" w:tentative="1">
+      <w:start w:val="1"/>
+      <w:numFmt w:val="bullet"/>
+      <w:lvlText w:val="o"/>
+      <w:lvlJc w:val="left"/>
+      <w:pPr>
+        <w:ind w:left="3600" w:hanging="360"/>
+      </w:pPr>
+      <w:rPr>
+        <w:rFonts w:ascii="Courier New" w:hAnsi="Courier New" w:cs="Courier New" w:hint="default"/>
+      </w:rPr>
+    </w:lvl>
+    <w:lvl w:ilvl="5" w:tplc="04090005" w:tentative="1">
+      <w:start w:val="1"/>
+      <w:numFmt w:val="bullet"/>
+      <w:lvlText w:val=""/>
+      <w:lvlJc w:val="left"/>
+      <w:pPr>
+        <w:ind w:left="4320" w:hanging="360"/>
+      </w:pPr>
+      <w:rPr>
+        <w:rFonts w:ascii="Wingdings" w:hAnsi="Wingdings" w:hint="default"/>
+      </w:rPr>
+    </w:lvl>
+    <w:lvl w:ilvl="6" w:tplc="04090001" w:tentative="1">
+      <w:start w:val="1"/>
+      <w:numFmt w:val="bullet"/>
+      <w:lvlText w:val=""/>
+      <w:lvlJc w:val="left"/>
+      <w:pPr>
+        <w:ind w:left="5040" w:hanging="360"/>
+      </w:pPr>
+      <w:rPr>
+        <w:rFonts w:ascii="Symbol" w:hAnsi="Symbol" w:hint="default"/>
+      </w:rPr>
+    </w:lvl>
+    <w:lvl w:ilvl="7" w:tplc="04090003" w:tentative="1">
+      <w:start w:val="1"/>
+      <w:numFmt w:val="bullet"/>
+      <w:lvlText w:val="o"/>
+      <w:lvlJc w:val="left"/>
+      <w:pPr>
+        <w:ind w:left="5760" w:hanging="360"/>
+      </w:pPr>
+      <w:rPr>
+        <w:rFonts w:ascii="Courier New" w:hAnsi="Courier New" w:cs="Courier New" w:hint="default"/>
+      </w:rPr>
+    </w:lvl>
+    <w:lvl w:ilvl="8" w:tplc="04090005" w:tentative="1">
+      <w:start w:val="1"/>
+      <w:numFmt w:val="bullet"/>
+      <w:lvlText w:val=""/>
+      <w:lvlJc w:val="left"/>
+      <w:pPr>
+        <w:ind w:left="6480" w:hanging="360"/>
+      </w:pPr>
+      <w:rPr>
+        <w:rFonts w:ascii="Wingdings" w:hAnsi="Wingdings" w:hint="default"/>
+      </w:rPr>
+    </w:lvl>
+  </w:abstractNum>
+  <w:abstractNum w:abstractNumId="9" w15:restartNumberingAfterBreak="0">
+    <w:nsid w:val="28EF2633"/>
+    <w:multiLevelType w:val="hybridMultilevel"/>
+    <w:tmpl w:val="CDE8DF12"/>
+    <w:lvl w:ilvl="0" w:tplc="04090001">
+      <w:start w:val="1"/>
+      <w:numFmt w:val="bullet"/>
+      <w:lvlText w:val=""/>
+      <w:lvlJc w:val="left"/>
+      <w:pPr>
+        <w:ind w:left="720" w:hanging="360"/>
+      </w:pPr>
+      <w:rPr>
+        <w:rFonts w:ascii="Symbol" w:hAnsi="Symbol" w:hint="default"/>
+      </w:rPr>
+    </w:lvl>
+    <w:lvl w:ilvl="1" w:tplc="04090003" w:tentative="1">
+      <w:start w:val="1"/>
+      <w:numFmt w:val="bullet"/>
+      <w:lvlText w:val="o"/>
+      <w:lvlJc w:val="left"/>
+      <w:pPr>
+        <w:ind w:left="1440" w:hanging="360"/>
+      </w:pPr>
+      <w:rPr>
+        <w:rFonts w:ascii="Courier New" w:hAnsi="Courier New" w:cs="Courier New" w:hint="default"/>
+      </w:rPr>
+    </w:lvl>
+    <w:lvl w:ilvl="2" w:tplc="04090005" w:tentative="1">
+      <w:start w:val="1"/>
+      <w:numFmt w:val="bullet"/>
+      <w:lvlText w:val=""/>
+      <w:lvlJc w:val="left"/>
+      <w:pPr>
+        <w:ind w:left="2160" w:hanging="360"/>
+      </w:pPr>
+      <w:rPr>
+        <w:rFonts w:ascii="Wingdings" w:hAnsi="Wingdings" w:hint="default"/>
+      </w:rPr>
+    </w:lvl>
+    <w:lvl w:ilvl="3" w:tplc="04090001" w:tentative="1">
+      <w:start w:val="1"/>
+      <w:numFmt w:val="bullet"/>
+      <w:lvlText w:val=""/>
+      <w:lvlJc w:val="left"/>
+      <w:pPr>
+        <w:ind w:left="2880" w:hanging="360"/>
+      </w:pPr>
+      <w:rPr>
+        <w:rFonts w:ascii="Symbol" w:hAnsi="Symbol" w:hint="default"/>
+      </w:rPr>
+    </w:lvl>
+    <w:lvl w:ilvl="4" w:tplc="04090003" w:tentative="1">
+      <w:start w:val="1"/>
+      <w:numFmt w:val="bullet"/>
+      <w:lvlText w:val="o"/>
+      <w:lvlJc w:val="left"/>
+      <w:pPr>
+        <w:ind w:left="3600" w:hanging="360"/>
+      </w:pPr>
+      <w:rPr>
+        <w:rFonts w:ascii="Courier New" w:hAnsi="Courier New" w:cs="Courier New" w:hint="default"/>
+      </w:rPr>
+    </w:lvl>
+    <w:lvl w:ilvl="5" w:tplc="04090005" w:tentative="1">
+      <w:start w:val="1"/>
+      <w:numFmt w:val="bullet"/>
+      <w:lvlText w:val=""/>
+      <w:lvlJc w:val="left"/>
+      <w:pPr>
+        <w:ind w:left="4320" w:hanging="360"/>
+      </w:pPr>
+      <w:rPr>
+        <w:rFonts w:ascii="Wingdings" w:hAnsi="Wingdings" w:hint="default"/>
+      </w:rPr>
+    </w:lvl>
+    <w:lvl w:ilvl="6" w:tplc="04090001" w:tentative="1">
+      <w:start w:val="1"/>
+      <w:numFmt w:val="bullet"/>
+      <w:lvlText w:val=""/>
+      <w:lvlJc w:val="left"/>
+      <w:pPr>
+        <w:ind w:left="5040" w:hanging="360"/>
+      </w:pPr>
+      <w:rPr>
+        <w:rFonts w:ascii="Symbol" w:hAnsi="Symbol" w:hint="default"/>
+      </w:rPr>
+    </w:lvl>
+    <w:lvl w:ilvl="7" w:tplc="04090003" w:tentative="1">
+      <w:start w:val="1"/>
+      <w:numFmt w:val="bullet"/>
+      <w:lvlText w:val="o"/>
+      <w:lvlJc w:val="left"/>
+      <w:pPr>
+        <w:ind w:left="5760" w:hanging="360"/>
+      </w:pPr>
+      <w:rPr>
+        <w:rFonts w:ascii="Courier New" w:hAnsi="Courier New" w:cs="Courier New" w:hint="default"/>
+      </w:rPr>
+    </w:lvl>
+    <w:lvl w:ilvl="8" w:tplc="04090005" w:tentative="1">
+      <w:start w:val="1"/>
+      <w:numFmt w:val="bullet"/>
+      <w:lvlText w:val=""/>
+      <w:lvlJc w:val="left"/>
+      <w:pPr>
+        <w:ind w:left="6480" w:hanging="360"/>
+      </w:pPr>
+      <w:rPr>
+        <w:rFonts w:ascii="Wingdings" w:hAnsi="Wingdings" w:hint="default"/>
+      </w:rPr>
+    </w:lvl>
+  </w:abstractNum>
+  <w:abstractNum w:abstractNumId="10" w15:restartNumberingAfterBreak="0">
+    <w:nsid w:val="2BAD4D83"/>
+    <w:multiLevelType w:val="hybridMultilevel"/>
+    <w:tmpl w:val="CB5E86F6"/>
+    <w:lvl w:ilvl="0" w:tplc="04090001">
+      <w:start w:val="1"/>
+      <w:numFmt w:val="bullet"/>
+      <w:lvlText w:val=""/>
+      <w:lvlJc w:val="left"/>
+      <w:pPr>
+        <w:ind w:left="720" w:hanging="360"/>
+      </w:pPr>
+      <w:rPr>
+        <w:rFonts w:ascii="Symbol" w:hAnsi="Symbol" w:hint="default"/>
+      </w:rPr>
+    </w:lvl>
+    <w:lvl w:ilvl="1" w:tplc="04090003" w:tentative="1">
+      <w:start w:val="1"/>
+      <w:numFmt w:val="bullet"/>
+      <w:lvlText w:val="o"/>
+      <w:lvlJc w:val="left"/>
+      <w:pPr>
+        <w:ind w:left="1440" w:hanging="360"/>
+      </w:pPr>
+      <w:rPr>
+        <w:rFonts w:ascii="Courier New" w:hAnsi="Courier New" w:cs="Courier New" w:hint="default"/>
+      </w:rPr>
+    </w:lvl>
+    <w:lvl w:ilvl="2" w:tplc="04090005" w:tentative="1">
+      <w:start w:val="1"/>
+      <w:numFmt w:val="bullet"/>
+      <w:lvlText w:val=""/>
+      <w:lvlJc w:val="left"/>
+      <w:pPr>
+        <w:ind w:left="2160" w:hanging="360"/>
+      </w:pPr>
+      <w:rPr>
+        <w:rFonts w:ascii="Wingdings" w:hAnsi="Wingdings" w:hint="default"/>
+      </w:rPr>
+    </w:lvl>
+    <w:lvl w:ilvl="3" w:tplc="04090001" w:tentative="1">
+      <w:start w:val="1"/>
+      <w:numFmt w:val="bullet"/>
+      <w:lvlText w:val=""/>
+      <w:lvlJc w:val="left"/>
+      <w:pPr>
+        <w:ind w:left="2880" w:hanging="360"/>
+      </w:pPr>
+      <w:rPr>
+        <w:rFonts w:ascii="Symbol" w:hAnsi="Symbol" w:hint="default"/>
+      </w:rPr>
+    </w:lvl>
+    <w:lvl w:ilvl="4" w:tplc="04090003" w:tentative="1">
+      <w:start w:val="1"/>
+      <w:numFmt w:val="bullet"/>
+      <w:lvlText w:val="o"/>
+      <w:lvlJc w:val="left"/>
+      <w:pPr>
+        <w:ind w:left="3600" w:hanging="360"/>
+      </w:pPr>
+      <w:rPr>
+        <w:rFonts w:ascii="Courier New" w:hAnsi="Courier New" w:cs="Courier New" w:hint="default"/>
+      </w:rPr>
+    </w:lvl>
+    <w:lvl w:ilvl="5" w:tplc="04090005" w:tentative="1">
+      <w:start w:val="1"/>
+      <w:numFmt w:val="bullet"/>
+      <w:lvlText w:val=""/>
+      <w:lvlJc w:val="left"/>
+      <w:pPr>
+        <w:ind w:left="4320" w:hanging="360"/>
+      </w:pPr>
+      <w:rPr>
+        <w:rFonts w:ascii="Wingdings" w:hAnsi="Wingdings" w:hint="default"/>
+      </w:rPr>
+    </w:lvl>
+    <w:lvl w:ilvl="6" w:tplc="04090001" w:tentative="1">
+      <w:start w:val="1"/>
+      <w:numFmt w:val="bullet"/>
+      <w:lvlText w:val=""/>
+      <w:lvlJc w:val="left"/>
+      <w:pPr>
+        <w:ind w:left="5040" w:hanging="360"/>
+      </w:pPr>
+      <w:rPr>
+        <w:rFonts w:ascii="Symbol" w:hAnsi="Symbol" w:hint="default"/>
+      </w:rPr>
+    </w:lvl>
+    <w:lvl w:ilvl="7" w:tplc="04090003" w:tentative="1">
+      <w:start w:val="1"/>
+      <w:numFmt w:val="bullet"/>
+      <w:lvlText w:val="o"/>
+      <w:lvlJc w:val="left"/>
+      <w:pPr>
+        <w:ind w:left="5760" w:hanging="360"/>
+      </w:pPr>
+      <w:rPr>
+        <w:rFonts w:ascii="Courier New" w:hAnsi="Courier New" w:cs="Courier New" w:hint="default"/>
+      </w:rPr>
+    </w:lvl>
+    <w:lvl w:ilvl="8" w:tplc="04090005" w:tentative="1">
+      <w:start w:val="1"/>
+      <w:numFmt w:val="bullet"/>
+      <w:lvlText w:val=""/>
+      <w:lvlJc w:val="left"/>
+      <w:pPr>
+        <w:ind w:left="6480" w:hanging="360"/>
+      </w:pPr>
+      <w:rPr>
+        <w:rFonts w:ascii="Wingdings" w:hAnsi="Wingdings" w:hint="default"/>
+      </w:rPr>
+    </w:lvl>
+  </w:abstractNum>
+  <w:abstractNum w:abstractNumId="11" w15:restartNumberingAfterBreak="0">
+    <w:nsid w:val="2F5632A5"/>
+    <w:multiLevelType w:val="hybridMultilevel"/>
+    <w:tmpl w:val="6114B278"/>
+    <w:lvl w:ilvl="0" w:tplc="04090001">
+      <w:start w:val="1"/>
+      <w:numFmt w:val="bullet"/>
+      <w:lvlText w:val=""/>
+      <w:lvlJc w:val="left"/>
+      <w:pPr>
+        <w:ind w:left="720" w:hanging="360"/>
+      </w:pPr>
+      <w:rPr>
+        <w:rFonts w:ascii="Symbol" w:hAnsi="Symbol" w:hint="default"/>
+      </w:rPr>
+    </w:lvl>
+    <w:lvl w:ilvl="1" w:tplc="04090003" w:tentative="1">
+      <w:start w:val="1"/>
+      <w:numFmt w:val="bullet"/>
+      <w:lvlText w:val="o"/>
+      <w:lvlJc w:val="left"/>
+      <w:pPr>
+        <w:ind w:left="1440" w:hanging="360"/>
+      </w:pPr>
+      <w:rPr>
+        <w:rFonts w:ascii="Courier New" w:hAnsi="Courier New" w:cs="Courier New" w:hint="default"/>
+      </w:rPr>
+    </w:lvl>
+    <w:lvl w:ilvl="2" w:tplc="04090005" w:tentative="1">
+      <w:start w:val="1"/>
+      <w:numFmt w:val="bullet"/>
+      <w:lvlText w:val=""/>
+      <w:lvlJc w:val="left"/>
+      <w:pPr>
+        <w:ind w:left="2160" w:hanging="360"/>
+      </w:pPr>
+      <w:rPr>
+        <w:rFonts w:ascii="Wingdings" w:hAnsi="Wingdings" w:hint="default"/>
+      </w:rPr>
+    </w:lvl>
+    <w:lvl w:ilvl="3" w:tplc="04090001" w:tentative="1">
+      <w:start w:val="1"/>
+      <w:numFmt w:val="bullet"/>
+      <w:lvlText w:val=""/>
+      <w:lvlJc w:val="left"/>
+      <w:pPr>
+        <w:ind w:left="2880" w:hanging="360"/>
+      </w:pPr>
+      <w:rPr>
+        <w:rFonts w:ascii="Symbol" w:hAnsi="Symbol" w:hint="default"/>
+      </w:rPr>
+    </w:lvl>
+    <w:lvl w:ilvl="4" w:tplc="04090003" w:tentative="1">
+      <w:start w:val="1"/>
+      <w:numFmt w:val="bullet"/>
+      <w:lvlText w:val="o"/>
+      <w:lvlJc w:val="left"/>
+      <w:pPr>
+        <w:ind w:left="3600" w:hanging="360"/>
+      </w:pPr>
+      <w:rPr>
+        <w:rFonts w:ascii="Courier New" w:hAnsi="Courier New" w:cs="Courier New" w:hint="default"/>
+      </w:rPr>
+    </w:lvl>
+    <w:lvl w:ilvl="5" w:tplc="04090005" w:tentative="1">
+      <w:start w:val="1"/>
+      <w:numFmt w:val="bullet"/>
+      <w:lvlText w:val=""/>
+      <w:lvlJc w:val="left"/>
+      <w:pPr>
+        <w:ind w:left="4320" w:hanging="360"/>
+      </w:pPr>
+      <w:rPr>
+        <w:rFonts w:ascii="Wingdings" w:hAnsi="Wingdings" w:hint="default"/>
+      </w:rPr>
+    </w:lvl>
+    <w:lvl w:ilvl="6" w:tplc="04090001" w:tentative="1">
+      <w:start w:val="1"/>
+      <w:numFmt w:val="bullet"/>
+      <w:lvlText w:val=""/>
+      <w:lvlJc w:val="left"/>
+      <w:pPr>
+        <w:ind w:left="5040" w:hanging="360"/>
+      </w:pPr>
+      <w:rPr>
+        <w:rFonts w:ascii="Symbol" w:hAnsi="Symbol" w:hint="default"/>
+      </w:rPr>
+    </w:lvl>
+    <w:lvl w:ilvl="7" w:tplc="04090003" w:tentative="1">
+      <w:start w:val="1"/>
+      <w:numFmt w:val="bullet"/>
+      <w:lvlText w:val="o"/>
+      <w:lvlJc w:val="left"/>
+      <w:pPr>
+        <w:ind w:left="5760" w:hanging="360"/>
+      </w:pPr>
+      <w:rPr>
+        <w:rFonts w:ascii="Courier New" w:hAnsi="Courier New" w:cs="Courier New" w:hint="default"/>
+      </w:rPr>
+    </w:lvl>
+    <w:lvl w:ilvl="8" w:tplc="04090005" w:tentative="1">
+      <w:start w:val="1"/>
+      <w:numFmt w:val="bullet"/>
+      <w:lvlText w:val=""/>
+      <w:lvlJc w:val="left"/>
+      <w:pPr>
+        <w:ind w:left="6480" w:hanging="360"/>
+      </w:pPr>
+      <w:rPr>
+        <w:rFonts w:ascii="Wingdings" w:hAnsi="Wingdings" w:hint="default"/>
+      </w:rPr>
+    </w:lvl>
+  </w:abstractNum>
+  <w:abstractNum w:abstractNumId="12" w15:restartNumberingAfterBreak="0">
+    <w:nsid w:val="3ED82878"/>
+    <w:multiLevelType w:val="hybridMultilevel"/>
+    <w:tmpl w:val="A21807AA"/>
+    <w:lvl w:ilvl="0" w:tplc="04090001">
+      <w:start w:val="1"/>
+      <w:numFmt w:val="bullet"/>
+      <w:lvlText w:val=""/>
+      <w:lvlJc w:val="left"/>
+      <w:pPr>
+        <w:ind w:left="720" w:hanging="360"/>
+      </w:pPr>
+      <w:rPr>
+        <w:rFonts w:ascii="Symbol" w:hAnsi="Symbol" w:hint="default"/>
+      </w:rPr>
+    </w:lvl>
+    <w:lvl w:ilvl="1" w:tplc="04090003" w:tentative="1">
+      <w:start w:val="1"/>
+      <w:numFmt w:val="bullet"/>
+      <w:lvlText w:val="o"/>
+      <w:lvlJc w:val="left"/>
+      <w:pPr>
+        <w:ind w:left="1440" w:hanging="360"/>
+      </w:pPr>
+      <w:rPr>
+        <w:rFonts w:ascii="Courier New" w:hAnsi="Courier New" w:cs="Courier New" w:hint="default"/>
+      </w:rPr>
+    </w:lvl>
+    <w:lvl w:ilvl="2" w:tplc="04090005" w:tentative="1">
+      <w:start w:val="1"/>
+      <w:numFmt w:val="bullet"/>
+      <w:lvlText w:val=""/>
+      <w:lvlJc w:val="left"/>
+      <w:pPr>
+        <w:ind w:left="2160" w:hanging="360"/>
+      </w:pPr>
+      <w:rPr>
+        <w:rFonts w:ascii="Wingdings" w:hAnsi="Wingdings" w:hint="default"/>
+      </w:rPr>
+    </w:lvl>
+    <w:lvl w:ilvl="3" w:tplc="04090001" w:tentative="1">
+      <w:start w:val="1"/>
+      <w:numFmt w:val="bullet"/>
+      <w:lvlText w:val=""/>
+      <w:lvlJc w:val="left"/>
+      <w:pPr>
+        <w:ind w:left="2880" w:hanging="360"/>
+      </w:pPr>
+      <w:rPr>
+        <w:rFonts w:ascii="Symbol" w:hAnsi="Symbol" w:hint="default"/>
+      </w:rPr>
+    </w:lvl>
+    <w:lvl w:ilvl="4" w:tplc="04090003" w:tentative="1">
+      <w:start w:val="1"/>
+      <w:numFmt w:val="bullet"/>
+      <w:lvlText w:val="o"/>
+      <w:lvlJc w:val="left"/>
+      <w:pPr>
+        <w:ind w:left="3600" w:hanging="360"/>
+      </w:pPr>
+      <w:rPr>
+        <w:rFonts w:ascii="Courier New" w:hAnsi="Courier New" w:cs="Courier New" w:hint="default"/>
+      </w:rPr>
+    </w:lvl>
+    <w:lvl w:ilvl="5" w:tplc="04090005" w:tentative="1">
+      <w:start w:val="1"/>
+      <w:numFmt w:val="bullet"/>
+      <w:lvlText w:val=""/>
+      <w:lvlJc w:val="left"/>
+      <w:pPr>
+        <w:ind w:left="4320" w:hanging="360"/>
+      </w:pPr>
+      <w:rPr>
+        <w:rFonts w:ascii="Wingdings" w:hAnsi="Wingdings" w:hint="default"/>
+      </w:rPr>
+    </w:lvl>
+    <w:lvl w:ilvl="6" w:tplc="04090001" w:tentative="1">
+      <w:start w:val="1"/>
+      <w:numFmt w:val="bullet"/>
+      <w:lvlText w:val=""/>
+      <w:lvlJc w:val="left"/>
+      <w:pPr>
+        <w:ind w:left="5040" w:hanging="360"/>
+      </w:pPr>
+      <w:rPr>
+        <w:rFonts w:ascii="Symbol" w:hAnsi="Symbol" w:hint="default"/>
+      </w:rPr>
+    </w:lvl>
+    <w:lvl w:ilvl="7" w:tplc="04090003" w:tentative="1">
+      <w:start w:val="1"/>
+      <w:numFmt w:val="bullet"/>
+      <w:lvlText w:val="o"/>
+      <w:lvlJc w:val="left"/>
+      <w:pPr>
+        <w:ind w:left="5760" w:hanging="360"/>
+      </w:pPr>
+      <w:rPr>
+        <w:rFonts w:ascii="Courier New" w:hAnsi="Courier New" w:cs="Courier New" w:hint="default"/>
+      </w:rPr>
+    </w:lvl>
+    <w:lvl w:ilvl="8" w:tplc="04090005" w:tentative="1">
+      <w:start w:val="1"/>
+      <w:numFmt w:val="bullet"/>
+      <w:lvlText w:val=""/>
+      <w:lvlJc w:val="left"/>
+      <w:pPr>
+        <w:ind w:left="6480" w:hanging="360"/>
+      </w:pPr>
+      <w:rPr>
+        <w:rFonts w:ascii="Wingdings" w:hAnsi="Wingdings" w:hint="default"/>
+      </w:rPr>
+    </w:lvl>
+  </w:abstractNum>
+  <w:abstractNum w:abstractNumId="13" w15:restartNumberingAfterBreak="0">
+    <w:nsid w:val="3F0022E9"/>
+    <w:multiLevelType w:val="hybridMultilevel"/>
+    <w:tmpl w:val="04AA3242"/>
+    <w:lvl w:ilvl="0" w:tplc="0409000F">
+      <w:start w:val="1"/>
+      <w:numFmt w:val="decimal"/>
+      <w:lvlText w:val="%1."/>
+      <w:lvlJc w:val="left"/>
+      <w:pPr>
+        <w:ind w:left="720" w:hanging="360"/>
+      </w:pPr>
+    </w:lvl>
+    <w:lvl w:ilvl="1" w:tplc="04090019" w:tentative="1">
+      <w:start w:val="1"/>
+      <w:numFmt w:val="lowerLetter"/>
+      <w:lvlText w:val="%2."/>
+      <w:lvlJc w:val="left"/>
+      <w:pPr>
+        <w:ind w:left="1440" w:hanging="360"/>
+      </w:pPr>
+    </w:lvl>
+    <w:lvl w:ilvl="2" w:tplc="0409001B" w:tentative="1">
+      <w:start w:val="1"/>
+      <w:numFmt w:val="lowerRoman"/>
+      <w:lvlText w:val="%3."/>
+      <w:lvlJc w:val="right"/>
+      <w:pPr>
+        <w:ind w:left="2160" w:hanging="180"/>
+      </w:pPr>
+    </w:lvl>
+    <w:lvl w:ilvl="3" w:tplc="0409000F" w:tentative="1">
+      <w:start w:val="1"/>
+      <w:numFmt w:val="decimal"/>
+      <w:lvlText w:val="%4."/>
+      <w:lvlJc w:val="left"/>
+      <w:pPr>
+        <w:ind w:left="2880" w:hanging="360"/>
+      </w:pPr>
+    </w:lvl>
+    <w:lvl w:ilvl="4" w:tplc="04090019" w:tentative="1">
+      <w:start w:val="1"/>
+      <w:numFmt w:val="lowerLetter"/>
+      <w:lvlText w:val="%5."/>
+      <w:lvlJc w:val="left"/>
+      <w:pPr>
+        <w:ind w:left="3600" w:hanging="360"/>
+      </w:pPr>
+    </w:lvl>
+    <w:lvl w:ilvl="5" w:tplc="0409001B" w:tentative="1">
+      <w:start w:val="1"/>
+      <w:numFmt w:val="lowerRoman"/>
+      <w:lvlText w:val="%6."/>
+      <w:lvlJc w:val="right"/>
+      <w:pPr>
+        <w:ind w:left="4320" w:hanging="180"/>
+      </w:pPr>
+    </w:lvl>
+    <w:lvl w:ilvl="6" w:tplc="0409000F" w:tentative="1">
+      <w:start w:val="1"/>
+      <w:numFmt w:val="decimal"/>
+      <w:lvlText w:val="%7."/>
+      <w:lvlJc w:val="left"/>
+      <w:pPr>
+        <w:ind w:left="5040" w:hanging="360"/>
+      </w:pPr>
+    </w:lvl>
+    <w:lvl w:ilvl="7" w:tplc="04090019" w:tentative="1">
+      <w:start w:val="1"/>
+      <w:numFmt w:val="lowerLetter"/>
+      <w:lvlText w:val="%8."/>
+      <w:lvlJc w:val="left"/>
+      <w:pPr>
+        <w:ind w:left="5760" w:hanging="360"/>
+      </w:pPr>
+    </w:lvl>
+    <w:lvl w:ilvl="8" w:tplc="0409001B" w:tentative="1">
+      <w:start w:val="1"/>
+      <w:numFmt w:val="lowerRoman"/>
+      <w:lvlText w:val="%9."/>
+      <w:lvlJc w:val="right"/>
+      <w:pPr>
+        <w:ind w:left="6480" w:hanging="180"/>
+      </w:pPr>
+    </w:lvl>
+  </w:abstractNum>
+  <w:abstractNum w:abstractNumId="14" w15:restartNumberingAfterBreak="0">
+    <w:nsid w:val="5BAD34E8"/>
+    <w:multiLevelType w:val="hybridMultilevel"/>
+    <w:tmpl w:val="E0E2C986"/>
+    <w:lvl w:ilvl="0" w:tplc="04090001">
+      <w:start w:val="1"/>
+      <w:numFmt w:val="bullet"/>
+      <w:lvlText w:val=""/>
+      <w:lvlJc w:val="left"/>
+      <w:pPr>
+        <w:ind w:left="720" w:hanging="360"/>
+      </w:pPr>
+      <w:rPr>
+        <w:rFonts w:ascii="Symbol" w:hAnsi="Symbol" w:hint="default"/>
+      </w:rPr>
+    </w:lvl>
+    <w:lvl w:ilvl="1" w:tplc="04090003">
+      <w:start w:val="1"/>
+      <w:numFmt w:val="bullet"/>
+      <w:lvlText w:val="o"/>
+      <w:lvlJc w:val="left"/>
+      <w:pPr>
+        <w:ind w:left="1440" w:hanging="360"/>
+      </w:pPr>
+      <w:rPr>
+        <w:rFonts w:ascii="Courier New" w:hAnsi="Courier New" w:cs="Courier New" w:hint="default"/>
+      </w:rPr>
+    </w:lvl>
+    <w:lvl w:ilvl="2" w:tplc="04090005" w:tentative="1">
+      <w:start w:val="1"/>
+      <w:numFmt w:val="bullet"/>
+      <w:lvlText w:val=""/>
+      <w:lvlJc w:val="left"/>
+      <w:pPr>
+        <w:ind w:left="2160" w:hanging="360"/>
+      </w:pPr>
+      <w:rPr>
+        <w:rFonts w:ascii="Wingdings" w:hAnsi="Wingdings" w:hint="default"/>
+      </w:rPr>
+    </w:lvl>
+    <w:lvl w:ilvl="3" w:tplc="04090001" w:tentative="1">
+      <w:start w:val="1"/>
+      <w:numFmt w:val="bullet"/>
+      <w:lvlText w:val=""/>
+      <w:lvlJc w:val="left"/>
+      <w:pPr>
+        <w:ind w:left="2880" w:hanging="360"/>
+      </w:pPr>
+      <w:rPr>
+        <w:rFonts w:ascii="Symbol" w:hAnsi="Symbol" w:hint="default"/>
+      </w:rPr>
+    </w:lvl>
+    <w:lvl w:ilvl="4" w:tplc="04090003" w:tentative="1">
+      <w:start w:val="1"/>
+      <w:numFmt w:val="bullet"/>
+      <w:lvlText w:val="o"/>
+      <w:lvlJc w:val="left"/>
+      <w:pPr>
+        <w:ind w:left="3600" w:hanging="360"/>
+      </w:pPr>
+      <w:rPr>
+        <w:rFonts w:ascii="Courier New" w:hAnsi="Courier New" w:cs="Courier New" w:hint="default"/>
+      </w:rPr>
+    </w:lvl>
+    <w:lvl w:ilvl="5" w:tplc="04090005" w:tentative="1">
+      <w:start w:val="1"/>
+      <w:numFmt w:val="bullet"/>
+      <w:lvlText w:val=""/>
+      <w:lvlJc w:val="left"/>
+      <w:pPr>
+        <w:ind w:left="4320" w:hanging="360"/>
+      </w:pPr>
+      <w:rPr>
+        <w:rFonts w:ascii="Wingdings" w:hAnsi="Wingdings" w:hint="default"/>
+      </w:rPr>
+    </w:lvl>
+    <w:lvl w:ilvl="6" w:tplc="04090001" w:tentative="1">
+      <w:start w:val="1"/>
+      <w:numFmt w:val="bullet"/>
+      <w:lvlText w:val=""/>
+      <w:lvlJc w:val="left"/>
+      <w:pPr>
+        <w:ind w:left="5040" w:hanging="360"/>
+      </w:pPr>
+      <w:rPr>
+        <w:rFonts w:ascii="Symbol" w:hAnsi="Symbol" w:hint="default"/>
+      </w:rPr>
+    </w:lvl>
+    <w:lvl w:ilvl="7" w:tplc="04090003" w:tentative="1">
+      <w:start w:val="1"/>
+      <w:numFmt w:val="bullet"/>
+      <w:lvlText w:val="o"/>
+      <w:lvlJc w:val="left"/>
+      <w:pPr>
+        <w:ind w:left="5760" w:hanging="360"/>
+      </w:pPr>
+      <w:rPr>
+        <w:rFonts w:ascii="Courier New" w:hAnsi="Courier New" w:cs="Courier New" w:hint="default"/>
+      </w:rPr>
+    </w:lvl>
+    <w:lvl w:ilvl="8" w:tplc="04090005" w:tentative="1">
+      <w:start w:val="1"/>
+      <w:numFmt w:val="bullet"/>
+      <w:lvlText w:val=""/>
+      <w:lvlJc w:val="left"/>
+      <w:pPr>
+        <w:ind w:left="6480" w:hanging="360"/>
+      </w:pPr>
+      <w:rPr>
+        <w:rFonts w:ascii="Wingdings" w:hAnsi="Wingdings" w:hint="default"/>
+      </w:rPr>
+    </w:lvl>
+  </w:abstractNum>
+  <w:abstractNum w:abstractNumId="15" w15:restartNumberingAfterBreak="0">
+    <w:nsid w:val="5D3F75FB"/>
+    <w:multiLevelType w:val="hybridMultilevel"/>
+    <w:tmpl w:val="CA5806B8"/>
+    <w:lvl w:ilvl="0" w:tplc="04090001">
+      <w:start w:val="1"/>
+      <w:numFmt w:val="bullet"/>
+      <w:lvlText w:val=""/>
+      <w:lvlJc w:val="left"/>
+      <w:pPr>
+        <w:ind w:left="720" w:hanging="360"/>
+      </w:pPr>
+      <w:rPr>
+        <w:rFonts w:ascii="Symbol" w:hAnsi="Symbol" w:hint="default"/>
+      </w:rPr>
+    </w:lvl>
+    <w:lvl w:ilvl="1" w:tplc="04090003" w:tentative="1">
+      <w:start w:val="1"/>
+      <w:numFmt w:val="bullet"/>
+      <w:lvlText w:val="o"/>
+      <w:lvlJc w:val="left"/>
+      <w:pPr>
+        <w:ind w:left="1440" w:hanging="360"/>
+      </w:pPr>
+      <w:rPr>
+        <w:rFonts w:ascii="Courier New" w:hAnsi="Courier New" w:cs="Courier New" w:hint="default"/>
+      </w:rPr>
+    </w:lvl>
+    <w:lvl w:ilvl="2" w:tplc="04090005" w:tentative="1">
+      <w:start w:val="1"/>
+      <w:numFmt w:val="bullet"/>
+      <w:lvlText w:val=""/>
+      <w:lvlJc w:val="left"/>
+      <w:pPr>
+        <w:ind w:left="2160" w:hanging="360"/>
+      </w:pPr>
+      <w:rPr>
+        <w:rFonts w:ascii="Wingdings" w:hAnsi="Wingdings" w:hint="default"/>
+      </w:rPr>
+    </w:lvl>
+    <w:lvl w:ilvl="3" w:tplc="04090001" w:tentative="1">
+      <w:start w:val="1"/>
+      <w:numFmt w:val="bullet"/>
+      <w:lvlText w:val=""/>
+      <w:lvlJc w:val="left"/>
+      <w:pPr>
+        <w:ind w:left="2880" w:hanging="360"/>
+      </w:pPr>
+      <w:rPr>
+        <w:rFonts w:ascii="Symbol" w:hAnsi="Symbol" w:hint="default"/>
+      </w:rPr>
+    </w:lvl>
+    <w:lvl w:ilvl="4" w:tplc="04090003" w:tentative="1">
+      <w:start w:val="1"/>
+      <w:numFmt w:val="bullet"/>
+      <w:lvlText w:val="o"/>
+      <w:lvlJc w:val="left"/>
+      <w:pPr>
+        <w:ind w:left="3600" w:hanging="360"/>
+      </w:pPr>
+      <w:rPr>
+        <w:rFonts w:ascii="Courier New" w:hAnsi="Courier New" w:cs="Courier New" w:hint="default"/>
+      </w:rPr>
+    </w:lvl>
+    <w:lvl w:ilvl="5" w:tplc="04090005" w:tentative="1">
+      <w:start w:val="1"/>
+      <w:numFmt w:val="bullet"/>
+      <w:lvlText w:val=""/>
+      <w:lvlJc w:val="left"/>
+      <w:pPr>
+        <w:ind w:left="4320" w:hanging="360"/>
+      </w:pPr>
+      <w:rPr>
+        <w:rFonts w:ascii="Wingdings" w:hAnsi="Wingdings" w:hint="default"/>
+      </w:rPr>
+    </w:lvl>
+    <w:lvl w:ilvl="6" w:tplc="04090001" w:tentative="1">
+      <w:start w:val="1"/>
+      <w:numFmt w:val="bullet"/>
+      <w:lvlText w:val=""/>
+      <w:lvlJc w:val="left"/>
+      <w:pPr>
+        <w:ind w:left="5040" w:hanging="360"/>
+      </w:pPr>
+      <w:rPr>
+        <w:rFonts w:ascii="Symbol" w:hAnsi="Symbol" w:hint="default"/>
+      </w:rPr>
+    </w:lvl>
+    <w:lvl w:ilvl="7" w:tplc="04090003" w:tentative="1">
+      <w:start w:val="1"/>
+      <w:numFmt w:val="bullet"/>
+      <w:lvlText w:val="o"/>
+      <w:lvlJc w:val="left"/>
+      <w:pPr>
+        <w:ind w:left="5760" w:hanging="360"/>
+      </w:pPr>
+      <w:rPr>
+        <w:rFonts w:ascii="Courier New" w:hAnsi="Courier New" w:cs="Courier New" w:hint="default"/>
+      </w:rPr>
+    </w:lvl>
+    <w:lvl w:ilvl="8" w:tplc="04090005" w:tentative="1">
+      <w:start w:val="1"/>
+      <w:numFmt w:val="bullet"/>
+      <w:lvlText w:val=""/>
+      <w:lvlJc w:val="left"/>
+      <w:pPr>
+        <w:ind w:left="6480" w:hanging="360"/>
+      </w:pPr>
+      <w:rPr>
+        <w:rFonts w:ascii="Wingdings" w:hAnsi="Wingdings" w:hint="default"/>
+      </w:rPr>
+    </w:lvl>
+  </w:abstractNum>
+  <w:abstractNum w:abstractNumId="16" w15:restartNumberingAfterBreak="0">
+    <w:nsid w:val="5E3C61B1"/>
+    <w:multiLevelType w:val="hybridMultilevel"/>
+    <w:tmpl w:val="396A01B6"/>
+    <w:lvl w:ilvl="0" w:tplc="04090001">
+      <w:start w:val="1"/>
+      <w:numFmt w:val="bullet"/>
+      <w:lvlText w:val=""/>
+      <w:lvlJc w:val="left"/>
+      <w:pPr>
+        <w:ind w:left="720" w:hanging="360"/>
+      </w:pPr>
+      <w:rPr>
+        <w:rFonts w:ascii="Symbol" w:hAnsi="Symbol" w:hint="default"/>
+      </w:rPr>
+    </w:lvl>
+    <w:lvl w:ilvl="1" w:tplc="04090003" w:tentative="1">
+      <w:start w:val="1"/>
+      <w:numFmt w:val="bullet"/>
+      <w:lvlText w:val="o"/>
+      <w:lvlJc w:val="left"/>
+      <w:pPr>
+        <w:ind w:left="1440" w:hanging="360"/>
+      </w:pPr>
+      <w:rPr>
+        <w:rFonts w:ascii="Courier New" w:hAnsi="Courier New" w:cs="Courier New" w:hint="default"/>
+      </w:rPr>
+    </w:lvl>
+    <w:lvl w:ilvl="2" w:tplc="04090005" w:tentative="1">
+      <w:start w:val="1"/>
+      <w:numFmt w:val="bullet"/>
+      <w:lvlText w:val=""/>
+      <w:lvlJc w:val="left"/>
+      <w:pPr>
+        <w:ind w:left="2160" w:hanging="360"/>
+      </w:pPr>
+      <w:rPr>
+        <w:rFonts w:ascii="Wingdings" w:hAnsi="Wingdings" w:hint="default"/>
+      </w:rPr>
+    </w:lvl>
+    <w:lvl w:ilvl="3" w:tplc="04090001" w:tentative="1">
+      <w:start w:val="1"/>
+      <w:numFmt w:val="bullet"/>
+      <w:lvlText w:val=""/>
+      <w:lvlJc w:val="left"/>
+      <w:pPr>
+        <w:ind w:left="2880" w:hanging="360"/>
+      </w:pPr>
+      <w:rPr>
+        <w:rFonts w:ascii="Symbol" w:hAnsi="Symbol" w:hint="default"/>
+      </w:rPr>
+    </w:lvl>
+    <w:lvl w:ilvl="4" w:tplc="04090003" w:tentative="1">
+      <w:start w:val="1"/>
+      <w:numFmt w:val="bullet"/>
+      <w:lvlText w:val="o"/>
+      <w:lvlJc w:val="left"/>
+      <w:pPr>
+        <w:ind w:left="3600" w:hanging="360"/>
+      </w:pPr>
+      <w:rPr>
+        <w:rFonts w:ascii="Courier New" w:hAnsi="Courier New" w:cs="Courier New" w:hint="default"/>
+      </w:rPr>
+    </w:lvl>
+    <w:lvl w:ilvl="5" w:tplc="04090005" w:tentative="1">
+      <w:start w:val="1"/>
+      <w:numFmt w:val="bullet"/>
+      <w:lvlText w:val=""/>
+      <w:lvlJc w:val="left"/>
+      <w:pPr>
+        <w:ind w:left="4320" w:hanging="360"/>
+      </w:pPr>
+      <w:rPr>
+        <w:rFonts w:ascii="Wingdings" w:hAnsi="Wingdings" w:hint="default"/>
+      </w:rPr>
+    </w:lvl>
+    <w:lvl w:ilvl="6" w:tplc="04090001" w:tentative="1">
+      <w:start w:val="1"/>
+      <w:numFmt w:val="bullet"/>
+      <w:lvlText w:val=""/>
+      <w:lvlJc w:val="left"/>
+      <w:pPr>
+        <w:ind w:left="5040" w:hanging="360"/>
+      </w:pPr>
+      <w:rPr>
+        <w:rFonts w:ascii="Symbol" w:hAnsi="Symbol" w:hint="default"/>
+      </w:rPr>
+    </w:lvl>
+    <w:lvl w:ilvl="7" w:tplc="04090003" w:tentative="1">
+      <w:start w:val="1"/>
+      <w:numFmt w:val="bullet"/>
+      <w:lvlText w:val="o"/>
+      <w:lvlJc w:val="left"/>
+      <w:pPr>
+        <w:ind w:left="5760" w:hanging="360"/>
+      </w:pPr>
+      <w:rPr>
+        <w:rFonts w:ascii="Courier New" w:hAnsi="Courier New" w:cs="Courier New" w:hint="default"/>
+      </w:rPr>
+    </w:lvl>
+    <w:lvl w:ilvl="8" w:tplc="04090005" w:tentative="1">
+      <w:start w:val="1"/>
+      <w:numFmt w:val="bullet"/>
+      <w:lvlText w:val=""/>
+      <w:lvlJc w:val="left"/>
+      <w:pPr>
+        <w:ind w:left="6480" w:hanging="360"/>
+      </w:pPr>
+      <w:rPr>
+        <w:rFonts w:ascii="Wingdings" w:hAnsi="Wingdings" w:hint="default"/>
+      </w:rPr>
+    </w:lvl>
+  </w:abstractNum>
+  <w:abstractNum w:abstractNumId="17" w15:restartNumberingAfterBreak="0">
+    <w:nsid w:val="614E2E64"/>
+    <w:multiLevelType w:val="hybridMultilevel"/>
+    <w:tmpl w:val="DBB68386"/>
+    <w:lvl w:ilvl="0" w:tplc="04090001">
+      <w:start w:val="1"/>
+      <w:numFmt w:val="bullet"/>
+      <w:lvlText w:val=""/>
+      <w:lvlJc w:val="left"/>
+      <w:pPr>
+        <w:ind w:left="720" w:hanging="360"/>
+      </w:pPr>
+      <w:rPr>
+        <w:rFonts w:ascii="Symbol" w:hAnsi="Symbol" w:hint="default"/>
+      </w:rPr>
+    </w:lvl>
+    <w:lvl w:ilvl="1" w:tplc="04090003" w:tentative="1">
+      <w:start w:val="1"/>
+      <w:numFmt w:val="bullet"/>
+      <w:lvlText w:val="o"/>
+      <w:lvlJc w:val="left"/>
+      <w:pPr>
+        <w:ind w:left="1440" w:hanging="360"/>
+      </w:pPr>
+      <w:rPr>
+        <w:rFonts w:ascii="Courier New" w:hAnsi="Courier New" w:cs="Courier New" w:hint="default"/>
+      </w:rPr>
+    </w:lvl>
+    <w:lvl w:ilvl="2" w:tplc="04090005" w:tentative="1">
+      <w:start w:val="1"/>
+      <w:numFmt w:val="bullet"/>
+      <w:lvlText w:val=""/>
+      <w:lvlJc w:val="left"/>
+      <w:pPr>
+        <w:ind w:left="2160" w:hanging="360"/>
+      </w:pPr>
+      <w:rPr>
+        <w:rFonts w:ascii="Wingdings" w:hAnsi="Wingdings" w:hint="default"/>
+      </w:rPr>
+    </w:lvl>
+    <w:lvl w:ilvl="3" w:tplc="04090001" w:tentative="1">
+      <w:start w:val="1"/>
+      <w:numFmt w:val="bullet"/>
+      <w:lvlText w:val=""/>
+      <w:lvlJc w:val="left"/>
+      <w:pPr>
+        <w:ind w:left="2880" w:hanging="360"/>
+      </w:pPr>
+      <w:rPr>
+        <w:rFonts w:ascii="Symbol" w:hAnsi="Symbol" w:hint="default"/>
+      </w:rPr>
+    </w:lvl>
+    <w:lvl w:ilvl="4" w:tplc="04090003" w:tentative="1">
+      <w:start w:val="1"/>
+      <w:numFmt w:val="bullet"/>
+      <w:lvlText w:val="o"/>
+      <w:lvlJc w:val="left"/>
+      <w:pPr>
+        <w:ind w:left="3600" w:hanging="360"/>
+      </w:pPr>
+      <w:rPr>
+        <w:rFonts w:ascii="Courier New" w:hAnsi="Courier New" w:cs="Courier New" w:hint="default"/>
+      </w:rPr>
+    </w:lvl>
+    <w:lvl w:ilvl="5" w:tplc="04090005" w:tentative="1">
+      <w:start w:val="1"/>
+      <w:numFmt w:val="bullet"/>
+      <w:lvlText w:val=""/>
+      <w:lvlJc w:val="left"/>
+      <w:pPr>
+        <w:ind w:left="4320" w:hanging="360"/>
+      </w:pPr>
+      <w:rPr>
+        <w:rFonts w:ascii="Wingdings" w:hAnsi="Wingdings" w:hint="default"/>
+      </w:rPr>
+    </w:lvl>
+    <w:lvl w:ilvl="6" w:tplc="04090001" w:tentative="1">
+      <w:start w:val="1"/>
+      <w:numFmt w:val="bullet"/>
+      <w:lvlText w:val=""/>
+      <w:lvlJc w:val="left"/>
+      <w:pPr>
+        <w:ind w:left="5040" w:hanging="360"/>
+      </w:pPr>
+      <w:rPr>
+        <w:rFonts w:ascii="Symbol" w:hAnsi="Symbol" w:hint="default"/>
+      </w:rPr>
+    </w:lvl>
+    <w:lvl w:ilvl="7" w:tplc="04090003" w:tentative="1">
+      <w:start w:val="1"/>
+      <w:numFmt w:val="bullet"/>
+      <w:lvlText w:val="o"/>
+      <w:lvlJc w:val="left"/>
+      <w:pPr>
+        <w:ind w:left="5760" w:hanging="360"/>
+      </w:pPr>
+      <w:rPr>
+        <w:rFonts w:ascii="Courier New" w:hAnsi="Courier New" w:cs="Courier New" w:hint="default"/>
+      </w:rPr>
+    </w:lvl>
+    <w:lvl w:ilvl="8" w:tplc="04090005" w:tentative="1">
+      <w:start w:val="1"/>
+      <w:numFmt w:val="bullet"/>
+      <w:lvlText w:val=""/>
+      <w:lvlJc w:val="left"/>
+      <w:pPr>
+        <w:ind w:left="6480" w:hanging="360"/>
+      </w:pPr>
+      <w:rPr>
+        <w:rFonts w:ascii="Wingdings" w:hAnsi="Wingdings" w:hint="default"/>
+      </w:rPr>
+    </w:lvl>
+  </w:abstractNum>
+  <w:abstractNum w:abstractNumId="18" w15:restartNumberingAfterBreak="0">
+    <w:nsid w:val="61C32F6A"/>
+    <w:multiLevelType w:val="hybridMultilevel"/>
+    <w:tmpl w:val="67A4590A"/>
+    <w:lvl w:ilvl="0" w:tplc="04090001">
+      <w:start w:val="1"/>
+      <w:numFmt w:val="bullet"/>
+      <w:lvlText w:val=""/>
+      <w:lvlJc w:val="left"/>
+      <w:pPr>
+        <w:ind w:left="720" w:hanging="360"/>
+      </w:pPr>
+      <w:rPr>
+        <w:rFonts w:ascii="Symbol" w:hAnsi="Symbol" w:hint="default"/>
+      </w:rPr>
+    </w:lvl>
+    <w:lvl w:ilvl="1" w:tplc="04090003">
+      <w:start w:val="1"/>
+      <w:numFmt w:val="bullet"/>
+      <w:lvlText w:val="o"/>
+      <w:lvlJc w:val="left"/>
+      <w:pPr>
+        <w:ind w:left="1440" w:hanging="360"/>
+      </w:pPr>
+      <w:rPr>
+        <w:rFonts w:ascii="Courier New" w:hAnsi="Courier New" w:cs="Courier New" w:hint="default"/>
+      </w:rPr>
+    </w:lvl>
+    <w:lvl w:ilvl="2" w:tplc="04090005" w:tentative="1">
+      <w:start w:val="1"/>
+      <w:numFmt w:val="bullet"/>
+      <w:lvlText w:val=""/>
+      <w:lvlJc w:val="left"/>
+      <w:pPr>
+        <w:ind w:left="2160" w:hanging="360"/>
+      </w:pPr>
+      <w:rPr>
+        <w:rFonts w:ascii="Wingdings" w:hAnsi="Wingdings" w:hint="default"/>
+      </w:rPr>
+    </w:lvl>
+    <w:lvl w:ilvl="3" w:tplc="04090001" w:tentative="1">
+      <w:start w:val="1"/>
+      <w:numFmt w:val="bullet"/>
+      <w:lvlText w:val=""/>
+      <w:lvlJc w:val="left"/>
+      <w:pPr>
+        <w:ind w:left="2880" w:hanging="360"/>
+      </w:pPr>
+      <w:rPr>
+        <w:rFonts w:ascii="Symbol" w:hAnsi="Symbol" w:hint="default"/>
+      </w:rPr>
+    </w:lvl>
+    <w:lvl w:ilvl="4" w:tplc="04090003" w:tentative="1">
+      <w:start w:val="1"/>
+      <w:numFmt w:val="bullet"/>
+      <w:lvlText w:val="o"/>
+      <w:lvlJc w:val="left"/>
+      <w:pPr>
+        <w:ind w:left="3600" w:hanging="360"/>
+      </w:pPr>
+      <w:rPr>
+        <w:rFonts w:ascii="Courier New" w:hAnsi="Courier New" w:cs="Courier New" w:hint="default"/>
+      </w:rPr>
+    </w:lvl>
+    <w:lvl w:ilvl="5" w:tplc="04090005" w:tentative="1">
+      <w:start w:val="1"/>
+      <w:numFmt w:val="bullet"/>
+      <w:lvlText w:val=""/>
+      <w:lvlJc w:val="left"/>
+      <w:pPr>
+        <w:ind w:left="4320" w:hanging="360"/>
+      </w:pPr>
+      <w:rPr>
+        <w:rFonts w:ascii="Wingdings" w:hAnsi="Wingdings" w:hint="default"/>
+      </w:rPr>
+    </w:lvl>
+    <w:lvl w:ilvl="6" w:tplc="04090001" w:tentative="1">
+      <w:start w:val="1"/>
+      <w:numFmt w:val="bullet"/>
+      <w:lvlText w:val=""/>
+      <w:lvlJc w:val="left"/>
+      <w:pPr>
+        <w:ind w:left="5040" w:hanging="360"/>
+      </w:pPr>
+      <w:rPr>
+        <w:rFonts w:ascii="Symbol" w:hAnsi="Symbol" w:hint="default"/>
+      </w:rPr>
+    </w:lvl>
+    <w:lvl w:ilvl="7" w:tplc="04090003" w:tentative="1">
+      <w:start w:val="1"/>
+      <w:numFmt w:val="bullet"/>
+      <w:lvlText w:val="o"/>
+      <w:lvlJc w:val="left"/>
+      <w:pPr>
+        <w:ind w:left="5760" w:hanging="360"/>
+      </w:pPr>
+      <w:rPr>
+        <w:rFonts w:ascii="Courier New" w:hAnsi="Courier New" w:cs="Courier New" w:hint="default"/>
+      </w:rPr>
+    </w:lvl>
+    <w:lvl w:ilvl="8" w:tplc="04090005" w:tentative="1">
+      <w:start w:val="1"/>
+      <w:numFmt w:val="bullet"/>
+      <w:lvlText w:val=""/>
+      <w:lvlJc w:val="left"/>
+      <w:pPr>
+        <w:ind w:left="6480" w:hanging="360"/>
+      </w:pPr>
+      <w:rPr>
+        <w:rFonts w:ascii="Wingdings" w:hAnsi="Wingdings" w:hint="default"/>
+      </w:rPr>
+    </w:lvl>
+  </w:abstractNum>
+  <w:abstractNum w:abstractNumId="19" w15:restartNumberingAfterBreak="0">
+    <w:nsid w:val="6CB94011"/>
+    <w:multiLevelType w:val="hybridMultilevel"/>
+    <w:tmpl w:val="F6C0E018"/>
+    <w:lvl w:ilvl="0" w:tplc="04090001">
+      <w:start w:val="1"/>
+      <w:numFmt w:val="bullet"/>
+      <w:lvlText w:val=""/>
+      <w:lvlJc w:val="left"/>
+      <w:pPr>
+        <w:ind w:left="720" w:hanging="360"/>
+      </w:pPr>
+      <w:rPr>
+        <w:rFonts w:ascii="Symbol" w:hAnsi="Symbol" w:hint="default"/>
+      </w:rPr>
+    </w:lvl>
+    <w:lvl w:ilvl="1" w:tplc="04090003" w:tentative="1">
+      <w:start w:val="1"/>
+      <w:numFmt w:val="bullet"/>
+      <w:lvlText w:val="o"/>
+      <w:lvlJc w:val="left"/>
+      <w:pPr>
+        <w:ind w:left="1440" w:hanging="360"/>
+      </w:pPr>
+      <w:rPr>
+        <w:rFonts w:ascii="Courier New" w:hAnsi="Courier New" w:cs="Courier New" w:hint="default"/>
+      </w:rPr>
+    </w:lvl>
+    <w:lvl w:ilvl="2" w:tplc="04090005" w:tentative="1">
+      <w:start w:val="1"/>
+      <w:numFmt w:val="bullet"/>
+      <w:lvlText w:val=""/>
+      <w:lvlJc w:val="left"/>
+      <w:pPr>
+        <w:ind w:left="2160" w:hanging="360"/>
+      </w:pPr>
+      <w:rPr>
+        <w:rFonts w:ascii="Wingdings" w:hAnsi="Wingdings" w:hint="default"/>
+      </w:rPr>
+    </w:lvl>
+    <w:lvl w:ilvl="3" w:tplc="04090001" w:tentative="1">
+      <w:start w:val="1"/>
+      <w:numFmt w:val="bullet"/>
+      <w:lvlText w:val=""/>
+      <w:lvlJc w:val="left"/>
+      <w:pPr>
+        <w:ind w:left="2880" w:hanging="360"/>
+      </w:pPr>
+      <w:rPr>
+        <w:rFonts w:ascii="Symbol" w:hAnsi="Symbol" w:hint="default"/>
+      </w:rPr>
+    </w:lvl>
+    <w:lvl w:ilvl="4" w:tplc="04090003" w:tentative="1">
+      <w:start w:val="1"/>
+      <w:numFmt w:val="bullet"/>
+      <w:lvlText w:val="o"/>
+      <w:lvlJc w:val="left"/>
+      <w:pPr>
+        <w:ind w:left="3600" w:hanging="360"/>
+      </w:pPr>
+      <w:rPr>
+        <w:rFonts w:ascii="Courier New" w:hAnsi="Courier New" w:cs="Courier New" w:hint="default"/>
+      </w:rPr>
+    </w:lvl>
+    <w:lvl w:ilvl="5" w:tplc="04090005" w:tentative="1">
+      <w:start w:val="1"/>
+      <w:numFmt w:val="bullet"/>
+      <w:lvlText w:val=""/>
+      <w:lvlJc w:val="left"/>
+      <w:pPr>
+        <w:ind w:left="4320" w:hanging="360"/>
+      </w:pPr>
+      <w:rPr>
+        <w:rFonts w:ascii="Wingdings" w:hAnsi="Wingdings" w:hint="default"/>
+      </w:rPr>
+    </w:lvl>
+    <w:lvl w:ilvl="6" w:tplc="04090001" w:tentative="1">
+      <w:start w:val="1"/>
+      <w:numFmt w:val="bullet"/>
+      <w:lvlText w:val=""/>
+      <w:lvlJc w:val="left"/>
+      <w:pPr>
+        <w:ind w:left="5040" w:hanging="360"/>
+      </w:pPr>
+      <w:rPr>
+        <w:rFonts w:ascii="Symbol" w:hAnsi="Symbol" w:hint="default"/>
+      </w:rPr>
+    </w:lvl>
+    <w:lvl w:ilvl="7" w:tplc="04090003" w:tentative="1">
+      <w:start w:val="1"/>
+      <w:numFmt w:val="bullet"/>
+      <w:lvlText w:val="o"/>
+      <w:lvlJc w:val="left"/>
+      <w:pPr>
+        <w:ind w:left="5760" w:hanging="360"/>
+      </w:pPr>
+      <w:rPr>
+        <w:rFonts w:ascii="Courier New" w:hAnsi="Courier New" w:cs="Courier New" w:hint="default"/>
+      </w:rPr>
+    </w:lvl>
+    <w:lvl w:ilvl="8" w:tplc="04090005" w:tentative="1">
+      <w:start w:val="1"/>
+      <w:numFmt w:val="bullet"/>
+      <w:lvlText w:val=""/>
+      <w:lvlJc w:val="left"/>
+      <w:pPr>
+        <w:ind w:left="6480" w:hanging="360"/>
+      </w:pPr>
+      <w:rPr>
+        <w:rFonts w:ascii="Wingdings" w:hAnsi="Wingdings" w:hint="default"/>
+      </w:rPr>
+    </w:lvl>
+  </w:abstractNum>
+  <w:abstractNum w:abstractNumId="20" w15:restartNumberingAfterBreak="0">
+    <w:nsid w:val="6D762627"/>
+    <w:multiLevelType w:val="hybridMultilevel"/>
+    <w:tmpl w:val="BCAC9320"/>
+    <w:lvl w:ilvl="0" w:tplc="04090001">
+      <w:start w:val="1"/>
+      <w:numFmt w:val="bullet"/>
+      <w:lvlText w:val=""/>
+      <w:lvlJc w:val="left"/>
+      <w:pPr>
+        <w:ind w:left="720" w:hanging="360"/>
+      </w:pPr>
+      <w:rPr>
+        <w:rFonts w:ascii="Symbol" w:hAnsi="Symbol" w:hint="default"/>
+      </w:rPr>
+    </w:lvl>
+    <w:lvl w:ilvl="1" w:tplc="04090003" w:tentative="1">
+      <w:start w:val="1"/>
+      <w:numFmt w:val="bullet"/>
+      <w:lvlText w:val="o"/>
+      <w:lvlJc w:val="left"/>
+      <w:pPr>
+        <w:ind w:left="1440" w:hanging="360"/>
+      </w:pPr>
+      <w:rPr>
+        <w:rFonts w:ascii="Courier New" w:hAnsi="Courier New" w:cs="Courier New" w:hint="default"/>
+      </w:rPr>
+    </w:lvl>
+    <w:lvl w:ilvl="2" w:tplc="04090005" w:tentative="1">
+      <w:start w:val="1"/>
+      <w:numFmt w:val="bullet"/>
+      <w:lvlText w:val=""/>
+      <w:lvlJc w:val="left"/>
+      <w:pPr>
+        <w:ind w:left="2160" w:hanging="360"/>
+      </w:pPr>
+      <w:rPr>
+        <w:rFonts w:ascii="Wingdings" w:hAnsi="Wingdings" w:hint="default"/>
+      </w:rPr>
+    </w:lvl>
+    <w:lvl w:ilvl="3" w:tplc="04090001" w:tentative="1">
+      <w:start w:val="1"/>
+      <w:numFmt w:val="bullet"/>
+      <w:lvlText w:val=""/>
+      <w:lvlJc w:val="left"/>
+      <w:pPr>
+        <w:ind w:left="2880" w:hanging="360"/>
+      </w:pPr>
+      <w:rPr>
+        <w:rFonts w:ascii="Symbol" w:hAnsi="Symbol" w:hint="default"/>
+      </w:rPr>
+    </w:lvl>
+    <w:lvl w:ilvl="4" w:tplc="04090003" w:tentative="1">
+      <w:start w:val="1"/>
+      <w:numFmt w:val="bullet"/>
+      <w:lvlText w:val="o"/>
+      <w:lvlJc w:val="left"/>
+      <w:pPr>
+        <w:ind w:left="3600" w:hanging="360"/>
+      </w:pPr>
+      <w:rPr>
+        <w:rFonts w:ascii="Courier New" w:hAnsi="Courier New" w:cs="Courier New" w:hint="default"/>
+      </w:rPr>
+    </w:lvl>
+    <w:lvl w:ilvl="5" w:tplc="04090005" w:tentative="1">
+      <w:start w:val="1"/>
+      <w:numFmt w:val="bullet"/>
+      <w:lvlText w:val=""/>
+      <w:lvlJc w:val="left"/>
+      <w:pPr>
+        <w:ind w:left="4320" w:hanging="360"/>
+      </w:pPr>
+      <w:rPr>
+        <w:rFonts w:ascii="Wingdings" w:hAnsi="Wingdings" w:hint="default"/>
+      </w:rPr>
+    </w:lvl>
+    <w:lvl w:ilvl="6" w:tplc="04090001" w:tentative="1">
+      <w:start w:val="1"/>
+      <w:numFmt w:val="bullet"/>
+      <w:lvlText w:val=""/>
+      <w:lvlJc w:val="left"/>
+      <w:pPr>
+        <w:ind w:left="5040" w:hanging="360"/>
+      </w:pPr>
+      <w:rPr>
+        <w:rFonts w:ascii="Symbol" w:hAnsi="Symbol" w:hint="default"/>
+      </w:rPr>
+    </w:lvl>
+    <w:lvl w:ilvl="7" w:tplc="04090003" w:tentative="1">
+      <w:start w:val="1"/>
+      <w:numFmt w:val="bullet"/>
+      <w:lvlText w:val="o"/>
+      <w:lvlJc w:val="left"/>
+      <w:pPr>
+        <w:ind w:left="5760" w:hanging="360"/>
+      </w:pPr>
+      <w:rPr>
+        <w:rFonts w:ascii="Courier New" w:hAnsi="Courier New" w:cs="Courier New" w:hint="default"/>
+      </w:rPr>
+    </w:lvl>
+    <w:lvl w:ilvl="8" w:tplc="04090005" w:tentative="1">
+      <w:start w:val="1"/>
+      <w:numFmt w:val="bullet"/>
+      <w:lvlText w:val=""/>
+      <w:lvlJc w:val="left"/>
+      <w:pPr>
+        <w:ind w:left="6480" w:hanging="360"/>
+      </w:pPr>
+      <w:rPr>
+        <w:rFonts w:ascii="Wingdings" w:hAnsi="Wingdings" w:hint="default"/>
+      </w:rPr>
+    </w:lvl>
+  </w:abstractNum>
+  <w:abstractNum w:abstractNumId="21" w15:restartNumberingAfterBreak="0">
+    <w:nsid w:val="6E613FD6"/>
+    <w:multiLevelType w:val="hybridMultilevel"/>
+    <w:tmpl w:val="06761CC6"/>
+    <w:lvl w:ilvl="0" w:tplc="0680DA86">
+      <w:numFmt w:val="bullet"/>
+      <w:lvlText w:val="-"/>
+      <w:lvlJc w:val="left"/>
+      <w:pPr>
+        <w:ind w:left="720" w:hanging="360"/>
+      </w:pPr>
+      <w:rPr>
+        <w:rFonts w:ascii="Aptos" w:eastAsiaTheme="minorEastAsia" w:hAnsi="Aptos" w:cstheme="minorBidi" w:hint="default"/>
+      </w:rPr>
+    </w:lvl>
+    <w:lvl w:ilvl="1" w:tplc="04090003" w:tentative="1">
+      <w:start w:val="1"/>
+      <w:numFmt w:val="bullet"/>
+      <w:lvlText w:val="o"/>
+      <w:lvlJc w:val="left"/>
+      <w:pPr>
+        <w:ind w:left="1440" w:hanging="360"/>
+      </w:pPr>
+      <w:rPr>
+        <w:rFonts w:ascii="Courier New" w:hAnsi="Courier New" w:cs="Courier New" w:hint="default"/>
+      </w:rPr>
+    </w:lvl>
+    <w:lvl w:ilvl="2" w:tplc="04090005" w:tentative="1">
+      <w:start w:val="1"/>
+      <w:numFmt w:val="bullet"/>
+      <w:lvlText w:val=""/>
+      <w:lvlJc w:val="left"/>
+      <w:pPr>
+        <w:ind w:left="2160" w:hanging="360"/>
+      </w:pPr>
+      <w:rPr>
+        <w:rFonts w:ascii="Wingdings" w:hAnsi="Wingdings" w:hint="default"/>
+      </w:rPr>
+    </w:lvl>
+    <w:lvl w:ilvl="3" w:tplc="04090001" w:tentative="1">
+      <w:start w:val="1"/>
+      <w:numFmt w:val="bullet"/>
+      <w:lvlText w:val=""/>
+      <w:lvlJc w:val="left"/>
+      <w:pPr>
+        <w:ind w:left="2880" w:hanging="360"/>
+      </w:pPr>
+      <w:rPr>
+        <w:rFonts w:ascii="Symbol" w:hAnsi="Symbol" w:hint="default"/>
+      </w:rPr>
+    </w:lvl>
+    <w:lvl w:ilvl="4" w:tplc="04090003" w:tentative="1">
+      <w:start w:val="1"/>
+      <w:numFmt w:val="bullet"/>
+      <w:lvlText w:val="o"/>
+      <w:lvlJc w:val="left"/>
+      <w:pPr>
+        <w:ind w:left="3600" w:hanging="360"/>
+      </w:pPr>
+      <w:rPr>
+        <w:rFonts w:ascii="Courier New" w:hAnsi="Courier New" w:cs="Courier New" w:hint="default"/>
+      </w:rPr>
+    </w:lvl>
+    <w:lvl w:ilvl="5" w:tplc="04090005" w:tentative="1">
+      <w:start w:val="1"/>
+      <w:numFmt w:val="bullet"/>
+      <w:lvlText w:val=""/>
+      <w:lvlJc w:val="left"/>
+      <w:pPr>
+        <w:ind w:left="4320" w:hanging="360"/>
+      </w:pPr>
+      <w:rPr>
+        <w:rFonts w:ascii="Wingdings" w:hAnsi="Wingdings" w:hint="default"/>
+      </w:rPr>
+    </w:lvl>
+    <w:lvl w:ilvl="6" w:tplc="04090001" w:tentative="1">
+      <w:start w:val="1"/>
+      <w:numFmt w:val="bullet"/>
+      <w:lvlText w:val=""/>
+      <w:lvlJc w:val="left"/>
+      <w:pPr>
+        <w:ind w:left="5040" w:hanging="360"/>
+      </w:pPr>
+      <w:rPr>
+        <w:rFonts w:ascii="Symbol" w:hAnsi="Symbol" w:hint="default"/>
+      </w:rPr>
+    </w:lvl>
+    <w:lvl w:ilvl="7" w:tplc="04090003" w:tentative="1">
+      <w:start w:val="1"/>
+      <w:numFmt w:val="bullet"/>
+      <w:lvlText w:val="o"/>
+      <w:lvlJc w:val="left"/>
+      <w:pPr>
+        <w:ind w:left="5760" w:hanging="360"/>
+      </w:pPr>
+      <w:rPr>
+        <w:rFonts w:ascii="Courier New" w:hAnsi="Courier New" w:cs="Courier New" w:hint="default"/>
+      </w:rPr>
+    </w:lvl>
+    <w:lvl w:ilvl="8" w:tplc="04090005" w:tentative="1">
+      <w:start w:val="1"/>
+      <w:numFmt w:val="bullet"/>
+      <w:lvlText w:val=""/>
+      <w:lvlJc w:val="left"/>
+      <w:pPr>
+        <w:ind w:left="6480" w:hanging="360"/>
+      </w:pPr>
+      <w:rPr>
+        <w:rFonts w:ascii="Wingdings" w:hAnsi="Wingdings" w:hint="default"/>
+      </w:rPr>
+    </w:lvl>
+  </w:abstractNum>
+  <w:num w:numId="1" w16cid:durableId="1903907696">
+    <w:abstractNumId w:val="6"/>
+  </w:num>
+  <w:num w:numId="2" w16cid:durableId="1570388319">
+    <w:abstractNumId w:val="13"/>
+  </w:num>
+  <w:num w:numId="3" w16cid:durableId="377125826">
+    <w:abstractNumId w:val="4"/>
+  </w:num>
+  <w:num w:numId="4" w16cid:durableId="765082380">
+    <w:abstractNumId w:val="21"/>
+  </w:num>
+  <w:num w:numId="5" w16cid:durableId="1556162266">
+    <w:abstractNumId w:val="9"/>
+  </w:num>
+  <w:num w:numId="6" w16cid:durableId="2034458349">
+    <w:abstractNumId w:val="2"/>
+  </w:num>
+  <w:num w:numId="7" w16cid:durableId="262884349">
+    <w:abstractNumId w:val="16"/>
+  </w:num>
+  <w:num w:numId="8" w16cid:durableId="1934774775">
+    <w:abstractNumId w:val="7"/>
+  </w:num>
+  <w:num w:numId="9" w16cid:durableId="1286814389">
+    <w:abstractNumId w:val="0"/>
+  </w:num>
+  <w:num w:numId="10" w16cid:durableId="1386953310">
+    <w:abstractNumId w:val="14"/>
+  </w:num>
+  <w:num w:numId="11" w16cid:durableId="898630875">
+    <w:abstractNumId w:val="19"/>
+  </w:num>
+  <w:num w:numId="12" w16cid:durableId="1594895660">
+    <w:abstractNumId w:val="5"/>
+  </w:num>
+  <w:num w:numId="13" w16cid:durableId="1890804082">
+    <w:abstractNumId w:val="8"/>
+  </w:num>
+  <w:num w:numId="14" w16cid:durableId="1450395550">
+    <w:abstractNumId w:val="10"/>
+  </w:num>
+  <w:num w:numId="15" w16cid:durableId="1889993838">
+    <w:abstractNumId w:val="3"/>
+  </w:num>
+  <w:num w:numId="16" w16cid:durableId="650213019">
+    <w:abstractNumId w:val="20"/>
+  </w:num>
+  <w:num w:numId="17" w16cid:durableId="86736671">
+    <w:abstractNumId w:val="11"/>
+  </w:num>
+  <w:num w:numId="18" w16cid:durableId="484205436">
+    <w:abstractNumId w:val="17"/>
+  </w:num>
+  <w:num w:numId="19" w16cid:durableId="1361012477">
+    <w:abstractNumId w:val="12"/>
+  </w:num>
+  <w:num w:numId="20" w16cid:durableId="1342007331">
+    <w:abstractNumId w:val="15"/>
+  </w:num>
+  <w:num w:numId="21" w16cid:durableId="2055537646">
+    <w:abstractNumId w:val="1"/>
+  </w:num>
+  <w:num w:numId="22" w16cid:durableId="1781342405">
+    <w:abstractNumId w:val="18"/>
+  </w:num>
+</w:numbering>
+</file>
+
 <file path=word/styles.xml><?xml version="1.0" encoding="utf-8"?>
 <w:styles xmlns:mc="http://schemas.openxmlformats.org/markup-compatibility/2006" xmlns:r="http://schemas.openxmlformats.org/officeDocument/2006/relationships" xmlns:w="http://schemas.openxmlformats.org/wordprocessingml/2006/main" xmlns:w14="http://schemas.microsoft.com/office/word/2010/wordml" xmlns:w15="http://schemas.microsoft.com/office/word/2012/wordml" xmlns:w16cex="http://schemas.microsoft.com/office/word/2018/wordml/cex" xmlns:w16cid="http://schemas.microsoft.com/office/word/2016/wordml/cid" xmlns:w16="http://schemas.microsoft.com/office/word/2018/wordml" xmlns:w16du="http://schemas.microsoft.com/office/word/2023/wordml/word16du" xmlns:w16sdtdh="http://schemas.microsoft.com/office/word/2020/wordml/sdtdatahash" xmlns:w16sdtfl="http://schemas.microsoft.com/office/word/2024/wordml/sdtformatlock" xmlns:w16se="http://schemas.microsoft.com/office/word/2015/wordml/symex" mc:Ignorable="w14 w15 w16se w16cid w16 w16cex w16sdtdh w16sdtfl w16du">
   <w:docDefaults>
     <w:rPrDefault>
       <w:rPr>
-        <w:rFonts w:asciiTheme="minorHAnsi" w:eastAsiaTheme="minorHAnsi" w:hAnsiTheme="minorHAnsi" w:cstheme="minorBidi"/>
-        <w:kern w:val="2"/>
-        <w:sz w:val="24"/>
-        <w:szCs w:val="24"/>
+        <w:rFonts w:asciiTheme="minorHAnsi" w:eastAsiaTheme="minorEastAsia" w:hAnsiTheme="minorHAnsi" w:cstheme="minorBidi"/>
         <w:lang w:val="en-US" w:eastAsia="en-US" w:bidi="ar-SA"/>
-        <w14:ligatures w14:val="standardContextual"/>
       </w:rPr>
     </w:rPrDefault>
     <w:pPrDefault>
       <w:pPr>
-        <w:spacing w:after="160" w:line="278" w:lineRule="auto"/>
+        <w:spacing w:before="100" w:after="200" w:line="276" w:lineRule="auto"/>
       </w:pPr>
     </w:pPrDefault>
   </w:docDefaults>
@@ -492,6 +4113,7 @@
   <w:style w:type="paragraph" w:default="1" w:styleId="Normal">
     <w:name w:val="Normal"/>
     <w:qFormat/>
+    <w:rsid w:val="00C32D4B"/>
   </w:style>
   <w:style w:type="paragraph" w:styleId="Heading1">
     <w:name w:val="heading 1"/>
@@ -500,18 +4122,24 @@
     <w:link w:val="Heading1Char"/>
     <w:uiPriority w:val="9"/>
     <w:qFormat/>
-    <w:rsid w:val="00CA5CCF"/>
+    <w:rsid w:val="00C32D4B"/>
     <w:pPr>
-      <w:keepNext/>
-      <w:keepLines/>
-      <w:spacing w:before="360" w:after="80"/>
+      <w:pBdr>
+        <w:top w:val="single" w:sz="24" w:space="0" w:color="156082" w:themeColor="accent1"/>
+        <w:left w:val="single" w:sz="24" w:space="0" w:color="156082" w:themeColor="accent1"/>
+        <w:bottom w:val="single" w:sz="24" w:space="0" w:color="156082" w:themeColor="accent1"/>
+        <w:right w:val="single" w:sz="24" w:space="0" w:color="156082" w:themeColor="accent1"/>
+      </w:pBdr>
+      <w:shd w:val="clear" w:color="auto" w:fill="156082" w:themeFill="accent1"/>
+      <w:spacing w:after="0"/>
       <w:outlineLvl w:val="0"/>
     </w:pPr>
     <w:rPr>
-      <w:rFonts w:asciiTheme="majorHAnsi" w:eastAsiaTheme="majorEastAsia" w:hAnsiTheme="majorHAnsi" w:cstheme="majorBidi"/>
-      <w:color w:val="0F4761" w:themeColor="accent1" w:themeShade="BF"/>
-      <w:sz w:val="40"/>
-      <w:szCs w:val="40"/>
+      <w:caps/>
+      <w:color w:val="FFFFFF" w:themeColor="background1"/>
+      <w:spacing w:val="15"/>
+      <w:sz w:val="22"/>
+      <w:szCs w:val="22"/>
     </w:rPr>
   </w:style>
   <w:style w:type="paragraph" w:styleId="Heading2">
@@ -520,21 +4148,23 @@
     <w:next w:val="Normal"/>
     <w:link w:val="Heading2Char"/>
     <w:uiPriority w:val="9"/>
-    <w:semiHidden/>
     <w:unhideWhenUsed/>
     <w:qFormat/>
-    <w:rsid w:val="00CA5CCF"/>
+    <w:rsid w:val="00C32D4B"/>
     <w:pPr>
-      <w:keepNext/>
-      <w:keepLines/>
-      <w:spacing w:before="160" w:after="80"/>
+      <w:pBdr>
+        <w:top w:val="single" w:sz="24" w:space="0" w:color="C1E4F5" w:themeColor="accent1" w:themeTint="33"/>
+        <w:left w:val="single" w:sz="24" w:space="0" w:color="C1E4F5" w:themeColor="accent1" w:themeTint="33"/>
+        <w:bottom w:val="single" w:sz="24" w:space="0" w:color="C1E4F5" w:themeColor="accent1" w:themeTint="33"/>
+        <w:right w:val="single" w:sz="24" w:space="0" w:color="C1E4F5" w:themeColor="accent1" w:themeTint="33"/>
+      </w:pBdr>
+      <w:shd w:val="clear" w:color="auto" w:fill="C1E4F5" w:themeFill="accent1" w:themeFillTint="33"/>
+      <w:spacing w:after="0"/>
       <w:outlineLvl w:val="1"/>
     </w:pPr>
     <w:rPr>
-      <w:rFonts w:asciiTheme="majorHAnsi" w:eastAsiaTheme="majorEastAsia" w:hAnsiTheme="majorHAnsi" w:cstheme="majorBidi"/>
-      <w:color w:val="0F4761" w:themeColor="accent1" w:themeShade="BF"/>
-      <w:sz w:val="32"/>
-      <w:szCs w:val="32"/>
+      <w:caps/>
+      <w:spacing w:val="15"/>
     </w:rPr>
   </w:style>
   <w:style w:type="paragraph" w:styleId="Heading3">
@@ -543,21 +4173,20 @@
     <w:next w:val="Normal"/>
     <w:link w:val="Heading3Char"/>
     <w:uiPriority w:val="9"/>
-    <w:semiHidden/>
     <w:unhideWhenUsed/>
     <w:qFormat/>
-    <w:rsid w:val="00CA5CCF"/>
+    <w:rsid w:val="00C32D4B"/>
     <w:pPr>
-      <w:keepNext/>
-      <w:keepLines/>
-      <w:spacing w:before="160" w:after="80"/>
+      <w:pBdr>
+        <w:top w:val="single" w:sz="6" w:space="2" w:color="156082" w:themeColor="accent1"/>
+      </w:pBdr>
+      <w:spacing w:before="300" w:after="0"/>
       <w:outlineLvl w:val="2"/>
     </w:pPr>
     <w:rPr>
-      <w:rFonts w:eastAsiaTheme="majorEastAsia" w:cstheme="majorBidi"/>
-      <w:color w:val="0F4761" w:themeColor="accent1" w:themeShade="BF"/>
-      <w:sz w:val="28"/>
-      <w:szCs w:val="28"/>
+      <w:caps/>
+      <w:color w:val="0A2F40" w:themeColor="accent1" w:themeShade="7F"/>
+      <w:spacing w:val="15"/>
     </w:rPr>
   </w:style>
   <w:style w:type="paragraph" w:styleId="Heading4">
@@ -569,18 +4198,18 @@
     <w:semiHidden/>
     <w:unhideWhenUsed/>
     <w:qFormat/>
-    <w:rsid w:val="00CA5CCF"/>
+    <w:rsid w:val="00C32D4B"/>
     <w:pPr>
-      <w:keepNext/>
-      <w:keepLines/>
-      <w:spacing w:before="80" w:after="40"/>
+      <w:pBdr>
+        <w:top w:val="dotted" w:sz="6" w:space="2" w:color="156082" w:themeColor="accent1"/>
+      </w:pBdr>
+      <w:spacing w:before="200" w:after="0"/>
       <w:outlineLvl w:val="3"/>
     </w:pPr>
     <w:rPr>
-      <w:rFonts w:eastAsiaTheme="majorEastAsia" w:cstheme="majorBidi"/>
-      <w:i/>
-      <w:iCs/>
+      <w:caps/>
       <w:color w:val="0F4761" w:themeColor="accent1" w:themeShade="BF"/>
+      <w:spacing w:val="10"/>
     </w:rPr>
   </w:style>
   <w:style w:type="paragraph" w:styleId="Heading5">
@@ -592,16 +4221,18 @@
     <w:semiHidden/>
     <w:unhideWhenUsed/>
     <w:qFormat/>
-    <w:rsid w:val="00CA5CCF"/>
+    <w:rsid w:val="00C32D4B"/>
     <w:pPr>
-      <w:keepNext/>
-      <w:keepLines/>
-      <w:spacing w:before="80" w:after="40"/>
+      <w:pBdr>
+        <w:bottom w:val="single" w:sz="6" w:space="1" w:color="156082" w:themeColor="accent1"/>
+      </w:pBdr>
+      <w:spacing w:before="200" w:after="0"/>
       <w:outlineLvl w:val="4"/>
     </w:pPr>
     <w:rPr>
-      <w:rFonts w:eastAsiaTheme="majorEastAsia" w:cstheme="majorBidi"/>
+      <w:caps/>
       <w:color w:val="0F4761" w:themeColor="accent1" w:themeShade="BF"/>
+      <w:spacing w:val="10"/>
     </w:rPr>
   </w:style>
   <w:style w:type="paragraph" w:styleId="Heading6">
@@ -613,18 +4244,18 @@
     <w:semiHidden/>
     <w:unhideWhenUsed/>
     <w:qFormat/>
-    <w:rsid w:val="00CA5CCF"/>
+    <w:rsid w:val="00C32D4B"/>
     <w:pPr>
-      <w:keepNext/>
-      <w:keepLines/>
-      <w:spacing w:before="40" w:after="0"/>
+      <w:pBdr>
+        <w:bottom w:val="dotted" w:sz="6" w:space="1" w:color="156082" w:themeColor="accent1"/>
+      </w:pBdr>
+      <w:spacing w:before="200" w:after="0"/>
       <w:outlineLvl w:val="5"/>
     </w:pPr>
     <w:rPr>
-      <w:rFonts w:eastAsiaTheme="majorEastAsia" w:cstheme="majorBidi"/>
-      <w:i/>
-      <w:iCs/>
-      <w:color w:val="595959" w:themeColor="text1" w:themeTint="A6"/>
+      <w:caps/>
+      <w:color w:val="0F4761" w:themeColor="accent1" w:themeShade="BF"/>
+      <w:spacing w:val="10"/>
     </w:rPr>
   </w:style>
   <w:style w:type="paragraph" w:styleId="Heading7">
@@ -636,16 +4267,15 @@
     <w:semiHidden/>
     <w:unhideWhenUsed/>
     <w:qFormat/>
-    <w:rsid w:val="00CA5CCF"/>
+    <w:rsid w:val="00C32D4B"/>
     <w:pPr>
-      <w:keepNext/>
-      <w:keepLines/>
-      <w:spacing w:before="40" w:after="0"/>
+      <w:spacing w:before="200" w:after="0"/>
       <w:outlineLvl w:val="6"/>
     </w:pPr>
     <w:rPr>
-      <w:rFonts w:eastAsiaTheme="majorEastAsia" w:cstheme="majorBidi"/>
-      <w:color w:val="595959" w:themeColor="text1" w:themeTint="A6"/>
+      <w:caps/>
+      <w:color w:val="0F4761" w:themeColor="accent1" w:themeShade="BF"/>
+      <w:spacing w:val="10"/>
     </w:rPr>
   </w:style>
   <w:style w:type="paragraph" w:styleId="Heading8">
@@ -657,18 +4287,16 @@
     <w:semiHidden/>
     <w:unhideWhenUsed/>
     <w:qFormat/>
-    <w:rsid w:val="00CA5CCF"/>
+    <w:rsid w:val="00C32D4B"/>
     <w:pPr>
-      <w:keepNext/>
-      <w:keepLines/>
-      <w:spacing w:after="0"/>
+      <w:spacing w:before="200" w:after="0"/>
       <w:outlineLvl w:val="7"/>
     </w:pPr>
     <w:rPr>
-      <w:rFonts w:eastAsiaTheme="majorEastAsia" w:cstheme="majorBidi"/>
-      <w:i/>
-      <w:iCs/>
-      <w:color w:val="272727" w:themeColor="text1" w:themeTint="D8"/>
+      <w:caps/>
+      <w:spacing w:val="10"/>
+      <w:sz w:val="18"/>
+      <w:szCs w:val="18"/>
     </w:rPr>
   </w:style>
   <w:style w:type="paragraph" w:styleId="Heading9">
@@ -680,16 +4308,18 @@
     <w:semiHidden/>
     <w:unhideWhenUsed/>
     <w:qFormat/>
-    <w:rsid w:val="00CA5CCF"/>
+    <w:rsid w:val="00C32D4B"/>
     <w:pPr>
-      <w:keepNext/>
-      <w:keepLines/>
-      <w:spacing w:after="0"/>
+      <w:spacing w:before="200" w:after="0"/>
       <w:outlineLvl w:val="8"/>
     </w:pPr>
     <w:rPr>
-      <w:rFonts w:eastAsiaTheme="majorEastAsia" w:cstheme="majorBidi"/>
-      <w:color w:val="272727" w:themeColor="text1" w:themeTint="D8"/>
+      <w:i/>
+      <w:iCs/>
+      <w:caps/>
+      <w:spacing w:val="10"/>
+      <w:sz w:val="18"/>
+      <w:szCs w:val="18"/>
     </w:rPr>
   </w:style>
   <w:style w:type="character" w:default="1" w:styleId="DefaultParagraphFont">
@@ -724,12 +4354,14 @@
     <w:basedOn w:val="DefaultParagraphFont"/>
     <w:link w:val="Heading1"/>
     <w:uiPriority w:val="9"/>
-    <w:rsid w:val="00CA5CCF"/>
+    <w:rsid w:val="00C32D4B"/>
     <w:rPr>
-      <w:rFonts w:asciiTheme="majorHAnsi" w:eastAsiaTheme="majorEastAsia" w:hAnsiTheme="majorHAnsi" w:cstheme="majorBidi"/>
-      <w:color w:val="0F4761" w:themeColor="accent1" w:themeShade="BF"/>
-      <w:sz w:val="40"/>
-      <w:szCs w:val="40"/>
+      <w:caps/>
+      <w:color w:val="FFFFFF" w:themeColor="background1"/>
+      <w:spacing w:val="15"/>
+      <w:sz w:val="22"/>
+      <w:szCs w:val="22"/>
+      <w:shd w:val="clear" w:color="auto" w:fill="156082" w:themeFill="accent1"/>
     </w:rPr>
   </w:style>
   <w:style w:type="character" w:customStyle="1" w:styleId="Heading2Char">
@@ -737,13 +4369,11 @@
     <w:basedOn w:val="DefaultParagraphFont"/>
     <w:link w:val="Heading2"/>
     <w:uiPriority w:val="9"/>
-    <w:semiHidden/>
-    <w:rsid w:val="00CA5CCF"/>
+    <w:rsid w:val="00C32D4B"/>
     <w:rPr>
-      <w:rFonts w:asciiTheme="majorHAnsi" w:eastAsiaTheme="majorEastAsia" w:hAnsiTheme="majorHAnsi" w:cstheme="majorBidi"/>
-      <w:color w:val="0F4761" w:themeColor="accent1" w:themeShade="BF"/>
-      <w:sz w:val="32"/>
-      <w:szCs w:val="32"/>
+      <w:caps/>
+      <w:spacing w:val="15"/>
+      <w:shd w:val="clear" w:color="auto" w:fill="C1E4F5" w:themeFill="accent1" w:themeFillTint="33"/>
     </w:rPr>
   </w:style>
   <w:style w:type="character" w:customStyle="1" w:styleId="Heading3Char">
@@ -751,13 +4381,11 @@
     <w:basedOn w:val="DefaultParagraphFont"/>
     <w:link w:val="Heading3"/>
     <w:uiPriority w:val="9"/>
-    <w:semiHidden/>
-    <w:rsid w:val="00CA5CCF"/>
+    <w:rsid w:val="00C32D4B"/>
     <w:rPr>
-      <w:rFonts w:eastAsiaTheme="majorEastAsia" w:cstheme="majorBidi"/>
-      <w:color w:val="0F4761" w:themeColor="accent1" w:themeShade="BF"/>
-      <w:sz w:val="28"/>
-      <w:szCs w:val="28"/>
+      <w:caps/>
+      <w:color w:val="0A2F40" w:themeColor="accent1" w:themeShade="7F"/>
+      <w:spacing w:val="15"/>
     </w:rPr>
   </w:style>
   <w:style w:type="character" w:customStyle="1" w:styleId="Heading4Char">
@@ -766,12 +4394,11 @@
     <w:link w:val="Heading4"/>
     <w:uiPriority w:val="9"/>
     <w:semiHidden/>
-    <w:rsid w:val="00CA5CCF"/>
+    <w:rsid w:val="00C32D4B"/>
     <w:rPr>
-      <w:rFonts w:eastAsiaTheme="majorEastAsia" w:cstheme="majorBidi"/>
-      <w:i/>
-      <w:iCs/>
+      <w:caps/>
       <w:color w:val="0F4761" w:themeColor="accent1" w:themeShade="BF"/>
+      <w:spacing w:val="10"/>
     </w:rPr>
   </w:style>
   <w:style w:type="character" w:customStyle="1" w:styleId="Heading5Char">
@@ -780,10 +4407,11 @@
     <w:link w:val="Heading5"/>
     <w:uiPriority w:val="9"/>
     <w:semiHidden/>
-    <w:rsid w:val="00CA5CCF"/>
+    <w:rsid w:val="00C32D4B"/>
     <w:rPr>
-      <w:rFonts w:eastAsiaTheme="majorEastAsia" w:cstheme="majorBidi"/>
+      <w:caps/>
       <w:color w:val="0F4761" w:themeColor="accent1" w:themeShade="BF"/>
+      <w:spacing w:val="10"/>
     </w:rPr>
   </w:style>
   <w:style w:type="character" w:customStyle="1" w:styleId="Heading6Char">
@@ -792,12 +4420,11 @@
     <w:link w:val="Heading6"/>
     <w:uiPriority w:val="9"/>
     <w:semiHidden/>
-    <w:rsid w:val="00CA5CCF"/>
+    <w:rsid w:val="00C32D4B"/>
     <w:rPr>
-      <w:rFonts w:eastAsiaTheme="majorEastAsia" w:cstheme="majorBidi"/>
-      <w:i/>
-      <w:iCs/>
-      <w:color w:val="595959" w:themeColor="text1" w:themeTint="A6"/>
+      <w:caps/>
+      <w:color w:val="0F4761" w:themeColor="accent1" w:themeShade="BF"/>
+      <w:spacing w:val="10"/>
     </w:rPr>
   </w:style>
   <w:style w:type="character" w:customStyle="1" w:styleId="Heading7Char">
@@ -806,10 +4433,11 @@
     <w:link w:val="Heading7"/>
     <w:uiPriority w:val="9"/>
     <w:semiHidden/>
-    <w:rsid w:val="00CA5CCF"/>
+    <w:rsid w:val="00C32D4B"/>
     <w:rPr>
-      <w:rFonts w:eastAsiaTheme="majorEastAsia" w:cstheme="majorBidi"/>
-      <w:color w:val="595959" w:themeColor="text1" w:themeTint="A6"/>
+      <w:caps/>
+      <w:color w:val="0F4761" w:themeColor="accent1" w:themeShade="BF"/>
+      <w:spacing w:val="10"/>
     </w:rPr>
   </w:style>
   <w:style w:type="character" w:customStyle="1" w:styleId="Heading8Char">
@@ -818,12 +4446,12 @@
     <w:link w:val="Heading8"/>
     <w:uiPriority w:val="9"/>
     <w:semiHidden/>
-    <w:rsid w:val="00CA5CCF"/>
+    <w:rsid w:val="00C32D4B"/>
     <w:rPr>
-      <w:rFonts w:eastAsiaTheme="majorEastAsia" w:cstheme="majorBidi"/>
-      <w:i/>
-      <w:iCs/>
-      <w:color w:val="272727" w:themeColor="text1" w:themeTint="D8"/>
+      <w:caps/>
+      <w:spacing w:val="10"/>
+      <w:sz w:val="18"/>
+      <w:szCs w:val="18"/>
     </w:rPr>
   </w:style>
   <w:style w:type="character" w:customStyle="1" w:styleId="Heading9Char">
@@ -832,10 +4460,14 @@
     <w:link w:val="Heading9"/>
     <w:uiPriority w:val="9"/>
     <w:semiHidden/>
-    <w:rsid w:val="00CA5CCF"/>
+    <w:rsid w:val="00C32D4B"/>
     <w:rPr>
-      <w:rFonts w:eastAsiaTheme="majorEastAsia" w:cstheme="majorBidi"/>
-      <w:color w:val="272727" w:themeColor="text1" w:themeTint="D8"/>
+      <w:i/>
+      <w:iCs/>
+      <w:caps/>
+      <w:spacing w:val="10"/>
+      <w:sz w:val="18"/>
+      <w:szCs w:val="18"/>
     </w:rPr>
   </w:style>
   <w:style w:type="paragraph" w:styleId="Title">
@@ -845,17 +4477,17 @@
     <w:link w:val="TitleChar"/>
     <w:uiPriority w:val="10"/>
     <w:qFormat/>
-    <w:rsid w:val="00CA5CCF"/>
+    <w:rsid w:val="00C32D4B"/>
     <w:pPr>
-      <w:spacing w:after="80" w:line="240" w:lineRule="auto"/>
-      <w:contextualSpacing/>
+      <w:spacing w:before="0" w:after="0"/>
     </w:pPr>
     <w:rPr>
       <w:rFonts w:asciiTheme="majorHAnsi" w:eastAsiaTheme="majorEastAsia" w:hAnsiTheme="majorHAnsi" w:cstheme="majorBidi"/>
-      <w:spacing w:val="-10"/>
-      <w:kern w:val="28"/>
-      <w:sz w:val="56"/>
-      <w:szCs w:val="56"/>
+      <w:caps/>
+      <w:color w:val="156082" w:themeColor="accent1"/>
+      <w:spacing w:val="10"/>
+      <w:sz w:val="52"/>
+      <w:szCs w:val="52"/>
     </w:rPr>
   </w:style>
   <w:style w:type="character" w:customStyle="1" w:styleId="TitleChar">
@@ -863,13 +4495,14 @@
     <w:basedOn w:val="DefaultParagraphFont"/>
     <w:link w:val="Title"/>
     <w:uiPriority w:val="10"/>
-    <w:rsid w:val="00CA5CCF"/>
+    <w:rsid w:val="00C32D4B"/>
     <w:rPr>
       <w:rFonts w:asciiTheme="majorHAnsi" w:eastAsiaTheme="majorEastAsia" w:hAnsiTheme="majorHAnsi" w:cstheme="majorBidi"/>
-      <w:spacing w:val="-10"/>
-      <w:kern w:val="28"/>
-      <w:sz w:val="56"/>
-      <w:szCs w:val="56"/>
+      <w:caps/>
+      <w:color w:val="156082" w:themeColor="accent1"/>
+      <w:spacing w:val="10"/>
+      <w:sz w:val="52"/>
+      <w:szCs w:val="52"/>
     </w:rPr>
   </w:style>
   <w:style w:type="paragraph" w:styleId="Subtitle">
@@ -879,18 +4512,16 @@
     <w:link w:val="SubtitleChar"/>
     <w:uiPriority w:val="11"/>
     <w:qFormat/>
-    <w:rsid w:val="00CA5CCF"/>
+    <w:rsid w:val="00C32D4B"/>
     <w:pPr>
-      <w:numPr>
-        <w:ilvl w:val="1"/>
-      </w:numPr>
+      <w:spacing w:before="0" w:after="500" w:line="240" w:lineRule="auto"/>
     </w:pPr>
     <w:rPr>
-      <w:rFonts w:eastAsiaTheme="majorEastAsia" w:cstheme="majorBidi"/>
+      <w:caps/>
       <w:color w:val="595959" w:themeColor="text1" w:themeTint="A6"/>
-      <w:spacing w:val="15"/>
-      <w:sz w:val="28"/>
-      <w:szCs w:val="28"/>
+      <w:spacing w:val="10"/>
+      <w:sz w:val="21"/>
+      <w:szCs w:val="21"/>
     </w:rPr>
   </w:style>
   <w:style w:type="character" w:customStyle="1" w:styleId="SubtitleChar">
@@ -898,13 +4529,13 @@
     <w:basedOn w:val="DefaultParagraphFont"/>
     <w:link w:val="Subtitle"/>
     <w:uiPriority w:val="11"/>
-    <w:rsid w:val="00CA5CCF"/>
+    <w:rsid w:val="00C32D4B"/>
     <w:rPr>
-      <w:rFonts w:eastAsiaTheme="majorEastAsia" w:cstheme="majorBidi"/>
+      <w:caps/>
       <w:color w:val="595959" w:themeColor="text1" w:themeTint="A6"/>
-      <w:spacing w:val="15"/>
-      <w:sz w:val="28"/>
-      <w:szCs w:val="28"/>
+      <w:spacing w:val="10"/>
+      <w:sz w:val="21"/>
+      <w:szCs w:val="21"/>
     </w:rPr>
   </w:style>
   <w:style w:type="paragraph" w:styleId="Quote">
@@ -914,15 +4545,12 @@
     <w:link w:val="QuoteChar"/>
     <w:uiPriority w:val="29"/>
     <w:qFormat/>
-    <w:rsid w:val="00CA5CCF"/>
-    <w:pPr>
-      <w:spacing w:before="160"/>
-      <w:jc w:val="center"/>
-    </w:pPr>
+    <w:rsid w:val="00C32D4B"/>
     <w:rPr>
       <w:i/>
       <w:iCs/>
-      <w:color w:val="404040" w:themeColor="text1" w:themeTint="BF"/>
+      <w:sz w:val="24"/>
+      <w:szCs w:val="24"/>
     </w:rPr>
   </w:style>
   <w:style w:type="character" w:customStyle="1" w:styleId="QuoteChar">
@@ -930,11 +4558,12 @@
     <w:basedOn w:val="DefaultParagraphFont"/>
     <w:link w:val="Quote"/>
     <w:uiPriority w:val="29"/>
-    <w:rsid w:val="00CA5CCF"/>
+    <w:rsid w:val="00C32D4B"/>
     <w:rPr>
       <w:i/>
       <w:iCs/>
-      <w:color w:val="404040" w:themeColor="text1" w:themeTint="BF"/>
+      <w:sz w:val="24"/>
+      <w:szCs w:val="24"/>
     </w:rPr>
   </w:style>
   <w:style w:type="paragraph" w:styleId="ListParagraph">
@@ -950,14 +4579,15 @@
   </w:style>
   <w:style w:type="character" w:styleId="IntenseEmphasis">
     <w:name w:val="Intense Emphasis"/>
-    <w:basedOn w:val="DefaultParagraphFont"/>
     <w:uiPriority w:val="21"/>
     <w:qFormat/>
-    <w:rsid w:val="00CA5CCF"/>
+    <w:rsid w:val="00C32D4B"/>
     <w:rPr>
-      <w:i/>
-      <w:iCs/>
-      <w:color w:val="0F4761" w:themeColor="accent1" w:themeShade="BF"/>
+      <w:b/>
+      <w:bCs/>
+      <w:caps/>
+      <w:color w:val="0A2F40" w:themeColor="accent1" w:themeShade="7F"/>
+      <w:spacing w:val="10"/>
     </w:rPr>
   </w:style>
   <w:style w:type="paragraph" w:styleId="IntenseQuote">
@@ -967,20 +4597,16 @@
     <w:link w:val="IntenseQuoteChar"/>
     <w:uiPriority w:val="30"/>
     <w:qFormat/>
-    <w:rsid w:val="00CA5CCF"/>
+    <w:rsid w:val="00C32D4B"/>
     <w:pPr>
-      <w:pBdr>
-        <w:top w:val="single" w:sz="4" w:space="10" w:color="0F4761" w:themeColor="accent1" w:themeShade="BF"/>
-        <w:bottom w:val="single" w:sz="4" w:space="10" w:color="0F4761" w:themeColor="accent1" w:themeShade="BF"/>
-      </w:pBdr>
-      <w:spacing w:before="360" w:after="360"/>
-      <w:ind w:left="864" w:right="864"/>
+      <w:spacing w:before="240" w:after="240" w:line="240" w:lineRule="auto"/>
+      <w:ind w:left="1080" w:right="1080"/>
       <w:jc w:val="center"/>
     </w:pPr>
     <w:rPr>
-      <w:i/>
-      <w:iCs/>
-      <w:color w:val="0F4761" w:themeColor="accent1" w:themeShade="BF"/>
+      <w:color w:val="156082" w:themeColor="accent1"/>
+      <w:sz w:val="24"/>
+      <w:szCs w:val="24"/>
     </w:rPr>
   </w:style>
   <w:style w:type="character" w:customStyle="1" w:styleId="IntenseQuoteChar">
@@ -988,25 +4614,25 @@
     <w:basedOn w:val="DefaultParagraphFont"/>
     <w:link w:val="IntenseQuote"/>
     <w:uiPriority w:val="30"/>
-    <w:rsid w:val="00CA5CCF"/>
+    <w:rsid w:val="00C32D4B"/>
     <w:rPr>
-      <w:i/>
-      <w:iCs/>
-      <w:color w:val="0F4761" w:themeColor="accent1" w:themeShade="BF"/>
+      <w:color w:val="156082" w:themeColor="accent1"/>
+      <w:sz w:val="24"/>
+      <w:szCs w:val="24"/>
     </w:rPr>
   </w:style>
   <w:style w:type="character" w:styleId="IntenseReference">
     <w:name w:val="Intense Reference"/>
-    <w:basedOn w:val="DefaultParagraphFont"/>
     <w:uiPriority w:val="32"/>
     <w:qFormat/>
-    <w:rsid w:val="00CA5CCF"/>
+    <w:rsid w:val="00C32D4B"/>
     <w:rPr>
       <w:b/>
       <w:bCs/>
-      <w:smallCaps/>
-      <w:color w:val="0F4761" w:themeColor="accent1" w:themeShade="BF"/>
-      <w:spacing w:val="5"/>
+      <w:i/>
+      <w:iCs/>
+      <w:caps/>
+      <w:color w:val="156082" w:themeColor="accent1"/>
     </w:rPr>
   </w:style>
   <w:style w:type="character" w:styleId="Hyperlink">
@@ -1030,6 +4656,113 @@
     <w:rPr>
       <w:color w:val="605E5C"/>
       <w:shd w:val="clear" w:color="auto" w:fill="E1DFDD"/>
+    </w:rPr>
+  </w:style>
+  <w:style w:type="paragraph" w:styleId="Caption">
+    <w:name w:val="caption"/>
+    <w:basedOn w:val="Normal"/>
+    <w:next w:val="Normal"/>
+    <w:uiPriority w:val="35"/>
+    <w:semiHidden/>
+    <w:unhideWhenUsed/>
+    <w:qFormat/>
+    <w:rsid w:val="00C32D4B"/>
+    <w:rPr>
+      <w:b/>
+      <w:bCs/>
+      <w:color w:val="0F4761" w:themeColor="accent1" w:themeShade="BF"/>
+      <w:sz w:val="16"/>
+      <w:szCs w:val="16"/>
+    </w:rPr>
+  </w:style>
+  <w:style w:type="character" w:styleId="Strong">
+    <w:name w:val="Strong"/>
+    <w:uiPriority w:val="22"/>
+    <w:qFormat/>
+    <w:rsid w:val="00C32D4B"/>
+    <w:rPr>
+      <w:b/>
+      <w:bCs/>
+    </w:rPr>
+  </w:style>
+  <w:style w:type="character" w:styleId="Emphasis">
+    <w:name w:val="Emphasis"/>
+    <w:uiPriority w:val="20"/>
+    <w:qFormat/>
+    <w:rsid w:val="00C32D4B"/>
+    <w:rPr>
+      <w:caps/>
+      <w:color w:val="0A2F40" w:themeColor="accent1" w:themeShade="7F"/>
+      <w:spacing w:val="5"/>
+    </w:rPr>
+  </w:style>
+  <w:style w:type="paragraph" w:styleId="NoSpacing">
+    <w:name w:val="No Spacing"/>
+    <w:uiPriority w:val="1"/>
+    <w:qFormat/>
+    <w:rsid w:val="00C32D4B"/>
+    <w:pPr>
+      <w:spacing w:after="0" w:line="240" w:lineRule="auto"/>
+    </w:pPr>
+  </w:style>
+  <w:style w:type="character" w:styleId="SubtleEmphasis">
+    <w:name w:val="Subtle Emphasis"/>
+    <w:uiPriority w:val="19"/>
+    <w:qFormat/>
+    <w:rsid w:val="00C32D4B"/>
+    <w:rPr>
+      <w:i/>
+      <w:iCs/>
+      <w:color w:val="0A2F40" w:themeColor="accent1" w:themeShade="7F"/>
+    </w:rPr>
+  </w:style>
+  <w:style w:type="character" w:styleId="SubtleReference">
+    <w:name w:val="Subtle Reference"/>
+    <w:uiPriority w:val="31"/>
+    <w:qFormat/>
+    <w:rsid w:val="00C32D4B"/>
+    <w:rPr>
+      <w:b/>
+      <w:bCs/>
+      <w:color w:val="156082" w:themeColor="accent1"/>
+    </w:rPr>
+  </w:style>
+  <w:style w:type="character" w:styleId="BookTitle">
+    <w:name w:val="Book Title"/>
+    <w:uiPriority w:val="33"/>
+    <w:qFormat/>
+    <w:rsid w:val="00C32D4B"/>
+    <w:rPr>
+      <w:b/>
+      <w:bCs/>
+      <w:i/>
+      <w:iCs/>
+      <w:spacing w:val="0"/>
+    </w:rPr>
+  </w:style>
+  <w:style w:type="paragraph" w:styleId="TOCHeading">
+    <w:name w:val="TOC Heading"/>
+    <w:basedOn w:val="Heading1"/>
+    <w:next w:val="Normal"/>
+    <w:uiPriority w:val="39"/>
+    <w:semiHidden/>
+    <w:unhideWhenUsed/>
+    <w:qFormat/>
+    <w:rsid w:val="00C32D4B"/>
+    <w:pPr>
+      <w:outlineLvl w:val="9"/>
+    </w:pPr>
+  </w:style>
+  <w:style w:type="character" w:styleId="FollowedHyperlink">
+    <w:name w:val="FollowedHyperlink"/>
+    <w:basedOn w:val="DefaultParagraphFont"/>
+    <w:uiPriority w:val="99"/>
+    <w:semiHidden/>
+    <w:unhideWhenUsed/>
+    <w:rsid w:val="003E33B6"/>
+    <w:rPr>
+      <w:color w:val="96607D" w:themeColor="followedHyperlink"/>
+      <w:u w:val="single"/>
     </w:rPr>
   </w:style>
 </w:styles>
@@ -1328,4 +5061,16 @@
     </a:ext>
   </a:extLst>
 </a:theme>
+</file>
+
+<file path=customXml/item1.xml><?xml version="1.0" encoding="utf-8"?>
+<b:Sources xmlns:b="http://schemas.openxmlformats.org/officeDocument/2006/bibliography" xmlns="http://schemas.openxmlformats.org/officeDocument/2006/bibliography" SelectedStyle="\APASixthEditionOfficeOnline.xsl" StyleName="APA" Version="6"/>
+</file>
+
+<file path=customXml/itemProps1.xml><?xml version="1.0" encoding="utf-8"?>
+<ds:datastoreItem xmlns:ds="http://schemas.openxmlformats.org/officeDocument/2006/customXml" ds:itemID="{56F18248-2DAD-4DE8-B9DE-F37D60BCC45F}">
+  <ds:schemaRefs>
+    <ds:schemaRef ds:uri="http://schemas.openxmlformats.org/officeDocument/2006/bibliography"/>
+  </ds:schemaRefs>
+</ds:datastoreItem>
 </file>
--- a/STI/CellularAutomata_Sources.docx
+++ b/STI/CellularAutomata_Sources.docx
@@ -808,6 +808,14 @@
         <w:pStyle w:val="NoSpacing"/>
       </w:pPr>
       <w:r>
+        <w:t>https://medium.com/@anishaswain/noise-filtering-in-digital-image-processing-d12b5266847c</w:t>
+      </w:r>
+    </w:p>
+    <w:p>
+      <w:pPr>
+        <w:pStyle w:val="NoSpacing"/>
+      </w:pPr>
+      <w:r>
         <w:rPr>
           <w:b/>
           <w:bCs/>
@@ -815,54 +823,29 @@
         <w:t>Img Noise Types</w:t>
       </w:r>
       <w:r>
-        <w:t xml:space="preserve">: </w:t>
-      </w:r>
-      <w:r>
-        <w:t>https://medium.com/@zar_373/understanding-image-noise-exploring-different-kinds-of-noises-in-image-processing-dcd26c6c9e5a</w:t>
+        <w:t>: https://medium.com/@zar_373/understanding-image-noise-exploring-different-kinds-of-noises-in-image-processing-dcd26c6c9e5a</w:t>
       </w:r>
     </w:p>
     <w:p>
       <w:pPr>
         <w:pStyle w:val="NoSpacing"/>
-        <w:rPr>
-          <w:lang w:val="de-DE"/>
-        </w:rPr>
       </w:pPr>
       <w:r>
         <w:rPr>
           <w:b/>
           <w:bCs/>
-          <w:lang w:val="de-DE"/>
         </w:rPr>
         <w:t>Modern Cellular Automata</w:t>
       </w:r>
       <w:r>
-        <w:rPr>
-          <w:lang w:val="de-DE"/>
-        </w:rPr>
         <w:t xml:space="preserve">: </w:t>
       </w:r>
       <w:hyperlink r:id="rId8" w:history="1">
         <w:r>
           <w:rPr>
             <w:rStyle w:val="Hyperlink"/>
-            <w:lang w:val="de-DE"/>
           </w:rPr>
-          <w:t>https://link.springer.com/book/10.1007/978-1-4899</w:t>
-        </w:r>
-        <w:r>
-          <w:rPr>
-            <w:rStyle w:val="Hyperlink"/>
-            <w:lang w:val="de-DE"/>
-          </w:rPr>
-          <w:t>-</w:t>
-        </w:r>
-        <w:r>
-          <w:rPr>
-            <w:rStyle w:val="Hyperlink"/>
-            <w:lang w:val="de-DE"/>
-          </w:rPr>
-          <w:t>0393-8</w:t>
+          <w:t>https://link.springer.com/book/10.1007/978-1-4899-0393-8</w:t>
         </w:r>
       </w:hyperlink>
     </w:p>
@@ -1044,7 +1027,7 @@
         </w:rPr>
         <w:t xml:space="preserve">: </w:t>
       </w:r>
-      <w:hyperlink r:id="rId18" w:history="1">
+      <w:hyperlink r:id="rId18" w:anchor="map-generation-algorithms" w:history="1">
         <w:r>
           <w:rPr>
             <w:rStyle w:val="Hyperlink"/>
@@ -1061,7 +1044,7 @@
           <w:lang w:val="de-DE"/>
         </w:rPr>
       </w:pPr>
-      <w:hyperlink r:id="rId19" w:history="1">
+      <w:hyperlink r:id="rId19" w:anchor="uses-in-game-development" w:history="1">
         <w:r>
           <w:rPr>
             <w:rStyle w:val="Hyperlink"/>

--- a/STI/CellularAutomata_Sources.docx
+++ b/STI/CellularAutomata_Sources.docx
@@ -2,13 +2,1087 @@
 <file path=word/document.xml><?xml version="1.0" encoding="utf-8"?>
 <w:document xmlns:wpc="http://schemas.microsoft.com/office/word/2010/wordprocessingCanvas" xmlns:cx="http://schemas.microsoft.com/office/drawing/2014/chartex" xmlns:cx1="http://schemas.microsoft.com/office/drawing/2015/9/8/chartex" xmlns:cx2="http://schemas.microsoft.com/office/drawing/2015/10/21/chartex" xmlns:cx3="http://schemas.microsoft.com/office/drawing/2016/5/9/chartex" xmlns:cx4="http://schemas.microsoft.com/office/drawing/2016/5/10/chartex" xmlns:cx5="http://schemas.microsoft.com/office/drawing/2016/5/11/chartex" xmlns:cx6="http://schemas.microsoft.com/office/drawing/2016/5/12/chartex" xmlns:cx7="http://schemas.microsoft.com/office/drawing/2016/5/13/chartex" xmlns:cx8="http://schemas.microsoft.com/office/drawing/2016/5/14/chartex" xmlns:mc="http://schemas.openxmlformats.org/markup-compatibility/2006" xmlns:aink="http://schemas.microsoft.com/office/drawing/2016/ink" xmlns:am3d="http://schemas.microsoft.com/office/drawing/2017/model3d" xmlns:o="urn:schemas-microsoft-com:office:office" xmlns:oel="http://schemas.microsoft.com/office/2019/extlst" xmlns:r="http://schemas.openxmlformats.org/officeDocument/2006/relationships" xmlns:m="http://schemas.openxmlformats.org/officeDocument/2006/math" xmlns:v="urn:schemas-microsoft-com:vml" xmlns:wp14="http://schemas.microsoft.com/office/word/2010/wordprocessingDrawing" xmlns:wp="http://schemas.openxmlformats.org/drawingml/2006/wordprocessingDrawing" xmlns:w10="urn:schemas-microsoft-com:office:word" xmlns:w="http://schemas.openxmlformats.org/wordprocessingml/2006/main" xmlns:w14="http://schemas.microsoft.com/office/word/2010/wordml" xmlns:w15="http://schemas.microsoft.com/office/word/2012/wordml" xmlns:w16cex="http://schemas.microsoft.com/office/word/2018/wordml/cex" xmlns:w16cid="http://schemas.microsoft.com/office/word/2016/wordml/cid" xmlns:w16="http://schemas.microsoft.com/office/word/2018/wordml" xmlns:w16du="http://schemas.microsoft.com/office/word/2023/wordml/word16du" xmlns:w16sdtdh="http://schemas.microsoft.com/office/word/2020/wordml/sdtdatahash" xmlns:w16sdtfl="http://schemas.microsoft.com/office/word/2024/wordml/sdtformatlock" xmlns:w16se="http://schemas.microsoft.com/office/word/2015/wordml/symex" xmlns:wpg="http://schemas.microsoft.com/office/word/2010/wordprocessingGroup" xmlns:wpi="http://schemas.microsoft.com/office/word/2010/wordprocessingInk" xmlns:wne="http://schemas.microsoft.com/office/word/2006/wordml" xmlns:wps="http://schemas.microsoft.com/office/word/2010/wordprocessingShape" mc:Ignorable="w14 w15 w16se w16cid w16 w16cex w16sdtdh w16sdtfl w16du wp14">
   <w:body>
+    <w:sdt>
+      <w:sdtPr>
+        <w:id w:val="-1991706239"/>
+        <w:docPartObj>
+          <w:docPartGallery w:val="Table of Contents"/>
+          <w:docPartUnique/>
+        </w:docPartObj>
+      </w:sdtPr>
+      <w:sdtEndPr>
+        <w:rPr>
+          <w:b/>
+          <w:bCs/>
+          <w:caps w:val="0"/>
+          <w:noProof/>
+          <w:color w:val="auto"/>
+          <w:spacing w:val="0"/>
+          <w:sz w:val="20"/>
+          <w:szCs w:val="20"/>
+        </w:rPr>
+      </w:sdtEndPr>
+      <w:sdtContent>
+        <w:p>
+          <w:pPr>
+            <w:pStyle w:val="TOCHeading"/>
+          </w:pPr>
+          <w:r>
+            <w:t>Contents</w:t>
+          </w:r>
+        </w:p>
+        <w:p>
+          <w:pPr>
+            <w:pStyle w:val="TOC1"/>
+            <w:tabs>
+              <w:tab w:val="right" w:leader="dot" w:pos="9396"/>
+            </w:tabs>
+            <w:rPr>
+              <w:noProof/>
+            </w:rPr>
+          </w:pPr>
+          <w:r>
+            <w:fldChar w:fldCharType="begin"/>
+          </w:r>
+          <w:r>
+            <w:instrText xml:space="preserve"> TOC \o "1-3" \h \z \u </w:instrText>
+          </w:r>
+          <w:r>
+            <w:fldChar w:fldCharType="separate"/>
+          </w:r>
+          <w:hyperlink w:anchor="_Toc227838704" w:history="1">
+            <w:r>
+              <w:rPr>
+                <w:rStyle w:val="Hyperlink"/>
+                <w:noProof/>
+              </w:rPr>
+              <w:t>Possible Topics</w:t>
+            </w:r>
+            <w:r>
+              <w:rPr>
+                <w:noProof/>
+                <w:webHidden/>
+              </w:rPr>
+              <w:tab/>
+            </w:r>
+            <w:r>
+              <w:rPr>
+                <w:noProof/>
+                <w:webHidden/>
+              </w:rPr>
+              <w:fldChar w:fldCharType="begin"/>
+            </w:r>
+            <w:r>
+              <w:rPr>
+                <w:noProof/>
+                <w:webHidden/>
+              </w:rPr>
+              <w:instrText xml:space="preserve"> PAGEREF _Toc227838704 \h </w:instrText>
+            </w:r>
+            <w:r>
+              <w:rPr>
+                <w:noProof/>
+                <w:webHidden/>
+              </w:rPr>
+            </w:r>
+            <w:r>
+              <w:rPr>
+                <w:noProof/>
+                <w:webHidden/>
+              </w:rPr>
+              <w:fldChar w:fldCharType="separate"/>
+            </w:r>
+            <w:r>
+              <w:rPr>
+                <w:noProof/>
+                <w:webHidden/>
+              </w:rPr>
+              <w:t>1</w:t>
+            </w:r>
+            <w:r>
+              <w:rPr>
+                <w:noProof/>
+                <w:webHidden/>
+              </w:rPr>
+              <w:fldChar w:fldCharType="end"/>
+            </w:r>
+          </w:hyperlink>
+        </w:p>
+        <w:p>
+          <w:pPr>
+            <w:pStyle w:val="TOC2"/>
+            <w:tabs>
+              <w:tab w:val="right" w:leader="dot" w:pos="9396"/>
+            </w:tabs>
+            <w:rPr>
+              <w:noProof/>
+            </w:rPr>
+          </w:pPr>
+          <w:hyperlink w:anchor="_Toc227838705" w:history="1">
+            <w:r>
+              <w:rPr>
+                <w:rStyle w:val="Hyperlink"/>
+                <w:noProof/>
+              </w:rPr>
+              <w:t>Map Generation</w:t>
+            </w:r>
+            <w:r>
+              <w:rPr>
+                <w:noProof/>
+                <w:webHidden/>
+              </w:rPr>
+              <w:tab/>
+            </w:r>
+            <w:r>
+              <w:rPr>
+                <w:noProof/>
+                <w:webHidden/>
+              </w:rPr>
+              <w:fldChar w:fldCharType="begin"/>
+            </w:r>
+            <w:r>
+              <w:rPr>
+                <w:noProof/>
+                <w:webHidden/>
+              </w:rPr>
+              <w:instrText xml:space="preserve"> PAGEREF _Toc227838705 \h </w:instrText>
+            </w:r>
+            <w:r>
+              <w:rPr>
+                <w:noProof/>
+                <w:webHidden/>
+              </w:rPr>
+            </w:r>
+            <w:r>
+              <w:rPr>
+                <w:noProof/>
+                <w:webHidden/>
+              </w:rPr>
+              <w:fldChar w:fldCharType="separate"/>
+            </w:r>
+            <w:r>
+              <w:rPr>
+                <w:noProof/>
+                <w:webHidden/>
+              </w:rPr>
+              <w:t>1</w:t>
+            </w:r>
+            <w:r>
+              <w:rPr>
+                <w:noProof/>
+                <w:webHidden/>
+              </w:rPr>
+              <w:fldChar w:fldCharType="end"/>
+            </w:r>
+          </w:hyperlink>
+        </w:p>
+        <w:p>
+          <w:pPr>
+            <w:pStyle w:val="TOC2"/>
+            <w:tabs>
+              <w:tab w:val="right" w:leader="dot" w:pos="9396"/>
+            </w:tabs>
+            <w:rPr>
+              <w:noProof/>
+            </w:rPr>
+          </w:pPr>
+          <w:hyperlink w:anchor="_Toc227838706" w:history="1">
+            <w:r>
+              <w:rPr>
+                <w:rStyle w:val="Hyperlink"/>
+                <w:noProof/>
+              </w:rPr>
+              <w:t>Image Processing</w:t>
+            </w:r>
+            <w:r>
+              <w:rPr>
+                <w:noProof/>
+                <w:webHidden/>
+              </w:rPr>
+              <w:tab/>
+            </w:r>
+            <w:r>
+              <w:rPr>
+                <w:noProof/>
+                <w:webHidden/>
+              </w:rPr>
+              <w:fldChar w:fldCharType="begin"/>
+            </w:r>
+            <w:r>
+              <w:rPr>
+                <w:noProof/>
+                <w:webHidden/>
+              </w:rPr>
+              <w:instrText xml:space="preserve"> PAGEREF _Toc227838706 \h </w:instrText>
+            </w:r>
+            <w:r>
+              <w:rPr>
+                <w:noProof/>
+                <w:webHidden/>
+              </w:rPr>
+            </w:r>
+            <w:r>
+              <w:rPr>
+                <w:noProof/>
+                <w:webHidden/>
+              </w:rPr>
+              <w:fldChar w:fldCharType="separate"/>
+            </w:r>
+            <w:r>
+              <w:rPr>
+                <w:noProof/>
+                <w:webHidden/>
+              </w:rPr>
+              <w:t>1</w:t>
+            </w:r>
+            <w:r>
+              <w:rPr>
+                <w:noProof/>
+                <w:webHidden/>
+              </w:rPr>
+              <w:fldChar w:fldCharType="end"/>
+            </w:r>
+          </w:hyperlink>
+        </w:p>
+        <w:p>
+          <w:pPr>
+            <w:pStyle w:val="TOC3"/>
+            <w:tabs>
+              <w:tab w:val="right" w:leader="dot" w:pos="9396"/>
+            </w:tabs>
+            <w:rPr>
+              <w:noProof/>
+            </w:rPr>
+          </w:pPr>
+          <w:hyperlink w:anchor="_Toc227838707" w:history="1">
+            <w:r>
+              <w:rPr>
+                <w:rStyle w:val="Hyperlink"/>
+                <w:noProof/>
+              </w:rPr>
+              <w:t>Lecture</w:t>
+            </w:r>
+            <w:r>
+              <w:rPr>
+                <w:noProof/>
+                <w:webHidden/>
+              </w:rPr>
+              <w:tab/>
+            </w:r>
+            <w:r>
+              <w:rPr>
+                <w:noProof/>
+                <w:webHidden/>
+              </w:rPr>
+              <w:fldChar w:fldCharType="begin"/>
+            </w:r>
+            <w:r>
+              <w:rPr>
+                <w:noProof/>
+                <w:webHidden/>
+              </w:rPr>
+              <w:instrText xml:space="preserve"> PAGEREF _Toc227838707 \h </w:instrText>
+            </w:r>
+            <w:r>
+              <w:rPr>
+                <w:noProof/>
+                <w:webHidden/>
+              </w:rPr>
+            </w:r>
+            <w:r>
+              <w:rPr>
+                <w:noProof/>
+                <w:webHidden/>
+              </w:rPr>
+              <w:fldChar w:fldCharType="separate"/>
+            </w:r>
+            <w:r>
+              <w:rPr>
+                <w:noProof/>
+                <w:webHidden/>
+              </w:rPr>
+              <w:t>1</w:t>
+            </w:r>
+            <w:r>
+              <w:rPr>
+                <w:noProof/>
+                <w:webHidden/>
+              </w:rPr>
+              <w:fldChar w:fldCharType="end"/>
+            </w:r>
+          </w:hyperlink>
+        </w:p>
+        <w:p>
+          <w:pPr>
+            <w:pStyle w:val="TOC3"/>
+            <w:tabs>
+              <w:tab w:val="right" w:leader="dot" w:pos="9396"/>
+            </w:tabs>
+            <w:rPr>
+              <w:noProof/>
+            </w:rPr>
+          </w:pPr>
+          <w:hyperlink w:anchor="_Toc227838708" w:history="1">
+            <w:r>
+              <w:rPr>
+                <w:rStyle w:val="Hyperlink"/>
+                <w:noProof/>
+              </w:rPr>
+              <w:t>(No Date) Xavier et al – Img Noise Reduction based on CA Filter</w:t>
+            </w:r>
+            <w:r>
+              <w:rPr>
+                <w:noProof/>
+                <w:webHidden/>
+              </w:rPr>
+              <w:tab/>
+            </w:r>
+            <w:r>
+              <w:rPr>
+                <w:noProof/>
+                <w:webHidden/>
+              </w:rPr>
+              <w:fldChar w:fldCharType="begin"/>
+            </w:r>
+            <w:r>
+              <w:rPr>
+                <w:noProof/>
+                <w:webHidden/>
+              </w:rPr>
+              <w:instrText xml:space="preserve"> PAGEREF _Toc227838708 \h </w:instrText>
+            </w:r>
+            <w:r>
+              <w:rPr>
+                <w:noProof/>
+                <w:webHidden/>
+              </w:rPr>
+            </w:r>
+            <w:r>
+              <w:rPr>
+                <w:noProof/>
+                <w:webHidden/>
+              </w:rPr>
+              <w:fldChar w:fldCharType="separate"/>
+            </w:r>
+            <w:r>
+              <w:rPr>
+                <w:noProof/>
+                <w:webHidden/>
+              </w:rPr>
+              <w:t>1</w:t>
+            </w:r>
+            <w:r>
+              <w:rPr>
+                <w:noProof/>
+                <w:webHidden/>
+              </w:rPr>
+              <w:fldChar w:fldCharType="end"/>
+            </w:r>
+          </w:hyperlink>
+        </w:p>
+        <w:p>
+          <w:pPr>
+            <w:pStyle w:val="TOC3"/>
+            <w:tabs>
+              <w:tab w:val="right" w:leader="dot" w:pos="9396"/>
+            </w:tabs>
+            <w:rPr>
+              <w:noProof/>
+            </w:rPr>
+          </w:pPr>
+          <w:hyperlink w:anchor="_Toc227838709" w:history="1">
+            <w:r>
+              <w:rPr>
+                <w:rStyle w:val="Hyperlink"/>
+                <w:noProof/>
+              </w:rPr>
+              <w:t>(2001) Morena Paletta – Evolving CA for Noise Reduction in Images</w:t>
+            </w:r>
+            <w:r>
+              <w:rPr>
+                <w:noProof/>
+                <w:webHidden/>
+              </w:rPr>
+              <w:tab/>
+            </w:r>
+            <w:r>
+              <w:rPr>
+                <w:noProof/>
+                <w:webHidden/>
+              </w:rPr>
+              <w:fldChar w:fldCharType="begin"/>
+            </w:r>
+            <w:r>
+              <w:rPr>
+                <w:noProof/>
+                <w:webHidden/>
+              </w:rPr>
+              <w:instrText xml:space="preserve"> PAGEREF _Toc227838709 \h </w:instrText>
+            </w:r>
+            <w:r>
+              <w:rPr>
+                <w:noProof/>
+                <w:webHidden/>
+              </w:rPr>
+            </w:r>
+            <w:r>
+              <w:rPr>
+                <w:noProof/>
+                <w:webHidden/>
+              </w:rPr>
+              <w:fldChar w:fldCharType="separate"/>
+            </w:r>
+            <w:r>
+              <w:rPr>
+                <w:noProof/>
+                <w:webHidden/>
+              </w:rPr>
+              <w:t>1</w:t>
+            </w:r>
+            <w:r>
+              <w:rPr>
+                <w:noProof/>
+                <w:webHidden/>
+              </w:rPr>
+              <w:fldChar w:fldCharType="end"/>
+            </w:r>
+          </w:hyperlink>
+        </w:p>
+        <w:p>
+          <w:pPr>
+            <w:pStyle w:val="TOC3"/>
+            <w:tabs>
+              <w:tab w:val="right" w:leader="dot" w:pos="9396"/>
+            </w:tabs>
+            <w:rPr>
+              <w:noProof/>
+            </w:rPr>
+          </w:pPr>
+          <w:hyperlink w:anchor="_Toc227838710" w:history="1">
+            <w:r>
+              <w:rPr>
+                <w:rStyle w:val="Hyperlink"/>
+                <w:noProof/>
+              </w:rPr>
+              <w:t>(2002) Popovici – CA in Image Processing</w:t>
+            </w:r>
+            <w:r>
+              <w:rPr>
+                <w:noProof/>
+                <w:webHidden/>
+              </w:rPr>
+              <w:tab/>
+            </w:r>
+            <w:r>
+              <w:rPr>
+                <w:noProof/>
+                <w:webHidden/>
+              </w:rPr>
+              <w:fldChar w:fldCharType="begin"/>
+            </w:r>
+            <w:r>
+              <w:rPr>
+                <w:noProof/>
+                <w:webHidden/>
+              </w:rPr>
+              <w:instrText xml:space="preserve"> PAGEREF _Toc227838710 \h </w:instrText>
+            </w:r>
+            <w:r>
+              <w:rPr>
+                <w:noProof/>
+                <w:webHidden/>
+              </w:rPr>
+            </w:r>
+            <w:r>
+              <w:rPr>
+                <w:noProof/>
+                <w:webHidden/>
+              </w:rPr>
+              <w:fldChar w:fldCharType="separate"/>
+            </w:r>
+            <w:r>
+              <w:rPr>
+                <w:noProof/>
+                <w:webHidden/>
+              </w:rPr>
+              <w:t>1</w:t>
+            </w:r>
+            <w:r>
+              <w:rPr>
+                <w:noProof/>
+                <w:webHidden/>
+              </w:rPr>
+              <w:fldChar w:fldCharType="end"/>
+            </w:r>
+          </w:hyperlink>
+        </w:p>
+        <w:p>
+          <w:pPr>
+            <w:pStyle w:val="TOC3"/>
+            <w:tabs>
+              <w:tab w:val="right" w:leader="dot" w:pos="9396"/>
+            </w:tabs>
+            <w:rPr>
+              <w:noProof/>
+            </w:rPr>
+          </w:pPr>
+          <w:hyperlink w:anchor="_Toc227838711" w:history="1">
+            <w:r>
+              <w:rPr>
+                <w:rStyle w:val="Hyperlink"/>
+                <w:noProof/>
+              </w:rPr>
+              <w:t>(2006) rosin – CA Training for Image Processing</w:t>
+            </w:r>
+            <w:r>
+              <w:rPr>
+                <w:noProof/>
+                <w:webHidden/>
+              </w:rPr>
+              <w:tab/>
+            </w:r>
+            <w:r>
+              <w:rPr>
+                <w:noProof/>
+                <w:webHidden/>
+              </w:rPr>
+              <w:fldChar w:fldCharType="begin"/>
+            </w:r>
+            <w:r>
+              <w:rPr>
+                <w:noProof/>
+                <w:webHidden/>
+              </w:rPr>
+              <w:instrText xml:space="preserve"> PAGEREF _Toc227838711 \h </w:instrText>
+            </w:r>
+            <w:r>
+              <w:rPr>
+                <w:noProof/>
+                <w:webHidden/>
+              </w:rPr>
+            </w:r>
+            <w:r>
+              <w:rPr>
+                <w:noProof/>
+                <w:webHidden/>
+              </w:rPr>
+              <w:fldChar w:fldCharType="separate"/>
+            </w:r>
+            <w:r>
+              <w:rPr>
+                <w:noProof/>
+                <w:webHidden/>
+              </w:rPr>
+              <w:t>2</w:t>
+            </w:r>
+            <w:r>
+              <w:rPr>
+                <w:noProof/>
+                <w:webHidden/>
+              </w:rPr>
+              <w:fldChar w:fldCharType="end"/>
+            </w:r>
+          </w:hyperlink>
+        </w:p>
+        <w:p>
+          <w:pPr>
+            <w:pStyle w:val="TOC3"/>
+            <w:tabs>
+              <w:tab w:val="right" w:leader="dot" w:pos="9396"/>
+            </w:tabs>
+            <w:rPr>
+              <w:noProof/>
+            </w:rPr>
+          </w:pPr>
+          <w:hyperlink w:anchor="_Toc227838712" w:history="1">
+            <w:r>
+              <w:rPr>
+                <w:rStyle w:val="Hyperlink"/>
+                <w:noProof/>
+              </w:rPr>
+              <w:t>(2009) Selvapeter Hordijk – CA for Img Noise Filtering</w:t>
+            </w:r>
+            <w:r>
+              <w:rPr>
+                <w:noProof/>
+                <w:webHidden/>
+              </w:rPr>
+              <w:tab/>
+            </w:r>
+            <w:r>
+              <w:rPr>
+                <w:noProof/>
+                <w:webHidden/>
+              </w:rPr>
+              <w:fldChar w:fldCharType="begin"/>
+            </w:r>
+            <w:r>
+              <w:rPr>
+                <w:noProof/>
+                <w:webHidden/>
+              </w:rPr>
+              <w:instrText xml:space="preserve"> PAGEREF _Toc227838712 \h </w:instrText>
+            </w:r>
+            <w:r>
+              <w:rPr>
+                <w:noProof/>
+                <w:webHidden/>
+              </w:rPr>
+            </w:r>
+            <w:r>
+              <w:rPr>
+                <w:noProof/>
+                <w:webHidden/>
+              </w:rPr>
+              <w:fldChar w:fldCharType="separate"/>
+            </w:r>
+            <w:r>
+              <w:rPr>
+                <w:noProof/>
+                <w:webHidden/>
+              </w:rPr>
+              <w:t>2</w:t>
+            </w:r>
+            <w:r>
+              <w:rPr>
+                <w:noProof/>
+                <w:webHidden/>
+              </w:rPr>
+              <w:fldChar w:fldCharType="end"/>
+            </w:r>
+          </w:hyperlink>
+        </w:p>
+        <w:p>
+          <w:pPr>
+            <w:pStyle w:val="TOC3"/>
+            <w:tabs>
+              <w:tab w:val="right" w:leader="dot" w:pos="9396"/>
+            </w:tabs>
+            <w:rPr>
+              <w:noProof/>
+            </w:rPr>
+          </w:pPr>
+          <w:hyperlink w:anchor="_Toc227838713" w:history="1">
+            <w:r>
+              <w:rPr>
+                <w:rStyle w:val="Hyperlink"/>
+                <w:noProof/>
+              </w:rPr>
+              <w:t>(2022) Chandra Et Al - Noise Reduction Using CA</w:t>
+            </w:r>
+            <w:r>
+              <w:rPr>
+                <w:noProof/>
+                <w:webHidden/>
+              </w:rPr>
+              <w:tab/>
+            </w:r>
+            <w:r>
+              <w:rPr>
+                <w:noProof/>
+                <w:webHidden/>
+              </w:rPr>
+              <w:fldChar w:fldCharType="begin"/>
+            </w:r>
+            <w:r>
+              <w:rPr>
+                <w:noProof/>
+                <w:webHidden/>
+              </w:rPr>
+              <w:instrText xml:space="preserve"> PAGEREF _Toc227838713 \h </w:instrText>
+            </w:r>
+            <w:r>
+              <w:rPr>
+                <w:noProof/>
+                <w:webHidden/>
+              </w:rPr>
+            </w:r>
+            <w:r>
+              <w:rPr>
+                <w:noProof/>
+                <w:webHidden/>
+              </w:rPr>
+              <w:fldChar w:fldCharType="separate"/>
+            </w:r>
+            <w:r>
+              <w:rPr>
+                <w:noProof/>
+                <w:webHidden/>
+              </w:rPr>
+              <w:t>2</w:t>
+            </w:r>
+            <w:r>
+              <w:rPr>
+                <w:noProof/>
+                <w:webHidden/>
+              </w:rPr>
+              <w:fldChar w:fldCharType="end"/>
+            </w:r>
+          </w:hyperlink>
+        </w:p>
+        <w:p>
+          <w:pPr>
+            <w:pStyle w:val="TOC3"/>
+            <w:tabs>
+              <w:tab w:val="right" w:leader="dot" w:pos="9396"/>
+            </w:tabs>
+            <w:rPr>
+              <w:noProof/>
+            </w:rPr>
+          </w:pPr>
+          <w:hyperlink w:anchor="_Toc227838714" w:history="1">
+            <w:r>
+              <w:rPr>
+                <w:rStyle w:val="Hyperlink"/>
+                <w:noProof/>
+              </w:rPr>
+              <w:t>(2023) Smolka et al – Reduction Mixed Gaussian and Impulsive Noise in Color Imgs</w:t>
+            </w:r>
+            <w:r>
+              <w:rPr>
+                <w:noProof/>
+                <w:webHidden/>
+              </w:rPr>
+              <w:tab/>
+            </w:r>
+            <w:r>
+              <w:rPr>
+                <w:noProof/>
+                <w:webHidden/>
+              </w:rPr>
+              <w:fldChar w:fldCharType="begin"/>
+            </w:r>
+            <w:r>
+              <w:rPr>
+                <w:noProof/>
+                <w:webHidden/>
+              </w:rPr>
+              <w:instrText xml:space="preserve"> PAGEREF _Toc227838714 \h </w:instrText>
+            </w:r>
+            <w:r>
+              <w:rPr>
+                <w:noProof/>
+                <w:webHidden/>
+              </w:rPr>
+            </w:r>
+            <w:r>
+              <w:rPr>
+                <w:noProof/>
+                <w:webHidden/>
+              </w:rPr>
+              <w:fldChar w:fldCharType="separate"/>
+            </w:r>
+            <w:r>
+              <w:rPr>
+                <w:noProof/>
+                <w:webHidden/>
+              </w:rPr>
+              <w:t>2</w:t>
+            </w:r>
+            <w:r>
+              <w:rPr>
+                <w:noProof/>
+                <w:webHidden/>
+              </w:rPr>
+              <w:fldChar w:fldCharType="end"/>
+            </w:r>
+          </w:hyperlink>
+        </w:p>
+        <w:p>
+          <w:pPr>
+            <w:pStyle w:val="TOC3"/>
+            <w:tabs>
+              <w:tab w:val="right" w:leader="dot" w:pos="9396"/>
+            </w:tabs>
+            <w:rPr>
+              <w:noProof/>
+            </w:rPr>
+          </w:pPr>
+          <w:hyperlink w:anchor="_Toc227838715" w:history="1">
+            <w:r>
+              <w:rPr>
+                <w:rStyle w:val="Hyperlink"/>
+                <w:noProof/>
+              </w:rPr>
+              <w:t>(2024) Proozmandan – SPN Removal Using Fuzzy CA and ANfis</w:t>
+            </w:r>
+            <w:r>
+              <w:rPr>
+                <w:noProof/>
+                <w:webHidden/>
+              </w:rPr>
+              <w:tab/>
+            </w:r>
+            <w:r>
+              <w:rPr>
+                <w:noProof/>
+                <w:webHidden/>
+              </w:rPr>
+              <w:fldChar w:fldCharType="begin"/>
+            </w:r>
+            <w:r>
+              <w:rPr>
+                <w:noProof/>
+                <w:webHidden/>
+              </w:rPr>
+              <w:instrText xml:space="preserve"> PAGEREF _Toc227838715 \h </w:instrText>
+            </w:r>
+            <w:r>
+              <w:rPr>
+                <w:noProof/>
+                <w:webHidden/>
+              </w:rPr>
+            </w:r>
+            <w:r>
+              <w:rPr>
+                <w:noProof/>
+                <w:webHidden/>
+              </w:rPr>
+              <w:fldChar w:fldCharType="separate"/>
+            </w:r>
+            <w:r>
+              <w:rPr>
+                <w:noProof/>
+                <w:webHidden/>
+              </w:rPr>
+              <w:t>2</w:t>
+            </w:r>
+            <w:r>
+              <w:rPr>
+                <w:noProof/>
+                <w:webHidden/>
+              </w:rPr>
+              <w:fldChar w:fldCharType="end"/>
+            </w:r>
+          </w:hyperlink>
+        </w:p>
+        <w:p>
+          <w:pPr>
+            <w:pStyle w:val="TOC3"/>
+            <w:tabs>
+              <w:tab w:val="right" w:leader="dot" w:pos="9396"/>
+            </w:tabs>
+            <w:rPr>
+              <w:noProof/>
+            </w:rPr>
+          </w:pPr>
+          <w:hyperlink w:anchor="_Toc227838716" w:history="1">
+            <w:r>
+              <w:rPr>
+                <w:rStyle w:val="Hyperlink"/>
+                <w:noProof/>
+              </w:rPr>
+              <w:t>(2025) Twinkle et al – Despeckling Images using elementary CA</w:t>
+            </w:r>
+            <w:r>
+              <w:rPr>
+                <w:noProof/>
+                <w:webHidden/>
+              </w:rPr>
+              <w:tab/>
+            </w:r>
+            <w:r>
+              <w:rPr>
+                <w:noProof/>
+                <w:webHidden/>
+              </w:rPr>
+              <w:fldChar w:fldCharType="begin"/>
+            </w:r>
+            <w:r>
+              <w:rPr>
+                <w:noProof/>
+                <w:webHidden/>
+              </w:rPr>
+              <w:instrText xml:space="preserve"> PAGEREF _Toc227838716 \h </w:instrText>
+            </w:r>
+            <w:r>
+              <w:rPr>
+                <w:noProof/>
+                <w:webHidden/>
+              </w:rPr>
+            </w:r>
+            <w:r>
+              <w:rPr>
+                <w:noProof/>
+                <w:webHidden/>
+              </w:rPr>
+              <w:fldChar w:fldCharType="separate"/>
+            </w:r>
+            <w:r>
+              <w:rPr>
+                <w:noProof/>
+                <w:webHidden/>
+              </w:rPr>
+              <w:t>2</w:t>
+            </w:r>
+            <w:r>
+              <w:rPr>
+                <w:noProof/>
+                <w:webHidden/>
+              </w:rPr>
+              <w:fldChar w:fldCharType="end"/>
+            </w:r>
+          </w:hyperlink>
+        </w:p>
+        <w:p>
+          <w:pPr>
+            <w:pStyle w:val="TOC3"/>
+            <w:tabs>
+              <w:tab w:val="right" w:leader="dot" w:pos="9396"/>
+            </w:tabs>
+            <w:rPr>
+              <w:noProof/>
+            </w:rPr>
+          </w:pPr>
+          <w:hyperlink w:anchor="_Toc227838717" w:history="1">
+            <w:r>
+              <w:rPr>
+                <w:rStyle w:val="Hyperlink"/>
+                <w:noProof/>
+              </w:rPr>
+              <w:t>(2025/26) Kong Choi – Salt Pepper Noise Removal CA Based</w:t>
+            </w:r>
+            <w:r>
+              <w:rPr>
+                <w:noProof/>
+                <w:webHidden/>
+              </w:rPr>
+              <w:tab/>
+            </w:r>
+            <w:r>
+              <w:rPr>
+                <w:noProof/>
+                <w:webHidden/>
+              </w:rPr>
+              <w:fldChar w:fldCharType="begin"/>
+            </w:r>
+            <w:r>
+              <w:rPr>
+                <w:noProof/>
+                <w:webHidden/>
+              </w:rPr>
+              <w:instrText xml:space="preserve"> PAGEREF _Toc227838717 \h </w:instrText>
+            </w:r>
+            <w:r>
+              <w:rPr>
+                <w:noProof/>
+                <w:webHidden/>
+              </w:rPr>
+            </w:r>
+            <w:r>
+              <w:rPr>
+                <w:noProof/>
+                <w:webHidden/>
+              </w:rPr>
+              <w:fldChar w:fldCharType="separate"/>
+            </w:r>
+            <w:r>
+              <w:rPr>
+                <w:noProof/>
+                <w:webHidden/>
+              </w:rPr>
+              <w:t>2</w:t>
+            </w:r>
+            <w:r>
+              <w:rPr>
+                <w:noProof/>
+                <w:webHidden/>
+              </w:rPr>
+              <w:fldChar w:fldCharType="end"/>
+            </w:r>
+          </w:hyperlink>
+        </w:p>
+        <w:p>
+          <w:pPr>
+            <w:pStyle w:val="TOC1"/>
+            <w:tabs>
+              <w:tab w:val="right" w:leader="dot" w:pos="9396"/>
+            </w:tabs>
+            <w:rPr>
+              <w:noProof/>
+            </w:rPr>
+          </w:pPr>
+          <w:hyperlink w:anchor="_Toc227838718" w:history="1">
+            <w:r>
+              <w:rPr>
+                <w:rStyle w:val="Hyperlink"/>
+                <w:noProof/>
+              </w:rPr>
+              <w:t>Sources</w:t>
+            </w:r>
+            <w:r>
+              <w:rPr>
+                <w:noProof/>
+                <w:webHidden/>
+              </w:rPr>
+              <w:tab/>
+            </w:r>
+            <w:r>
+              <w:rPr>
+                <w:noProof/>
+                <w:webHidden/>
+              </w:rPr>
+              <w:fldChar w:fldCharType="begin"/>
+            </w:r>
+            <w:r>
+              <w:rPr>
+                <w:noProof/>
+                <w:webHidden/>
+              </w:rPr>
+              <w:instrText xml:space="preserve"> PAGEREF _Toc227838718 \h </w:instrText>
+            </w:r>
+            <w:r>
+              <w:rPr>
+                <w:noProof/>
+                <w:webHidden/>
+              </w:rPr>
+            </w:r>
+            <w:r>
+              <w:rPr>
+                <w:noProof/>
+                <w:webHidden/>
+              </w:rPr>
+              <w:fldChar w:fldCharType="separate"/>
+            </w:r>
+            <w:r>
+              <w:rPr>
+                <w:noProof/>
+                <w:webHidden/>
+              </w:rPr>
+              <w:t>3</w:t>
+            </w:r>
+            <w:r>
+              <w:rPr>
+                <w:noProof/>
+                <w:webHidden/>
+              </w:rPr>
+              <w:fldChar w:fldCharType="end"/>
+            </w:r>
+          </w:hyperlink>
+        </w:p>
+        <w:p>
+          <w:r>
+            <w:rPr>
+              <w:b/>
+              <w:bCs/>
+              <w:noProof/>
+            </w:rPr>
+            <w:fldChar w:fldCharType="end"/>
+          </w:r>
+        </w:p>
+      </w:sdtContent>
+    </w:sdt>
+    <w:p/>
+    <w:p/>
     <w:p>
       <w:pPr>
         <w:pStyle w:val="Heading1"/>
       </w:pPr>
+      <w:bookmarkStart w:id="0" w:name="_Toc227838704"/>
       <w:r>
         <w:t>Possible Topics</w:t>
       </w:r>
+      <w:bookmarkEnd w:id="0"/>
     </w:p>
     <w:p>
       <w:pPr>
@@ -74,9 +1148,11 @@
       <w:pPr>
         <w:pStyle w:val="Heading2"/>
       </w:pPr>
+      <w:bookmarkStart w:id="1" w:name="_Toc227838705"/>
       <w:r>
         <w:t>Map Generation</w:t>
       </w:r>
+      <w:bookmarkEnd w:id="1"/>
     </w:p>
     <w:p>
       <w:pPr>
@@ -109,10 +1185,74 @@
     </w:p>
     <w:p>
       <w:pPr>
+        <w:pStyle w:val="Heading1"/>
+      </w:pPr>
+      <w:bookmarkStart w:id="2" w:name="_Toc227838706"/>
+      <w:r>
+        <w:t>Image Processing</w:t>
+      </w:r>
+      <w:bookmarkEnd w:id="2"/>
+      <w:r>
+        <w:t>: Noise Filtering</w:t>
+      </w:r>
+    </w:p>
+    <w:p>
+      <w:pPr>
         <w:pStyle w:val="Heading2"/>
       </w:pPr>
       <w:r>
-        <w:t>Image Processing</w:t>
+        <w:t>To Do</w:t>
+      </w:r>
+    </w:p>
+    <w:p>
+      <w:pPr>
+        <w:pStyle w:val="ListParagraph"/>
+        <w:numPr>
+          <w:ilvl w:val="0"/>
+          <w:numId w:val="23"/>
+        </w:numPr>
+      </w:pPr>
+      <w:r>
+        <w:t>Formally define noise (look at CA noise filter papers for sources)</w:t>
+      </w:r>
+    </w:p>
+    <w:p>
+      <w:pPr>
+        <w:pStyle w:val="ListParagraph"/>
+        <w:numPr>
+          <w:ilvl w:val="0"/>
+          <w:numId w:val="23"/>
+        </w:numPr>
+      </w:pPr>
+      <w:r>
+        <w:lastRenderedPageBreak/>
+        <w:t>Define CA</w:t>
+      </w:r>
+      <w:r>
+        <w:t xml:space="preserve"> (Hadeler)</w:t>
+      </w:r>
+      <w:r>
+        <w:t xml:space="preserve"> und applications/advantages</w:t>
+      </w:r>
+    </w:p>
+    <w:p>
+      <w:pPr>
+        <w:pStyle w:val="ListParagraph"/>
+        <w:numPr>
+          <w:ilvl w:val="0"/>
+          <w:numId w:val="23"/>
+        </w:numPr>
+      </w:pPr>
+      <w:r>
+        <w:t>Check two or three traditional noise filters (e.g. mean, median, gaussian)</w:t>
+      </w:r>
+    </w:p>
+    <w:p>
+      <w:pPr>
+        <w:pStyle w:val="Heading2"/>
+      </w:pPr>
+      <w:r>
+        <w:t>Research Question</w:t>
       </w:r>
     </w:p>
     <w:p>
@@ -196,10 +1336,18 @@
     </w:p>
     <w:p>
       <w:pPr>
+        <w:pStyle w:val="Heading2"/>
+      </w:pPr>
+      <w:r>
+        <w:t>Source Eval</w:t>
+      </w:r>
+    </w:p>
+    <w:p>
+      <w:pPr>
         <w:pStyle w:val="Heading3"/>
       </w:pPr>
       <w:r>
-        <w:t>Lecture</w:t>
+        <w:t>General</w:t>
       </w:r>
     </w:p>
     <w:p>
@@ -229,12 +1377,35 @@
       </w:hyperlink>
     </w:p>
     <w:p>
+      <w:r>
+        <w:rPr>
+          <w:b/>
+          <w:bCs/>
+        </w:rPr>
+        <w:t>Cayleyrgaph</w:t>
+      </w:r>
+      <w:r>
+        <w:t xml:space="preserve">: </w:t>
+      </w:r>
+      <w:hyperlink r:id="rId7" w:history="1">
+        <w:r>
+          <w:rPr>
+            <w:rStyle w:val="Hyperlink"/>
+          </w:rPr>
+          <w:t>https://de.wikipedia.org/wiki/Cayleygraph</w:t>
+        </w:r>
+      </w:hyperlink>
+    </w:p>
+    <w:p/>
+    <w:p>
       <w:pPr>
         <w:pStyle w:val="Heading3"/>
       </w:pPr>
+      <w:bookmarkStart w:id="3" w:name="_Toc227838708"/>
       <w:r>
         <w:t>(No Date) Xavier et al – Img Noise Reduction based on CA Filter</w:t>
       </w:r>
+      <w:bookmarkEnd w:id="3"/>
     </w:p>
     <w:p>
       <w:pPr>
@@ -264,6 +1435,7 @@
       <w:pPr>
         <w:pStyle w:val="Heading3"/>
       </w:pPr>
+      <w:bookmarkStart w:id="4" w:name="_Toc227838709"/>
       <w:r>
         <w:t>(2001) Morena Paletta – Evolving CA for Noi</w:t>
       </w:r>
@@ -273,6 +1445,7 @@
       <w:r>
         <w:t>e Reduction in Images</w:t>
       </w:r>
+      <w:bookmarkEnd w:id="4"/>
     </w:p>
     <w:p>
       <w:pPr>
@@ -302,9 +1475,11 @@
       <w:pPr>
         <w:pStyle w:val="Heading3"/>
       </w:pPr>
+      <w:bookmarkStart w:id="5" w:name="_Toc227838710"/>
       <w:r>
         <w:t>(2002) Popovici – CA in Image Processing</w:t>
       </w:r>
+      <w:bookmarkEnd w:id="5"/>
     </w:p>
     <w:p>
       <w:pPr>
@@ -346,9 +1521,11 @@
       <w:pPr>
         <w:pStyle w:val="Heading3"/>
       </w:pPr>
+      <w:bookmarkStart w:id="6" w:name="_Toc227838711"/>
       <w:r>
         <w:t>(2006) rosin – CA Training for Image Processing</w:t>
       </w:r>
+      <w:bookmarkEnd w:id="6"/>
     </w:p>
     <w:p>
       <w:pPr>
@@ -378,10 +1555,11 @@
       <w:pPr>
         <w:pStyle w:val="Heading3"/>
       </w:pPr>
-      <w:r>
-        <w:lastRenderedPageBreak/>
+      <w:bookmarkStart w:id="7" w:name="_Toc227838712"/>
+      <w:r>
         <w:t>(2009) Selvapeter Hordijk – CA for Img Noise Filtering</w:t>
       </w:r>
+      <w:bookmarkEnd w:id="7"/>
     </w:p>
     <w:p>
       <w:pPr>
@@ -435,7 +1613,9 @@
       <w:pPr>
         <w:pStyle w:val="Heading3"/>
       </w:pPr>
-      <w:r>
+      <w:bookmarkStart w:id="8" w:name="_Toc227838713"/>
+      <w:r>
+        <w:lastRenderedPageBreak/>
         <w:t xml:space="preserve">(2022) </w:t>
       </w:r>
       <w:r>
@@ -462,6 +1642,7 @@
       <w:r>
         <w:t xml:space="preserve"> Using CA</w:t>
       </w:r>
+      <w:bookmarkEnd w:id="8"/>
     </w:p>
     <w:p>
       <w:pPr>
@@ -497,9 +1678,11 @@
       <w:pPr>
         <w:pStyle w:val="Heading3"/>
       </w:pPr>
+      <w:bookmarkStart w:id="9" w:name="_Toc227838714"/>
       <w:r>
         <w:t>(2023) Smolka et al – Reduction Mixed Gaussian and Impulsive Noise in Color Imgs</w:t>
       </w:r>
+      <w:bookmarkEnd w:id="9"/>
     </w:p>
     <w:p>
       <w:pPr>
@@ -553,9 +1736,11 @@
       <w:pPr>
         <w:pStyle w:val="Heading3"/>
       </w:pPr>
+      <w:bookmarkStart w:id="10" w:name="_Toc227838715"/>
       <w:r>
         <w:t>(2024) Proozmandan – SPN Removal Using Fuzzy CA and ANfis</w:t>
       </w:r>
+      <w:bookmarkEnd w:id="10"/>
     </w:p>
     <w:p>
       <w:pPr>
@@ -633,12 +1818,14 @@
       <w:pPr>
         <w:pStyle w:val="Heading3"/>
       </w:pPr>
+      <w:bookmarkStart w:id="11" w:name="_Toc227838716"/>
       <w:r>
         <w:t>(2025) Twinkle et al – Despeckling Images using elementa</w:t>
       </w:r>
       <w:r>
         <w:t>ry CA</w:t>
       </w:r>
+      <w:bookmarkEnd w:id="11"/>
     </w:p>
     <w:p>
       <w:pPr>
@@ -680,6 +1867,7 @@
       <w:pPr>
         <w:pStyle w:val="Heading3"/>
       </w:pPr>
+      <w:bookmarkStart w:id="12" w:name="_Toc227838717"/>
       <w:r>
         <w:t>(20</w:t>
       </w:r>
@@ -701,6 +1889,7 @@
       <w:r>
         <w:t xml:space="preserve"> CA Based</w:t>
       </w:r>
+      <w:bookmarkEnd w:id="12"/>
     </w:p>
     <w:p>
       <w:pPr>
@@ -757,9 +1946,17 @@
       <w:pPr>
         <w:pStyle w:val="Heading1"/>
       </w:pPr>
+      <w:bookmarkStart w:id="13" w:name="_Toc227838718"/>
+      <w:r>
+        <w:t>Web</w:t>
+      </w:r>
+      <w:r>
+        <w:t xml:space="preserve"> </w:t>
+      </w:r>
       <w:r>
         <w:t>Sources</w:t>
       </w:r>
+      <w:bookmarkEnd w:id="13"/>
     </w:p>
     <w:p>
       <w:pPr>
@@ -770,7 +1967,6 @@
           <w:b/>
           <w:bCs/>
         </w:rPr>
-        <w:lastRenderedPageBreak/>
         <w:t>Edge Detection</w:t>
       </w:r>
       <w:r>
@@ -794,7 +1990,7 @@
       <w:r>
         <w:t xml:space="preserve">: </w:t>
       </w:r>
-      <w:hyperlink r:id="rId7" w:history="1">
+      <w:hyperlink r:id="rId8" w:history="1">
         <w:r>
           <w:rPr>
             <w:rStyle w:val="Hyperlink"/>
@@ -835,12 +2031,13 @@
           <w:b/>
           <w:bCs/>
         </w:rPr>
+        <w:lastRenderedPageBreak/>
         <w:t>Modern Cellular Automata</w:t>
       </w:r>
       <w:r>
         <w:t xml:space="preserve">: </w:t>
       </w:r>
-      <w:hyperlink r:id="rId8" w:history="1">
+      <w:hyperlink r:id="rId9" w:history="1">
         <w:r>
           <w:rPr>
             <w:rStyle w:val="Hyperlink"/>
@@ -863,7 +2060,7 @@
       <w:r>
         <w:t xml:space="preserve">: </w:t>
       </w:r>
-      <w:hyperlink r:id="rId9" w:history="1">
+      <w:hyperlink r:id="rId10" w:history="1">
         <w:r>
           <w:rPr>
             <w:rStyle w:val="Hyperlink"/>
@@ -886,7 +2083,7 @@
       <w:r>
         <w:t xml:space="preserve">: </w:t>
       </w:r>
-      <w:hyperlink r:id="rId10" w:history="1">
+      <w:hyperlink r:id="rId11" w:history="1">
         <w:r>
           <w:rPr>
             <w:rStyle w:val="Hyperlink"/>
@@ -899,7 +2096,7 @@
       <w:pPr>
         <w:pStyle w:val="NoSpacing"/>
       </w:pPr>
-      <w:hyperlink r:id="rId11" w:history="1">
+      <w:hyperlink r:id="rId12" w:history="1">
         <w:r>
           <w:rPr>
             <w:rStyle w:val="Hyperlink"/>
@@ -912,7 +2109,7 @@
       <w:pPr>
         <w:pStyle w:val="NoSpacing"/>
       </w:pPr>
-      <w:hyperlink r:id="rId12" w:history="1">
+      <w:hyperlink r:id="rId13" w:history="1">
         <w:r>
           <w:rPr>
             <w:rStyle w:val="Hyperlink"/>
@@ -925,7 +2122,7 @@
       <w:pPr>
         <w:pStyle w:val="NoSpacing"/>
       </w:pPr>
-      <w:hyperlink r:id="rId13" w:history="1">
+      <w:hyperlink r:id="rId14" w:history="1">
         <w:r>
           <w:rPr>
             <w:rStyle w:val="Hyperlink"/>
@@ -938,7 +2135,7 @@
       <w:pPr>
         <w:pStyle w:val="NoSpacing"/>
       </w:pPr>
-      <w:hyperlink r:id="rId14" w:anchor="cite_note-9" w:history="1">
+      <w:hyperlink r:id="rId15" w:anchor="cite_note-9" w:history="1">
         <w:r>
           <w:rPr>
             <w:rStyle w:val="Hyperlink"/>
@@ -951,7 +2148,7 @@
       <w:pPr>
         <w:pStyle w:val="NoSpacing"/>
       </w:pPr>
-      <w:hyperlink r:id="rId15" w:history="1">
+      <w:hyperlink r:id="rId16" w:history="1">
         <w:r>
           <w:rPr>
             <w:rStyle w:val="Hyperlink"/>
@@ -974,7 +2171,7 @@
       <w:r>
         <w:t xml:space="preserve">: </w:t>
       </w:r>
-      <w:hyperlink r:id="rId16" w:history="1">
+      <w:hyperlink r:id="rId17" w:history="1">
         <w:r>
           <w:rPr>
             <w:rStyle w:val="Hyperlink"/>
@@ -997,7 +2194,7 @@
       <w:r>
         <w:t xml:space="preserve">: </w:t>
       </w:r>
-      <w:hyperlink r:id="rId17" w:history="1">
+      <w:hyperlink r:id="rId18" w:history="1">
         <w:r>
           <w:rPr>
             <w:rStyle w:val="Hyperlink"/>
@@ -1027,7 +2224,7 @@
         </w:rPr>
         <w:t xml:space="preserve">: </w:t>
       </w:r>
-      <w:hyperlink r:id="rId18" w:anchor="map-generation-algorithms" w:history="1">
+      <w:hyperlink r:id="rId19" w:anchor="map-generation-algorithms" w:history="1">
         <w:r>
           <w:rPr>
             <w:rStyle w:val="Hyperlink"/>
@@ -1044,7 +2241,7 @@
           <w:lang w:val="de-DE"/>
         </w:rPr>
       </w:pPr>
-      <w:hyperlink r:id="rId19" w:anchor="uses-in-game-development" w:history="1">
+      <w:hyperlink r:id="rId20" w:anchor="uses-in-game-development" w:history="1">
         <w:r>
           <w:rPr>
             <w:rStyle w:val="Hyperlink"/>
@@ -1061,7 +2258,7 @@
           <w:lang w:val="de-DE"/>
         </w:rPr>
       </w:pPr>
-      <w:hyperlink r:id="rId20" w:history="1">
+      <w:hyperlink r:id="rId21" w:history="1">
         <w:r>
           <w:rPr>
             <w:rStyle w:val="Hyperlink"/>
@@ -1078,7 +2275,7 @@
           <w:lang w:val="de-DE"/>
         </w:rPr>
       </w:pPr>
-      <w:hyperlink r:id="rId21" w:history="1">
+      <w:hyperlink r:id="rId22" w:history="1">
         <w:r>
           <w:rPr>
             <w:rStyle w:val="Hyperlink"/>
@@ -1095,7 +2292,7 @@
           <w:lang w:val="de-DE"/>
         </w:rPr>
       </w:pPr>
-      <w:hyperlink r:id="rId22" w:history="1">
+      <w:hyperlink r:id="rId23" w:history="1">
         <w:r>
           <w:rPr>
             <w:rStyle w:val="Hyperlink"/>
@@ -1112,7 +2309,7 @@
           <w:lang w:val="de-DE"/>
         </w:rPr>
       </w:pPr>
-      <w:hyperlink r:id="rId23" w:history="1">
+      <w:hyperlink r:id="rId24" w:history="1">
         <w:r>
           <w:rPr>
             <w:rStyle w:val="Hyperlink"/>
@@ -1129,7 +2326,7 @@
           <w:lang w:val="de-DE"/>
         </w:rPr>
       </w:pPr>
-      <w:hyperlink r:id="rId24" w:history="1">
+      <w:hyperlink r:id="rId25" w:history="1">
         <w:r>
           <w:rPr>
             <w:rStyle w:val="Hyperlink"/>
@@ -1513,6 +2710,119 @@
     </w:lvl>
   </w:abstractNum>
   <w:abstractNum w:abstractNumId="3" w15:restartNumberingAfterBreak="0">
+    <w:nsid w:val="0FFC6BCC"/>
+    <w:multiLevelType w:val="hybridMultilevel"/>
+    <w:tmpl w:val="D178783A"/>
+    <w:lvl w:ilvl="0" w:tplc="04090009">
+      <w:start w:val="1"/>
+      <w:numFmt w:val="bullet"/>
+      <w:lvlText w:val=""/>
+      <w:lvlJc w:val="left"/>
+      <w:pPr>
+        <w:ind w:left="720" w:hanging="360"/>
+      </w:pPr>
+      <w:rPr>
+        <w:rFonts w:ascii="Wingdings" w:hAnsi="Wingdings" w:hint="default"/>
+      </w:rPr>
+    </w:lvl>
+    <w:lvl w:ilvl="1" w:tplc="04090003" w:tentative="1">
+      <w:start w:val="1"/>
+      <w:numFmt w:val="bullet"/>
+      <w:lvlText w:val="o"/>
+      <w:lvlJc w:val="left"/>
+      <w:pPr>
+        <w:ind w:left="1440" w:hanging="360"/>
+      </w:pPr>
+      <w:rPr>
+        <w:rFonts w:ascii="Courier New" w:hAnsi="Courier New" w:cs="Courier New" w:hint="default"/>
+      </w:rPr>
+    </w:lvl>
+    <w:lvl w:ilvl="2" w:tplc="04090005" w:tentative="1">
+      <w:start w:val="1"/>
+      <w:numFmt w:val="bullet"/>
+      <w:lvlText w:val=""/>
+      <w:lvlJc w:val="left"/>
+      <w:pPr>
+        <w:ind w:left="2160" w:hanging="360"/>
+      </w:pPr>
+      <w:rPr>
+        <w:rFonts w:ascii="Wingdings" w:hAnsi="Wingdings" w:hint="default"/>
+      </w:rPr>
+    </w:lvl>
+    <w:lvl w:ilvl="3" w:tplc="04090001" w:tentative="1">
+      <w:start w:val="1"/>
+      <w:numFmt w:val="bullet"/>
+      <w:lvlText w:val=""/>
+      <w:lvlJc w:val="left"/>
+      <w:pPr>
+        <w:ind w:left="2880" w:hanging="360"/>
+      </w:pPr>
+      <w:rPr>
+        <w:rFonts w:ascii="Symbol" w:hAnsi="Symbol" w:hint="default"/>
+      </w:rPr>
+    </w:lvl>
+    <w:lvl w:ilvl="4" w:tplc="04090003" w:tentative="1">
+      <w:start w:val="1"/>
+      <w:numFmt w:val="bullet"/>
+      <w:lvlText w:val="o"/>
+      <w:lvlJc w:val="left"/>
+      <w:pPr>
+        <w:ind w:left="3600" w:hanging="360"/>
+      </w:pPr>
+      <w:rPr>
+        <w:rFonts w:ascii="Courier New" w:hAnsi="Courier New" w:cs="Courier New" w:hint="default"/>
+      </w:rPr>
+    </w:lvl>
+    <w:lvl w:ilvl="5" w:tplc="04090005" w:tentative="1">
+      <w:start w:val="1"/>
+      <w:numFmt w:val="bullet"/>
+      <w:lvlText w:val=""/>
+      <w:lvlJc w:val="left"/>
+      <w:pPr>
+        <w:ind w:left="4320" w:hanging="360"/>
+      </w:pPr>
+      <w:rPr>
+        <w:rFonts w:ascii="Wingdings" w:hAnsi="Wingdings" w:hint="default"/>
+      </w:rPr>
+    </w:lvl>
+    <w:lvl w:ilvl="6" w:tplc="04090001" w:tentative="1">
+      <w:start w:val="1"/>
+      <w:numFmt w:val="bullet"/>
+      <w:lvlText w:val=""/>
+      <w:lvlJc w:val="left"/>
+      <w:pPr>
+        <w:ind w:left="5040" w:hanging="360"/>
+      </w:pPr>
+      <w:rPr>
+        <w:rFonts w:ascii="Symbol" w:hAnsi="Symbol" w:hint="default"/>
+      </w:rPr>
+    </w:lvl>
+    <w:lvl w:ilvl="7" w:tplc="04090003" w:tentative="1">
+      <w:start w:val="1"/>
+      <w:numFmt w:val="bullet"/>
+      <w:lvlText w:val="o"/>
+      <w:lvlJc w:val="left"/>
+      <w:pPr>
+        <w:ind w:left="5760" w:hanging="360"/>
+      </w:pPr>
+      <w:rPr>
+        <w:rFonts w:ascii="Courier New" w:hAnsi="Courier New" w:cs="Courier New" w:hint="default"/>
+      </w:rPr>
+    </w:lvl>
+    <w:lvl w:ilvl="8" w:tplc="04090005" w:tentative="1">
+      <w:start w:val="1"/>
+      <w:numFmt w:val="bullet"/>
+      <w:lvlText w:val=""/>
+      <w:lvlJc w:val="left"/>
+      <w:pPr>
+        <w:ind w:left="6480" w:hanging="360"/>
+      </w:pPr>
+      <w:rPr>
+        <w:rFonts w:ascii="Wingdings" w:hAnsi="Wingdings" w:hint="default"/>
+      </w:rPr>
+    </w:lvl>
+  </w:abstractNum>
+  <w:abstractNum w:abstractNumId="4" w15:restartNumberingAfterBreak="0">
     <w:nsid w:val="150C21EC"/>
     <w:multiLevelType w:val="hybridMultilevel"/>
     <w:tmpl w:val="2F507ED0"/>
@@ -1625,7 +2935,7 @@
       </w:rPr>
     </w:lvl>
   </w:abstractNum>
-  <w:abstractNum w:abstractNumId="4" w15:restartNumberingAfterBreak="0">
+  <w:abstractNum w:abstractNumId="5" w15:restartNumberingAfterBreak="0">
     <w:nsid w:val="199F2AC6"/>
     <w:multiLevelType w:val="hybridMultilevel"/>
     <w:tmpl w:val="D91C848C"/>
@@ -1738,7 +3048,7 @@
       </w:rPr>
     </w:lvl>
   </w:abstractNum>
-  <w:abstractNum w:abstractNumId="5" w15:restartNumberingAfterBreak="0">
+  <w:abstractNum w:abstractNumId="6" w15:restartNumberingAfterBreak="0">
     <w:nsid w:val="24F03CF2"/>
     <w:multiLevelType w:val="hybridMultilevel"/>
     <w:tmpl w:val="7BFCE5B4"/>
@@ -1851,7 +3161,7 @@
       </w:rPr>
     </w:lvl>
   </w:abstractNum>
-  <w:abstractNum w:abstractNumId="6" w15:restartNumberingAfterBreak="0">
+  <w:abstractNum w:abstractNumId="7" w15:restartNumberingAfterBreak="0">
     <w:nsid w:val="25B00320"/>
     <w:multiLevelType w:val="hybridMultilevel"/>
     <w:tmpl w:val="42B6A15A"/>
@@ -1964,7 +3274,7 @@
       </w:rPr>
     </w:lvl>
   </w:abstractNum>
-  <w:abstractNum w:abstractNumId="7" w15:restartNumberingAfterBreak="0">
+  <w:abstractNum w:abstractNumId="8" w15:restartNumberingAfterBreak="0">
     <w:nsid w:val="26251E34"/>
     <w:multiLevelType w:val="hybridMultilevel"/>
     <w:tmpl w:val="BDC27496"/>
@@ -2077,7 +3387,7 @@
       </w:rPr>
     </w:lvl>
   </w:abstractNum>
-  <w:abstractNum w:abstractNumId="8" w15:restartNumberingAfterBreak="0">
+  <w:abstractNum w:abstractNumId="9" w15:restartNumberingAfterBreak="0">
     <w:nsid w:val="28550DEF"/>
     <w:multiLevelType w:val="hybridMultilevel"/>
     <w:tmpl w:val="99D027C2"/>
@@ -2190,7 +3500,7 @@
       </w:rPr>
     </w:lvl>
   </w:abstractNum>
-  <w:abstractNum w:abstractNumId="9" w15:restartNumberingAfterBreak="0">
+  <w:abstractNum w:abstractNumId="10" w15:restartNumberingAfterBreak="0">
     <w:nsid w:val="28EF2633"/>
     <w:multiLevelType w:val="hybridMultilevel"/>
     <w:tmpl w:val="CDE8DF12"/>
@@ -2303,7 +3613,7 @@
       </w:rPr>
     </w:lvl>
   </w:abstractNum>
-  <w:abstractNum w:abstractNumId="10" w15:restartNumberingAfterBreak="0">
+  <w:abstractNum w:abstractNumId="11" w15:restartNumberingAfterBreak="0">
     <w:nsid w:val="2BAD4D83"/>
     <w:multiLevelType w:val="hybridMultilevel"/>
     <w:tmpl w:val="CB5E86F6"/>
@@ -2416,7 +3726,7 @@
       </w:rPr>
     </w:lvl>
   </w:abstractNum>
-  <w:abstractNum w:abstractNumId="11" w15:restartNumberingAfterBreak="0">
+  <w:abstractNum w:abstractNumId="12" w15:restartNumberingAfterBreak="0">
     <w:nsid w:val="2F5632A5"/>
     <w:multiLevelType w:val="hybridMultilevel"/>
     <w:tmpl w:val="6114B278"/>
@@ -2529,7 +3839,7 @@
       </w:rPr>
     </w:lvl>
   </w:abstractNum>
-  <w:abstractNum w:abstractNumId="12" w15:restartNumberingAfterBreak="0">
+  <w:abstractNum w:abstractNumId="13" w15:restartNumberingAfterBreak="0">
     <w:nsid w:val="3ED82878"/>
     <w:multiLevelType w:val="hybridMultilevel"/>
     <w:tmpl w:val="A21807AA"/>
@@ -2642,7 +3952,7 @@
       </w:rPr>
     </w:lvl>
   </w:abstractNum>
-  <w:abstractNum w:abstractNumId="13" w15:restartNumberingAfterBreak="0">
+  <w:abstractNum w:abstractNumId="14" w15:restartNumberingAfterBreak="0">
     <w:nsid w:val="3F0022E9"/>
     <w:multiLevelType w:val="hybridMultilevel"/>
     <w:tmpl w:val="04AA3242"/>
@@ -2728,7 +4038,7 @@
       </w:pPr>
     </w:lvl>
   </w:abstractNum>
-  <w:abstractNum w:abstractNumId="14" w15:restartNumberingAfterBreak="0">
+  <w:abstractNum w:abstractNumId="15" w15:restartNumberingAfterBreak="0">
     <w:nsid w:val="5BAD34E8"/>
     <w:multiLevelType w:val="hybridMultilevel"/>
     <w:tmpl w:val="E0E2C986"/>
@@ -2841,7 +4151,7 @@
       </w:rPr>
     </w:lvl>
   </w:abstractNum>
-  <w:abstractNum w:abstractNumId="15" w15:restartNumberingAfterBreak="0">
+  <w:abstractNum w:abstractNumId="16" w15:restartNumberingAfterBreak="0">
     <w:nsid w:val="5D3F75FB"/>
     <w:multiLevelType w:val="hybridMultilevel"/>
     <w:tmpl w:val="CA5806B8"/>
@@ -2954,7 +4264,7 @@
       </w:rPr>
     </w:lvl>
   </w:abstractNum>
-  <w:abstractNum w:abstractNumId="16" w15:restartNumberingAfterBreak="0">
+  <w:abstractNum w:abstractNumId="17" w15:restartNumberingAfterBreak="0">
     <w:nsid w:val="5E3C61B1"/>
     <w:multiLevelType w:val="hybridMultilevel"/>
     <w:tmpl w:val="396A01B6"/>
@@ -3067,7 +4377,7 @@
       </w:rPr>
     </w:lvl>
   </w:abstractNum>
-  <w:abstractNum w:abstractNumId="17" w15:restartNumberingAfterBreak="0">
+  <w:abstractNum w:abstractNumId="18" w15:restartNumberingAfterBreak="0">
     <w:nsid w:val="614E2E64"/>
     <w:multiLevelType w:val="hybridMultilevel"/>
     <w:tmpl w:val="DBB68386"/>
@@ -3180,7 +4490,7 @@
       </w:rPr>
     </w:lvl>
   </w:abstractNum>
-  <w:abstractNum w:abstractNumId="18" w15:restartNumberingAfterBreak="0">
+  <w:abstractNum w:abstractNumId="19" w15:restartNumberingAfterBreak="0">
     <w:nsid w:val="61C32F6A"/>
     <w:multiLevelType w:val="hybridMultilevel"/>
     <w:tmpl w:val="67A4590A"/>
@@ -3293,7 +4603,7 @@
       </w:rPr>
     </w:lvl>
   </w:abstractNum>
-  <w:abstractNum w:abstractNumId="19" w15:restartNumberingAfterBreak="0">
+  <w:abstractNum w:abstractNumId="20" w15:restartNumberingAfterBreak="0">
     <w:nsid w:val="6CB94011"/>
     <w:multiLevelType w:val="hybridMultilevel"/>
     <w:tmpl w:val="F6C0E018"/>
@@ -3406,7 +4716,7 @@
       </w:rPr>
     </w:lvl>
   </w:abstractNum>
-  <w:abstractNum w:abstractNumId="20" w15:restartNumberingAfterBreak="0">
+  <w:abstractNum w:abstractNumId="21" w15:restartNumberingAfterBreak="0">
     <w:nsid w:val="6D762627"/>
     <w:multiLevelType w:val="hybridMultilevel"/>
     <w:tmpl w:val="BCAC9320"/>
@@ -3519,7 +4829,7 @@
       </w:rPr>
     </w:lvl>
   </w:abstractNum>
-  <w:abstractNum w:abstractNumId="21" w15:restartNumberingAfterBreak="0">
+  <w:abstractNum w:abstractNumId="22" w15:restartNumberingAfterBreak="0">
     <w:nsid w:val="6E613FD6"/>
     <w:multiLevelType w:val="hybridMultilevel"/>
     <w:tmpl w:val="06761CC6"/>
@@ -3632,70 +4942,73 @@
     </w:lvl>
   </w:abstractNum>
   <w:num w:numId="1" w16cid:durableId="1903907696">
-    <w:abstractNumId w:val="6"/>
+    <w:abstractNumId w:val="7"/>
   </w:num>
   <w:num w:numId="2" w16cid:durableId="1570388319">
-    <w:abstractNumId w:val="13"/>
+    <w:abstractNumId w:val="14"/>
   </w:num>
   <w:num w:numId="3" w16cid:durableId="377125826">
-    <w:abstractNumId w:val="4"/>
+    <w:abstractNumId w:val="5"/>
   </w:num>
   <w:num w:numId="4" w16cid:durableId="765082380">
-    <w:abstractNumId w:val="21"/>
+    <w:abstractNumId w:val="22"/>
   </w:num>
   <w:num w:numId="5" w16cid:durableId="1556162266">
-    <w:abstractNumId w:val="9"/>
+    <w:abstractNumId w:val="10"/>
   </w:num>
   <w:num w:numId="6" w16cid:durableId="2034458349">
     <w:abstractNumId w:val="2"/>
   </w:num>
   <w:num w:numId="7" w16cid:durableId="262884349">
-    <w:abstractNumId w:val="16"/>
+    <w:abstractNumId w:val="17"/>
   </w:num>
   <w:num w:numId="8" w16cid:durableId="1934774775">
-    <w:abstractNumId w:val="7"/>
+    <w:abstractNumId w:val="8"/>
   </w:num>
   <w:num w:numId="9" w16cid:durableId="1286814389">
     <w:abstractNumId w:val="0"/>
   </w:num>
   <w:num w:numId="10" w16cid:durableId="1386953310">
-    <w:abstractNumId w:val="14"/>
+    <w:abstractNumId w:val="15"/>
   </w:num>
   <w:num w:numId="11" w16cid:durableId="898630875">
-    <w:abstractNumId w:val="19"/>
+    <w:abstractNumId w:val="20"/>
   </w:num>
   <w:num w:numId="12" w16cid:durableId="1594895660">
-    <w:abstractNumId w:val="5"/>
+    <w:abstractNumId w:val="6"/>
   </w:num>
   <w:num w:numId="13" w16cid:durableId="1890804082">
-    <w:abstractNumId w:val="8"/>
+    <w:abstractNumId w:val="9"/>
   </w:num>
   <w:num w:numId="14" w16cid:durableId="1450395550">
-    <w:abstractNumId w:val="10"/>
+    <w:abstractNumId w:val="11"/>
   </w:num>
   <w:num w:numId="15" w16cid:durableId="1889993838">
-    <w:abstractNumId w:val="3"/>
+    <w:abstractNumId w:val="4"/>
   </w:num>
   <w:num w:numId="16" w16cid:durableId="650213019">
-    <w:abstractNumId w:val="20"/>
+    <w:abstractNumId w:val="21"/>
   </w:num>
   <w:num w:numId="17" w16cid:durableId="86736671">
-    <w:abstractNumId w:val="11"/>
+    <w:abstractNumId w:val="12"/>
   </w:num>
   <w:num w:numId="18" w16cid:durableId="484205436">
-    <w:abstractNumId w:val="17"/>
+    <w:abstractNumId w:val="18"/>
   </w:num>
   <w:num w:numId="19" w16cid:durableId="1361012477">
-    <w:abstractNumId w:val="12"/>
+    <w:abstractNumId w:val="13"/>
   </w:num>
   <w:num w:numId="20" w16cid:durableId="1342007331">
-    <w:abstractNumId w:val="15"/>
+    <w:abstractNumId w:val="16"/>
   </w:num>
   <w:num w:numId="21" w16cid:durableId="2055537646">
     <w:abstractNumId w:val="1"/>
   </w:num>
   <w:num w:numId="22" w16cid:durableId="1781342405">
-    <w:abstractNumId w:val="18"/>
+    <w:abstractNumId w:val="19"/>
+  </w:num>
+  <w:num w:numId="23" w16cid:durableId="164900163">
+    <w:abstractNumId w:val="3"/>
   </w:num>
 </w:numbering>
 </file>
@@ -4728,7 +6041,6 @@
     <w:basedOn w:val="Heading1"/>
     <w:next w:val="Normal"/>
     <w:uiPriority w:val="39"/>
-    <w:semiHidden/>
     <w:unhideWhenUsed/>
     <w:qFormat/>
     <w:rsid w:val="00C32D4B"/>
@@ -4747,6 +6059,44 @@
       <w:color w:val="96607D" w:themeColor="followedHyperlink"/>
       <w:u w:val="single"/>
     </w:rPr>
+  </w:style>
+  <w:style w:type="paragraph" w:styleId="TOC1">
+    <w:name w:val="toc 1"/>
+    <w:basedOn w:val="Normal"/>
+    <w:next w:val="Normal"/>
+    <w:autoRedefine/>
+    <w:uiPriority w:val="39"/>
+    <w:unhideWhenUsed/>
+    <w:rsid w:val="00784F9E"/>
+    <w:pPr>
+      <w:spacing w:after="100"/>
+    </w:pPr>
+  </w:style>
+  <w:style w:type="paragraph" w:styleId="TOC2">
+    <w:name w:val="toc 2"/>
+    <w:basedOn w:val="Normal"/>
+    <w:next w:val="Normal"/>
+    <w:autoRedefine/>
+    <w:uiPriority w:val="39"/>
+    <w:unhideWhenUsed/>
+    <w:rsid w:val="00784F9E"/>
+    <w:pPr>
+      <w:spacing w:after="100"/>
+      <w:ind w:left="200"/>
+    </w:pPr>
+  </w:style>
+  <w:style w:type="paragraph" w:styleId="TOC3">
+    <w:name w:val="toc 3"/>
+    <w:basedOn w:val="Normal"/>
+    <w:next w:val="Normal"/>
+    <w:autoRedefine/>
+    <w:uiPriority w:val="39"/>
+    <w:unhideWhenUsed/>
+    <w:rsid w:val="00784F9E"/>
+    <w:pPr>
+      <w:spacing w:after="100"/>
+      <w:ind w:left="400"/>
+    </w:pPr>
   </w:style>
 </w:styles>
 </file>

--- a/STI/CellularAutomata_Sources.docx
+++ b/STI/CellularAutomata_Sources.docx
@@ -4,6 +4,13 @@
   <w:body>
     <w:sdt>
       <w:sdtPr>
+        <w:rPr>
+          <w:caps w:val="0"/>
+          <w:color w:val="auto"/>
+          <w:spacing w:val="0"/>
+          <w:sz w:val="20"/>
+          <w:szCs w:val="20"/>
+        </w:rPr>
         <w:id w:val="-1991706239"/>
         <w:docPartObj>
           <w:docPartGallery w:val="Table of Contents"/>
@@ -14,12 +21,7 @@
         <w:rPr>
           <w:b/>
           <w:bCs/>
-          <w:caps w:val="0"/>
           <w:noProof/>
-          <w:color w:val="auto"/>
-          <w:spacing w:val="0"/>
-          <w:sz w:val="20"/>
-          <w:szCs w:val="20"/>
         </w:rPr>
       </w:sdtEndPr>
       <w:sdtContent>
@@ -1336,24 +1338,189 @@
     </w:p>
     <w:p>
       <w:pPr>
+        <w:pStyle w:val="Heading1"/>
+      </w:pPr>
+      <w:r>
+        <w:t>Source</w:t>
+      </w:r>
+      <w:r>
+        <w:t>s</w:t>
+      </w:r>
+    </w:p>
+    <w:p>
+      <w:pPr>
         <w:pStyle w:val="Heading2"/>
       </w:pPr>
       <w:r>
-        <w:t>Source Eval</w:t>
-      </w:r>
-    </w:p>
-    <w:p>
-      <w:pPr>
-        <w:pStyle w:val="Heading3"/>
-      </w:pPr>
-      <w:r>
-        <w:t>General</w:t>
-      </w:r>
-    </w:p>
-    <w:p>
+        <w:t>General – Noise Filtering</w:t>
+      </w:r>
+    </w:p>
+    <w:p>
+      <w:r>
+        <w:rPr>
+          <w:b/>
+          <w:bCs/>
+        </w:rPr>
+        <w:t>Noise Reduction</w:t>
+      </w:r>
+      <w:r>
+        <w:t xml:space="preserve">: </w:t>
+      </w:r>
+      <w:hyperlink r:id="rId6" w:history="1">
+        <w:r>
+          <w:rPr>
+            <w:rStyle w:val="Hyperlink"/>
+          </w:rPr>
+          <w:t>https://en.wikipedia.org/wiki/Noise_reduction#In_images</w:t>
+        </w:r>
+      </w:hyperlink>
+    </w:p>
+    <w:p>
+      <w:r>
+        <w:t xml:space="preserve">Salt and pepper noise (sparse light and dark disturbances, alt: impulse noise) </w:t>
+      </w:r>
+      <w:r>
+        <w:t>have no relation to surrounding pixels and are simply either black or white</w:t>
+      </w:r>
+      <w:r>
+        <w:t>, affects small number of image pixels</w:t>
+      </w:r>
+    </w:p>
+    <w:p>
+      <w:r>
+        <w:t>Gaussian noise is a small change in pixel value from its original</w:t>
+      </w:r>
+      <w:r>
+        <w:t>; plotting pixel value against frequency</w:t>
+      </w:r>
       <w:r>
         <w:t xml:space="preserve"> </w:t>
       </w:r>
+      <w:r>
+        <w:t xml:space="preserve">results in a normal </w:t>
+      </w:r>
+      <w:r>
+        <w:t>distribution</w:t>
+      </w:r>
+    </w:p>
+    <w:p>
+      <w:r>
+        <w:rPr>
+          <w:b/>
+          <w:bCs/>
+        </w:rPr>
+        <w:t>Removal Tradeoffs</w:t>
+      </w:r>
+      <w:r>
+        <w:t>:</w:t>
+      </w:r>
+      <w:r>
+        <w:t xml:space="preserve"> available computer power and time available</w:t>
+      </w:r>
+      <w:r>
+        <w:t>, tradeoff between real detail and noise reduction</w:t>
+      </w:r>
+      <w:r>
+        <w:t>, noise characteristics</w:t>
+      </w:r>
+      <w:r>
+        <w:t xml:space="preserve"> and image detail</w:t>
+      </w:r>
+    </w:p>
+    <w:p>
+      <w:r>
+        <w:rPr>
+          <w:b/>
+          <w:bCs/>
+        </w:rPr>
+        <w:t>Chroma and luminance detail and noise separation</w:t>
+      </w:r>
+      <w:r>
+        <w:t>:</w:t>
+      </w:r>
+      <w:r>
+        <w:t xml:space="preserve"> highest spatial frequency consists of variations in b</w:t>
+      </w:r>
+      <w:r>
+        <w:t>r</w:t>
+      </w:r>
+      <w:r>
+        <w:t>i</w:t>
+      </w:r>
+      <w:r>
+        <w:t>g</w:t>
+      </w:r>
+      <w:r>
+        <w:t>thness</w:t>
+      </w:r>
+      <w:r>
+        <w:t xml:space="preserve"> (luminance)</w:t>
+      </w:r>
+      <w:r>
+        <w:t xml:space="preserve"> rather than hue</w:t>
+      </w:r>
+      <w:r>
+        <w:t xml:space="preserve"> (chroma)</w:t>
+      </w:r>
+      <w:r>
+        <w:t>, reduction algo</w:t>
+      </w:r>
+      <w:r>
+        <w:t>rithms</w:t>
+      </w:r>
+      <w:r>
+        <w:t xml:space="preserve"> </w:t>
+      </w:r>
+      <w:r>
+        <w:t xml:space="preserve">split into chroma </w:t>
+      </w:r>
+      <w:r>
+        <w:t>and lumi</w:t>
+      </w:r>
+      <w:r>
+        <w:t>nance</w:t>
+      </w:r>
+      <w:r>
+        <w:t xml:space="preserve"> comps and apply reduction separately or to the former</w:t>
+      </w:r>
+    </w:p>
+    <w:p>
+      <w:r>
+        <w:rPr>
+          <w:b/>
+          <w:bCs/>
+        </w:rPr>
+        <w:t>Filter</w:t>
+      </w:r>
+      <w:r>
+        <w:t xml:space="preserve">: </w:t>
+      </w:r>
+      <w:r>
+        <w:t>linear smoothing, anisotropic diffusion</w:t>
+      </w:r>
+      <w:r>
+        <w:t>, non-local means, nonlinear (</w:t>
+      </w:r>
+      <w:r>
+        <w:t>e.g. median)</w:t>
+      </w:r>
+      <w:r>
+        <w:t>, wavelet transfoorm</w:t>
+      </w:r>
+      <w:r>
+        <w:t>, statistical methods</w:t>
+      </w:r>
+      <w:r>
+        <w:t>, block-matching algorithms</w:t>
+      </w:r>
+      <w:r>
+        <w:t xml:space="preserve">, </w:t>
+      </w:r>
+      <w:r>
+        <w:t xml:space="preserve">random </w:t>
+      </w:r>
+    </w:p>
+    <w:p>
       <w:r>
         <w:rPr>
           <w:b/>
@@ -1367,7 +1534,7 @@
       <w:r>
         <w:t xml:space="preserve"> </w:t>
       </w:r>
-      <w:hyperlink r:id="rId6" w:history="1">
+      <w:hyperlink r:id="rId7" w:history="1">
         <w:r>
           <w:rPr>
             <w:rStyle w:val="Hyperlink"/>
@@ -1378,6 +1545,476 @@
     </w:p>
     <w:p>
       <w:r>
+        <w:t>Noise is a significant problem in computer vision, field of artificial intelligence that enables machiens to interpret and understand visual data</w:t>
+      </w:r>
+      <w:r>
+        <w:t xml:space="preserve"> &gt; image processing</w:t>
+      </w:r>
+      <w:r>
+        <w:t xml:space="preserve"> (</w:t>
+      </w:r>
+      <w:r>
+        <w:t>images are enhanced, transformed, and analyzed to extract meaningful insights</w:t>
+      </w:r>
+      <w:r>
+        <w:t>)</w:t>
+      </w:r>
+    </w:p>
+    <w:p>
+      <w:r>
+        <w:t>“Noise is any unwanted variation in an image that reduces its quality”</w:t>
+      </w:r>
+      <w:r>
+        <w:t>, introduces</w:t>
+      </w:r>
+      <w:r>
+        <w:t xml:space="preserve"> randoom distortioons such as unwanted pixels or fluctuations in color and brightness</w:t>
+      </w:r>
+    </w:p>
+    <w:tbl>
+      <w:tblPr>
+        <w:tblStyle w:val="TableGrid"/>
+        <w:tblW w:w="0" w:type="auto"/>
+        <w:tblLook w:val="04A0" w:firstRow="1" w:lastRow="0" w:firstColumn="1" w:lastColumn="0" w:noHBand="0" w:noVBand="1"/>
+      </w:tblPr>
+      <w:tblGrid>
+        <w:gridCol w:w="3775"/>
+        <w:gridCol w:w="5621"/>
+      </w:tblGrid>
+      <w:tr>
+        <w:tc>
+          <w:tcPr>
+            <w:tcW w:w="3775" w:type="dxa"/>
+          </w:tcPr>
+          <w:p>
+            <w:pPr>
+              <w:jc w:val="center"/>
+            </w:pPr>
+            <w:r>
+              <w:drawing>
+                <wp:inline distT="0" distB="0" distL="0" distR="0" wp14:anchorId="05C3D7A7" wp14:editId="3B4BA39F">
+                  <wp:extent cx="2218414" cy="1179019"/>
+                  <wp:effectExtent l="0" t="0" r="0" b="2540"/>
+                  <wp:docPr id="1779886402" name="Picture 1"/>
+                  <wp:cNvGraphicFramePr>
+                    <a:graphicFrameLocks xmlns:a="http://schemas.openxmlformats.org/drawingml/2006/main" noChangeAspect="1"/>
+                  </wp:cNvGraphicFramePr>
+                  <a:graphic xmlns:a="http://schemas.openxmlformats.org/drawingml/2006/main">
+                    <a:graphicData uri="http://schemas.openxmlformats.org/drawingml/2006/picture">
+                      <pic:pic xmlns:pic="http://schemas.openxmlformats.org/drawingml/2006/picture">
+                        <pic:nvPicPr>
+                          <pic:cNvPr id="1779886402" name=""/>
+                          <pic:cNvPicPr/>
+                        </pic:nvPicPr>
+                        <pic:blipFill>
+                          <a:blip r:embed="rId8"/>
+                          <a:stretch>
+                            <a:fillRect/>
+                          </a:stretch>
+                        </pic:blipFill>
+                        <pic:spPr>
+                          <a:xfrm>
+                            <a:off x="0" y="0"/>
+                            <a:ext cx="2232383" cy="1186443"/>
+                          </a:xfrm>
+                          <a:prstGeom prst="rect">
+                            <a:avLst/>
+                          </a:prstGeom>
+                        </pic:spPr>
+                      </pic:pic>
+                    </a:graphicData>
+                  </a:graphic>
+                </wp:inline>
+              </w:drawing>
+            </w:r>
+          </w:p>
+        </w:tc>
+        <w:tc>
+          <w:tcPr>
+            <w:tcW w:w="5621" w:type="dxa"/>
+          </w:tcPr>
+          <w:p>
+            <w:r>
+              <w:t>Noise sources: capture noise</w:t>
+            </w:r>
+            <w:r>
+              <w:t xml:space="preserve"> (lighting condition, sensor issues</w:t>
+            </w:r>
+            <w:r>
+              <w:t>, lens problems)</w:t>
+            </w:r>
+          </w:p>
+          <w:p>
+            <w:r>
+              <w:t>Sampling</w:t>
+            </w:r>
+            <w:r>
+              <w:t xml:space="preserve"> noise</w:t>
+            </w:r>
+            <w:r>
+              <w:t xml:space="preserve"> (loss of details during conversion</w:t>
+            </w:r>
+            <w:r>
+              <w:t xml:space="preserve"> such as aliasing effects)</w:t>
+            </w:r>
+          </w:p>
+          <w:p>
+            <w:r>
+              <w:t>P</w:t>
+            </w:r>
+            <w:r>
+              <w:t>rocessing</w:t>
+            </w:r>
+            <w:r>
+              <w:t xml:space="preserve"> noise</w:t>
+            </w:r>
+            <w:r>
+              <w:t xml:space="preserve"> (errors due to limitations in numerical precision)</w:t>
+            </w:r>
+          </w:p>
+          <w:p>
+            <w:r>
+              <w:t>Image compression no</w:t>
+            </w:r>
+            <w:r>
+              <w:t>ise (lossy compression)</w:t>
+            </w:r>
+          </w:p>
+        </w:tc>
+      </w:tr>
+    </w:tbl>
+    <w:p>
+      <w:pPr>
+        <w:rPr>
+          <w:b/>
+          <w:bCs/>
+        </w:rPr>
+      </w:pPr>
+      <w:r>
+        <w:rPr>
+          <w:b/>
+          <w:bCs/>
+        </w:rPr>
+        <w:lastRenderedPageBreak/>
+        <w:t>Types and Characteristics</w:t>
+      </w:r>
+    </w:p>
+    <w:tbl>
+      <w:tblPr>
+        <w:tblStyle w:val="TableGrid"/>
+        <w:tblW w:w="0" w:type="auto"/>
+        <w:tblLook w:val="04A0" w:firstRow="1" w:lastRow="0" w:firstColumn="1" w:lastColumn="0" w:noHBand="0" w:noVBand="1"/>
+      </w:tblPr>
+      <w:tblGrid>
+        <w:gridCol w:w="4315"/>
+        <w:gridCol w:w="5081"/>
+      </w:tblGrid>
+      <w:tr>
+        <w:trPr>
+          <w:trHeight w:val="3418"/>
+        </w:trPr>
+        <w:tc>
+          <w:tcPr>
+            <w:tcW w:w="4315" w:type="dxa"/>
+          </w:tcPr>
+          <w:p>
+            <w:pPr>
+              <w:jc w:val="center"/>
+            </w:pPr>
+          </w:p>
+          <w:p>
+            <w:pPr>
+              <w:jc w:val="center"/>
+            </w:pPr>
+            <w:r>
+              <w:rPr>
+                <w:noProof/>
+              </w:rPr>
+              <w:drawing>
+                <wp:inline distT="0" distB="0" distL="0" distR="0" wp14:anchorId="2B63151D" wp14:editId="43B10827">
+                  <wp:extent cx="2282024" cy="849807"/>
+                  <wp:effectExtent l="0" t="0" r="4445" b="7620"/>
+                  <wp:docPr id="1472483000" name="Picture 1"/>
+                  <wp:cNvGraphicFramePr>
+                    <a:graphicFrameLocks xmlns:a="http://schemas.openxmlformats.org/drawingml/2006/main" noChangeAspect="1"/>
+                  </wp:cNvGraphicFramePr>
+                  <a:graphic xmlns:a="http://schemas.openxmlformats.org/drawingml/2006/main">
+                    <a:graphicData uri="http://schemas.openxmlformats.org/drawingml/2006/picture">
+                      <pic:pic xmlns:pic="http://schemas.openxmlformats.org/drawingml/2006/picture">
+                        <pic:nvPicPr>
+                          <pic:cNvPr id="1472483000" name=""/>
+                          <pic:cNvPicPr/>
+                        </pic:nvPicPr>
+                        <pic:blipFill>
+                          <a:blip r:embed="rId9"/>
+                          <a:stretch>
+                            <a:fillRect/>
+                          </a:stretch>
+                        </pic:blipFill>
+                        <pic:spPr>
+                          <a:xfrm>
+                            <a:off x="0" y="0"/>
+                            <a:ext cx="2330429" cy="867833"/>
+                          </a:xfrm>
+                          <a:prstGeom prst="rect">
+                            <a:avLst/>
+                          </a:prstGeom>
+                        </pic:spPr>
+                      </pic:pic>
+                    </a:graphicData>
+                  </a:graphic>
+                </wp:inline>
+              </w:drawing>
+            </w:r>
+          </w:p>
+          <w:p>
+            <w:pPr>
+              <w:jc w:val="center"/>
+            </w:pPr>
+            <w:r>
+              <w:drawing>
+                <wp:inline distT="0" distB="0" distL="0" distR="0" wp14:anchorId="117FFD78" wp14:editId="6A82F080">
+                  <wp:extent cx="2162755" cy="1767499"/>
+                  <wp:effectExtent l="0" t="0" r="9525" b="4445"/>
+                  <wp:docPr id="679934404" name="Picture 1"/>
+                  <wp:cNvGraphicFramePr>
+                    <a:graphicFrameLocks xmlns:a="http://schemas.openxmlformats.org/drawingml/2006/main" noChangeAspect="1"/>
+                  </wp:cNvGraphicFramePr>
+                  <a:graphic xmlns:a="http://schemas.openxmlformats.org/drawingml/2006/main">
+                    <a:graphicData uri="http://schemas.openxmlformats.org/drawingml/2006/picture">
+                      <pic:pic xmlns:pic="http://schemas.openxmlformats.org/drawingml/2006/picture">
+                        <pic:nvPicPr>
+                          <pic:cNvPr id="679934404" name=""/>
+                          <pic:cNvPicPr/>
+                        </pic:nvPicPr>
+                        <pic:blipFill>
+                          <a:blip r:embed="rId10"/>
+                          <a:stretch>
+                            <a:fillRect/>
+                          </a:stretch>
+                        </pic:blipFill>
+                        <pic:spPr>
+                          <a:xfrm>
+                            <a:off x="0" y="0"/>
+                            <a:ext cx="2189945" cy="1789720"/>
+                          </a:xfrm>
+                          <a:prstGeom prst="rect">
+                            <a:avLst/>
+                          </a:prstGeom>
+                        </pic:spPr>
+                      </pic:pic>
+                    </a:graphicData>
+                  </a:graphic>
+                </wp:inline>
+              </w:drawing>
+            </w:r>
+          </w:p>
+          <w:p>
+            <w:pPr>
+              <w:jc w:val="center"/>
+            </w:pPr>
+            <w:r>
+              <w:rPr>
+                <w:b/>
+                <w:bCs/>
+              </w:rPr>
+              <w:drawing>
+                <wp:inline distT="0" distB="0" distL="0" distR="0" wp14:anchorId="498A6F7E" wp14:editId="0CB2419C">
+                  <wp:extent cx="2170706" cy="1710071"/>
+                  <wp:effectExtent l="0" t="0" r="1270" b="4445"/>
+                  <wp:docPr id="60599451" name="Picture 1"/>
+                  <wp:cNvGraphicFramePr>
+                    <a:graphicFrameLocks xmlns:a="http://schemas.openxmlformats.org/drawingml/2006/main" noChangeAspect="1"/>
+                  </wp:cNvGraphicFramePr>
+                  <a:graphic xmlns:a="http://schemas.openxmlformats.org/drawingml/2006/main">
+                    <a:graphicData uri="http://schemas.openxmlformats.org/drawingml/2006/picture">
+                      <pic:pic xmlns:pic="http://schemas.openxmlformats.org/drawingml/2006/picture">
+                        <pic:nvPicPr>
+                          <pic:cNvPr id="60599451" name=""/>
+                          <pic:cNvPicPr/>
+                        </pic:nvPicPr>
+                        <pic:blipFill>
+                          <a:blip r:embed="rId11"/>
+                          <a:stretch>
+                            <a:fillRect/>
+                          </a:stretch>
+                        </pic:blipFill>
+                        <pic:spPr>
+                          <a:xfrm>
+                            <a:off x="0" y="0"/>
+                            <a:ext cx="2188374" cy="1723990"/>
+                          </a:xfrm>
+                          <a:prstGeom prst="rect">
+                            <a:avLst/>
+                          </a:prstGeom>
+                        </pic:spPr>
+                      </pic:pic>
+                    </a:graphicData>
+                  </a:graphic>
+                </wp:inline>
+              </w:drawing>
+            </w:r>
+          </w:p>
+        </w:tc>
+        <w:tc>
+          <w:tcPr>
+            <w:tcW w:w="5081" w:type="dxa"/>
+          </w:tcPr>
+          <w:p>
+            <w:pPr>
+              <w:jc w:val="center"/>
+              <w:rPr>
+                <w:b/>
+                <w:bCs/>
+              </w:rPr>
+            </w:pPr>
+            <w:r>
+              <w:rPr>
+                <w:noProof/>
+              </w:rPr>
+              <w:drawing>
+                <wp:inline distT="0" distB="0" distL="0" distR="0" wp14:anchorId="09510250" wp14:editId="03D27D0D">
+                  <wp:extent cx="2425148" cy="2309384"/>
+                  <wp:effectExtent l="0" t="0" r="0" b="0"/>
+                  <wp:docPr id="7134137" name="Picture 1"/>
+                  <wp:cNvGraphicFramePr>
+                    <a:graphicFrameLocks xmlns:a="http://schemas.openxmlformats.org/drawingml/2006/main" noChangeAspect="1"/>
+                  </wp:cNvGraphicFramePr>
+                  <a:graphic xmlns:a="http://schemas.openxmlformats.org/drawingml/2006/main">
+                    <a:graphicData uri="http://schemas.openxmlformats.org/drawingml/2006/picture">
+                      <pic:pic xmlns:pic="http://schemas.openxmlformats.org/drawingml/2006/picture">
+                        <pic:nvPicPr>
+                          <pic:cNvPr id="0" name="Picture 1"/>
+                          <pic:cNvPicPr>
+                            <a:picLocks noChangeAspect="1" noChangeArrowheads="1"/>
+                          </pic:cNvPicPr>
+                        </pic:nvPicPr>
+                        <pic:blipFill>
+                          <a:blip r:embed="rId12" cstate="print">
+                            <a:extLst>
+                              <a:ext uri="{28A0092B-C50C-407E-A947-70E740481C1C}">
+                                <a14:useLocalDpi xmlns:a14="http://schemas.microsoft.com/office/drawing/2010/main" val="0"/>
+                              </a:ext>
+                            </a:extLst>
+                          </a:blip>
+                          <a:srcRect/>
+                          <a:stretch>
+                            <a:fillRect/>
+                          </a:stretch>
+                        </pic:blipFill>
+                        <pic:spPr bwMode="auto">
+                          <a:xfrm>
+                            <a:off x="0" y="0"/>
+                            <a:ext cx="2436964" cy="2320636"/>
+                          </a:xfrm>
+                          <a:prstGeom prst="rect">
+                            <a:avLst/>
+                          </a:prstGeom>
+                          <a:noFill/>
+                          <a:ln>
+                            <a:noFill/>
+                          </a:ln>
+                        </pic:spPr>
+                      </pic:pic>
+                    </a:graphicData>
+                  </a:graphic>
+                </wp:inline>
+              </w:drawing>
+            </w:r>
+          </w:p>
+          <w:p>
+            <w:r>
+              <w:rPr>
+                <w:b/>
+                <w:bCs/>
+              </w:rPr>
+              <w:t>SPN</w:t>
+            </w:r>
+            <w:r>
+              <w:t>: random white/black pixels</w:t>
+            </w:r>
+          </w:p>
+          <w:p>
+            <w:r>
+              <w:rPr>
+                <w:b/>
+                <w:bCs/>
+              </w:rPr>
+              <w:t>Gaussian</w:t>
+            </w:r>
+            <w:r>
+              <w:t>: spread smoothly across all pixels, pixel deviate randomly from expected intensity but most remain close to mean</w:t>
+            </w:r>
+          </w:p>
+          <w:p>
+            <w:r>
+              <w:rPr>
+                <w:b/>
+                <w:bCs/>
+              </w:rPr>
+              <w:t>Speckle</w:t>
+            </w:r>
+            <w:r>
+              <w:t>: granular, high frequency distortion that commonly affects radar, ultrasound, medical imaging, caused by interference between coherent waves reflected from multiple scatterer, results in grainy texture reduces image clarity</w:t>
+            </w:r>
+          </w:p>
+          <w:p>
+            <w:r>
+              <w:rPr>
+                <w:b/>
+                <w:bCs/>
+              </w:rPr>
+              <w:t xml:space="preserve">Poisson Noise: </w:t>
+            </w:r>
+            <w:r>
+              <w:t>(alt: shot noise) due random variation in number of photons that reach camera sensor during image capture</w:t>
+            </w:r>
+          </w:p>
+          <w:p>
+            <w:r>
+              <w:t>Naturally occurs instead of added, depends on area brightness (more brightness = more noise)</w:t>
+            </w:r>
+          </w:p>
+        </w:tc>
+      </w:tr>
+    </w:tbl>
+    <w:p/>
+    <w:p>
+      <w:pPr>
+        <w:pStyle w:val="Heading2"/>
+      </w:pPr>
+      <w:r>
+        <w:t>General</w:t>
+      </w:r>
+    </w:p>
+    <w:p>
+      <w:r>
+        <w:t xml:space="preserve"> </w:t>
+      </w:r>
+      <w:r>
+        <w:rPr>
+          <w:b/>
+          <w:bCs/>
+        </w:rPr>
+        <w:t>Img Noise Type</w:t>
+      </w:r>
+      <w:r>
+        <w:t>:</w:t>
+      </w:r>
+      <w:r>
+        <w:t xml:space="preserve"> </w:t>
+      </w:r>
+      <w:hyperlink r:id="rId13" w:history="1">
+        <w:r>
+          <w:rPr>
+            <w:rStyle w:val="Hyperlink"/>
+          </w:rPr>
+          <w:t>https://medium.com/@zar_373/understanding-image-noise-exploring-different-kinds-of-noises-in-image-processing-dcd26c6c9e5a</w:t>
+        </w:r>
+      </w:hyperlink>
+    </w:p>
+    <w:p>
+      <w:r>
         <w:rPr>
           <w:b/>
           <w:bCs/>
@@ -1387,7 +2024,7 @@
       <w:r>
         <w:t xml:space="preserve">: </w:t>
       </w:r>
-      <w:hyperlink r:id="rId7" w:history="1">
+      <w:hyperlink r:id="rId14" w:history="1">
         <w:r>
           <w:rPr>
             <w:rStyle w:val="Hyperlink"/>
@@ -1399,7 +2036,7 @@
     <w:p/>
     <w:p>
       <w:pPr>
-        <w:pStyle w:val="Heading3"/>
+        <w:pStyle w:val="Heading2"/>
       </w:pPr>
       <w:bookmarkStart w:id="3" w:name="_Toc227838708"/>
       <w:r>
@@ -1433,7 +2070,7 @@
     </w:p>
     <w:p>
       <w:pPr>
-        <w:pStyle w:val="Heading3"/>
+        <w:pStyle w:val="Heading2"/>
       </w:pPr>
       <w:bookmarkStart w:id="4" w:name="_Toc227838709"/>
       <w:r>
@@ -1473,10 +2110,11 @@
     </w:p>
     <w:p>
       <w:pPr>
-        <w:pStyle w:val="Heading3"/>
+        <w:pStyle w:val="Heading2"/>
       </w:pPr>
       <w:bookmarkStart w:id="5" w:name="_Toc227838710"/>
       <w:r>
+        <w:lastRenderedPageBreak/>
         <w:t>(2002) Popovici – CA in Image Processing</w:t>
       </w:r>
       <w:bookmarkEnd w:id="5"/>
@@ -1519,7 +2157,7 @@
     </w:p>
     <w:p>
       <w:pPr>
-        <w:pStyle w:val="Heading3"/>
+        <w:pStyle w:val="Heading2"/>
       </w:pPr>
       <w:bookmarkStart w:id="6" w:name="_Toc227838711"/>
       <w:r>
@@ -1553,7 +2191,7 @@
     </w:p>
     <w:p>
       <w:pPr>
-        <w:pStyle w:val="Heading3"/>
+        <w:pStyle w:val="Heading2"/>
       </w:pPr>
       <w:bookmarkStart w:id="7" w:name="_Toc227838712"/>
       <w:r>
@@ -1611,11 +2249,10 @@
     </w:p>
     <w:p>
       <w:pPr>
-        <w:pStyle w:val="Heading3"/>
+        <w:pStyle w:val="Heading2"/>
       </w:pPr>
       <w:bookmarkStart w:id="8" w:name="_Toc227838713"/>
       <w:r>
-        <w:lastRenderedPageBreak/>
         <w:t xml:space="preserve">(2022) </w:t>
       </w:r>
       <w:r>
@@ -1676,7 +2313,7 @@
     </w:p>
     <w:p>
       <w:pPr>
-        <w:pStyle w:val="Heading3"/>
+        <w:pStyle w:val="Heading2"/>
       </w:pPr>
       <w:bookmarkStart w:id="9" w:name="_Toc227838714"/>
       <w:r>
@@ -1734,7 +2371,7 @@
     </w:p>
     <w:p>
       <w:pPr>
-        <w:pStyle w:val="Heading3"/>
+        <w:pStyle w:val="Heading2"/>
       </w:pPr>
       <w:bookmarkStart w:id="10" w:name="_Toc227838715"/>
       <w:r>
@@ -1816,7 +2453,7 @@
     </w:p>
     <w:p>
       <w:pPr>
-        <w:pStyle w:val="Heading3"/>
+        <w:pStyle w:val="Heading2"/>
       </w:pPr>
       <w:bookmarkStart w:id="11" w:name="_Toc227838716"/>
       <w:r>
@@ -1869,6 +2506,7 @@
       </w:pPr>
       <w:bookmarkStart w:id="12" w:name="_Toc227838717"/>
       <w:r>
+        <w:lastRenderedPageBreak/>
         <w:t>(20</w:t>
       </w:r>
       <w:r>
@@ -1990,7 +2628,7 @@
       <w:r>
         <w:t xml:space="preserve">: </w:t>
       </w:r>
-      <w:hyperlink r:id="rId8" w:history="1">
+      <w:hyperlink r:id="rId15" w:history="1">
         <w:r>
           <w:rPr>
             <w:rStyle w:val="Hyperlink"/>
@@ -2031,13 +2669,12 @@
           <w:b/>
           <w:bCs/>
         </w:rPr>
-        <w:lastRenderedPageBreak/>
         <w:t>Modern Cellular Automata</w:t>
       </w:r>
       <w:r>
         <w:t xml:space="preserve">: </w:t>
       </w:r>
-      <w:hyperlink r:id="rId9" w:history="1">
+      <w:hyperlink r:id="rId16" w:history="1">
         <w:r>
           <w:rPr>
             <w:rStyle w:val="Hyperlink"/>
@@ -2060,7 +2697,7 @@
       <w:r>
         <w:t xml:space="preserve">: </w:t>
       </w:r>
-      <w:hyperlink r:id="rId10" w:history="1">
+      <w:hyperlink r:id="rId17" w:history="1">
         <w:r>
           <w:rPr>
             <w:rStyle w:val="Hyperlink"/>
@@ -2083,7 +2720,7 @@
       <w:r>
         <w:t xml:space="preserve">: </w:t>
       </w:r>
-      <w:hyperlink r:id="rId11" w:history="1">
+      <w:hyperlink r:id="rId18" w:history="1">
         <w:r>
           <w:rPr>
             <w:rStyle w:val="Hyperlink"/>
@@ -2096,7 +2733,7 @@
       <w:pPr>
         <w:pStyle w:val="NoSpacing"/>
       </w:pPr>
-      <w:hyperlink r:id="rId12" w:history="1">
+      <w:hyperlink r:id="rId19" w:history="1">
         <w:r>
           <w:rPr>
             <w:rStyle w:val="Hyperlink"/>
@@ -2109,7 +2746,7 @@
       <w:pPr>
         <w:pStyle w:val="NoSpacing"/>
       </w:pPr>
-      <w:hyperlink r:id="rId13" w:history="1">
+      <w:hyperlink r:id="rId20" w:history="1">
         <w:r>
           <w:rPr>
             <w:rStyle w:val="Hyperlink"/>
@@ -2122,7 +2759,7 @@
       <w:pPr>
         <w:pStyle w:val="NoSpacing"/>
       </w:pPr>
-      <w:hyperlink r:id="rId14" w:history="1">
+      <w:hyperlink r:id="rId21" w:history="1">
         <w:r>
           <w:rPr>
             <w:rStyle w:val="Hyperlink"/>
@@ -2135,7 +2772,7 @@
       <w:pPr>
         <w:pStyle w:val="NoSpacing"/>
       </w:pPr>
-      <w:hyperlink r:id="rId15" w:anchor="cite_note-9" w:history="1">
+      <w:hyperlink r:id="rId22" w:anchor="cite_note-9" w:history="1">
         <w:r>
           <w:rPr>
             <w:rStyle w:val="Hyperlink"/>
@@ -2148,7 +2785,7 @@
       <w:pPr>
         <w:pStyle w:val="NoSpacing"/>
       </w:pPr>
-      <w:hyperlink r:id="rId16" w:history="1">
+      <w:hyperlink r:id="rId23" w:history="1">
         <w:r>
           <w:rPr>
             <w:rStyle w:val="Hyperlink"/>
@@ -2171,7 +2808,7 @@
       <w:r>
         <w:t xml:space="preserve">: </w:t>
       </w:r>
-      <w:hyperlink r:id="rId17" w:history="1">
+      <w:hyperlink r:id="rId24" w:history="1">
         <w:r>
           <w:rPr>
             <w:rStyle w:val="Hyperlink"/>
@@ -2194,7 +2831,7 @@
       <w:r>
         <w:t xml:space="preserve">: </w:t>
       </w:r>
-      <w:hyperlink r:id="rId18" w:history="1">
+      <w:hyperlink r:id="rId25" w:history="1">
         <w:r>
           <w:rPr>
             <w:rStyle w:val="Hyperlink"/>
@@ -2224,7 +2861,7 @@
         </w:rPr>
         <w:t xml:space="preserve">: </w:t>
       </w:r>
-      <w:hyperlink r:id="rId19" w:anchor="map-generation-algorithms" w:history="1">
+      <w:hyperlink r:id="rId26" w:anchor="map-generation-algorithms" w:history="1">
         <w:r>
           <w:rPr>
             <w:rStyle w:val="Hyperlink"/>
@@ -2241,7 +2878,7 @@
           <w:lang w:val="de-DE"/>
         </w:rPr>
       </w:pPr>
-      <w:hyperlink r:id="rId20" w:anchor="uses-in-game-development" w:history="1">
+      <w:hyperlink r:id="rId27" w:anchor="uses-in-game-development" w:history="1">
         <w:r>
           <w:rPr>
             <w:rStyle w:val="Hyperlink"/>
@@ -2258,7 +2895,7 @@
           <w:lang w:val="de-DE"/>
         </w:rPr>
       </w:pPr>
-      <w:hyperlink r:id="rId21" w:history="1">
+      <w:hyperlink r:id="rId28" w:history="1">
         <w:r>
           <w:rPr>
             <w:rStyle w:val="Hyperlink"/>
@@ -2275,7 +2912,7 @@
           <w:lang w:val="de-DE"/>
         </w:rPr>
       </w:pPr>
-      <w:hyperlink r:id="rId22" w:history="1">
+      <w:hyperlink r:id="rId29" w:history="1">
         <w:r>
           <w:rPr>
             <w:rStyle w:val="Hyperlink"/>
@@ -2292,7 +2929,7 @@
           <w:lang w:val="de-DE"/>
         </w:rPr>
       </w:pPr>
-      <w:hyperlink r:id="rId23" w:history="1">
+      <w:hyperlink r:id="rId30" w:history="1">
         <w:r>
           <w:rPr>
             <w:rStyle w:val="Hyperlink"/>
@@ -2309,7 +2946,7 @@
           <w:lang w:val="de-DE"/>
         </w:rPr>
       </w:pPr>
-      <w:hyperlink r:id="rId24" w:history="1">
+      <w:hyperlink r:id="rId31" w:history="1">
         <w:r>
           <w:rPr>
             <w:rStyle w:val="Hyperlink"/>
@@ -2326,7 +2963,7 @@
           <w:lang w:val="de-DE"/>
         </w:rPr>
       </w:pPr>
-      <w:hyperlink r:id="rId25" w:history="1">
+      <w:hyperlink r:id="rId32" w:history="1">
         <w:r>
           <w:rPr>
             <w:rStyle w:val="Hyperlink"/>
@@ -5409,7 +6046,7 @@
   <w:style w:type="paragraph" w:default="1" w:styleId="Normal">
     <w:name w:val="Normal"/>
     <w:qFormat/>
-    <w:rsid w:val="00C32D4B"/>
+    <w:rsid w:val="00DD0630"/>
   </w:style>
   <w:style w:type="paragraph" w:styleId="Heading1">
     <w:name w:val="heading 1"/>
@@ -5621,7 +6258,6 @@
   <w:style w:type="character" w:default="1" w:styleId="DefaultParagraphFont">
     <w:name w:val="Default Paragraph Font"/>
     <w:uiPriority w:val="1"/>
-    <w:semiHidden/>
     <w:unhideWhenUsed/>
   </w:style>
   <w:style w:type="table" w:default="1" w:styleId="TableNormal">
@@ -6098,6 +6734,25 @@
       <w:ind w:left="400"/>
     </w:pPr>
   </w:style>
+  <w:style w:type="table" w:styleId="TableGrid">
+    <w:name w:val="Table Grid"/>
+    <w:basedOn w:val="TableNormal"/>
+    <w:uiPriority w:val="39"/>
+    <w:rsid w:val="00A85B28"/>
+    <w:pPr>
+      <w:spacing w:before="0" w:after="0" w:line="240" w:lineRule="auto"/>
+    </w:pPr>
+    <w:tblPr>
+      <w:tblBorders>
+        <w:top w:val="single" w:sz="4" w:space="0" w:color="auto"/>
+        <w:left w:val="single" w:sz="4" w:space="0" w:color="auto"/>
+        <w:bottom w:val="single" w:sz="4" w:space="0" w:color="auto"/>
+        <w:right w:val="single" w:sz="4" w:space="0" w:color="auto"/>
+        <w:insideH w:val="single" w:sz="4" w:space="0" w:color="auto"/>
+        <w:insideV w:val="single" w:sz="4" w:space="0" w:color="auto"/>
+      </w:tblBorders>
+    </w:tblPr>
+  </w:style>
 </w:styles>
 </file>
 

--- a/STI/CellularAutomata_Sources.docx
+++ b/STI/CellularAutomata_Sources.docx
@@ -41,6 +41,10 @@
             </w:tabs>
             <w:rPr>
               <w:noProof/>
+              <w:kern w:val="2"/>
+              <w:sz w:val="24"/>
+              <w:szCs w:val="24"/>
+              <w14:ligatures w14:val="standardContextual"/>
             </w:rPr>
           </w:pPr>
           <w:r>
@@ -52,7 +56,7 @@
           <w:r>
             <w:fldChar w:fldCharType="separate"/>
           </w:r>
-          <w:hyperlink w:anchor="_Toc227838704" w:history="1">
+          <w:hyperlink w:anchor="_Toc229320532" w:history="1">
             <w:r>
               <w:rPr>
                 <w:rStyle w:val="Hyperlink"/>
@@ -79,7 +83,7 @@
                 <w:noProof/>
                 <w:webHidden/>
               </w:rPr>
-              <w:instrText xml:space="preserve"> PAGEREF _Toc227838704 \h </w:instrText>
+              <w:instrText xml:space="preserve"> PAGEREF _Toc229320532 \h </w:instrText>
             </w:r>
             <w:r>
               <w:rPr>
@@ -118,9 +122,13 @@
             </w:tabs>
             <w:rPr>
               <w:noProof/>
+              <w:kern w:val="2"/>
+              <w:sz w:val="24"/>
+              <w:szCs w:val="24"/>
+              <w14:ligatures w14:val="standardContextual"/>
             </w:rPr>
           </w:pPr>
-          <w:hyperlink w:anchor="_Toc227838705" w:history="1">
+          <w:hyperlink w:anchor="_Toc229320533" w:history="1">
             <w:r>
               <w:rPr>
                 <w:rStyle w:val="Hyperlink"/>
@@ -147,7 +155,7 @@
                 <w:noProof/>
                 <w:webHidden/>
               </w:rPr>
-              <w:instrText xml:space="preserve"> PAGEREF _Toc227838705 \h </w:instrText>
+              <w:instrText xml:space="preserve"> PAGEREF _Toc229320533 \h </w:instrText>
             </w:r>
             <w:r>
               <w:rPr>
@@ -168,6 +176,78 @@
                 <w:webHidden/>
               </w:rPr>
               <w:t>1</w:t>
+            </w:r>
+            <w:r>
+              <w:rPr>
+                <w:noProof/>
+                <w:webHidden/>
+              </w:rPr>
+              <w:fldChar w:fldCharType="end"/>
+            </w:r>
+          </w:hyperlink>
+        </w:p>
+        <w:p>
+          <w:pPr>
+            <w:pStyle w:val="TOC1"/>
+            <w:tabs>
+              <w:tab w:val="right" w:leader="dot" w:pos="9396"/>
+            </w:tabs>
+            <w:rPr>
+              <w:noProof/>
+              <w:kern w:val="2"/>
+              <w:sz w:val="24"/>
+              <w:szCs w:val="24"/>
+              <w14:ligatures w14:val="standardContextual"/>
+            </w:rPr>
+          </w:pPr>
+          <w:hyperlink w:anchor="_Toc229320534" w:history="1">
+            <w:r>
+              <w:rPr>
+                <w:rStyle w:val="Hyperlink"/>
+                <w:noProof/>
+              </w:rPr>
+              <w:t>Image Processing: Noise Filtering</w:t>
+            </w:r>
+            <w:r>
+              <w:rPr>
+                <w:noProof/>
+                <w:webHidden/>
+              </w:rPr>
+              <w:tab/>
+            </w:r>
+            <w:r>
+              <w:rPr>
+                <w:noProof/>
+                <w:webHidden/>
+              </w:rPr>
+              <w:fldChar w:fldCharType="begin"/>
+            </w:r>
+            <w:r>
+              <w:rPr>
+                <w:noProof/>
+                <w:webHidden/>
+              </w:rPr>
+              <w:instrText xml:space="preserve"> PAGEREF _Toc229320534 \h </w:instrText>
+            </w:r>
+            <w:r>
+              <w:rPr>
+                <w:noProof/>
+                <w:webHidden/>
+              </w:rPr>
+            </w:r>
+            <w:r>
+              <w:rPr>
+                <w:noProof/>
+                <w:webHidden/>
+              </w:rPr>
+              <w:fldChar w:fldCharType="separate"/>
+            </w:r>
+            <w:r>
+              <w:rPr>
+                <w:noProof/>
+                <w:webHidden/>
+              </w:rPr>
+              <w:t>2</w:t>
             </w:r>
             <w:r>
               <w:rPr>
@@ -186,15 +266,19 @@
             </w:tabs>
             <w:rPr>
               <w:noProof/>
+              <w:kern w:val="2"/>
+              <w:sz w:val="24"/>
+              <w:szCs w:val="24"/>
+              <w14:ligatures w14:val="standardContextual"/>
             </w:rPr>
           </w:pPr>
-          <w:hyperlink w:anchor="_Toc227838706" w:history="1">
+          <w:hyperlink w:anchor="_Toc229320535" w:history="1">
             <w:r>
               <w:rPr>
                 <w:rStyle w:val="Hyperlink"/>
                 <w:noProof/>
               </w:rPr>
-              <w:t>Image Processing</w:t>
+              <w:t>To Do</w:t>
             </w:r>
             <w:r>
               <w:rPr>
@@ -215,7 +299,7 @@
                 <w:noProof/>
                 <w:webHidden/>
               </w:rPr>
-              <w:instrText xml:space="preserve"> PAGEREF _Toc227838706 \h </w:instrText>
+              <w:instrText xml:space="preserve"> PAGEREF _Toc229320535 \h </w:instrText>
             </w:r>
             <w:r>
               <w:rPr>
@@ -235,7 +319,223 @@
                 <w:noProof/>
                 <w:webHidden/>
               </w:rPr>
-              <w:t>1</w:t>
+              <w:t>2</w:t>
+            </w:r>
+            <w:r>
+              <w:rPr>
+                <w:noProof/>
+                <w:webHidden/>
+              </w:rPr>
+              <w:fldChar w:fldCharType="end"/>
+            </w:r>
+          </w:hyperlink>
+        </w:p>
+        <w:p>
+          <w:pPr>
+            <w:pStyle w:val="TOC2"/>
+            <w:tabs>
+              <w:tab w:val="right" w:leader="dot" w:pos="9396"/>
+            </w:tabs>
+            <w:rPr>
+              <w:noProof/>
+              <w:kern w:val="2"/>
+              <w:sz w:val="24"/>
+              <w:szCs w:val="24"/>
+              <w14:ligatures w14:val="standardContextual"/>
+            </w:rPr>
+          </w:pPr>
+          <w:hyperlink w:anchor="_Toc229320536" w:history="1">
+            <w:r>
+              <w:rPr>
+                <w:rStyle w:val="Hyperlink"/>
+                <w:noProof/>
+              </w:rPr>
+              <w:t>Research Question</w:t>
+            </w:r>
+            <w:r>
+              <w:rPr>
+                <w:noProof/>
+                <w:webHidden/>
+              </w:rPr>
+              <w:tab/>
+            </w:r>
+            <w:r>
+              <w:rPr>
+                <w:noProof/>
+                <w:webHidden/>
+              </w:rPr>
+              <w:fldChar w:fldCharType="begin"/>
+            </w:r>
+            <w:r>
+              <w:rPr>
+                <w:noProof/>
+                <w:webHidden/>
+              </w:rPr>
+              <w:instrText xml:space="preserve"> PAGEREF _Toc229320536 \h </w:instrText>
+            </w:r>
+            <w:r>
+              <w:rPr>
+                <w:noProof/>
+                <w:webHidden/>
+              </w:rPr>
+            </w:r>
+            <w:r>
+              <w:rPr>
+                <w:noProof/>
+                <w:webHidden/>
+              </w:rPr>
+              <w:fldChar w:fldCharType="separate"/>
+            </w:r>
+            <w:r>
+              <w:rPr>
+                <w:noProof/>
+                <w:webHidden/>
+              </w:rPr>
+              <w:t>2</w:t>
+            </w:r>
+            <w:r>
+              <w:rPr>
+                <w:noProof/>
+                <w:webHidden/>
+              </w:rPr>
+              <w:fldChar w:fldCharType="end"/>
+            </w:r>
+          </w:hyperlink>
+        </w:p>
+        <w:p>
+          <w:pPr>
+            <w:pStyle w:val="TOC1"/>
+            <w:tabs>
+              <w:tab w:val="right" w:leader="dot" w:pos="9396"/>
+            </w:tabs>
+            <w:rPr>
+              <w:noProof/>
+              <w:kern w:val="2"/>
+              <w:sz w:val="24"/>
+              <w:szCs w:val="24"/>
+              <w14:ligatures w14:val="standardContextual"/>
+            </w:rPr>
+          </w:pPr>
+          <w:hyperlink w:anchor="_Toc229320537" w:history="1">
+            <w:r>
+              <w:rPr>
+                <w:rStyle w:val="Hyperlink"/>
+                <w:noProof/>
+              </w:rPr>
+              <w:t>Sources</w:t>
+            </w:r>
+            <w:r>
+              <w:rPr>
+                <w:noProof/>
+                <w:webHidden/>
+              </w:rPr>
+              <w:tab/>
+            </w:r>
+            <w:r>
+              <w:rPr>
+                <w:noProof/>
+                <w:webHidden/>
+              </w:rPr>
+              <w:fldChar w:fldCharType="begin"/>
+            </w:r>
+            <w:r>
+              <w:rPr>
+                <w:noProof/>
+                <w:webHidden/>
+              </w:rPr>
+              <w:instrText xml:space="preserve"> PAGEREF _Toc229320537 \h </w:instrText>
+            </w:r>
+            <w:r>
+              <w:rPr>
+                <w:noProof/>
+                <w:webHidden/>
+              </w:rPr>
+            </w:r>
+            <w:r>
+              <w:rPr>
+                <w:noProof/>
+                <w:webHidden/>
+              </w:rPr>
+              <w:fldChar w:fldCharType="separate"/>
+            </w:r>
+            <w:r>
+              <w:rPr>
+                <w:noProof/>
+                <w:webHidden/>
+              </w:rPr>
+              <w:t>2</w:t>
+            </w:r>
+            <w:r>
+              <w:rPr>
+                <w:noProof/>
+                <w:webHidden/>
+              </w:rPr>
+              <w:fldChar w:fldCharType="end"/>
+            </w:r>
+          </w:hyperlink>
+        </w:p>
+        <w:p>
+          <w:pPr>
+            <w:pStyle w:val="TOC2"/>
+            <w:tabs>
+              <w:tab w:val="right" w:leader="dot" w:pos="9396"/>
+            </w:tabs>
+            <w:rPr>
+              <w:noProof/>
+              <w:kern w:val="2"/>
+              <w:sz w:val="24"/>
+              <w:szCs w:val="24"/>
+              <w14:ligatures w14:val="standardContextual"/>
+            </w:rPr>
+          </w:pPr>
+          <w:hyperlink w:anchor="_Toc229320538" w:history="1">
+            <w:r>
+              <w:rPr>
+                <w:rStyle w:val="Hyperlink"/>
+                <w:noProof/>
+              </w:rPr>
+              <w:t>Notes</w:t>
+            </w:r>
+            <w:r>
+              <w:rPr>
+                <w:noProof/>
+                <w:webHidden/>
+              </w:rPr>
+              <w:tab/>
+            </w:r>
+            <w:r>
+              <w:rPr>
+                <w:noProof/>
+                <w:webHidden/>
+              </w:rPr>
+              <w:fldChar w:fldCharType="begin"/>
+            </w:r>
+            <w:r>
+              <w:rPr>
+                <w:noProof/>
+                <w:webHidden/>
+              </w:rPr>
+              <w:instrText xml:space="preserve"> PAGEREF _Toc229320538 \h </w:instrText>
+            </w:r>
+            <w:r>
+              <w:rPr>
+                <w:noProof/>
+                <w:webHidden/>
+              </w:rPr>
+            </w:r>
+            <w:r>
+              <w:rPr>
+                <w:noProof/>
+                <w:webHidden/>
+              </w:rPr>
+              <w:fldChar w:fldCharType="separate"/>
+            </w:r>
+            <w:r>
+              <w:rPr>
+                <w:noProof/>
+                <w:webHidden/>
+              </w:rPr>
+              <w:t>2</w:t>
             </w:r>
             <w:r>
               <w:rPr>
@@ -254,15 +554,19 @@
             </w:tabs>
             <w:rPr>
               <w:noProof/>
+              <w:kern w:val="2"/>
+              <w:sz w:val="24"/>
+              <w:szCs w:val="24"/>
+              <w14:ligatures w14:val="standardContextual"/>
             </w:rPr>
           </w:pPr>
-          <w:hyperlink w:anchor="_Toc227838707" w:history="1">
+          <w:hyperlink w:anchor="_Toc229320539" w:history="1">
             <w:r>
               <w:rPr>
                 <w:rStyle w:val="Hyperlink"/>
                 <w:noProof/>
               </w:rPr>
-              <w:t>Lecture</w:t>
+              <w:t>(2026) Kong Choi – CA based Method for SPN Removal</w:t>
             </w:r>
             <w:r>
               <w:rPr>
@@ -283,7 +587,7 @@
                 <w:noProof/>
                 <w:webHidden/>
               </w:rPr>
-              <w:instrText xml:space="preserve"> PAGEREF _Toc227838707 \h </w:instrText>
+              <w:instrText xml:space="preserve"> PAGEREF _Toc229320539 \h </w:instrText>
             </w:r>
             <w:r>
               <w:rPr>
@@ -303,7 +607,7 @@
                 <w:noProof/>
                 <w:webHidden/>
               </w:rPr>
-              <w:t>1</w:t>
+              <w:t>2</w:t>
             </w:r>
             <w:r>
               <w:rPr>
@@ -316,21 +620,25 @@
         </w:p>
         <w:p>
           <w:pPr>
-            <w:pStyle w:val="TOC3"/>
+            <w:pStyle w:val="TOC2"/>
             <w:tabs>
               <w:tab w:val="right" w:leader="dot" w:pos="9396"/>
             </w:tabs>
             <w:rPr>
               <w:noProof/>
+              <w:kern w:val="2"/>
+              <w:sz w:val="24"/>
+              <w:szCs w:val="24"/>
+              <w14:ligatures w14:val="standardContextual"/>
             </w:rPr>
           </w:pPr>
-          <w:hyperlink w:anchor="_Toc227838708" w:history="1">
+          <w:hyperlink w:anchor="_Toc229320540" w:history="1">
             <w:r>
               <w:rPr>
                 <w:rStyle w:val="Hyperlink"/>
                 <w:noProof/>
               </w:rPr>
-              <w:t>(No Date) Xavier et al – Img Noise Reduction based on CA Filter</w:t>
+              <w:t>General – Noise Filtering</w:t>
             </w:r>
             <w:r>
               <w:rPr>
@@ -351,7 +659,7 @@
                 <w:noProof/>
                 <w:webHidden/>
               </w:rPr>
-              <w:instrText xml:space="preserve"> PAGEREF _Toc227838708 \h </w:instrText>
+              <w:instrText xml:space="preserve"> PAGEREF _Toc229320540 \h </w:instrText>
             </w:r>
             <w:r>
               <w:rPr>
@@ -371,7 +679,7 @@
                 <w:noProof/>
                 <w:webHidden/>
               </w:rPr>
-              <w:t>1</w:t>
+              <w:t>2</w:t>
             </w:r>
             <w:r>
               <w:rPr>
@@ -384,21 +692,39 @@
         </w:p>
         <w:p>
           <w:pPr>
-            <w:pStyle w:val="TOC3"/>
+            <w:pStyle w:val="TOC2"/>
             <w:tabs>
               <w:tab w:val="right" w:leader="dot" w:pos="9396"/>
             </w:tabs>
             <w:rPr>
               <w:noProof/>
+              <w:kern w:val="2"/>
+              <w:sz w:val="24"/>
+              <w:szCs w:val="24"/>
+              <w14:ligatures w14:val="standardContextual"/>
             </w:rPr>
           </w:pPr>
-          <w:hyperlink w:anchor="_Toc227838709" w:history="1">
+          <w:hyperlink w:anchor="_Toc229320541" w:history="1">
             <w:r>
               <w:rPr>
                 <w:rStyle w:val="Hyperlink"/>
                 <w:noProof/>
               </w:rPr>
-              <w:t>(2001) Morena Paletta – Evolving CA for Noise Reduction in Images</w:t>
+              <w:t>Ge</w:t>
+            </w:r>
+            <w:r>
+              <w:rPr>
+                <w:rStyle w:val="Hyperlink"/>
+                <w:noProof/>
+              </w:rPr>
+              <w:t>n</w:t>
+            </w:r>
+            <w:r>
+              <w:rPr>
+                <w:rStyle w:val="Hyperlink"/>
+                <w:noProof/>
+              </w:rPr>
+              <w:t>eral</w:t>
             </w:r>
             <w:r>
               <w:rPr>
@@ -419,7 +745,7 @@
                 <w:noProof/>
                 <w:webHidden/>
               </w:rPr>
-              <w:instrText xml:space="preserve"> PAGEREF _Toc227838709 \h </w:instrText>
+              <w:instrText xml:space="preserve"> PAGEREF _Toc229320541 \h </w:instrText>
             </w:r>
             <w:r>
               <w:rPr>
@@ -439,551 +765,7 @@
                 <w:noProof/>
                 <w:webHidden/>
               </w:rPr>
-              <w:t>1</w:t>
-            </w:r>
-            <w:r>
-              <w:rPr>
-                <w:noProof/>
-                <w:webHidden/>
-              </w:rPr>
-              <w:fldChar w:fldCharType="end"/>
-            </w:r>
-          </w:hyperlink>
-        </w:p>
-        <w:p>
-          <w:pPr>
-            <w:pStyle w:val="TOC3"/>
-            <w:tabs>
-              <w:tab w:val="right" w:leader="dot" w:pos="9396"/>
-            </w:tabs>
-            <w:rPr>
-              <w:noProof/>
-            </w:rPr>
-          </w:pPr>
-          <w:hyperlink w:anchor="_Toc227838710" w:history="1">
-            <w:r>
-              <w:rPr>
-                <w:rStyle w:val="Hyperlink"/>
-                <w:noProof/>
-              </w:rPr>
-              <w:t>(2002) Popovici – CA in Image Processing</w:t>
-            </w:r>
-            <w:r>
-              <w:rPr>
-                <w:noProof/>
-                <w:webHidden/>
-              </w:rPr>
-              <w:tab/>
-            </w:r>
-            <w:r>
-              <w:rPr>
-                <w:noProof/>
-                <w:webHidden/>
-              </w:rPr>
-              <w:fldChar w:fldCharType="begin"/>
-            </w:r>
-            <w:r>
-              <w:rPr>
-                <w:noProof/>
-                <w:webHidden/>
-              </w:rPr>
-              <w:instrText xml:space="preserve"> PAGEREF _Toc227838710 \h </w:instrText>
-            </w:r>
-            <w:r>
-              <w:rPr>
-                <w:noProof/>
-                <w:webHidden/>
-              </w:rPr>
-            </w:r>
-            <w:r>
-              <w:rPr>
-                <w:noProof/>
-                <w:webHidden/>
-              </w:rPr>
-              <w:fldChar w:fldCharType="separate"/>
-            </w:r>
-            <w:r>
-              <w:rPr>
-                <w:noProof/>
-                <w:webHidden/>
-              </w:rPr>
-              <w:t>1</w:t>
-            </w:r>
-            <w:r>
-              <w:rPr>
-                <w:noProof/>
-                <w:webHidden/>
-              </w:rPr>
-              <w:fldChar w:fldCharType="end"/>
-            </w:r>
-          </w:hyperlink>
-        </w:p>
-        <w:p>
-          <w:pPr>
-            <w:pStyle w:val="TOC3"/>
-            <w:tabs>
-              <w:tab w:val="right" w:leader="dot" w:pos="9396"/>
-            </w:tabs>
-            <w:rPr>
-              <w:noProof/>
-            </w:rPr>
-          </w:pPr>
-          <w:hyperlink w:anchor="_Toc227838711" w:history="1">
-            <w:r>
-              <w:rPr>
-                <w:rStyle w:val="Hyperlink"/>
-                <w:noProof/>
-              </w:rPr>
-              <w:t>(2006) rosin – CA Training for Image Processing</w:t>
-            </w:r>
-            <w:r>
-              <w:rPr>
-                <w:noProof/>
-                <w:webHidden/>
-              </w:rPr>
-              <w:tab/>
-            </w:r>
-            <w:r>
-              <w:rPr>
-                <w:noProof/>
-                <w:webHidden/>
-              </w:rPr>
-              <w:fldChar w:fldCharType="begin"/>
-            </w:r>
-            <w:r>
-              <w:rPr>
-                <w:noProof/>
-                <w:webHidden/>
-              </w:rPr>
-              <w:instrText xml:space="preserve"> PAGEREF _Toc227838711 \h </w:instrText>
-            </w:r>
-            <w:r>
-              <w:rPr>
-                <w:noProof/>
-                <w:webHidden/>
-              </w:rPr>
-            </w:r>
-            <w:r>
-              <w:rPr>
-                <w:noProof/>
-                <w:webHidden/>
-              </w:rPr>
-              <w:fldChar w:fldCharType="separate"/>
-            </w:r>
-            <w:r>
-              <w:rPr>
-                <w:noProof/>
-                <w:webHidden/>
-              </w:rPr>
-              <w:t>2</w:t>
-            </w:r>
-            <w:r>
-              <w:rPr>
-                <w:noProof/>
-                <w:webHidden/>
-              </w:rPr>
-              <w:fldChar w:fldCharType="end"/>
-            </w:r>
-          </w:hyperlink>
-        </w:p>
-        <w:p>
-          <w:pPr>
-            <w:pStyle w:val="TOC3"/>
-            <w:tabs>
-              <w:tab w:val="right" w:leader="dot" w:pos="9396"/>
-            </w:tabs>
-            <w:rPr>
-              <w:noProof/>
-            </w:rPr>
-          </w:pPr>
-          <w:hyperlink w:anchor="_Toc227838712" w:history="1">
-            <w:r>
-              <w:rPr>
-                <w:rStyle w:val="Hyperlink"/>
-                <w:noProof/>
-              </w:rPr>
-              <w:t>(2009) Selvapeter Hordijk – CA for Img Noise Filtering</w:t>
-            </w:r>
-            <w:r>
-              <w:rPr>
-                <w:noProof/>
-                <w:webHidden/>
-              </w:rPr>
-              <w:tab/>
-            </w:r>
-            <w:r>
-              <w:rPr>
-                <w:noProof/>
-                <w:webHidden/>
-              </w:rPr>
-              <w:fldChar w:fldCharType="begin"/>
-            </w:r>
-            <w:r>
-              <w:rPr>
-                <w:noProof/>
-                <w:webHidden/>
-              </w:rPr>
-              <w:instrText xml:space="preserve"> PAGEREF _Toc227838712 \h </w:instrText>
-            </w:r>
-            <w:r>
-              <w:rPr>
-                <w:noProof/>
-                <w:webHidden/>
-              </w:rPr>
-            </w:r>
-            <w:r>
-              <w:rPr>
-                <w:noProof/>
-                <w:webHidden/>
-              </w:rPr>
-              <w:fldChar w:fldCharType="separate"/>
-            </w:r>
-            <w:r>
-              <w:rPr>
-                <w:noProof/>
-                <w:webHidden/>
-              </w:rPr>
-              <w:t>2</w:t>
-            </w:r>
-            <w:r>
-              <w:rPr>
-                <w:noProof/>
-                <w:webHidden/>
-              </w:rPr>
-              <w:fldChar w:fldCharType="end"/>
-            </w:r>
-          </w:hyperlink>
-        </w:p>
-        <w:p>
-          <w:pPr>
-            <w:pStyle w:val="TOC3"/>
-            <w:tabs>
-              <w:tab w:val="right" w:leader="dot" w:pos="9396"/>
-            </w:tabs>
-            <w:rPr>
-              <w:noProof/>
-            </w:rPr>
-          </w:pPr>
-          <w:hyperlink w:anchor="_Toc227838713" w:history="1">
-            <w:r>
-              <w:rPr>
-                <w:rStyle w:val="Hyperlink"/>
-                <w:noProof/>
-              </w:rPr>
-              <w:t>(2022) Chandra Et Al - Noise Reduction Using CA</w:t>
-            </w:r>
-            <w:r>
-              <w:rPr>
-                <w:noProof/>
-                <w:webHidden/>
-              </w:rPr>
-              <w:tab/>
-            </w:r>
-            <w:r>
-              <w:rPr>
-                <w:noProof/>
-                <w:webHidden/>
-              </w:rPr>
-              <w:fldChar w:fldCharType="begin"/>
-            </w:r>
-            <w:r>
-              <w:rPr>
-                <w:noProof/>
-                <w:webHidden/>
-              </w:rPr>
-              <w:instrText xml:space="preserve"> PAGEREF _Toc227838713 \h </w:instrText>
-            </w:r>
-            <w:r>
-              <w:rPr>
-                <w:noProof/>
-                <w:webHidden/>
-              </w:rPr>
-            </w:r>
-            <w:r>
-              <w:rPr>
-                <w:noProof/>
-                <w:webHidden/>
-              </w:rPr>
-              <w:fldChar w:fldCharType="separate"/>
-            </w:r>
-            <w:r>
-              <w:rPr>
-                <w:noProof/>
-                <w:webHidden/>
-              </w:rPr>
-              <w:t>2</w:t>
-            </w:r>
-            <w:r>
-              <w:rPr>
-                <w:noProof/>
-                <w:webHidden/>
-              </w:rPr>
-              <w:fldChar w:fldCharType="end"/>
-            </w:r>
-          </w:hyperlink>
-        </w:p>
-        <w:p>
-          <w:pPr>
-            <w:pStyle w:val="TOC3"/>
-            <w:tabs>
-              <w:tab w:val="right" w:leader="dot" w:pos="9396"/>
-            </w:tabs>
-            <w:rPr>
-              <w:noProof/>
-            </w:rPr>
-          </w:pPr>
-          <w:hyperlink w:anchor="_Toc227838714" w:history="1">
-            <w:r>
-              <w:rPr>
-                <w:rStyle w:val="Hyperlink"/>
-                <w:noProof/>
-              </w:rPr>
-              <w:t>(2023) Smolka et al – Reduction Mixed Gaussian and Impulsive Noise in Color Imgs</w:t>
-            </w:r>
-            <w:r>
-              <w:rPr>
-                <w:noProof/>
-                <w:webHidden/>
-              </w:rPr>
-              <w:tab/>
-            </w:r>
-            <w:r>
-              <w:rPr>
-                <w:noProof/>
-                <w:webHidden/>
-              </w:rPr>
-              <w:fldChar w:fldCharType="begin"/>
-            </w:r>
-            <w:r>
-              <w:rPr>
-                <w:noProof/>
-                <w:webHidden/>
-              </w:rPr>
-              <w:instrText xml:space="preserve"> PAGEREF _Toc227838714 \h </w:instrText>
-            </w:r>
-            <w:r>
-              <w:rPr>
-                <w:noProof/>
-                <w:webHidden/>
-              </w:rPr>
-            </w:r>
-            <w:r>
-              <w:rPr>
-                <w:noProof/>
-                <w:webHidden/>
-              </w:rPr>
-              <w:fldChar w:fldCharType="separate"/>
-            </w:r>
-            <w:r>
-              <w:rPr>
-                <w:noProof/>
-                <w:webHidden/>
-              </w:rPr>
-              <w:t>2</w:t>
-            </w:r>
-            <w:r>
-              <w:rPr>
-                <w:noProof/>
-                <w:webHidden/>
-              </w:rPr>
-              <w:fldChar w:fldCharType="end"/>
-            </w:r>
-          </w:hyperlink>
-        </w:p>
-        <w:p>
-          <w:pPr>
-            <w:pStyle w:val="TOC3"/>
-            <w:tabs>
-              <w:tab w:val="right" w:leader="dot" w:pos="9396"/>
-            </w:tabs>
-            <w:rPr>
-              <w:noProof/>
-            </w:rPr>
-          </w:pPr>
-          <w:hyperlink w:anchor="_Toc227838715" w:history="1">
-            <w:r>
-              <w:rPr>
-                <w:rStyle w:val="Hyperlink"/>
-                <w:noProof/>
-              </w:rPr>
-              <w:t>(2024) Proozmandan – SPN Removal Using Fuzzy CA and ANfis</w:t>
-            </w:r>
-            <w:r>
-              <w:rPr>
-                <w:noProof/>
-                <w:webHidden/>
-              </w:rPr>
-              <w:tab/>
-            </w:r>
-            <w:r>
-              <w:rPr>
-                <w:noProof/>
-                <w:webHidden/>
-              </w:rPr>
-              <w:fldChar w:fldCharType="begin"/>
-            </w:r>
-            <w:r>
-              <w:rPr>
-                <w:noProof/>
-                <w:webHidden/>
-              </w:rPr>
-              <w:instrText xml:space="preserve"> PAGEREF _Toc227838715 \h </w:instrText>
-            </w:r>
-            <w:r>
-              <w:rPr>
-                <w:noProof/>
-                <w:webHidden/>
-              </w:rPr>
-            </w:r>
-            <w:r>
-              <w:rPr>
-                <w:noProof/>
-                <w:webHidden/>
-              </w:rPr>
-              <w:fldChar w:fldCharType="separate"/>
-            </w:r>
-            <w:r>
-              <w:rPr>
-                <w:noProof/>
-                <w:webHidden/>
-              </w:rPr>
-              <w:t>2</w:t>
-            </w:r>
-            <w:r>
-              <w:rPr>
-                <w:noProof/>
-                <w:webHidden/>
-              </w:rPr>
-              <w:fldChar w:fldCharType="end"/>
-            </w:r>
-          </w:hyperlink>
-        </w:p>
-        <w:p>
-          <w:pPr>
-            <w:pStyle w:val="TOC3"/>
-            <w:tabs>
-              <w:tab w:val="right" w:leader="dot" w:pos="9396"/>
-            </w:tabs>
-            <w:rPr>
-              <w:noProof/>
-            </w:rPr>
-          </w:pPr>
-          <w:hyperlink w:anchor="_Toc227838716" w:history="1">
-            <w:r>
-              <w:rPr>
-                <w:rStyle w:val="Hyperlink"/>
-                <w:noProof/>
-              </w:rPr>
-              <w:t>(2025) Twinkle et al – Despeckling Images using elementary CA</w:t>
-            </w:r>
-            <w:r>
-              <w:rPr>
-                <w:noProof/>
-                <w:webHidden/>
-              </w:rPr>
-              <w:tab/>
-            </w:r>
-            <w:r>
-              <w:rPr>
-                <w:noProof/>
-                <w:webHidden/>
-              </w:rPr>
-              <w:fldChar w:fldCharType="begin"/>
-            </w:r>
-            <w:r>
-              <w:rPr>
-                <w:noProof/>
-                <w:webHidden/>
-              </w:rPr>
-              <w:instrText xml:space="preserve"> PAGEREF _Toc227838716 \h </w:instrText>
-            </w:r>
-            <w:r>
-              <w:rPr>
-                <w:noProof/>
-                <w:webHidden/>
-              </w:rPr>
-            </w:r>
-            <w:r>
-              <w:rPr>
-                <w:noProof/>
-                <w:webHidden/>
-              </w:rPr>
-              <w:fldChar w:fldCharType="separate"/>
-            </w:r>
-            <w:r>
-              <w:rPr>
-                <w:noProof/>
-                <w:webHidden/>
-              </w:rPr>
-              <w:t>2</w:t>
-            </w:r>
-            <w:r>
-              <w:rPr>
-                <w:noProof/>
-                <w:webHidden/>
-              </w:rPr>
-              <w:fldChar w:fldCharType="end"/>
-            </w:r>
-          </w:hyperlink>
-        </w:p>
-        <w:p>
-          <w:pPr>
-            <w:pStyle w:val="TOC3"/>
-            <w:tabs>
-              <w:tab w:val="right" w:leader="dot" w:pos="9396"/>
-            </w:tabs>
-            <w:rPr>
-              <w:noProof/>
-            </w:rPr>
-          </w:pPr>
-          <w:hyperlink w:anchor="_Toc227838717" w:history="1">
-            <w:r>
-              <w:rPr>
-                <w:rStyle w:val="Hyperlink"/>
-                <w:noProof/>
-              </w:rPr>
-              <w:t>(2025/26) Kong Choi – Salt Pepper Noise Removal CA Based</w:t>
-            </w:r>
-            <w:r>
-              <w:rPr>
-                <w:noProof/>
-                <w:webHidden/>
-              </w:rPr>
-              <w:tab/>
-            </w:r>
-            <w:r>
-              <w:rPr>
-                <w:noProof/>
-                <w:webHidden/>
-              </w:rPr>
-              <w:fldChar w:fldCharType="begin"/>
-            </w:r>
-            <w:r>
-              <w:rPr>
-                <w:noProof/>
-                <w:webHidden/>
-              </w:rPr>
-              <w:instrText xml:space="preserve"> PAGEREF _Toc227838717 \h </w:instrText>
-            </w:r>
-            <w:r>
-              <w:rPr>
-                <w:noProof/>
-                <w:webHidden/>
-              </w:rPr>
-            </w:r>
-            <w:r>
-              <w:rPr>
-                <w:noProof/>
-                <w:webHidden/>
-              </w:rPr>
-              <w:fldChar w:fldCharType="separate"/>
-            </w:r>
-            <w:r>
-              <w:rPr>
-                <w:noProof/>
-                <w:webHidden/>
-              </w:rPr>
-              <w:t>2</w:t>
+              <w:t>4</w:t>
             </w:r>
             <w:r>
               <w:rPr>
@@ -1002,15 +784,19 @@
             </w:tabs>
             <w:rPr>
               <w:noProof/>
+              <w:kern w:val="2"/>
+              <w:sz w:val="24"/>
+              <w:szCs w:val="24"/>
+              <w14:ligatures w14:val="standardContextual"/>
             </w:rPr>
           </w:pPr>
-          <w:hyperlink w:anchor="_Toc227838718" w:history="1">
+          <w:hyperlink w:anchor="_Toc229320542" w:history="1">
             <w:r>
               <w:rPr>
                 <w:rStyle w:val="Hyperlink"/>
                 <w:noProof/>
               </w:rPr>
-              <w:t>Sources</w:t>
+              <w:t>Primary Eval of Sources</w:t>
             </w:r>
             <w:r>
               <w:rPr>
@@ -1031,7 +817,7 @@
                 <w:noProof/>
                 <w:webHidden/>
               </w:rPr>
-              <w:instrText xml:space="preserve"> PAGEREF _Toc227838718 \h </w:instrText>
+              <w:instrText xml:space="preserve"> PAGEREF _Toc229320542 \h </w:instrText>
             </w:r>
             <w:r>
               <w:rPr>
@@ -1051,7 +837,799 @@
                 <w:noProof/>
                 <w:webHidden/>
               </w:rPr>
-              <w:t>3</w:t>
+              <w:t>4</w:t>
+            </w:r>
+            <w:r>
+              <w:rPr>
+                <w:noProof/>
+                <w:webHidden/>
+              </w:rPr>
+              <w:fldChar w:fldCharType="end"/>
+            </w:r>
+          </w:hyperlink>
+        </w:p>
+        <w:p>
+          <w:pPr>
+            <w:pStyle w:val="TOC2"/>
+            <w:tabs>
+              <w:tab w:val="right" w:leader="dot" w:pos="9396"/>
+            </w:tabs>
+            <w:rPr>
+              <w:noProof/>
+              <w:kern w:val="2"/>
+              <w:sz w:val="24"/>
+              <w:szCs w:val="24"/>
+              <w14:ligatures w14:val="standardContextual"/>
+            </w:rPr>
+          </w:pPr>
+          <w:hyperlink w:anchor="_Toc229320543" w:history="1">
+            <w:r>
+              <w:rPr>
+                <w:rStyle w:val="Hyperlink"/>
+                <w:noProof/>
+              </w:rPr>
+              <w:t>(No Date) Xavier et al – Img Noise Reduction based on CA Filter</w:t>
+            </w:r>
+            <w:r>
+              <w:rPr>
+                <w:noProof/>
+                <w:webHidden/>
+              </w:rPr>
+              <w:tab/>
+            </w:r>
+            <w:r>
+              <w:rPr>
+                <w:noProof/>
+                <w:webHidden/>
+              </w:rPr>
+              <w:fldChar w:fldCharType="begin"/>
+            </w:r>
+            <w:r>
+              <w:rPr>
+                <w:noProof/>
+                <w:webHidden/>
+              </w:rPr>
+              <w:instrText xml:space="preserve"> PAGEREF _Toc229320543 \h </w:instrText>
+            </w:r>
+            <w:r>
+              <w:rPr>
+                <w:noProof/>
+                <w:webHidden/>
+              </w:rPr>
+            </w:r>
+            <w:r>
+              <w:rPr>
+                <w:noProof/>
+                <w:webHidden/>
+              </w:rPr>
+              <w:fldChar w:fldCharType="separate"/>
+            </w:r>
+            <w:r>
+              <w:rPr>
+                <w:noProof/>
+                <w:webHidden/>
+              </w:rPr>
+              <w:t>4</w:t>
+            </w:r>
+            <w:r>
+              <w:rPr>
+                <w:noProof/>
+                <w:webHidden/>
+              </w:rPr>
+              <w:fldChar w:fldCharType="end"/>
+            </w:r>
+          </w:hyperlink>
+        </w:p>
+        <w:p>
+          <w:pPr>
+            <w:pStyle w:val="TOC2"/>
+            <w:tabs>
+              <w:tab w:val="right" w:leader="dot" w:pos="9396"/>
+            </w:tabs>
+            <w:rPr>
+              <w:noProof/>
+              <w:kern w:val="2"/>
+              <w:sz w:val="24"/>
+              <w:szCs w:val="24"/>
+              <w14:ligatures w14:val="standardContextual"/>
+            </w:rPr>
+          </w:pPr>
+          <w:hyperlink w:anchor="_Toc229320544" w:history="1">
+            <w:r>
+              <w:rPr>
+                <w:rStyle w:val="Hyperlink"/>
+                <w:noProof/>
+              </w:rPr>
+              <w:t>(2001) Morena Paletta – Evolving CA for Noise Reduction in Images</w:t>
+            </w:r>
+            <w:r>
+              <w:rPr>
+                <w:noProof/>
+                <w:webHidden/>
+              </w:rPr>
+              <w:tab/>
+            </w:r>
+            <w:r>
+              <w:rPr>
+                <w:noProof/>
+                <w:webHidden/>
+              </w:rPr>
+              <w:fldChar w:fldCharType="begin"/>
+            </w:r>
+            <w:r>
+              <w:rPr>
+                <w:noProof/>
+                <w:webHidden/>
+              </w:rPr>
+              <w:instrText xml:space="preserve"> PAGEREF _Toc229320544 \h </w:instrText>
+            </w:r>
+            <w:r>
+              <w:rPr>
+                <w:noProof/>
+                <w:webHidden/>
+              </w:rPr>
+            </w:r>
+            <w:r>
+              <w:rPr>
+                <w:noProof/>
+                <w:webHidden/>
+              </w:rPr>
+              <w:fldChar w:fldCharType="separate"/>
+            </w:r>
+            <w:r>
+              <w:rPr>
+                <w:noProof/>
+                <w:webHidden/>
+              </w:rPr>
+              <w:t>4</w:t>
+            </w:r>
+            <w:r>
+              <w:rPr>
+                <w:noProof/>
+                <w:webHidden/>
+              </w:rPr>
+              <w:fldChar w:fldCharType="end"/>
+            </w:r>
+          </w:hyperlink>
+        </w:p>
+        <w:p>
+          <w:pPr>
+            <w:pStyle w:val="TOC2"/>
+            <w:tabs>
+              <w:tab w:val="right" w:leader="dot" w:pos="9396"/>
+            </w:tabs>
+            <w:rPr>
+              <w:noProof/>
+              <w:kern w:val="2"/>
+              <w:sz w:val="24"/>
+              <w:szCs w:val="24"/>
+              <w14:ligatures w14:val="standardContextual"/>
+            </w:rPr>
+          </w:pPr>
+          <w:hyperlink w:anchor="_Toc229320545" w:history="1">
+            <w:r>
+              <w:rPr>
+                <w:rStyle w:val="Hyperlink"/>
+                <w:noProof/>
+              </w:rPr>
+              <w:t>(2002) Popovici – CA in Image Processing</w:t>
+            </w:r>
+            <w:r>
+              <w:rPr>
+                <w:noProof/>
+                <w:webHidden/>
+              </w:rPr>
+              <w:tab/>
+            </w:r>
+            <w:r>
+              <w:rPr>
+                <w:noProof/>
+                <w:webHidden/>
+              </w:rPr>
+              <w:fldChar w:fldCharType="begin"/>
+            </w:r>
+            <w:r>
+              <w:rPr>
+                <w:noProof/>
+                <w:webHidden/>
+              </w:rPr>
+              <w:instrText xml:space="preserve"> PAGEREF _Toc229320545 \h </w:instrText>
+            </w:r>
+            <w:r>
+              <w:rPr>
+                <w:noProof/>
+                <w:webHidden/>
+              </w:rPr>
+            </w:r>
+            <w:r>
+              <w:rPr>
+                <w:noProof/>
+                <w:webHidden/>
+              </w:rPr>
+              <w:fldChar w:fldCharType="separate"/>
+            </w:r>
+            <w:r>
+              <w:rPr>
+                <w:noProof/>
+                <w:webHidden/>
+              </w:rPr>
+              <w:t>4</w:t>
+            </w:r>
+            <w:r>
+              <w:rPr>
+                <w:noProof/>
+                <w:webHidden/>
+              </w:rPr>
+              <w:fldChar w:fldCharType="end"/>
+            </w:r>
+          </w:hyperlink>
+        </w:p>
+        <w:p>
+          <w:pPr>
+            <w:pStyle w:val="TOC2"/>
+            <w:tabs>
+              <w:tab w:val="right" w:leader="dot" w:pos="9396"/>
+            </w:tabs>
+            <w:rPr>
+              <w:noProof/>
+              <w:kern w:val="2"/>
+              <w:sz w:val="24"/>
+              <w:szCs w:val="24"/>
+              <w14:ligatures w14:val="standardContextual"/>
+            </w:rPr>
+          </w:pPr>
+          <w:hyperlink w:anchor="_Toc229320546" w:history="1">
+            <w:r>
+              <w:rPr>
+                <w:rStyle w:val="Hyperlink"/>
+                <w:noProof/>
+              </w:rPr>
+              <w:t>(2006) rosin – CA Training for Image Processing</w:t>
+            </w:r>
+            <w:r>
+              <w:rPr>
+                <w:noProof/>
+                <w:webHidden/>
+              </w:rPr>
+              <w:tab/>
+            </w:r>
+            <w:r>
+              <w:rPr>
+                <w:noProof/>
+                <w:webHidden/>
+              </w:rPr>
+              <w:fldChar w:fldCharType="begin"/>
+            </w:r>
+            <w:r>
+              <w:rPr>
+                <w:noProof/>
+                <w:webHidden/>
+              </w:rPr>
+              <w:instrText xml:space="preserve"> PAGEREF _Toc229320546 \h </w:instrText>
+            </w:r>
+            <w:r>
+              <w:rPr>
+                <w:noProof/>
+                <w:webHidden/>
+              </w:rPr>
+            </w:r>
+            <w:r>
+              <w:rPr>
+                <w:noProof/>
+                <w:webHidden/>
+              </w:rPr>
+              <w:fldChar w:fldCharType="separate"/>
+            </w:r>
+            <w:r>
+              <w:rPr>
+                <w:noProof/>
+                <w:webHidden/>
+              </w:rPr>
+              <w:t>4</w:t>
+            </w:r>
+            <w:r>
+              <w:rPr>
+                <w:noProof/>
+                <w:webHidden/>
+              </w:rPr>
+              <w:fldChar w:fldCharType="end"/>
+            </w:r>
+          </w:hyperlink>
+        </w:p>
+        <w:p>
+          <w:pPr>
+            <w:pStyle w:val="TOC2"/>
+            <w:tabs>
+              <w:tab w:val="right" w:leader="dot" w:pos="9396"/>
+            </w:tabs>
+            <w:rPr>
+              <w:noProof/>
+              <w:kern w:val="2"/>
+              <w:sz w:val="24"/>
+              <w:szCs w:val="24"/>
+              <w14:ligatures w14:val="standardContextual"/>
+            </w:rPr>
+          </w:pPr>
+          <w:hyperlink w:anchor="_Toc229320547" w:history="1">
+            <w:r>
+              <w:rPr>
+                <w:rStyle w:val="Hyperlink"/>
+                <w:noProof/>
+              </w:rPr>
+              <w:t>(2009) Selvapeter Hordijk – CA for Img Noise Filtering</w:t>
+            </w:r>
+            <w:r>
+              <w:rPr>
+                <w:noProof/>
+                <w:webHidden/>
+              </w:rPr>
+              <w:tab/>
+            </w:r>
+            <w:r>
+              <w:rPr>
+                <w:noProof/>
+                <w:webHidden/>
+              </w:rPr>
+              <w:fldChar w:fldCharType="begin"/>
+            </w:r>
+            <w:r>
+              <w:rPr>
+                <w:noProof/>
+                <w:webHidden/>
+              </w:rPr>
+              <w:instrText xml:space="preserve"> PAGEREF _Toc229320547 \h </w:instrText>
+            </w:r>
+            <w:r>
+              <w:rPr>
+                <w:noProof/>
+                <w:webHidden/>
+              </w:rPr>
+            </w:r>
+            <w:r>
+              <w:rPr>
+                <w:noProof/>
+                <w:webHidden/>
+              </w:rPr>
+              <w:fldChar w:fldCharType="separate"/>
+            </w:r>
+            <w:r>
+              <w:rPr>
+                <w:noProof/>
+                <w:webHidden/>
+              </w:rPr>
+              <w:t>4</w:t>
+            </w:r>
+            <w:r>
+              <w:rPr>
+                <w:noProof/>
+                <w:webHidden/>
+              </w:rPr>
+              <w:fldChar w:fldCharType="end"/>
+            </w:r>
+          </w:hyperlink>
+        </w:p>
+        <w:p>
+          <w:pPr>
+            <w:pStyle w:val="TOC2"/>
+            <w:tabs>
+              <w:tab w:val="right" w:leader="dot" w:pos="9396"/>
+            </w:tabs>
+            <w:rPr>
+              <w:noProof/>
+              <w:kern w:val="2"/>
+              <w:sz w:val="24"/>
+              <w:szCs w:val="24"/>
+              <w14:ligatures w14:val="standardContextual"/>
+            </w:rPr>
+          </w:pPr>
+          <w:hyperlink w:anchor="_Toc229320548" w:history="1">
+            <w:r>
+              <w:rPr>
+                <w:rStyle w:val="Hyperlink"/>
+                <w:noProof/>
+              </w:rPr>
+              <w:t>(2022) Chandra Et Al - Noise Reduction Using CA</w:t>
+            </w:r>
+            <w:r>
+              <w:rPr>
+                <w:noProof/>
+                <w:webHidden/>
+              </w:rPr>
+              <w:tab/>
+            </w:r>
+            <w:r>
+              <w:rPr>
+                <w:noProof/>
+                <w:webHidden/>
+              </w:rPr>
+              <w:fldChar w:fldCharType="begin"/>
+            </w:r>
+            <w:r>
+              <w:rPr>
+                <w:noProof/>
+                <w:webHidden/>
+              </w:rPr>
+              <w:instrText xml:space="preserve"> PAGEREF _Toc229320548 \h </w:instrText>
+            </w:r>
+            <w:r>
+              <w:rPr>
+                <w:noProof/>
+                <w:webHidden/>
+              </w:rPr>
+            </w:r>
+            <w:r>
+              <w:rPr>
+                <w:noProof/>
+                <w:webHidden/>
+              </w:rPr>
+              <w:fldChar w:fldCharType="separate"/>
+            </w:r>
+            <w:r>
+              <w:rPr>
+                <w:noProof/>
+                <w:webHidden/>
+              </w:rPr>
+              <w:t>4</w:t>
+            </w:r>
+            <w:r>
+              <w:rPr>
+                <w:noProof/>
+                <w:webHidden/>
+              </w:rPr>
+              <w:fldChar w:fldCharType="end"/>
+            </w:r>
+          </w:hyperlink>
+        </w:p>
+        <w:p>
+          <w:pPr>
+            <w:pStyle w:val="TOC2"/>
+            <w:tabs>
+              <w:tab w:val="right" w:leader="dot" w:pos="9396"/>
+            </w:tabs>
+            <w:rPr>
+              <w:noProof/>
+              <w:kern w:val="2"/>
+              <w:sz w:val="24"/>
+              <w:szCs w:val="24"/>
+              <w14:ligatures w14:val="standardContextual"/>
+            </w:rPr>
+          </w:pPr>
+          <w:hyperlink w:anchor="_Toc229320549" w:history="1">
+            <w:r>
+              <w:rPr>
+                <w:rStyle w:val="Hyperlink"/>
+                <w:noProof/>
+              </w:rPr>
+              <w:t>(2023) Smolka et al – Reduction Mixed Gaussian and Impulsive Noise in Color Imgs</w:t>
+            </w:r>
+            <w:r>
+              <w:rPr>
+                <w:noProof/>
+                <w:webHidden/>
+              </w:rPr>
+              <w:tab/>
+            </w:r>
+            <w:r>
+              <w:rPr>
+                <w:noProof/>
+                <w:webHidden/>
+              </w:rPr>
+              <w:fldChar w:fldCharType="begin"/>
+            </w:r>
+            <w:r>
+              <w:rPr>
+                <w:noProof/>
+                <w:webHidden/>
+              </w:rPr>
+              <w:instrText xml:space="preserve"> PAGEREF _Toc229320549 \h </w:instrText>
+            </w:r>
+            <w:r>
+              <w:rPr>
+                <w:noProof/>
+                <w:webHidden/>
+              </w:rPr>
+            </w:r>
+            <w:r>
+              <w:rPr>
+                <w:noProof/>
+                <w:webHidden/>
+              </w:rPr>
+              <w:fldChar w:fldCharType="separate"/>
+            </w:r>
+            <w:r>
+              <w:rPr>
+                <w:noProof/>
+                <w:webHidden/>
+              </w:rPr>
+              <w:t>4</w:t>
+            </w:r>
+            <w:r>
+              <w:rPr>
+                <w:noProof/>
+                <w:webHidden/>
+              </w:rPr>
+              <w:fldChar w:fldCharType="end"/>
+            </w:r>
+          </w:hyperlink>
+        </w:p>
+        <w:p>
+          <w:pPr>
+            <w:pStyle w:val="TOC2"/>
+            <w:tabs>
+              <w:tab w:val="right" w:leader="dot" w:pos="9396"/>
+            </w:tabs>
+            <w:rPr>
+              <w:noProof/>
+              <w:kern w:val="2"/>
+              <w:sz w:val="24"/>
+              <w:szCs w:val="24"/>
+              <w14:ligatures w14:val="standardContextual"/>
+            </w:rPr>
+          </w:pPr>
+          <w:hyperlink w:anchor="_Toc229320550" w:history="1">
+            <w:r>
+              <w:rPr>
+                <w:rStyle w:val="Hyperlink"/>
+                <w:noProof/>
+              </w:rPr>
+              <w:t>(2024) Proozmandan – SPN Removal Using Fuzzy CA and ANfis</w:t>
+            </w:r>
+            <w:r>
+              <w:rPr>
+                <w:noProof/>
+                <w:webHidden/>
+              </w:rPr>
+              <w:tab/>
+            </w:r>
+            <w:r>
+              <w:rPr>
+                <w:noProof/>
+                <w:webHidden/>
+              </w:rPr>
+              <w:fldChar w:fldCharType="begin"/>
+            </w:r>
+            <w:r>
+              <w:rPr>
+                <w:noProof/>
+                <w:webHidden/>
+              </w:rPr>
+              <w:instrText xml:space="preserve"> PAGEREF _Toc229320550 \h </w:instrText>
+            </w:r>
+            <w:r>
+              <w:rPr>
+                <w:noProof/>
+                <w:webHidden/>
+              </w:rPr>
+            </w:r>
+            <w:r>
+              <w:rPr>
+                <w:noProof/>
+                <w:webHidden/>
+              </w:rPr>
+              <w:fldChar w:fldCharType="separate"/>
+            </w:r>
+            <w:r>
+              <w:rPr>
+                <w:noProof/>
+                <w:webHidden/>
+              </w:rPr>
+              <w:t>5</w:t>
+            </w:r>
+            <w:r>
+              <w:rPr>
+                <w:noProof/>
+                <w:webHidden/>
+              </w:rPr>
+              <w:fldChar w:fldCharType="end"/>
+            </w:r>
+          </w:hyperlink>
+        </w:p>
+        <w:p>
+          <w:pPr>
+            <w:pStyle w:val="TOC2"/>
+            <w:tabs>
+              <w:tab w:val="right" w:leader="dot" w:pos="9396"/>
+            </w:tabs>
+            <w:rPr>
+              <w:noProof/>
+              <w:kern w:val="2"/>
+              <w:sz w:val="24"/>
+              <w:szCs w:val="24"/>
+              <w14:ligatures w14:val="standardContextual"/>
+            </w:rPr>
+          </w:pPr>
+          <w:hyperlink w:anchor="_Toc229320551" w:history="1">
+            <w:r>
+              <w:rPr>
+                <w:rStyle w:val="Hyperlink"/>
+                <w:noProof/>
+              </w:rPr>
+              <w:t>(2025) Twinkle et al – Despeckling Images using elementary CA</w:t>
+            </w:r>
+            <w:r>
+              <w:rPr>
+                <w:noProof/>
+                <w:webHidden/>
+              </w:rPr>
+              <w:tab/>
+            </w:r>
+            <w:r>
+              <w:rPr>
+                <w:noProof/>
+                <w:webHidden/>
+              </w:rPr>
+              <w:fldChar w:fldCharType="begin"/>
+            </w:r>
+            <w:r>
+              <w:rPr>
+                <w:noProof/>
+                <w:webHidden/>
+              </w:rPr>
+              <w:instrText xml:space="preserve"> PAGEREF _Toc229320551 \h </w:instrText>
+            </w:r>
+            <w:r>
+              <w:rPr>
+                <w:noProof/>
+                <w:webHidden/>
+              </w:rPr>
+            </w:r>
+            <w:r>
+              <w:rPr>
+                <w:noProof/>
+                <w:webHidden/>
+              </w:rPr>
+              <w:fldChar w:fldCharType="separate"/>
+            </w:r>
+            <w:r>
+              <w:rPr>
+                <w:noProof/>
+                <w:webHidden/>
+              </w:rPr>
+              <w:t>5</w:t>
+            </w:r>
+            <w:r>
+              <w:rPr>
+                <w:noProof/>
+                <w:webHidden/>
+              </w:rPr>
+              <w:fldChar w:fldCharType="end"/>
+            </w:r>
+          </w:hyperlink>
+        </w:p>
+        <w:p>
+          <w:pPr>
+            <w:pStyle w:val="TOC2"/>
+            <w:tabs>
+              <w:tab w:val="right" w:leader="dot" w:pos="9396"/>
+            </w:tabs>
+            <w:rPr>
+              <w:noProof/>
+              <w:kern w:val="2"/>
+              <w:sz w:val="24"/>
+              <w:szCs w:val="24"/>
+              <w14:ligatures w14:val="standardContextual"/>
+            </w:rPr>
+          </w:pPr>
+          <w:hyperlink w:anchor="_Toc229320552" w:history="1">
+            <w:r>
+              <w:rPr>
+                <w:rStyle w:val="Hyperlink"/>
+                <w:noProof/>
+              </w:rPr>
+              <w:t>(2025/26) Kong Choi – Salt Pepper Noise Removal CA Based</w:t>
+            </w:r>
+            <w:r>
+              <w:rPr>
+                <w:noProof/>
+                <w:webHidden/>
+              </w:rPr>
+              <w:tab/>
+            </w:r>
+            <w:r>
+              <w:rPr>
+                <w:noProof/>
+                <w:webHidden/>
+              </w:rPr>
+              <w:fldChar w:fldCharType="begin"/>
+            </w:r>
+            <w:r>
+              <w:rPr>
+                <w:noProof/>
+                <w:webHidden/>
+              </w:rPr>
+              <w:instrText xml:space="preserve"> PAGEREF _Toc229320552 \h </w:instrText>
+            </w:r>
+            <w:r>
+              <w:rPr>
+                <w:noProof/>
+                <w:webHidden/>
+              </w:rPr>
+            </w:r>
+            <w:r>
+              <w:rPr>
+                <w:noProof/>
+                <w:webHidden/>
+              </w:rPr>
+              <w:fldChar w:fldCharType="separate"/>
+            </w:r>
+            <w:r>
+              <w:rPr>
+                <w:noProof/>
+                <w:webHidden/>
+              </w:rPr>
+              <w:t>5</w:t>
+            </w:r>
+            <w:r>
+              <w:rPr>
+                <w:noProof/>
+                <w:webHidden/>
+              </w:rPr>
+              <w:fldChar w:fldCharType="end"/>
+            </w:r>
+          </w:hyperlink>
+        </w:p>
+        <w:p>
+          <w:pPr>
+            <w:pStyle w:val="TOC1"/>
+            <w:tabs>
+              <w:tab w:val="right" w:leader="dot" w:pos="9396"/>
+            </w:tabs>
+            <w:rPr>
+              <w:noProof/>
+              <w:kern w:val="2"/>
+              <w:sz w:val="24"/>
+              <w:szCs w:val="24"/>
+              <w14:ligatures w14:val="standardContextual"/>
+            </w:rPr>
+          </w:pPr>
+          <w:hyperlink w:anchor="_Toc229320553" w:history="1">
+            <w:r>
+              <w:rPr>
+                <w:rStyle w:val="Hyperlink"/>
+                <w:noProof/>
+              </w:rPr>
+              <w:t>Web Sources</w:t>
+            </w:r>
+            <w:r>
+              <w:rPr>
+                <w:noProof/>
+                <w:webHidden/>
+              </w:rPr>
+              <w:tab/>
+            </w:r>
+            <w:r>
+              <w:rPr>
+                <w:noProof/>
+                <w:webHidden/>
+              </w:rPr>
+              <w:fldChar w:fldCharType="begin"/>
+            </w:r>
+            <w:r>
+              <w:rPr>
+                <w:noProof/>
+                <w:webHidden/>
+              </w:rPr>
+              <w:instrText xml:space="preserve"> PAGEREF _Toc229320553 \h </w:instrText>
+            </w:r>
+            <w:r>
+              <w:rPr>
+                <w:noProof/>
+                <w:webHidden/>
+              </w:rPr>
+            </w:r>
+            <w:r>
+              <w:rPr>
+                <w:noProof/>
+                <w:webHidden/>
+              </w:rPr>
+              <w:fldChar w:fldCharType="separate"/>
+            </w:r>
+            <w:r>
+              <w:rPr>
+                <w:noProof/>
+                <w:webHidden/>
+              </w:rPr>
+              <w:t>5</w:t>
             </w:r>
             <w:r>
               <w:rPr>
@@ -1080,7 +1658,7 @@
       <w:pPr>
         <w:pStyle w:val="Heading1"/>
       </w:pPr>
-      <w:bookmarkStart w:id="0" w:name="_Toc227838704"/>
+      <w:bookmarkStart w:id="0" w:name="_Toc229320532"/>
       <w:r>
         <w:t>Possible Topics</w:t>
       </w:r>
@@ -1150,7 +1728,7 @@
       <w:pPr>
         <w:pStyle w:val="Heading2"/>
       </w:pPr>
-      <w:bookmarkStart w:id="1" w:name="_Toc227838705"/>
+      <w:bookmarkStart w:id="1" w:name="_Toc229320533"/>
       <w:r>
         <w:t>Map Generation</w:t>
       </w:r>
@@ -1165,6 +1743,7 @@
         </w:numPr>
       </w:pPr>
       <w:r>
+        <w:lastRenderedPageBreak/>
         <w:t>Comparison between Map Generation Techniques</w:t>
       </w:r>
     </w:p>
@@ -1189,22 +1768,24 @@
       <w:pPr>
         <w:pStyle w:val="Heading1"/>
       </w:pPr>
-      <w:bookmarkStart w:id="2" w:name="_Toc227838706"/>
+      <w:bookmarkStart w:id="2" w:name="_Toc229320534"/>
       <w:r>
         <w:t>Image Processing</w:t>
       </w:r>
+      <w:r>
+        <w:t>: Noise Filtering</w:t>
+      </w:r>
       <w:bookmarkEnd w:id="2"/>
-      <w:r>
-        <w:t>: Noise Filtering</w:t>
-      </w:r>
     </w:p>
     <w:p>
       <w:pPr>
         <w:pStyle w:val="Heading2"/>
       </w:pPr>
+      <w:bookmarkStart w:id="3" w:name="_Toc229320535"/>
       <w:r>
         <w:t>To Do</w:t>
       </w:r>
+      <w:bookmarkEnd w:id="3"/>
     </w:p>
     <w:p>
       <w:pPr>
@@ -1227,7 +1808,6 @@
         </w:numPr>
       </w:pPr>
       <w:r>
-        <w:lastRenderedPageBreak/>
         <w:t>Define CA</w:t>
       </w:r>
       <w:r>
@@ -1253,9 +1833,11 @@
       <w:pPr>
         <w:pStyle w:val="Heading2"/>
       </w:pPr>
+      <w:bookmarkStart w:id="4" w:name="_Toc229320536"/>
       <w:r>
         <w:t>Research Question</w:t>
       </w:r>
+      <w:bookmarkEnd w:id="4"/>
     </w:p>
     <w:p>
       <w:r>
@@ -1340,20 +1922,107 @@
       <w:pPr>
         <w:pStyle w:val="Heading1"/>
       </w:pPr>
+      <w:bookmarkStart w:id="5" w:name="_Toc229320537"/>
       <w:r>
         <w:t>Source</w:t>
       </w:r>
       <w:r>
         <w:t>s</w:t>
       </w:r>
+      <w:bookmarkEnd w:id="5"/>
     </w:p>
     <w:p>
       <w:pPr>
         <w:pStyle w:val="Heading2"/>
       </w:pPr>
+      <w:bookmarkStart w:id="6" w:name="_Toc229320538"/>
+      <w:r>
+        <w:t>Notes</w:t>
+      </w:r>
+      <w:bookmarkEnd w:id="6"/>
+    </w:p>
+    <w:p>
+      <w:pPr>
+        <w:pStyle w:val="Heading3"/>
+      </w:pPr>
+      <w:bookmarkStart w:id="7" w:name="_Toc229320539"/>
+      <w:r>
+        <w:t>(2026) Kong Choi – CA based Method for SPN Removal</w:t>
+      </w:r>
+      <w:bookmarkEnd w:id="7"/>
+    </w:p>
+    <w:p>
+      <w:pPr>
+        <w:pStyle w:val="ListParagraph"/>
+        <w:numPr>
+          <w:ilvl w:val="0"/>
+          <w:numId w:val="24"/>
+        </w:numPr>
+      </w:pPr>
+      <w:r>
+        <w:t xml:space="preserve">CA rules are similar to Conway in that general rules are defined and neighborhoods evaluated based on those, </w:t>
+      </w:r>
+      <w:r>
+        <w:rPr>
+          <w:b/>
+          <w:bCs/>
+          <w:highlight w:val="yellow"/>
+        </w:rPr>
+        <w:t>need to crossreference Conway’s method, i.e. did he defi</w:t>
+      </w:r>
+      <w:r>
+        <w:rPr>
+          <w:b/>
+          <w:bCs/>
+          <w:highlight w:val="yellow"/>
+        </w:rPr>
+        <w:t>ne all rules (doesn’t seem like it) like Rosin or did he really just use his four general rules and eval neighborhoods?</w:t>
+      </w:r>
+    </w:p>
+    <w:p>
+      <w:pPr>
+        <w:pStyle w:val="Heading3"/>
+      </w:pPr>
+      <w:r>
+        <w:t>(2005) Rosin – Training CA</w:t>
+      </w:r>
+    </w:p>
+    <w:p>
+      <w:pPr>
+        <w:pStyle w:val="ListParagraph"/>
+        <w:numPr>
+          <w:ilvl w:val="0"/>
+          <w:numId w:val="24"/>
+        </w:numPr>
+      </w:pPr>
+      <w:r>
+        <w:t>Due to the emergent nature of CA, it is difficult to build up CA ruleset combinations and evaluate them properly</w:t>
+      </w:r>
+    </w:p>
+    <w:p>
+      <w:pPr>
+        <w:pStyle w:val="ListParagraph"/>
+        <w:numPr>
+          <w:ilvl w:val="0"/>
+          <w:numId w:val="24"/>
+        </w:numPr>
+      </w:pPr>
+      <w:r>
+        <w:t>Rating singular rules and optimizing those rating is not possible due to interrule relations and emergence that governs C</w:t>
+      </w:r>
+      <w:r>
+        <w:t>A</w:t>
+      </w:r>
+    </w:p>
+    <w:p>
+      <w:pPr>
+        <w:pStyle w:val="Heading2"/>
+      </w:pPr>
+      <w:bookmarkStart w:id="8" w:name="_Toc229320540"/>
       <w:r>
         <w:t>General – Noise Filtering</w:t>
       </w:r>
+      <w:bookmarkEnd w:id="8"/>
     </w:p>
     <w:p>
       <w:r>
@@ -1366,7 +2035,7 @@
       <w:r>
         <w:t xml:space="preserve">: </w:t>
       </w:r>
-      <w:hyperlink r:id="rId6" w:history="1">
+      <w:hyperlink r:id="rId6" w:anchor="In_images" w:history="1">
         <w:r>
           <w:rPr>
             <w:rStyle w:val="Hyperlink"/>
@@ -1409,6 +2078,7 @@
           <w:b/>
           <w:bCs/>
         </w:rPr>
+        <w:lastRenderedPageBreak/>
         <w:t>Removal Tradeoffs</w:t>
       </w:r>
       <w:r>
@@ -1591,6 +2261,9 @@
               <w:jc w:val="center"/>
             </w:pPr>
             <w:r>
+              <w:rPr>
+                <w:noProof/>
+              </w:rPr>
               <w:drawing>
                 <wp:inline distT="0" distB="0" distL="0" distR="0" wp14:anchorId="05C3D7A7" wp14:editId="3B4BA39F">
                   <wp:extent cx="2218414" cy="1179019"/>
@@ -1695,7 +2368,6 @@
           <w:b/>
           <w:bCs/>
         </w:rPr>
-        <w:lastRenderedPageBreak/>
         <w:t>Types and Characteristics</w:t>
       </w:r>
     </w:p>
@@ -1772,6 +2444,9 @@
               <w:jc w:val="center"/>
             </w:pPr>
             <w:r>
+              <w:rPr>
+                <w:noProof/>
+              </w:rPr>
               <w:drawing>
                 <wp:inline distT="0" distB="0" distL="0" distR="0" wp14:anchorId="117FFD78" wp14:editId="6A82F080">
                   <wp:extent cx="2162755" cy="1767499"/>
@@ -1817,7 +2492,9 @@
               <w:rPr>
                 <w:b/>
                 <w:bCs/>
-              </w:rPr>
+                <w:noProof/>
+              </w:rPr>
+              <w:lastRenderedPageBreak/>
               <w:drawing>
                 <wp:inline distT="0" distB="0" distL="0" distR="0" wp14:anchorId="498A6F7E" wp14:editId="0CB2419C">
                   <wp:extent cx="2170706" cy="1710071"/>
@@ -1872,6 +2549,7 @@
               <w:rPr>
                 <w:noProof/>
               </w:rPr>
+              <w:lastRenderedPageBreak/>
               <w:drawing>
                 <wp:inline distT="0" distB="0" distL="0" distR="0" wp14:anchorId="09510250" wp14:editId="03D27D0D">
                   <wp:extent cx="2425148" cy="2309384"/>
@@ -1955,7 +2633,11 @@
               <w:t>Speckle</w:t>
             </w:r>
             <w:r>
-              <w:t>: granular, high frequency distortion that commonly affects radar, ultrasound, medical imaging, caused by interference between coherent waves reflected from multiple scatterer, results in grainy texture reduces image clarity</w:t>
+              <w:t xml:space="preserve">: granular, high frequency distortion that commonly affects radar, ultrasound, medical imaging, caused by interference between coherent waves </w:t>
+            </w:r>
+            <w:r>
+              <w:lastRenderedPageBreak/>
+              <w:t>reflected from multiple scatterer, results in grainy texture reduces image clarity</w:t>
             </w:r>
           </w:p>
           <w:p>
@@ -1983,8 +2665,13 @@
       <w:pPr>
         <w:pStyle w:val="Heading2"/>
       </w:pPr>
+      <w:bookmarkStart w:id="9" w:name="_Toc229320541"/>
       <w:r>
         <w:t>General</w:t>
+      </w:r>
+      <w:bookmarkEnd w:id="9"/>
+      <w:r>
+        <w:t xml:space="preserve"> Knowledge</w:t>
       </w:r>
     </w:p>
     <w:p>
@@ -2033,16 +2720,25 @@
         </w:r>
       </w:hyperlink>
     </w:p>
-    <w:p/>
+    <w:p>
+      <w:pPr>
+        <w:pStyle w:val="Heading1"/>
+      </w:pPr>
+      <w:bookmarkStart w:id="10" w:name="_Toc229320542"/>
+      <w:r>
+        <w:t>Primary Eval of Sources</w:t>
+      </w:r>
+      <w:bookmarkEnd w:id="10"/>
+    </w:p>
     <w:p>
       <w:pPr>
         <w:pStyle w:val="Heading2"/>
       </w:pPr>
-      <w:bookmarkStart w:id="3" w:name="_Toc227838708"/>
+      <w:bookmarkStart w:id="11" w:name="_Toc229320543"/>
       <w:r>
         <w:t>(No Date) Xavier et al – Img Noise Reduction based on CA Filter</w:t>
       </w:r>
-      <w:bookmarkEnd w:id="3"/>
+      <w:bookmarkEnd w:id="11"/>
     </w:p>
     <w:p>
       <w:pPr>
@@ -2072,7 +2768,7 @@
       <w:pPr>
         <w:pStyle w:val="Heading2"/>
       </w:pPr>
-      <w:bookmarkStart w:id="4" w:name="_Toc227838709"/>
+      <w:bookmarkStart w:id="12" w:name="_Toc229320544"/>
       <w:r>
         <w:t>(2001) Morena Paletta – Evolving CA for Noi</w:t>
       </w:r>
@@ -2082,7 +2778,7 @@
       <w:r>
         <w:t>e Reduction in Images</w:t>
       </w:r>
-      <w:bookmarkEnd w:id="4"/>
+      <w:bookmarkEnd w:id="12"/>
     </w:p>
     <w:p>
       <w:pPr>
@@ -2112,12 +2808,11 @@
       <w:pPr>
         <w:pStyle w:val="Heading2"/>
       </w:pPr>
-      <w:bookmarkStart w:id="5" w:name="_Toc227838710"/>
-      <w:r>
-        <w:lastRenderedPageBreak/>
+      <w:bookmarkStart w:id="13" w:name="_Toc229320545"/>
+      <w:r>
         <w:t>(2002) Popovici – CA in Image Processing</w:t>
       </w:r>
-      <w:bookmarkEnd w:id="5"/>
+      <w:bookmarkEnd w:id="13"/>
     </w:p>
     <w:p>
       <w:pPr>
@@ -2159,11 +2854,11 @@
       <w:pPr>
         <w:pStyle w:val="Heading2"/>
       </w:pPr>
-      <w:bookmarkStart w:id="6" w:name="_Toc227838711"/>
+      <w:bookmarkStart w:id="14" w:name="_Toc229320546"/>
       <w:r>
         <w:t>(2006) rosin – CA Training for Image Processing</w:t>
       </w:r>
-      <w:bookmarkEnd w:id="6"/>
+      <w:bookmarkEnd w:id="14"/>
     </w:p>
     <w:p>
       <w:pPr>
@@ -2193,11 +2888,11 @@
       <w:pPr>
         <w:pStyle w:val="Heading2"/>
       </w:pPr>
-      <w:bookmarkStart w:id="7" w:name="_Toc227838712"/>
+      <w:bookmarkStart w:id="15" w:name="_Toc229320547"/>
       <w:r>
         <w:t>(2009) Selvapeter Hordijk – CA for Img Noise Filtering</w:t>
       </w:r>
-      <w:bookmarkEnd w:id="7"/>
+      <w:bookmarkEnd w:id="15"/>
     </w:p>
     <w:p>
       <w:pPr>
@@ -2244,6 +2939,7 @@
         </w:numPr>
       </w:pPr>
       <w:r>
+        <w:lastRenderedPageBreak/>
         <w:t>Shows significant improvement</w:t>
       </w:r>
     </w:p>
@@ -2251,7 +2947,7 @@
       <w:pPr>
         <w:pStyle w:val="Heading2"/>
       </w:pPr>
-      <w:bookmarkStart w:id="8" w:name="_Toc227838713"/>
+      <w:bookmarkStart w:id="16" w:name="_Toc229320548"/>
       <w:r>
         <w:t xml:space="preserve">(2022) </w:t>
       </w:r>
@@ -2279,7 +2975,7 @@
       <w:r>
         <w:t xml:space="preserve"> Using CA</w:t>
       </w:r>
-      <w:bookmarkEnd w:id="8"/>
+      <w:bookmarkEnd w:id="16"/>
     </w:p>
     <w:p>
       <w:pPr>
@@ -2315,11 +3011,11 @@
       <w:pPr>
         <w:pStyle w:val="Heading2"/>
       </w:pPr>
-      <w:bookmarkStart w:id="9" w:name="_Toc227838714"/>
+      <w:bookmarkStart w:id="17" w:name="_Toc229320549"/>
       <w:r>
         <w:t>(2023) Smolka et al – Reduction Mixed Gaussian and Impulsive Noise in Color Imgs</w:t>
       </w:r>
-      <w:bookmarkEnd w:id="9"/>
+      <w:bookmarkEnd w:id="17"/>
     </w:p>
     <w:p>
       <w:pPr>
@@ -2373,11 +3069,11 @@
       <w:pPr>
         <w:pStyle w:val="Heading2"/>
       </w:pPr>
-      <w:bookmarkStart w:id="10" w:name="_Toc227838715"/>
+      <w:bookmarkStart w:id="18" w:name="_Toc229320550"/>
       <w:r>
         <w:t>(2024) Proozmandan – SPN Removal Using Fuzzy CA and ANfis</w:t>
       </w:r>
-      <w:bookmarkEnd w:id="10"/>
+      <w:bookmarkEnd w:id="18"/>
     </w:p>
     <w:p>
       <w:pPr>
@@ -2455,14 +3151,14 @@
       <w:pPr>
         <w:pStyle w:val="Heading2"/>
       </w:pPr>
-      <w:bookmarkStart w:id="11" w:name="_Toc227838716"/>
+      <w:bookmarkStart w:id="19" w:name="_Toc229320551"/>
       <w:r>
         <w:t>(2025) Twinkle et al – Despeckling Images using elementa</w:t>
       </w:r>
       <w:r>
         <w:t>ry CA</w:t>
       </w:r>
-      <w:bookmarkEnd w:id="11"/>
+      <w:bookmarkEnd w:id="19"/>
     </w:p>
     <w:p>
       <w:pPr>
@@ -2502,11 +3198,10 @@
     </w:p>
     <w:p>
       <w:pPr>
-        <w:pStyle w:val="Heading3"/>
-      </w:pPr>
-      <w:bookmarkStart w:id="12" w:name="_Toc227838717"/>
-      <w:r>
-        <w:lastRenderedPageBreak/>
+        <w:pStyle w:val="Heading2"/>
+      </w:pPr>
+      <w:bookmarkStart w:id="20" w:name="_Toc229320552"/>
+      <w:r>
         <w:t>(20</w:t>
       </w:r>
       <w:r>
@@ -2527,7 +3222,7 @@
       <w:r>
         <w:t xml:space="preserve"> CA Based</w:t>
       </w:r>
-      <w:bookmarkEnd w:id="12"/>
+      <w:bookmarkEnd w:id="20"/>
     </w:p>
     <w:p>
       <w:pPr>
@@ -2584,7 +3279,7 @@
       <w:pPr>
         <w:pStyle w:val="Heading1"/>
       </w:pPr>
-      <w:bookmarkStart w:id="13" w:name="_Toc227838718"/>
+      <w:bookmarkStart w:id="21" w:name="_Toc229320553"/>
       <w:r>
         <w:t>Web</w:t>
       </w:r>
@@ -2594,7 +3289,7 @@
       <w:r>
         <w:t>Sources</w:t>
       </w:r>
-      <w:bookmarkEnd w:id="13"/>
+      <w:bookmarkEnd w:id="21"/>
     </w:p>
     <w:p>
       <w:pPr>
@@ -2654,6 +3349,7 @@
           <w:b/>
           <w:bCs/>
         </w:rPr>
+        <w:lastRenderedPageBreak/>
         <w:t>Img Noise Types</w:t>
       </w:r>
       <w:r>
@@ -4025,6 +4721,119 @@
     </w:lvl>
   </w:abstractNum>
   <w:abstractNum w:abstractNumId="9" w15:restartNumberingAfterBreak="0">
+    <w:nsid w:val="264A1C51"/>
+    <w:multiLevelType w:val="hybridMultilevel"/>
+    <w:tmpl w:val="0ED6ACF6"/>
+    <w:lvl w:ilvl="0" w:tplc="04090001">
+      <w:start w:val="1"/>
+      <w:numFmt w:val="bullet"/>
+      <w:lvlText w:val=""/>
+      <w:lvlJc w:val="left"/>
+      <w:pPr>
+        <w:ind w:left="720" w:hanging="360"/>
+      </w:pPr>
+      <w:rPr>
+        <w:rFonts w:ascii="Symbol" w:hAnsi="Symbol" w:hint="default"/>
+      </w:rPr>
+    </w:lvl>
+    <w:lvl w:ilvl="1" w:tplc="04090003" w:tentative="1">
+      <w:start w:val="1"/>
+      <w:numFmt w:val="bullet"/>
+      <w:lvlText w:val="o"/>
+      <w:lvlJc w:val="left"/>
+      <w:pPr>
+        <w:ind w:left="1440" w:hanging="360"/>
+      </w:pPr>
+      <w:rPr>
+        <w:rFonts w:ascii="Courier New" w:hAnsi="Courier New" w:cs="Courier New" w:hint="default"/>
+      </w:rPr>
+    </w:lvl>
+    <w:lvl w:ilvl="2" w:tplc="04090005" w:tentative="1">
+      <w:start w:val="1"/>
+      <w:numFmt w:val="bullet"/>
+      <w:lvlText w:val=""/>
+      <w:lvlJc w:val="left"/>
+      <w:pPr>
+        <w:ind w:left="2160" w:hanging="360"/>
+      </w:pPr>
+      <w:rPr>
+        <w:rFonts w:ascii="Wingdings" w:hAnsi="Wingdings" w:hint="default"/>
+      </w:rPr>
+    </w:lvl>
+    <w:lvl w:ilvl="3" w:tplc="04090001" w:tentative="1">
+      <w:start w:val="1"/>
+      <w:numFmt w:val="bullet"/>
+      <w:lvlText w:val=""/>
+      <w:lvlJc w:val="left"/>
+      <w:pPr>
+        <w:ind w:left="2880" w:hanging="360"/>
+      </w:pPr>
+      <w:rPr>
+        <w:rFonts w:ascii="Symbol" w:hAnsi="Symbol" w:hint="default"/>
+      </w:rPr>
+    </w:lvl>
+    <w:lvl w:ilvl="4" w:tplc="04090003" w:tentative="1">
+      <w:start w:val="1"/>
+      <w:numFmt w:val="bullet"/>
+      <w:lvlText w:val="o"/>
+      <w:lvlJc w:val="left"/>
+      <w:pPr>
+        <w:ind w:left="3600" w:hanging="360"/>
+      </w:pPr>
+      <w:rPr>
+        <w:rFonts w:ascii="Courier New" w:hAnsi="Courier New" w:cs="Courier New" w:hint="default"/>
+      </w:rPr>
+    </w:lvl>
+    <w:lvl w:ilvl="5" w:tplc="04090005" w:tentative="1">
+      <w:start w:val="1"/>
+      <w:numFmt w:val="bullet"/>
+      <w:lvlText w:val=""/>
+      <w:lvlJc w:val="left"/>
+      <w:pPr>
+        <w:ind w:left="4320" w:hanging="360"/>
+      </w:pPr>
+      <w:rPr>
+        <w:rFonts w:ascii="Wingdings" w:hAnsi="Wingdings" w:hint="default"/>
+      </w:rPr>
+    </w:lvl>
+    <w:lvl w:ilvl="6" w:tplc="04090001" w:tentative="1">
+      <w:start w:val="1"/>
+      <w:numFmt w:val="bullet"/>
+      <w:lvlText w:val=""/>
+      <w:lvlJc w:val="left"/>
+      <w:pPr>
+        <w:ind w:left="5040" w:hanging="360"/>
+      </w:pPr>
+      <w:rPr>
+        <w:rFonts w:ascii="Symbol" w:hAnsi="Symbol" w:hint="default"/>
+      </w:rPr>
+    </w:lvl>
+    <w:lvl w:ilvl="7" w:tplc="04090003" w:tentative="1">
+      <w:start w:val="1"/>
+      <w:numFmt w:val="bullet"/>
+      <w:lvlText w:val="o"/>
+      <w:lvlJc w:val="left"/>
+      <w:pPr>
+        <w:ind w:left="5760" w:hanging="360"/>
+      </w:pPr>
+      <w:rPr>
+        <w:rFonts w:ascii="Courier New" w:hAnsi="Courier New" w:cs="Courier New" w:hint="default"/>
+      </w:rPr>
+    </w:lvl>
+    <w:lvl w:ilvl="8" w:tplc="04090005" w:tentative="1">
+      <w:start w:val="1"/>
+      <w:numFmt w:val="bullet"/>
+      <w:lvlText w:val=""/>
+      <w:lvlJc w:val="left"/>
+      <w:pPr>
+        <w:ind w:left="6480" w:hanging="360"/>
+      </w:pPr>
+      <w:rPr>
+        <w:rFonts w:ascii="Wingdings" w:hAnsi="Wingdings" w:hint="default"/>
+      </w:rPr>
+    </w:lvl>
+  </w:abstractNum>
+  <w:abstractNum w:abstractNumId="10" w15:restartNumberingAfterBreak="0">
     <w:nsid w:val="28550DEF"/>
     <w:multiLevelType w:val="hybridMultilevel"/>
     <w:tmpl w:val="99D027C2"/>
@@ -4137,7 +4946,7 @@
       </w:rPr>
     </w:lvl>
   </w:abstractNum>
-  <w:abstractNum w:abstractNumId="10" w15:restartNumberingAfterBreak="0">
+  <w:abstractNum w:abstractNumId="11" w15:restartNumberingAfterBreak="0">
     <w:nsid w:val="28EF2633"/>
     <w:multiLevelType w:val="hybridMultilevel"/>
     <w:tmpl w:val="CDE8DF12"/>
@@ -4250,7 +5059,7 @@
       </w:rPr>
     </w:lvl>
   </w:abstractNum>
-  <w:abstractNum w:abstractNumId="11" w15:restartNumberingAfterBreak="0">
+  <w:abstractNum w:abstractNumId="12" w15:restartNumberingAfterBreak="0">
     <w:nsid w:val="2BAD4D83"/>
     <w:multiLevelType w:val="hybridMultilevel"/>
     <w:tmpl w:val="CB5E86F6"/>
@@ -4363,7 +5172,7 @@
       </w:rPr>
     </w:lvl>
   </w:abstractNum>
-  <w:abstractNum w:abstractNumId="12" w15:restartNumberingAfterBreak="0">
+  <w:abstractNum w:abstractNumId="13" w15:restartNumberingAfterBreak="0">
     <w:nsid w:val="2F5632A5"/>
     <w:multiLevelType w:val="hybridMultilevel"/>
     <w:tmpl w:val="6114B278"/>
@@ -4476,7 +5285,7 @@
       </w:rPr>
     </w:lvl>
   </w:abstractNum>
-  <w:abstractNum w:abstractNumId="13" w15:restartNumberingAfterBreak="0">
+  <w:abstractNum w:abstractNumId="14" w15:restartNumberingAfterBreak="0">
     <w:nsid w:val="3ED82878"/>
     <w:multiLevelType w:val="hybridMultilevel"/>
     <w:tmpl w:val="A21807AA"/>
@@ -4589,7 +5398,7 @@
       </w:rPr>
     </w:lvl>
   </w:abstractNum>
-  <w:abstractNum w:abstractNumId="14" w15:restartNumberingAfterBreak="0">
+  <w:abstractNum w:abstractNumId="15" w15:restartNumberingAfterBreak="0">
     <w:nsid w:val="3F0022E9"/>
     <w:multiLevelType w:val="hybridMultilevel"/>
     <w:tmpl w:val="04AA3242"/>
@@ -4675,7 +5484,7 @@
       </w:pPr>
     </w:lvl>
   </w:abstractNum>
-  <w:abstractNum w:abstractNumId="15" w15:restartNumberingAfterBreak="0">
+  <w:abstractNum w:abstractNumId="16" w15:restartNumberingAfterBreak="0">
     <w:nsid w:val="5BAD34E8"/>
     <w:multiLevelType w:val="hybridMultilevel"/>
     <w:tmpl w:val="E0E2C986"/>
@@ -4788,7 +5597,7 @@
       </w:rPr>
     </w:lvl>
   </w:abstractNum>
-  <w:abstractNum w:abstractNumId="16" w15:restartNumberingAfterBreak="0">
+  <w:abstractNum w:abstractNumId="17" w15:restartNumberingAfterBreak="0">
     <w:nsid w:val="5D3F75FB"/>
     <w:multiLevelType w:val="hybridMultilevel"/>
     <w:tmpl w:val="CA5806B8"/>
@@ -4901,7 +5710,7 @@
       </w:rPr>
     </w:lvl>
   </w:abstractNum>
-  <w:abstractNum w:abstractNumId="17" w15:restartNumberingAfterBreak="0">
+  <w:abstractNum w:abstractNumId="18" w15:restartNumberingAfterBreak="0">
     <w:nsid w:val="5E3C61B1"/>
     <w:multiLevelType w:val="hybridMultilevel"/>
     <w:tmpl w:val="396A01B6"/>
@@ -5014,7 +5823,7 @@
       </w:rPr>
     </w:lvl>
   </w:abstractNum>
-  <w:abstractNum w:abstractNumId="18" w15:restartNumberingAfterBreak="0">
+  <w:abstractNum w:abstractNumId="19" w15:restartNumberingAfterBreak="0">
     <w:nsid w:val="614E2E64"/>
     <w:multiLevelType w:val="hybridMultilevel"/>
     <w:tmpl w:val="DBB68386"/>
@@ -5127,7 +5936,7 @@
       </w:rPr>
     </w:lvl>
   </w:abstractNum>
-  <w:abstractNum w:abstractNumId="19" w15:restartNumberingAfterBreak="0">
+  <w:abstractNum w:abstractNumId="20" w15:restartNumberingAfterBreak="0">
     <w:nsid w:val="61C32F6A"/>
     <w:multiLevelType w:val="hybridMultilevel"/>
     <w:tmpl w:val="67A4590A"/>
@@ -5240,7 +6049,7 @@
       </w:rPr>
     </w:lvl>
   </w:abstractNum>
-  <w:abstractNum w:abstractNumId="20" w15:restartNumberingAfterBreak="0">
+  <w:abstractNum w:abstractNumId="21" w15:restartNumberingAfterBreak="0">
     <w:nsid w:val="6CB94011"/>
     <w:multiLevelType w:val="hybridMultilevel"/>
     <w:tmpl w:val="F6C0E018"/>
@@ -5353,7 +6162,7 @@
       </w:rPr>
     </w:lvl>
   </w:abstractNum>
-  <w:abstractNum w:abstractNumId="21" w15:restartNumberingAfterBreak="0">
+  <w:abstractNum w:abstractNumId="22" w15:restartNumberingAfterBreak="0">
     <w:nsid w:val="6D762627"/>
     <w:multiLevelType w:val="hybridMultilevel"/>
     <w:tmpl w:val="BCAC9320"/>
@@ -5466,7 +6275,7 @@
       </w:rPr>
     </w:lvl>
   </w:abstractNum>
-  <w:abstractNum w:abstractNumId="22" w15:restartNumberingAfterBreak="0">
+  <w:abstractNum w:abstractNumId="23" w15:restartNumberingAfterBreak="0">
     <w:nsid w:val="6E613FD6"/>
     <w:multiLevelType w:val="hybridMultilevel"/>
     <w:tmpl w:val="06761CC6"/>
@@ -5582,22 +6391,22 @@
     <w:abstractNumId w:val="7"/>
   </w:num>
   <w:num w:numId="2" w16cid:durableId="1570388319">
-    <w:abstractNumId w:val="14"/>
+    <w:abstractNumId w:val="15"/>
   </w:num>
   <w:num w:numId="3" w16cid:durableId="377125826">
     <w:abstractNumId w:val="5"/>
   </w:num>
   <w:num w:numId="4" w16cid:durableId="765082380">
-    <w:abstractNumId w:val="22"/>
+    <w:abstractNumId w:val="23"/>
   </w:num>
   <w:num w:numId="5" w16cid:durableId="1556162266">
-    <w:abstractNumId w:val="10"/>
+    <w:abstractNumId w:val="11"/>
   </w:num>
   <w:num w:numId="6" w16cid:durableId="2034458349">
     <w:abstractNumId w:val="2"/>
   </w:num>
   <w:num w:numId="7" w16cid:durableId="262884349">
-    <w:abstractNumId w:val="17"/>
+    <w:abstractNumId w:val="18"/>
   </w:num>
   <w:num w:numId="8" w16cid:durableId="1934774775">
     <w:abstractNumId w:val="8"/>
@@ -5606,46 +6415,49 @@
     <w:abstractNumId w:val="0"/>
   </w:num>
   <w:num w:numId="10" w16cid:durableId="1386953310">
-    <w:abstractNumId w:val="15"/>
+    <w:abstractNumId w:val="16"/>
   </w:num>
   <w:num w:numId="11" w16cid:durableId="898630875">
-    <w:abstractNumId w:val="20"/>
+    <w:abstractNumId w:val="21"/>
   </w:num>
   <w:num w:numId="12" w16cid:durableId="1594895660">
     <w:abstractNumId w:val="6"/>
   </w:num>
   <w:num w:numId="13" w16cid:durableId="1890804082">
-    <w:abstractNumId w:val="9"/>
+    <w:abstractNumId w:val="10"/>
   </w:num>
   <w:num w:numId="14" w16cid:durableId="1450395550">
-    <w:abstractNumId w:val="11"/>
+    <w:abstractNumId w:val="12"/>
   </w:num>
   <w:num w:numId="15" w16cid:durableId="1889993838">
     <w:abstractNumId w:val="4"/>
   </w:num>
   <w:num w:numId="16" w16cid:durableId="650213019">
-    <w:abstractNumId w:val="21"/>
+    <w:abstractNumId w:val="22"/>
   </w:num>
   <w:num w:numId="17" w16cid:durableId="86736671">
-    <w:abstractNumId w:val="12"/>
+    <w:abstractNumId w:val="13"/>
   </w:num>
   <w:num w:numId="18" w16cid:durableId="484205436">
-    <w:abstractNumId w:val="18"/>
+    <w:abstractNumId w:val="19"/>
   </w:num>
   <w:num w:numId="19" w16cid:durableId="1361012477">
-    <w:abstractNumId w:val="13"/>
+    <w:abstractNumId w:val="14"/>
   </w:num>
   <w:num w:numId="20" w16cid:durableId="1342007331">
-    <w:abstractNumId w:val="16"/>
+    <w:abstractNumId w:val="17"/>
   </w:num>
   <w:num w:numId="21" w16cid:durableId="2055537646">
     <w:abstractNumId w:val="1"/>
   </w:num>
   <w:num w:numId="22" w16cid:durableId="1781342405">
-    <w:abstractNumId w:val="19"/>
+    <w:abstractNumId w:val="20"/>
   </w:num>
   <w:num w:numId="23" w16cid:durableId="164900163">
     <w:abstractNumId w:val="3"/>
+  </w:num>
+  <w:num w:numId="24" w16cid:durableId="676347031">
+    <w:abstractNumId w:val="9"/>
   </w:num>
 </w:numbering>
 </file>
@@ -6258,6 +7070,7 @@
   <w:style w:type="character" w:default="1" w:styleId="DefaultParagraphFont">
     <w:name w:val="Default Paragraph Font"/>
     <w:uiPriority w:val="1"/>
+    <w:semiHidden/>
     <w:unhideWhenUsed/>
   </w:style>
   <w:style w:type="table" w:default="1" w:styleId="TableNormal">

--- a/STI/CellularAutomata_Sources.docx
+++ b/STI/CellularAutomata_Sources.docx
@@ -1653,27 +1653,33 @@
       </w:sdtContent>
     </w:sdt>
     <w:p/>
-    <w:p/>
     <w:p>
       <w:pPr>
         <w:pStyle w:val="Heading1"/>
       </w:pPr>
-      <w:bookmarkStart w:id="0" w:name="_Toc229320532"/>
-      <w:r>
-        <w:t>Possible Topics</w:t>
-      </w:r>
-      <w:bookmarkEnd w:id="0"/>
+      <w:r>
+        <w:t>13.05. Presentation Notes</w:t>
+      </w:r>
     </w:p>
     <w:p>
       <w:pPr>
         <w:pStyle w:val="ListParagraph"/>
         <w:numPr>
           <w:ilvl w:val="0"/>
-          <w:numId w:val="3"/>
+          <w:numId w:val="25"/>
         </w:numPr>
       </w:pPr>
       <w:r>
-        <w:t>Post Processing Filter</w:t>
+        <w:t>Unclear if implementation is suitable to time frame</w:t>
+      </w:r>
+      <w:r>
+        <w:t>, might instead become survey of existing CA filters</w:t>
+      </w:r>
+      <w:r>
+        <w:t xml:space="preserve"> that were found</w:t>
+      </w:r>
+      <w:r>
+        <w:t xml:space="preserve"> and slight comparison</w:t>
       </w:r>
     </w:p>
     <w:p>
@@ -1681,111 +1687,39 @@
         <w:pStyle w:val="ListParagraph"/>
         <w:numPr>
           <w:ilvl w:val="0"/>
-          <w:numId w:val="3"/>
+          <w:numId w:val="25"/>
         </w:numPr>
       </w:pPr>
       <w:r>
+        <w:t>Need to define entry point: wikipedia, Hadeler</w:t>
+      </w:r>
+      <w:r>
+        <w:t xml:space="preserve"> and then maybe one good CA filter</w:t>
+      </w:r>
+    </w:p>
+    <w:p/>
+    <w:p>
+      <w:pPr>
+        <w:pStyle w:val="Heading1"/>
+      </w:pPr>
+      <w:bookmarkStart w:id="0" w:name="_Toc229320534"/>
+      <w:r>
         <w:t>Image Processing</w:t>
       </w:r>
-    </w:p>
-    <w:p>
-      <w:pPr>
-        <w:pStyle w:val="ListParagraph"/>
-        <w:numPr>
-          <w:ilvl w:val="0"/>
-          <w:numId w:val="3"/>
-        </w:numPr>
-      </w:pPr>
-      <w:r>
-        <w:t>Fluid Simulation</w:t>
-      </w:r>
-    </w:p>
-    <w:p>
-      <w:pPr>
-        <w:pStyle w:val="ListParagraph"/>
-        <w:numPr>
-          <w:ilvl w:val="0"/>
-          <w:numId w:val="3"/>
-        </w:numPr>
-      </w:pPr>
-      <w:r>
-        <w:t>Map Generation</w:t>
-      </w:r>
-    </w:p>
-    <w:p>
-      <w:pPr>
-        <w:pStyle w:val="ListParagraph"/>
-        <w:numPr>
-          <w:ilvl w:val="0"/>
-          <w:numId w:val="3"/>
-        </w:numPr>
-      </w:pPr>
-      <w:r>
-        <w:t>Maze Generation</w:t>
-      </w:r>
+      <w:r>
+        <w:t>: Noise Filtering</w:t>
+      </w:r>
+      <w:bookmarkEnd w:id="0"/>
     </w:p>
     <w:p>
       <w:pPr>
         <w:pStyle w:val="Heading2"/>
       </w:pPr>
-      <w:bookmarkStart w:id="1" w:name="_Toc229320533"/>
-      <w:r>
-        <w:t>Map Generation</w:t>
+      <w:bookmarkStart w:id="1" w:name="_Toc229320535"/>
+      <w:r>
+        <w:t>To Do</w:t>
       </w:r>
       <w:bookmarkEnd w:id="1"/>
-    </w:p>
-    <w:p>
-      <w:pPr>
-        <w:pStyle w:val="ListParagraph"/>
-        <w:numPr>
-          <w:ilvl w:val="0"/>
-          <w:numId w:val="5"/>
-        </w:numPr>
-      </w:pPr>
-      <w:r>
-        <w:lastRenderedPageBreak/>
-        <w:t>Comparison between Map Generation Techniques</w:t>
-      </w:r>
-    </w:p>
-    <w:p>
-      <w:pPr>
-        <w:pStyle w:val="ListParagraph"/>
-        <w:numPr>
-          <w:ilvl w:val="0"/>
-          <w:numId w:val="5"/>
-        </w:numPr>
-      </w:pPr>
-      <w:r>
-        <w:t>List of evaluation criteria (what is a good map?)</w:t>
-      </w:r>
-    </w:p>
-    <w:p>
-      <w:r>
-        <w:t>Source count: 3</w:t>
-      </w:r>
-    </w:p>
-    <w:p>
-      <w:pPr>
-        <w:pStyle w:val="Heading1"/>
-      </w:pPr>
-      <w:bookmarkStart w:id="2" w:name="_Toc229320534"/>
-      <w:r>
-        <w:t>Image Processing</w:t>
-      </w:r>
-      <w:r>
-        <w:t>: Noise Filtering</w:t>
-      </w:r>
-      <w:bookmarkEnd w:id="2"/>
-    </w:p>
-    <w:p>
-      <w:pPr>
-        <w:pStyle w:val="Heading2"/>
-      </w:pPr>
-      <w:bookmarkStart w:id="3" w:name="_Toc229320535"/>
-      <w:r>
-        <w:t>To Do</w:t>
-      </w:r>
-      <w:bookmarkEnd w:id="3"/>
     </w:p>
     <w:p>
       <w:pPr>
@@ -1796,6 +1730,7 @@
         </w:numPr>
       </w:pPr>
       <w:r>
+        <w:lastRenderedPageBreak/>
         <w:t>Formally define noise (look at CA noise filter papers for sources)</w:t>
       </w:r>
     </w:p>
@@ -1831,13 +1766,40 @@
     </w:p>
     <w:p>
       <w:pPr>
+        <w:pStyle w:val="ListParagraph"/>
+        <w:numPr>
+          <w:ilvl w:val="0"/>
+          <w:numId w:val="23"/>
+        </w:numPr>
+      </w:pPr>
+      <w:r>
+        <w:t>PSNR</w:t>
+      </w:r>
+      <w:r>
+        <w:t xml:space="preserve"> (Peak Signal to Noise Ratio)</w:t>
+      </w:r>
+    </w:p>
+    <w:p>
+      <w:pPr>
+        <w:pStyle w:val="ListParagraph"/>
+        <w:numPr>
+          <w:ilvl w:val="0"/>
+          <w:numId w:val="23"/>
+        </w:numPr>
+      </w:pPr>
+      <w:r>
+        <w:t>SSIM (Structural Similarity Index)</w:t>
+      </w:r>
+    </w:p>
+    <w:p>
+      <w:pPr>
         <w:pStyle w:val="Heading2"/>
       </w:pPr>
-      <w:bookmarkStart w:id="4" w:name="_Toc229320536"/>
+      <w:bookmarkStart w:id="2" w:name="_Toc229320536"/>
       <w:r>
         <w:t>Research Question</w:t>
       </w:r>
-      <w:bookmarkEnd w:id="4"/>
+      <w:bookmarkEnd w:id="2"/>
     </w:p>
     <w:p>
       <w:r>
@@ -1922,34 +1884,34 @@
       <w:pPr>
         <w:pStyle w:val="Heading1"/>
       </w:pPr>
-      <w:bookmarkStart w:id="5" w:name="_Toc229320537"/>
+      <w:bookmarkStart w:id="3" w:name="_Toc229320537"/>
       <w:r>
         <w:t>Source</w:t>
       </w:r>
       <w:r>
         <w:t>s</w:t>
       </w:r>
+      <w:bookmarkEnd w:id="3"/>
+    </w:p>
+    <w:p>
+      <w:pPr>
+        <w:pStyle w:val="Heading2"/>
+      </w:pPr>
+      <w:bookmarkStart w:id="4" w:name="_Toc229320538"/>
+      <w:r>
+        <w:t>Notes</w:t>
+      </w:r>
+      <w:bookmarkEnd w:id="4"/>
+    </w:p>
+    <w:p>
+      <w:pPr>
+        <w:pStyle w:val="Heading3"/>
+      </w:pPr>
+      <w:bookmarkStart w:id="5" w:name="_Toc229320539"/>
+      <w:r>
+        <w:t>(2026) Kong Choi – CA based Method for SPN Removal</w:t>
+      </w:r>
       <w:bookmarkEnd w:id="5"/>
-    </w:p>
-    <w:p>
-      <w:pPr>
-        <w:pStyle w:val="Heading2"/>
-      </w:pPr>
-      <w:bookmarkStart w:id="6" w:name="_Toc229320538"/>
-      <w:r>
-        <w:t>Notes</w:t>
-      </w:r>
-      <w:bookmarkEnd w:id="6"/>
-    </w:p>
-    <w:p>
-      <w:pPr>
-        <w:pStyle w:val="Heading3"/>
-      </w:pPr>
-      <w:bookmarkStart w:id="7" w:name="_Toc229320539"/>
-      <w:r>
-        <w:t>(2026) Kong Choi – CA based Method for SPN Removal</w:t>
-      </w:r>
-      <w:bookmarkEnd w:id="7"/>
     </w:p>
     <w:p>
       <w:pPr>
@@ -2018,11 +1980,11 @@
       <w:pPr>
         <w:pStyle w:val="Heading2"/>
       </w:pPr>
-      <w:bookmarkStart w:id="8" w:name="_Toc229320540"/>
+      <w:bookmarkStart w:id="6" w:name="_Toc229320540"/>
       <w:r>
         <w:t>General – Noise Filtering</w:t>
       </w:r>
-      <w:bookmarkEnd w:id="8"/>
+      <w:bookmarkEnd w:id="6"/>
     </w:p>
     <w:p>
       <w:r>
@@ -2078,7 +2040,6 @@
           <w:b/>
           <w:bCs/>
         </w:rPr>
-        <w:lastRenderedPageBreak/>
         <w:t>Removal Tradeoffs</w:t>
       </w:r>
       <w:r>
@@ -2160,6 +2121,7 @@
           <w:b/>
           <w:bCs/>
         </w:rPr>
+        <w:lastRenderedPageBreak/>
         <w:t>Filter</w:t>
       </w:r>
       <w:r>
@@ -2494,7 +2456,6 @@
                 <w:bCs/>
                 <w:noProof/>
               </w:rPr>
-              <w:lastRenderedPageBreak/>
               <w:drawing>
                 <wp:inline distT="0" distB="0" distL="0" distR="0" wp14:anchorId="498A6F7E" wp14:editId="0CB2419C">
                   <wp:extent cx="2170706" cy="1710071"/>
@@ -2549,7 +2510,6 @@
               <w:rPr>
                 <w:noProof/>
               </w:rPr>
-              <w:lastRenderedPageBreak/>
               <w:drawing>
                 <wp:inline distT="0" distB="0" distL="0" distR="0" wp14:anchorId="09510250" wp14:editId="03D27D0D">
                   <wp:extent cx="2425148" cy="2309384"/>
@@ -2633,11 +2593,7 @@
               <w:t>Speckle</w:t>
             </w:r>
             <w:r>
-              <w:t xml:space="preserve">: granular, high frequency distortion that commonly affects radar, ultrasound, medical imaging, caused by interference between coherent waves </w:t>
-            </w:r>
-            <w:r>
-              <w:lastRenderedPageBreak/>
-              <w:t>reflected from multiple scatterer, results in grainy texture reduces image clarity</w:t>
+              <w:t>: granular, high frequency distortion that commonly affects radar, ultrasound, medical imaging, caused by interference between coherent waves reflected from multiple scatterer, results in grainy texture reduces image clarity</w:t>
             </w:r>
           </w:p>
           <w:p>
@@ -2665,11 +2621,12 @@
       <w:pPr>
         <w:pStyle w:val="Heading2"/>
       </w:pPr>
-      <w:bookmarkStart w:id="9" w:name="_Toc229320541"/>
-      <w:r>
+      <w:bookmarkStart w:id="7" w:name="_Toc229320541"/>
+      <w:r>
+        <w:lastRenderedPageBreak/>
         <w:t>General</w:t>
       </w:r>
-      <w:bookmarkEnd w:id="9"/>
+      <w:bookmarkEnd w:id="7"/>
       <w:r>
         <w:t xml:space="preserve"> Knowledge</w:t>
       </w:r>
@@ -2724,572 +2681,12 @@
       <w:pPr>
         <w:pStyle w:val="Heading1"/>
       </w:pPr>
-      <w:bookmarkStart w:id="10" w:name="_Toc229320542"/>
-      <w:r>
-        <w:t>Primary Eval of Sources</w:t>
-      </w:r>
-      <w:bookmarkEnd w:id="10"/>
-    </w:p>
-    <w:p>
-      <w:pPr>
-        <w:pStyle w:val="Heading2"/>
-      </w:pPr>
-      <w:bookmarkStart w:id="11" w:name="_Toc229320543"/>
-      <w:r>
-        <w:t>(No Date) Xavier et al – Img Noise Reduction based on CA Filter</w:t>
-      </w:r>
-      <w:bookmarkEnd w:id="11"/>
-    </w:p>
-    <w:p>
-      <w:pPr>
-        <w:pStyle w:val="ListParagraph"/>
-        <w:numPr>
-          <w:ilvl w:val="0"/>
-          <w:numId w:val="18"/>
-        </w:numPr>
-      </w:pPr>
-      <w:r>
-        <w:t>Basic CA filter (neighbor assimilation) to reduce SPN</w:t>
-      </w:r>
-    </w:p>
-    <w:p>
-      <w:pPr>
-        <w:pStyle w:val="ListParagraph"/>
-        <w:numPr>
-          <w:ilvl w:val="0"/>
-          <w:numId w:val="18"/>
-        </w:numPr>
-      </w:pPr>
-      <w:r>
-        <w:t>Comparison with other methods, CA filter has “excellent” results</w:t>
-      </w:r>
-    </w:p>
-    <w:p>
-      <w:pPr>
-        <w:pStyle w:val="Heading2"/>
-      </w:pPr>
-      <w:bookmarkStart w:id="12" w:name="_Toc229320544"/>
-      <w:r>
-        <w:t>(2001) Morena Paletta – Evolving CA for Noi</w:t>
-      </w:r>
-      <w:r>
-        <w:t>s</w:t>
-      </w:r>
-      <w:r>
-        <w:t>e Reduction in Images</w:t>
-      </w:r>
-      <w:bookmarkEnd w:id="12"/>
-    </w:p>
-    <w:p>
-      <w:pPr>
-        <w:pStyle w:val="ListParagraph"/>
-        <w:numPr>
-          <w:ilvl w:val="0"/>
-          <w:numId w:val="9"/>
-        </w:numPr>
-      </w:pPr>
-      <w:r>
-        <w:t>Noise reduction (white noise) via CA with evolutionary programs</w:t>
-      </w:r>
-    </w:p>
-    <w:p>
-      <w:pPr>
-        <w:pStyle w:val="ListParagraph"/>
-        <w:numPr>
-          <w:ilvl w:val="0"/>
-          <w:numId w:val="9"/>
-        </w:numPr>
-      </w:pPr>
-      <w:r>
-        <w:t>Performance comparable or better than traditional methods</w:t>
-      </w:r>
-    </w:p>
-    <w:p>
-      <w:pPr>
-        <w:pStyle w:val="Heading2"/>
-      </w:pPr>
-      <w:bookmarkStart w:id="13" w:name="_Toc229320545"/>
-      <w:r>
-        <w:t>(2002) Popovici – CA in Image Processing</w:t>
-      </w:r>
-      <w:bookmarkEnd w:id="13"/>
-    </w:p>
-    <w:p>
-      <w:pPr>
-        <w:pStyle w:val="ListParagraph"/>
-        <w:numPr>
-          <w:ilvl w:val="0"/>
-          <w:numId w:val="13"/>
-        </w:numPr>
-      </w:pPr>
-      <w:r>
-        <w:t>Application of 2D CA to problems of noise removal and border detection</w:t>
-      </w:r>
-    </w:p>
-    <w:p>
-      <w:pPr>
-        <w:pStyle w:val="ListParagraph"/>
-        <w:numPr>
-          <w:ilvl w:val="0"/>
-          <w:numId w:val="13"/>
-        </w:numPr>
-      </w:pPr>
-      <w:r>
-        <w:t>Intrinsic parallelism due to being CA</w:t>
-      </w:r>
-    </w:p>
-    <w:p>
-      <w:pPr>
-        <w:pStyle w:val="ListParagraph"/>
-        <w:numPr>
-          <w:ilvl w:val="0"/>
-          <w:numId w:val="13"/>
-        </w:numPr>
-      </w:pPr>
-      <w:r>
-        <w:t>Does not say which type of noise</w:t>
-      </w:r>
-    </w:p>
-    <w:p>
-      <w:pPr>
-        <w:pStyle w:val="Heading2"/>
-      </w:pPr>
-      <w:bookmarkStart w:id="14" w:name="_Toc229320546"/>
-      <w:r>
-        <w:t>(2006) rosin – CA Training for Image Processing</w:t>
-      </w:r>
-      <w:bookmarkEnd w:id="14"/>
-    </w:p>
-    <w:p>
-      <w:pPr>
-        <w:pStyle w:val="ListParagraph"/>
-        <w:numPr>
-          <w:ilvl w:val="0"/>
-          <w:numId w:val="11"/>
-        </w:numPr>
-      </w:pPr>
-      <w:r>
-        <w:t>Not directly related to noise filtering</w:t>
-      </w:r>
-    </w:p>
-    <w:p>
-      <w:pPr>
-        <w:pStyle w:val="ListParagraph"/>
-        <w:numPr>
-          <w:ilvl w:val="0"/>
-          <w:numId w:val="11"/>
-        </w:numPr>
-      </w:pPr>
-      <w:r>
-        <w:t>Investigates the possibility of training CA too perform several img processing  tasks</w:t>
-      </w:r>
-    </w:p>
-    <w:p>
-      <w:pPr>
-        <w:pStyle w:val="Heading2"/>
-      </w:pPr>
-      <w:bookmarkStart w:id="15" w:name="_Toc229320547"/>
-      <w:r>
-        <w:t>(2009) Selvapeter Hordijk – CA for Img Noise Filtering</w:t>
-      </w:r>
-      <w:bookmarkEnd w:id="15"/>
-    </w:p>
-    <w:p>
-      <w:pPr>
-        <w:pStyle w:val="ListParagraph"/>
-        <w:numPr>
-          <w:ilvl w:val="0"/>
-          <w:numId w:val="15"/>
-        </w:numPr>
-      </w:pPr>
-      <w:r>
-        <w:t>Removal of impulse noise via CA</w:t>
-      </w:r>
-    </w:p>
-    <w:p>
-      <w:pPr>
-        <w:pStyle w:val="ListParagraph"/>
-        <w:numPr>
-          <w:ilvl w:val="0"/>
-          <w:numId w:val="15"/>
-        </w:numPr>
-      </w:pPr>
-      <w:r>
-        <w:t>Uses uniform CA rules to filter impulse noise from binary and gray scale</w:t>
-      </w:r>
-    </w:p>
-    <w:p>
-      <w:pPr>
-        <w:pStyle w:val="ListParagraph"/>
-        <w:numPr>
-          <w:ilvl w:val="0"/>
-          <w:numId w:val="15"/>
-        </w:numPr>
-      </w:pPr>
-      <w:r>
-        <w:t>Modifies CA (random rules to solve noise propagation, mirrored for boundary problem)</w:t>
-      </w:r>
-    </w:p>
-    <w:p>
-      <w:pPr>
-        <w:pStyle w:val="ListParagraph"/>
-        <w:numPr>
-          <w:ilvl w:val="0"/>
-          <w:numId w:val="15"/>
-        </w:numPr>
-      </w:pPr>
-      <w:r>
-        <w:lastRenderedPageBreak/>
-        <w:t>Shows significant improvement</w:t>
-      </w:r>
-    </w:p>
-    <w:p>
-      <w:pPr>
-        <w:pStyle w:val="Heading2"/>
-      </w:pPr>
-      <w:bookmarkStart w:id="16" w:name="_Toc229320548"/>
-      <w:r>
-        <w:t xml:space="preserve">(2022) </w:t>
-      </w:r>
-      <w:r>
-        <w:t>Chandra</w:t>
-      </w:r>
-      <w:r>
-        <w:t xml:space="preserve"> </w:t>
-      </w:r>
-      <w:r>
-        <w:t>Et</w:t>
-      </w:r>
-      <w:r>
-        <w:t xml:space="preserve"> </w:t>
-      </w:r>
-      <w:r>
-        <w:t>Al</w:t>
-      </w:r>
-      <w:r>
-        <w:t xml:space="preserve"> -</w:t>
-      </w:r>
-      <w:r>
-        <w:t xml:space="preserve"> Noise Reduction</w:t>
-      </w:r>
-      <w:r>
-        <w:t xml:space="preserve"> Using CA</w:t>
-      </w:r>
-      <w:bookmarkEnd w:id="16"/>
-    </w:p>
-    <w:p>
-      <w:pPr>
-        <w:pStyle w:val="ListParagraph"/>
-        <w:numPr>
-          <w:ilvl w:val="0"/>
-          <w:numId w:val="7"/>
-        </w:numPr>
-      </w:pPr>
-      <w:r>
-        <w:t xml:space="preserve">Works on </w:t>
-      </w:r>
-      <w:r>
-        <w:t xml:space="preserve">SPN </w:t>
-      </w:r>
-      <w:r>
-        <w:t xml:space="preserve"> and gaussian</w:t>
-      </w:r>
-    </w:p>
-    <w:p>
-      <w:pPr>
-        <w:pStyle w:val="ListParagraph"/>
-        <w:numPr>
-          <w:ilvl w:val="0"/>
-          <w:numId w:val="7"/>
-        </w:numPr>
-      </w:pPr>
-      <w:r>
-        <w:t>Superior to “past model” and almost on par with median channel</w:t>
-      </w:r>
-    </w:p>
-    <w:p>
-      <w:pPr>
-        <w:pStyle w:val="Heading2"/>
-      </w:pPr>
-      <w:bookmarkStart w:id="17" w:name="_Toc229320549"/>
-      <w:r>
-        <w:t>(2023) Smolka et al – Reduction Mixed Gaussian and Impulsive Noise in Color Imgs</w:t>
-      </w:r>
-      <w:bookmarkEnd w:id="17"/>
-    </w:p>
-    <w:p>
-      <w:pPr>
-        <w:pStyle w:val="ListParagraph"/>
-        <w:numPr>
-          <w:ilvl w:val="0"/>
-          <w:numId w:val="16"/>
-        </w:numPr>
-      </w:pPr>
-      <w:r>
-        <w:t>Based on Non-Local Means technique (efficiently suppresses gaussian) with robust similarity measure to counteract limitations of NLM</w:t>
-      </w:r>
-    </w:p>
-    <w:p>
-      <w:pPr>
-        <w:pStyle w:val="ListParagraph"/>
-        <w:numPr>
-          <w:ilvl w:val="0"/>
-          <w:numId w:val="16"/>
-        </w:numPr>
-      </w:pPr>
-      <w:r>
-        <w:t>Applies blockwise NLM implementation</w:t>
-      </w:r>
-    </w:p>
-    <w:p>
-      <w:pPr>
-        <w:pStyle w:val="ListParagraph"/>
-        <w:numPr>
-          <w:ilvl w:val="0"/>
-          <w:numId w:val="16"/>
-        </w:numPr>
-      </w:pPr>
-      <w:r>
-        <w:t>“instead of generating a stack of output images that are finally averaged, an aggregation strategy combining all weights assigned to pixels from the processing block was developed and proved to be more efficient”</w:t>
-      </w:r>
-    </w:p>
-    <w:p>
-      <w:pPr>
-        <w:pStyle w:val="ListParagraph"/>
-        <w:numPr>
-          <w:ilvl w:val="0"/>
-          <w:numId w:val="16"/>
-        </w:numPr>
-      </w:pPr>
-      <w:r>
-        <w:t>Yields satisfactory results, edges well preserved and details retained, impulsive noise efficiently removed</w:t>
-      </w:r>
-    </w:p>
-    <w:p>
-      <w:pPr>
-        <w:pStyle w:val="Heading2"/>
-      </w:pPr>
-      <w:bookmarkStart w:id="18" w:name="_Toc229320550"/>
-      <w:r>
-        <w:t>(2024) Proozmandan – SPN Removal Using Fuzzy CA and ANfis</w:t>
-      </w:r>
-      <w:bookmarkEnd w:id="18"/>
-    </w:p>
-    <w:p>
-      <w:pPr>
-        <w:pStyle w:val="ListParagraph"/>
-        <w:numPr>
-          <w:ilvl w:val="0"/>
-          <w:numId w:val="10"/>
-        </w:numPr>
-      </w:pPr>
-      <w:r>
-        <w:t>Restoration of images corrupted by impulse noise</w:t>
-      </w:r>
-    </w:p>
-    <w:p>
-      <w:pPr>
-        <w:pStyle w:val="ListParagraph"/>
-        <w:numPr>
-          <w:ilvl w:val="0"/>
-          <w:numId w:val="10"/>
-        </w:numPr>
-      </w:pPr>
-      <w:r>
-        <w:t>Uses fuzzy CA and an adaptive neural fzzy inference system (anfis)</w:t>
-      </w:r>
-    </w:p>
-    <w:p>
-      <w:pPr>
-        <w:pStyle w:val="ListParagraph"/>
-        <w:numPr>
-          <w:ilvl w:val="0"/>
-          <w:numId w:val="10"/>
-        </w:numPr>
-      </w:pPr>
-      <w:r>
-        <w:t>Two phases: identify and then remove SPN</w:t>
-      </w:r>
-    </w:p>
-    <w:p>
-      <w:pPr>
-        <w:pStyle w:val="ListParagraph"/>
-        <w:numPr>
-          <w:ilvl w:val="1"/>
-          <w:numId w:val="10"/>
-        </w:numPr>
-      </w:pPr>
-      <w:r>
-        <w:t>First phase, identification (two steps): SPN pixels are detected via avg and min vals of neighborhood pixels, then non-detected pixels are reevaluated via algorithm</w:t>
-      </w:r>
-    </w:p>
-    <w:p>
-      <w:pPr>
-        <w:pStyle w:val="ListParagraph"/>
-        <w:numPr>
-          <w:ilvl w:val="1"/>
-          <w:numId w:val="10"/>
-        </w:numPr>
-      </w:pPr>
-      <w:r>
-        <w:t>Second phase, removal:  Anfis based on Moore neighborhood</w:t>
-      </w:r>
-    </w:p>
-    <w:p>
-      <w:pPr>
-        <w:pStyle w:val="ListParagraph"/>
-        <w:numPr>
-          <w:ilvl w:val="0"/>
-          <w:numId w:val="10"/>
-        </w:numPr>
-      </w:pPr>
-      <w:r>
-        <w:t>Robust for 10 – 19% noise, better preservation of edges</w:t>
-      </w:r>
-    </w:p>
-    <w:p>
-      <w:pPr>
-        <w:pStyle w:val="Heading2"/>
-      </w:pPr>
-      <w:bookmarkStart w:id="19" w:name="_Toc229320551"/>
-      <w:r>
-        <w:t>(2025) Twinkle et al – Despeckling Images using elementa</w:t>
-      </w:r>
-      <w:r>
-        <w:t>ry CA</w:t>
-      </w:r>
-      <w:bookmarkEnd w:id="19"/>
-    </w:p>
-    <w:p>
-      <w:pPr>
-        <w:pStyle w:val="ListParagraph"/>
-        <w:numPr>
-          <w:ilvl w:val="0"/>
-          <w:numId w:val="17"/>
-        </w:numPr>
-      </w:pPr>
-      <w:r>
-        <w:t>Speckles in medical images</w:t>
-      </w:r>
-    </w:p>
-    <w:p>
-      <w:pPr>
-        <w:pStyle w:val="ListParagraph"/>
-        <w:numPr>
-          <w:ilvl w:val="0"/>
-          <w:numId w:val="17"/>
-        </w:numPr>
-      </w:pPr>
-      <w:r>
-        <w:t>Proposes algorithm using ECA to reduce speckle noise</w:t>
-      </w:r>
-    </w:p>
-    <w:p>
-      <w:pPr>
-        <w:pStyle w:val="ListParagraph"/>
-        <w:numPr>
-          <w:ilvl w:val="0"/>
-          <w:numId w:val="17"/>
-        </w:numPr>
-      </w:pPr>
-      <w:r>
-        <w:t>Results surpass traditional methods</w:t>
-      </w:r>
-    </w:p>
-    <w:p>
-      <w:pPr>
-        <w:pStyle w:val="Heading2"/>
-      </w:pPr>
-      <w:bookmarkStart w:id="20" w:name="_Toc229320552"/>
-      <w:r>
-        <w:t>(20</w:t>
-      </w:r>
-      <w:r>
-        <w:t>25/</w:t>
-      </w:r>
-      <w:r>
-        <w:t xml:space="preserve">26) Kong Choi </w:t>
-      </w:r>
-      <w:r>
-        <w:t>–</w:t>
-      </w:r>
-      <w:r>
-        <w:t xml:space="preserve"> </w:t>
-      </w:r>
-      <w:r>
-        <w:t>Salt Pepper Noise Removal</w:t>
-      </w:r>
-      <w:r>
-        <w:t xml:space="preserve"> CA Based</w:t>
-      </w:r>
-      <w:bookmarkEnd w:id="20"/>
-    </w:p>
-    <w:p>
-      <w:pPr>
-        <w:pStyle w:val="ListParagraph"/>
-        <w:numPr>
-          <w:ilvl w:val="0"/>
-          <w:numId w:val="8"/>
-        </w:numPr>
-      </w:pPr>
-      <w:r>
-        <w:t>Novel image denoising method based on CA for salt and pepper noise</w:t>
-      </w:r>
-    </w:p>
-    <w:p>
-      <w:pPr>
-        <w:pStyle w:val="ListParagraph"/>
-        <w:numPr>
-          <w:ilvl w:val="0"/>
-          <w:numId w:val="8"/>
-        </w:numPr>
-      </w:pPr>
-      <w:r>
-        <w:t>Iterative removal of SPN</w:t>
-      </w:r>
-    </w:p>
-    <w:p>
-      <w:pPr>
-        <w:pStyle w:val="ListParagraph"/>
-        <w:numPr>
-          <w:ilvl w:val="0"/>
-          <w:numId w:val="8"/>
-        </w:numPr>
-      </w:pPr>
-      <w:r>
-        <w:t>Achieves higher peak signal to noise ratio and structural similarity index measure</w:t>
-      </w:r>
-      <w:r>
-        <w:t xml:space="preserve"> compared to existing techniques</w:t>
-      </w:r>
-    </w:p>
-    <w:p>
-      <w:pPr>
-        <w:pStyle w:val="ListParagraph"/>
-        <w:numPr>
-          <w:ilvl w:val="0"/>
-          <w:numId w:val="8"/>
-        </w:numPr>
-      </w:pPr>
-      <w:r>
-        <w:t>Stable performance even under severe noise conditions</w:t>
-      </w:r>
-    </w:p>
-    <w:p>
-      <w:pPr>
-        <w:pStyle w:val="Heading1"/>
-      </w:pPr>
-      <w:bookmarkStart w:id="21" w:name="_Toc229320553"/>
-      <w:r>
-        <w:t>Web</w:t>
-      </w:r>
-      <w:r>
-        <w:t xml:space="preserve"> </w:t>
-      </w:r>
-      <w:r>
-        <w:t>Sources</w:t>
-      </w:r>
-      <w:bookmarkEnd w:id="21"/>
+      <w:bookmarkStart w:id="8" w:name="_Toc229320542"/>
+      <w:bookmarkStart w:id="9" w:name="_Toc229320553"/>
+      <w:r>
+        <w:t>Web Sources</w:t>
+      </w:r>
+      <w:bookmarkEnd w:id="9"/>
     </w:p>
     <w:p>
       <w:pPr>
@@ -3349,7 +2746,6 @@
           <w:b/>
           <w:bCs/>
         </w:rPr>
-        <w:lastRenderedPageBreak/>
         <w:t>Img Noise Types</w:t>
       </w:r>
       <w:r>
@@ -3691,6 +3087,671 @@
         </w:rPr>
       </w:pPr>
     </w:p>
+    <w:p>
+      <w:pPr>
+        <w:pStyle w:val="Heading1"/>
+      </w:pPr>
+      <w:r>
+        <w:t>Primary Eval of Sources</w:t>
+      </w:r>
+      <w:bookmarkEnd w:id="8"/>
+    </w:p>
+    <w:p>
+      <w:pPr>
+        <w:pStyle w:val="Heading2"/>
+      </w:pPr>
+      <w:bookmarkStart w:id="10" w:name="_Toc229320543"/>
+      <w:r>
+        <w:t>(No Date) Xavier et al – Img Noise Reduction based on CA Filter</w:t>
+      </w:r>
+      <w:bookmarkEnd w:id="10"/>
+    </w:p>
+    <w:p>
+      <w:pPr>
+        <w:pStyle w:val="ListParagraph"/>
+        <w:numPr>
+          <w:ilvl w:val="0"/>
+          <w:numId w:val="18"/>
+        </w:numPr>
+      </w:pPr>
+      <w:r>
+        <w:lastRenderedPageBreak/>
+        <w:t>Basic CA filter (neighbor assimilation) to reduce SPN</w:t>
+      </w:r>
+    </w:p>
+    <w:p>
+      <w:pPr>
+        <w:pStyle w:val="ListParagraph"/>
+        <w:numPr>
+          <w:ilvl w:val="0"/>
+          <w:numId w:val="18"/>
+        </w:numPr>
+      </w:pPr>
+      <w:r>
+        <w:t>Comparison with other methods, CA filter has “excellent” results</w:t>
+      </w:r>
+    </w:p>
+    <w:p>
+      <w:pPr>
+        <w:pStyle w:val="Heading2"/>
+      </w:pPr>
+      <w:bookmarkStart w:id="11" w:name="_Toc229320544"/>
+      <w:r>
+        <w:t>(2001) Morena Paletta – Evolving CA for Noi</w:t>
+      </w:r>
+      <w:r>
+        <w:t>s</w:t>
+      </w:r>
+      <w:r>
+        <w:t>e Reduction in Images</w:t>
+      </w:r>
+      <w:bookmarkEnd w:id="11"/>
+    </w:p>
+    <w:p>
+      <w:pPr>
+        <w:pStyle w:val="ListParagraph"/>
+        <w:numPr>
+          <w:ilvl w:val="0"/>
+          <w:numId w:val="9"/>
+        </w:numPr>
+      </w:pPr>
+      <w:r>
+        <w:t>Noise reduction (white noise) via CA with evolutionary programs</w:t>
+      </w:r>
+    </w:p>
+    <w:p>
+      <w:pPr>
+        <w:pStyle w:val="ListParagraph"/>
+        <w:numPr>
+          <w:ilvl w:val="0"/>
+          <w:numId w:val="9"/>
+        </w:numPr>
+      </w:pPr>
+      <w:r>
+        <w:t>Performance comparable or better than traditional methods</w:t>
+      </w:r>
+    </w:p>
+    <w:p>
+      <w:pPr>
+        <w:pStyle w:val="Heading2"/>
+      </w:pPr>
+      <w:bookmarkStart w:id="12" w:name="_Toc229320545"/>
+      <w:r>
+        <w:t>(2002) Popovici – CA in Image Processing</w:t>
+      </w:r>
+      <w:bookmarkEnd w:id="12"/>
+    </w:p>
+    <w:p>
+      <w:pPr>
+        <w:pStyle w:val="ListParagraph"/>
+        <w:numPr>
+          <w:ilvl w:val="0"/>
+          <w:numId w:val="13"/>
+        </w:numPr>
+      </w:pPr>
+      <w:r>
+        <w:t>Application of 2D CA to problems of noise removal and border detection</w:t>
+      </w:r>
+    </w:p>
+    <w:p>
+      <w:pPr>
+        <w:pStyle w:val="ListParagraph"/>
+        <w:numPr>
+          <w:ilvl w:val="0"/>
+          <w:numId w:val="13"/>
+        </w:numPr>
+      </w:pPr>
+      <w:r>
+        <w:t>Intrinsic parallelism due to being CA</w:t>
+      </w:r>
+    </w:p>
+    <w:p>
+      <w:pPr>
+        <w:pStyle w:val="ListParagraph"/>
+        <w:numPr>
+          <w:ilvl w:val="0"/>
+          <w:numId w:val="13"/>
+        </w:numPr>
+      </w:pPr>
+      <w:r>
+        <w:t>Does not say which type of noise</w:t>
+      </w:r>
+    </w:p>
+    <w:p>
+      <w:pPr>
+        <w:pStyle w:val="Heading2"/>
+      </w:pPr>
+      <w:bookmarkStart w:id="13" w:name="_Toc229320546"/>
+      <w:r>
+        <w:t>(2006) rosin – CA Training for Image Processing</w:t>
+      </w:r>
+      <w:bookmarkEnd w:id="13"/>
+    </w:p>
+    <w:p>
+      <w:pPr>
+        <w:pStyle w:val="ListParagraph"/>
+        <w:numPr>
+          <w:ilvl w:val="0"/>
+          <w:numId w:val="11"/>
+        </w:numPr>
+      </w:pPr>
+      <w:r>
+        <w:t>Not directly related to noise filtering</w:t>
+      </w:r>
+    </w:p>
+    <w:p>
+      <w:pPr>
+        <w:pStyle w:val="ListParagraph"/>
+        <w:numPr>
+          <w:ilvl w:val="0"/>
+          <w:numId w:val="11"/>
+        </w:numPr>
+      </w:pPr>
+      <w:r>
+        <w:t>Investigates the possibility of training CA too perform several img processing  tasks</w:t>
+      </w:r>
+    </w:p>
+    <w:p>
+      <w:pPr>
+        <w:pStyle w:val="Heading2"/>
+      </w:pPr>
+      <w:bookmarkStart w:id="14" w:name="_Toc229320547"/>
+      <w:r>
+        <w:t>(2009) Selvapeter Hordijk – CA for Img Noise Filtering</w:t>
+      </w:r>
+      <w:bookmarkEnd w:id="14"/>
+    </w:p>
+    <w:p>
+      <w:pPr>
+        <w:pStyle w:val="ListParagraph"/>
+        <w:numPr>
+          <w:ilvl w:val="0"/>
+          <w:numId w:val="15"/>
+        </w:numPr>
+      </w:pPr>
+      <w:r>
+        <w:t>Removal of impulse noise via CA</w:t>
+      </w:r>
+    </w:p>
+    <w:p>
+      <w:pPr>
+        <w:pStyle w:val="ListParagraph"/>
+        <w:numPr>
+          <w:ilvl w:val="0"/>
+          <w:numId w:val="15"/>
+        </w:numPr>
+      </w:pPr>
+      <w:r>
+        <w:t>Uses uniform CA rules to filter impulse noise from binary and gray scale</w:t>
+      </w:r>
+    </w:p>
+    <w:p>
+      <w:pPr>
+        <w:pStyle w:val="ListParagraph"/>
+        <w:numPr>
+          <w:ilvl w:val="0"/>
+          <w:numId w:val="15"/>
+        </w:numPr>
+      </w:pPr>
+      <w:r>
+        <w:t>Modifies CA (random rules to solve noise propagation, mirrored for boundary problem)</w:t>
+      </w:r>
+    </w:p>
+    <w:p>
+      <w:pPr>
+        <w:pStyle w:val="ListParagraph"/>
+        <w:numPr>
+          <w:ilvl w:val="0"/>
+          <w:numId w:val="15"/>
+        </w:numPr>
+      </w:pPr>
+      <w:r>
+        <w:t>Shows significant improvement</w:t>
+      </w:r>
+    </w:p>
+    <w:p>
+      <w:pPr>
+        <w:pStyle w:val="Heading2"/>
+      </w:pPr>
+      <w:bookmarkStart w:id="15" w:name="_Toc229320548"/>
+      <w:r>
+        <w:t xml:space="preserve">(2022) </w:t>
+      </w:r>
+      <w:r>
+        <w:t>Chandra</w:t>
+      </w:r>
+      <w:r>
+        <w:t xml:space="preserve"> </w:t>
+      </w:r>
+      <w:r>
+        <w:t>Et</w:t>
+      </w:r>
+      <w:r>
+        <w:t xml:space="preserve"> </w:t>
+      </w:r>
+      <w:r>
+        <w:t>Al</w:t>
+      </w:r>
+      <w:r>
+        <w:t xml:space="preserve"> -</w:t>
+      </w:r>
+      <w:r>
+        <w:t xml:space="preserve"> Noise Reduction</w:t>
+      </w:r>
+      <w:r>
+        <w:t xml:space="preserve"> Using CA</w:t>
+      </w:r>
+      <w:bookmarkEnd w:id="15"/>
+    </w:p>
+    <w:p>
+      <w:pPr>
+        <w:pStyle w:val="ListParagraph"/>
+        <w:numPr>
+          <w:ilvl w:val="0"/>
+          <w:numId w:val="7"/>
+        </w:numPr>
+      </w:pPr>
+      <w:r>
+        <w:t xml:space="preserve">Works on </w:t>
+      </w:r>
+      <w:r>
+        <w:t xml:space="preserve">SPN </w:t>
+      </w:r>
+      <w:r>
+        <w:t xml:space="preserve"> and gaussian</w:t>
+      </w:r>
+    </w:p>
+    <w:p>
+      <w:pPr>
+        <w:pStyle w:val="ListParagraph"/>
+        <w:numPr>
+          <w:ilvl w:val="0"/>
+          <w:numId w:val="7"/>
+        </w:numPr>
+      </w:pPr>
+      <w:r>
+        <w:t>Superior to “past model” and almost on par with median channel</w:t>
+      </w:r>
+    </w:p>
+    <w:p>
+      <w:pPr>
+        <w:pStyle w:val="Heading2"/>
+      </w:pPr>
+      <w:bookmarkStart w:id="16" w:name="_Toc229320549"/>
+      <w:r>
+        <w:t>(2023) Smolka et al – Reduction Mixed Gaussian and Impulsive Noise in Color Imgs</w:t>
+      </w:r>
+      <w:bookmarkEnd w:id="16"/>
+    </w:p>
+    <w:p>
+      <w:pPr>
+        <w:pStyle w:val="ListParagraph"/>
+        <w:numPr>
+          <w:ilvl w:val="0"/>
+          <w:numId w:val="16"/>
+        </w:numPr>
+      </w:pPr>
+      <w:r>
+        <w:t>Based on Non-Local Means technique (efficiently suppresses gaussian) with robust similarity measure to counteract limitations of NLM</w:t>
+      </w:r>
+    </w:p>
+    <w:p>
+      <w:pPr>
+        <w:pStyle w:val="ListParagraph"/>
+        <w:numPr>
+          <w:ilvl w:val="0"/>
+          <w:numId w:val="16"/>
+        </w:numPr>
+      </w:pPr>
+      <w:r>
+        <w:t>Applies blockwise NLM implementation</w:t>
+      </w:r>
+    </w:p>
+    <w:p>
+      <w:pPr>
+        <w:pStyle w:val="ListParagraph"/>
+        <w:numPr>
+          <w:ilvl w:val="0"/>
+          <w:numId w:val="16"/>
+        </w:numPr>
+      </w:pPr>
+      <w:r>
+        <w:t>“instead of generating a stack of output images that are finally averaged, an aggregation strategy combining all weights assigned to pixels from the processing block was developed and proved to be more efficient”</w:t>
+      </w:r>
+    </w:p>
+    <w:p>
+      <w:pPr>
+        <w:pStyle w:val="ListParagraph"/>
+        <w:numPr>
+          <w:ilvl w:val="0"/>
+          <w:numId w:val="16"/>
+        </w:numPr>
+      </w:pPr>
+      <w:r>
+        <w:t>Yields satisfactory results, edges well preserved and details retained, impulsive noise efficiently removed</w:t>
+      </w:r>
+    </w:p>
+    <w:p>
+      <w:pPr>
+        <w:pStyle w:val="Heading2"/>
+      </w:pPr>
+      <w:bookmarkStart w:id="17" w:name="_Toc229320550"/>
+      <w:r>
+        <w:t>(2024) Proozmandan – SPN Removal Using Fuzzy CA and ANfis</w:t>
+      </w:r>
+      <w:bookmarkEnd w:id="17"/>
+    </w:p>
+    <w:p>
+      <w:pPr>
+        <w:pStyle w:val="ListParagraph"/>
+        <w:numPr>
+          <w:ilvl w:val="0"/>
+          <w:numId w:val="10"/>
+        </w:numPr>
+      </w:pPr>
+      <w:r>
+        <w:t>Restoration of images corrupted by impulse noise</w:t>
+      </w:r>
+    </w:p>
+    <w:p>
+      <w:pPr>
+        <w:pStyle w:val="ListParagraph"/>
+        <w:numPr>
+          <w:ilvl w:val="0"/>
+          <w:numId w:val="10"/>
+        </w:numPr>
+      </w:pPr>
+      <w:r>
+        <w:t>Uses fuzzy CA and an adaptive neural fzzy inference system (anfis)</w:t>
+      </w:r>
+    </w:p>
+    <w:p>
+      <w:pPr>
+        <w:pStyle w:val="ListParagraph"/>
+        <w:numPr>
+          <w:ilvl w:val="0"/>
+          <w:numId w:val="10"/>
+        </w:numPr>
+      </w:pPr>
+      <w:r>
+        <w:t>Two phases: identify and then remove SPN</w:t>
+      </w:r>
+    </w:p>
+    <w:p>
+      <w:pPr>
+        <w:pStyle w:val="ListParagraph"/>
+        <w:numPr>
+          <w:ilvl w:val="1"/>
+          <w:numId w:val="10"/>
+        </w:numPr>
+      </w:pPr>
+      <w:r>
+        <w:t>First phase, identification (two steps): SPN pixels are detected via avg and min vals of neighborhood pixels, then non-detected pixels are reevaluated via algorithm</w:t>
+      </w:r>
+    </w:p>
+    <w:p>
+      <w:pPr>
+        <w:pStyle w:val="ListParagraph"/>
+        <w:numPr>
+          <w:ilvl w:val="1"/>
+          <w:numId w:val="10"/>
+        </w:numPr>
+      </w:pPr>
+      <w:r>
+        <w:lastRenderedPageBreak/>
+        <w:t>Second phase, removal:  Anfis based on Moore neighborhood</w:t>
+      </w:r>
+    </w:p>
+    <w:p>
+      <w:pPr>
+        <w:pStyle w:val="ListParagraph"/>
+        <w:numPr>
+          <w:ilvl w:val="0"/>
+          <w:numId w:val="10"/>
+        </w:numPr>
+      </w:pPr>
+      <w:r>
+        <w:t>Robust for 10 – 19% noise, better preservation of edges</w:t>
+      </w:r>
+    </w:p>
+    <w:p>
+      <w:pPr>
+        <w:pStyle w:val="Heading2"/>
+      </w:pPr>
+      <w:bookmarkStart w:id="18" w:name="_Toc229320551"/>
+      <w:r>
+        <w:t>(2025) Twinkle et al – Despeckling Images using elementa</w:t>
+      </w:r>
+      <w:r>
+        <w:t>ry CA</w:t>
+      </w:r>
+      <w:bookmarkEnd w:id="18"/>
+    </w:p>
+    <w:p>
+      <w:pPr>
+        <w:pStyle w:val="ListParagraph"/>
+        <w:numPr>
+          <w:ilvl w:val="0"/>
+          <w:numId w:val="17"/>
+        </w:numPr>
+      </w:pPr>
+      <w:r>
+        <w:t>Speckles in medical images</w:t>
+      </w:r>
+    </w:p>
+    <w:p>
+      <w:pPr>
+        <w:pStyle w:val="ListParagraph"/>
+        <w:numPr>
+          <w:ilvl w:val="0"/>
+          <w:numId w:val="17"/>
+        </w:numPr>
+      </w:pPr>
+      <w:r>
+        <w:t>Proposes algorithm using ECA to reduce speckle noise</w:t>
+      </w:r>
+    </w:p>
+    <w:p>
+      <w:pPr>
+        <w:pStyle w:val="ListParagraph"/>
+        <w:numPr>
+          <w:ilvl w:val="0"/>
+          <w:numId w:val="17"/>
+        </w:numPr>
+      </w:pPr>
+      <w:r>
+        <w:t>Results surpass traditional methods</w:t>
+      </w:r>
+    </w:p>
+    <w:p>
+      <w:pPr>
+        <w:pStyle w:val="Heading2"/>
+      </w:pPr>
+      <w:bookmarkStart w:id="19" w:name="_Toc229320552"/>
+      <w:r>
+        <w:t>(20</w:t>
+      </w:r>
+      <w:r>
+        <w:t>25/</w:t>
+      </w:r>
+      <w:r>
+        <w:t xml:space="preserve">26) Kong Choi </w:t>
+      </w:r>
+      <w:r>
+        <w:t>–</w:t>
+      </w:r>
+      <w:r>
+        <w:t xml:space="preserve"> </w:t>
+      </w:r>
+      <w:r>
+        <w:t>Salt Pepper Noise Removal</w:t>
+      </w:r>
+      <w:r>
+        <w:t xml:space="preserve"> CA Based</w:t>
+      </w:r>
+      <w:bookmarkEnd w:id="19"/>
+    </w:p>
+    <w:p>
+      <w:pPr>
+        <w:pStyle w:val="ListParagraph"/>
+        <w:numPr>
+          <w:ilvl w:val="0"/>
+          <w:numId w:val="8"/>
+        </w:numPr>
+      </w:pPr>
+      <w:r>
+        <w:t>Novel image denoising method based on CA for salt and pepper noise</w:t>
+      </w:r>
+    </w:p>
+    <w:p>
+      <w:pPr>
+        <w:pStyle w:val="ListParagraph"/>
+        <w:numPr>
+          <w:ilvl w:val="0"/>
+          <w:numId w:val="8"/>
+        </w:numPr>
+      </w:pPr>
+      <w:r>
+        <w:t>Iterative removal of SPN</w:t>
+      </w:r>
+    </w:p>
+    <w:p>
+      <w:pPr>
+        <w:pStyle w:val="ListParagraph"/>
+        <w:numPr>
+          <w:ilvl w:val="0"/>
+          <w:numId w:val="8"/>
+        </w:numPr>
+      </w:pPr>
+      <w:r>
+        <w:t>Achieves higher peak signal to noise ratio and structural similarity index measure</w:t>
+      </w:r>
+      <w:r>
+        <w:t xml:space="preserve"> compared to existing techniques</w:t>
+      </w:r>
+    </w:p>
+    <w:p>
+      <w:pPr>
+        <w:pStyle w:val="ListParagraph"/>
+        <w:numPr>
+          <w:ilvl w:val="0"/>
+          <w:numId w:val="8"/>
+        </w:numPr>
+      </w:pPr>
+      <w:r>
+        <w:t>Stable performance even under severe noise conditions</w:t>
+      </w:r>
+    </w:p>
+    <w:p>
+      <w:pPr>
+        <w:pStyle w:val="Heading1"/>
+      </w:pPr>
+      <w:bookmarkStart w:id="20" w:name="_Toc229320532"/>
+      <w:r>
+        <w:t>Possible Topics</w:t>
+      </w:r>
+      <w:bookmarkEnd w:id="20"/>
+    </w:p>
+    <w:p>
+      <w:pPr>
+        <w:pStyle w:val="ListParagraph"/>
+        <w:numPr>
+          <w:ilvl w:val="0"/>
+          <w:numId w:val="3"/>
+        </w:numPr>
+      </w:pPr>
+      <w:r>
+        <w:t>Post Processing Filter</w:t>
+      </w:r>
+    </w:p>
+    <w:p>
+      <w:pPr>
+        <w:pStyle w:val="ListParagraph"/>
+        <w:numPr>
+          <w:ilvl w:val="0"/>
+          <w:numId w:val="3"/>
+        </w:numPr>
+      </w:pPr>
+      <w:r>
+        <w:t>Image Processing</w:t>
+      </w:r>
+    </w:p>
+    <w:p>
+      <w:pPr>
+        <w:pStyle w:val="ListParagraph"/>
+        <w:numPr>
+          <w:ilvl w:val="0"/>
+          <w:numId w:val="3"/>
+        </w:numPr>
+      </w:pPr>
+      <w:r>
+        <w:t>Fluid Simulation</w:t>
+      </w:r>
+    </w:p>
+    <w:p>
+      <w:pPr>
+        <w:pStyle w:val="ListParagraph"/>
+        <w:numPr>
+          <w:ilvl w:val="0"/>
+          <w:numId w:val="3"/>
+        </w:numPr>
+      </w:pPr>
+      <w:r>
+        <w:t>Map Generation</w:t>
+      </w:r>
+    </w:p>
+    <w:p>
+      <w:pPr>
+        <w:pStyle w:val="ListParagraph"/>
+        <w:numPr>
+          <w:ilvl w:val="0"/>
+          <w:numId w:val="3"/>
+        </w:numPr>
+      </w:pPr>
+      <w:r>
+        <w:t>Maze Generation</w:t>
+      </w:r>
+    </w:p>
+    <w:p>
+      <w:pPr>
+        <w:pStyle w:val="Heading2"/>
+      </w:pPr>
+      <w:bookmarkStart w:id="21" w:name="_Toc229320533"/>
+      <w:r>
+        <w:t>Map Generation</w:t>
+      </w:r>
+      <w:bookmarkEnd w:id="21"/>
+    </w:p>
+    <w:p>
+      <w:pPr>
+        <w:pStyle w:val="ListParagraph"/>
+        <w:numPr>
+          <w:ilvl w:val="0"/>
+          <w:numId w:val="5"/>
+        </w:numPr>
+      </w:pPr>
+      <w:r>
+        <w:t>Comparison between Map Generation Techniques</w:t>
+      </w:r>
+    </w:p>
+    <w:p>
+      <w:pPr>
+        <w:pStyle w:val="ListParagraph"/>
+        <w:numPr>
+          <w:ilvl w:val="0"/>
+          <w:numId w:val="5"/>
+        </w:numPr>
+      </w:pPr>
+      <w:r>
+        <w:t>List of evaluation criteria (what is a good map?)</w:t>
+      </w:r>
+    </w:p>
+    <w:p>
+      <w:r>
+        <w:t>Source count: 3</w:t>
+      </w:r>
+    </w:p>
+    <w:p/>
     <w:sectPr>
       <w:pgSz w:w="12240" w:h="15840"/>
       <w:pgMar w:top="1417" w:right="1417" w:bottom="1134" w:left="1417" w:header="720" w:footer="720" w:gutter="0"/>
@@ -5173,6 +5234,119 @@
     </w:lvl>
   </w:abstractNum>
   <w:abstractNum w:abstractNumId="13" w15:restartNumberingAfterBreak="0">
+    <w:nsid w:val="2C395554"/>
+    <w:multiLevelType w:val="hybridMultilevel"/>
+    <w:tmpl w:val="86A260FC"/>
+    <w:lvl w:ilvl="0" w:tplc="04090001">
+      <w:start w:val="1"/>
+      <w:numFmt w:val="bullet"/>
+      <w:lvlText w:val=""/>
+      <w:lvlJc w:val="left"/>
+      <w:pPr>
+        <w:ind w:left="720" w:hanging="360"/>
+      </w:pPr>
+      <w:rPr>
+        <w:rFonts w:ascii="Symbol" w:hAnsi="Symbol" w:hint="default"/>
+      </w:rPr>
+    </w:lvl>
+    <w:lvl w:ilvl="1" w:tplc="04090003" w:tentative="1">
+      <w:start w:val="1"/>
+      <w:numFmt w:val="bullet"/>
+      <w:lvlText w:val="o"/>
+      <w:lvlJc w:val="left"/>
+      <w:pPr>
+        <w:ind w:left="1440" w:hanging="360"/>
+      </w:pPr>
+      <w:rPr>
+        <w:rFonts w:ascii="Courier New" w:hAnsi="Courier New" w:cs="Courier New" w:hint="default"/>
+      </w:rPr>
+    </w:lvl>
+    <w:lvl w:ilvl="2" w:tplc="04090005" w:tentative="1">
+      <w:start w:val="1"/>
+      <w:numFmt w:val="bullet"/>
+      <w:lvlText w:val=""/>
+      <w:lvlJc w:val="left"/>
+      <w:pPr>
+        <w:ind w:left="2160" w:hanging="360"/>
+      </w:pPr>
+      <w:rPr>
+        <w:rFonts w:ascii="Wingdings" w:hAnsi="Wingdings" w:hint="default"/>
+      </w:rPr>
+    </w:lvl>
+    <w:lvl w:ilvl="3" w:tplc="04090001" w:tentative="1">
+      <w:start w:val="1"/>
+      <w:numFmt w:val="bullet"/>
+      <w:lvlText w:val=""/>
+      <w:lvlJc w:val="left"/>
+      <w:pPr>
+        <w:ind w:left="2880" w:hanging="360"/>
+      </w:pPr>
+      <w:rPr>
+        <w:rFonts w:ascii="Symbol" w:hAnsi="Symbol" w:hint="default"/>
+      </w:rPr>
+    </w:lvl>
+    <w:lvl w:ilvl="4" w:tplc="04090003" w:tentative="1">
+      <w:start w:val="1"/>
+      <w:numFmt w:val="bullet"/>
+      <w:lvlText w:val="o"/>
+      <w:lvlJc w:val="left"/>
+      <w:pPr>
+        <w:ind w:left="3600" w:hanging="360"/>
+      </w:pPr>
+      <w:rPr>
+        <w:rFonts w:ascii="Courier New" w:hAnsi="Courier New" w:cs="Courier New" w:hint="default"/>
+      </w:rPr>
+    </w:lvl>
+    <w:lvl w:ilvl="5" w:tplc="04090005" w:tentative="1">
+      <w:start w:val="1"/>
+      <w:numFmt w:val="bullet"/>
+      <w:lvlText w:val=""/>
+      <w:lvlJc w:val="left"/>
+      <w:pPr>
+        <w:ind w:left="4320" w:hanging="360"/>
+      </w:pPr>
+      <w:rPr>
+        <w:rFonts w:ascii="Wingdings" w:hAnsi="Wingdings" w:hint="default"/>
+      </w:rPr>
+    </w:lvl>
+    <w:lvl w:ilvl="6" w:tplc="04090001" w:tentative="1">
+      <w:start w:val="1"/>
+      <w:numFmt w:val="bullet"/>
+      <w:lvlText w:val=""/>
+      <w:lvlJc w:val="left"/>
+      <w:pPr>
+        <w:ind w:left="5040" w:hanging="360"/>
+      </w:pPr>
+      <w:rPr>
+        <w:rFonts w:ascii="Symbol" w:hAnsi="Symbol" w:hint="default"/>
+      </w:rPr>
+    </w:lvl>
+    <w:lvl w:ilvl="7" w:tplc="04090003" w:tentative="1">
+      <w:start w:val="1"/>
+      <w:numFmt w:val="bullet"/>
+      <w:lvlText w:val="o"/>
+      <w:lvlJc w:val="left"/>
+      <w:pPr>
+        <w:ind w:left="5760" w:hanging="360"/>
+      </w:pPr>
+      <w:rPr>
+        <w:rFonts w:ascii="Courier New" w:hAnsi="Courier New" w:cs="Courier New" w:hint="default"/>
+      </w:rPr>
+    </w:lvl>
+    <w:lvl w:ilvl="8" w:tplc="04090005" w:tentative="1">
+      <w:start w:val="1"/>
+      <w:numFmt w:val="bullet"/>
+      <w:lvlText w:val=""/>
+      <w:lvlJc w:val="left"/>
+      <w:pPr>
+        <w:ind w:left="6480" w:hanging="360"/>
+      </w:pPr>
+      <w:rPr>
+        <w:rFonts w:ascii="Wingdings" w:hAnsi="Wingdings" w:hint="default"/>
+      </w:rPr>
+    </w:lvl>
+  </w:abstractNum>
+  <w:abstractNum w:abstractNumId="14" w15:restartNumberingAfterBreak="0">
     <w:nsid w:val="2F5632A5"/>
     <w:multiLevelType w:val="hybridMultilevel"/>
     <w:tmpl w:val="6114B278"/>
@@ -5285,7 +5459,7 @@
       </w:rPr>
     </w:lvl>
   </w:abstractNum>
-  <w:abstractNum w:abstractNumId="14" w15:restartNumberingAfterBreak="0">
+  <w:abstractNum w:abstractNumId="15" w15:restartNumberingAfterBreak="0">
     <w:nsid w:val="3ED82878"/>
     <w:multiLevelType w:val="hybridMultilevel"/>
     <w:tmpl w:val="A21807AA"/>
@@ -5398,7 +5572,7 @@
       </w:rPr>
     </w:lvl>
   </w:abstractNum>
-  <w:abstractNum w:abstractNumId="15" w15:restartNumberingAfterBreak="0">
+  <w:abstractNum w:abstractNumId="16" w15:restartNumberingAfterBreak="0">
     <w:nsid w:val="3F0022E9"/>
     <w:multiLevelType w:val="hybridMultilevel"/>
     <w:tmpl w:val="04AA3242"/>
@@ -5484,7 +5658,7 @@
       </w:pPr>
     </w:lvl>
   </w:abstractNum>
-  <w:abstractNum w:abstractNumId="16" w15:restartNumberingAfterBreak="0">
+  <w:abstractNum w:abstractNumId="17" w15:restartNumberingAfterBreak="0">
     <w:nsid w:val="5BAD34E8"/>
     <w:multiLevelType w:val="hybridMultilevel"/>
     <w:tmpl w:val="E0E2C986"/>
@@ -5597,7 +5771,7 @@
       </w:rPr>
     </w:lvl>
   </w:abstractNum>
-  <w:abstractNum w:abstractNumId="17" w15:restartNumberingAfterBreak="0">
+  <w:abstractNum w:abstractNumId="18" w15:restartNumberingAfterBreak="0">
     <w:nsid w:val="5D3F75FB"/>
     <w:multiLevelType w:val="hybridMultilevel"/>
     <w:tmpl w:val="CA5806B8"/>
@@ -5710,7 +5884,7 @@
       </w:rPr>
     </w:lvl>
   </w:abstractNum>
-  <w:abstractNum w:abstractNumId="18" w15:restartNumberingAfterBreak="0">
+  <w:abstractNum w:abstractNumId="19" w15:restartNumberingAfterBreak="0">
     <w:nsid w:val="5E3C61B1"/>
     <w:multiLevelType w:val="hybridMultilevel"/>
     <w:tmpl w:val="396A01B6"/>
@@ -5823,7 +5997,7 @@
       </w:rPr>
     </w:lvl>
   </w:abstractNum>
-  <w:abstractNum w:abstractNumId="19" w15:restartNumberingAfterBreak="0">
+  <w:abstractNum w:abstractNumId="20" w15:restartNumberingAfterBreak="0">
     <w:nsid w:val="614E2E64"/>
     <w:multiLevelType w:val="hybridMultilevel"/>
     <w:tmpl w:val="DBB68386"/>
@@ -5936,7 +6110,7 @@
       </w:rPr>
     </w:lvl>
   </w:abstractNum>
-  <w:abstractNum w:abstractNumId="20" w15:restartNumberingAfterBreak="0">
+  <w:abstractNum w:abstractNumId="21" w15:restartNumberingAfterBreak="0">
     <w:nsid w:val="61C32F6A"/>
     <w:multiLevelType w:val="hybridMultilevel"/>
     <w:tmpl w:val="67A4590A"/>
@@ -6049,7 +6223,7 @@
       </w:rPr>
     </w:lvl>
   </w:abstractNum>
-  <w:abstractNum w:abstractNumId="21" w15:restartNumberingAfterBreak="0">
+  <w:abstractNum w:abstractNumId="22" w15:restartNumberingAfterBreak="0">
     <w:nsid w:val="6CB94011"/>
     <w:multiLevelType w:val="hybridMultilevel"/>
     <w:tmpl w:val="F6C0E018"/>
@@ -6162,7 +6336,7 @@
       </w:rPr>
     </w:lvl>
   </w:abstractNum>
-  <w:abstractNum w:abstractNumId="22" w15:restartNumberingAfterBreak="0">
+  <w:abstractNum w:abstractNumId="23" w15:restartNumberingAfterBreak="0">
     <w:nsid w:val="6D762627"/>
     <w:multiLevelType w:val="hybridMultilevel"/>
     <w:tmpl w:val="BCAC9320"/>
@@ -6275,7 +6449,7 @@
       </w:rPr>
     </w:lvl>
   </w:abstractNum>
-  <w:abstractNum w:abstractNumId="23" w15:restartNumberingAfterBreak="0">
+  <w:abstractNum w:abstractNumId="24" w15:restartNumberingAfterBreak="0">
     <w:nsid w:val="6E613FD6"/>
     <w:multiLevelType w:val="hybridMultilevel"/>
     <w:tmpl w:val="06761CC6"/>
@@ -6391,13 +6565,13 @@
     <w:abstractNumId w:val="7"/>
   </w:num>
   <w:num w:numId="2" w16cid:durableId="1570388319">
-    <w:abstractNumId w:val="15"/>
+    <w:abstractNumId w:val="16"/>
   </w:num>
   <w:num w:numId="3" w16cid:durableId="377125826">
     <w:abstractNumId w:val="5"/>
   </w:num>
   <w:num w:numId="4" w16cid:durableId="765082380">
-    <w:abstractNumId w:val="23"/>
+    <w:abstractNumId w:val="24"/>
   </w:num>
   <w:num w:numId="5" w16cid:durableId="1556162266">
     <w:abstractNumId w:val="11"/>
@@ -6406,7 +6580,7 @@
     <w:abstractNumId w:val="2"/>
   </w:num>
   <w:num w:numId="7" w16cid:durableId="262884349">
-    <w:abstractNumId w:val="18"/>
+    <w:abstractNumId w:val="19"/>
   </w:num>
   <w:num w:numId="8" w16cid:durableId="1934774775">
     <w:abstractNumId w:val="8"/>
@@ -6415,10 +6589,10 @@
     <w:abstractNumId w:val="0"/>
   </w:num>
   <w:num w:numId="10" w16cid:durableId="1386953310">
-    <w:abstractNumId w:val="16"/>
+    <w:abstractNumId w:val="17"/>
   </w:num>
   <w:num w:numId="11" w16cid:durableId="898630875">
-    <w:abstractNumId w:val="21"/>
+    <w:abstractNumId w:val="22"/>
   </w:num>
   <w:num w:numId="12" w16cid:durableId="1594895660">
     <w:abstractNumId w:val="6"/>
@@ -6433,31 +6607,34 @@
     <w:abstractNumId w:val="4"/>
   </w:num>
   <w:num w:numId="16" w16cid:durableId="650213019">
-    <w:abstractNumId w:val="22"/>
+    <w:abstractNumId w:val="23"/>
   </w:num>
   <w:num w:numId="17" w16cid:durableId="86736671">
-    <w:abstractNumId w:val="13"/>
+    <w:abstractNumId w:val="14"/>
   </w:num>
   <w:num w:numId="18" w16cid:durableId="484205436">
-    <w:abstractNumId w:val="19"/>
+    <w:abstractNumId w:val="20"/>
   </w:num>
   <w:num w:numId="19" w16cid:durableId="1361012477">
-    <w:abstractNumId w:val="14"/>
+    <w:abstractNumId w:val="15"/>
   </w:num>
   <w:num w:numId="20" w16cid:durableId="1342007331">
-    <w:abstractNumId w:val="17"/>
+    <w:abstractNumId w:val="18"/>
   </w:num>
   <w:num w:numId="21" w16cid:durableId="2055537646">
     <w:abstractNumId w:val="1"/>
   </w:num>
   <w:num w:numId="22" w16cid:durableId="1781342405">
-    <w:abstractNumId w:val="20"/>
+    <w:abstractNumId w:val="21"/>
   </w:num>
   <w:num w:numId="23" w16cid:durableId="164900163">
     <w:abstractNumId w:val="3"/>
   </w:num>
   <w:num w:numId="24" w16cid:durableId="676347031">
     <w:abstractNumId w:val="9"/>
+  </w:num>
+  <w:num w:numId="25" w16cid:durableId="1176724063">
+    <w:abstractNumId w:val="13"/>
   </w:num>
 </w:numbering>
 </file>

--- a/STI/CellularAutomata_Sources.docx
+++ b/STI/CellularAutomata_Sources.docx
@@ -710,21 +710,7 @@
                 <w:rStyle w:val="Hyperlink"/>
                 <w:noProof/>
               </w:rPr>
-              <w:t>Ge</w:t>
-            </w:r>
-            <w:r>
-              <w:rPr>
-                <w:rStyle w:val="Hyperlink"/>
-                <w:noProof/>
-              </w:rPr>
-              <w:t>n</w:t>
-            </w:r>
-            <w:r>
-              <w:rPr>
-                <w:rStyle w:val="Hyperlink"/>
-                <w:noProof/>
-              </w:rPr>
-              <w:t>eral</w:t>
+              <w:t>General</w:t>
             </w:r>
             <w:r>
               <w:rPr>
@@ -1930,15 +1916,7 @@
           <w:bCs/>
           <w:highlight w:val="yellow"/>
         </w:rPr>
-        <w:t>need to crossreference Conway’s method, i.e. did he defi</w:t>
-      </w:r>
-      <w:r>
-        <w:rPr>
-          <w:b/>
-          <w:bCs/>
-          <w:highlight w:val="yellow"/>
-        </w:rPr>
-        <w:t>ne all rules (doesn’t seem like it) like Rosin or did he really just use his four general rules and eval neighborhoods?</w:t>
+        <w:t>need to crossreference Conway’s method, i.e. did he define all rules (doesn’t seem like it) like Rosin or did he really just use his four general rules and eval neighborhoods?</w:t>
       </w:r>
     </w:p>
     <w:p>
@@ -2681,12 +2659,12 @@
       <w:pPr>
         <w:pStyle w:val="Heading1"/>
       </w:pPr>
-      <w:bookmarkStart w:id="8" w:name="_Toc229320542"/>
-      <w:bookmarkStart w:id="9" w:name="_Toc229320553"/>
+      <w:bookmarkStart w:id="8" w:name="_Toc229320553"/>
+      <w:bookmarkStart w:id="9" w:name="_Toc229320542"/>
       <w:r>
         <w:t>Web Sources</w:t>
       </w:r>
-      <w:bookmarkEnd w:id="9"/>
+      <w:bookmarkEnd w:id="8"/>
     </w:p>
     <w:p>
       <w:pPr>
@@ -2733,9 +2711,26 @@
       <w:pPr>
         <w:pStyle w:val="NoSpacing"/>
       </w:pPr>
-      <w:r>
-        <w:t>https://medium.com/@anishaswain/noise-filtering-in-digital-image-processing-d12b5266847c</w:t>
-      </w:r>
+      <w:hyperlink r:id="rId16" w:history="1">
+        <w:r>
+          <w:rPr>
+            <w:rStyle w:val="Hyperlink"/>
+          </w:rPr>
+          <w:t>https://medium.com/@anishaswain/noise-filtering-in-digital-image-processing-d12b526</w:t>
+        </w:r>
+        <w:r>
+          <w:rPr>
+            <w:rStyle w:val="Hyperlink"/>
+          </w:rPr>
+          <w:t>6</w:t>
+        </w:r>
+        <w:r>
+          <w:rPr>
+            <w:rStyle w:val="Hyperlink"/>
+          </w:rPr>
+          <w:t>847c</w:t>
+        </w:r>
+      </w:hyperlink>
     </w:p>
     <w:p>
       <w:pPr>
@@ -2749,8 +2744,16 @@
         <w:t>Img Noise Types</w:t>
       </w:r>
       <w:r>
-        <w:t>: https://medium.com/@zar_373/understanding-image-noise-exploring-different-kinds-of-noises-in-image-processing-dcd26c6c9e5a</w:t>
-      </w:r>
+        <w:t xml:space="preserve">: </w:t>
+      </w:r>
+      <w:hyperlink r:id="rId17" w:history="1">
+        <w:r>
+          <w:rPr>
+            <w:rStyle w:val="Hyperlink"/>
+          </w:rPr>
+          <w:t>https://medium.com/@zar_373/understanding-image-noise-exploring-different-kinds-of-noises-in-image-processing-dcd26c6c9e5a</w:t>
+        </w:r>
+      </w:hyperlink>
     </w:p>
     <w:p>
       <w:pPr>
@@ -2766,7 +2769,7 @@
       <w:r>
         <w:t xml:space="preserve">: </w:t>
       </w:r>
-      <w:hyperlink r:id="rId16" w:history="1">
+      <w:hyperlink r:id="rId18" w:history="1">
         <w:r>
           <w:rPr>
             <w:rStyle w:val="Hyperlink"/>
@@ -2789,7 +2792,7 @@
       <w:r>
         <w:t xml:space="preserve">: </w:t>
       </w:r>
-      <w:hyperlink r:id="rId17" w:history="1">
+      <w:hyperlink r:id="rId19" w:history="1">
         <w:r>
           <w:rPr>
             <w:rStyle w:val="Hyperlink"/>
@@ -2812,7 +2815,7 @@
       <w:r>
         <w:t xml:space="preserve">: </w:t>
       </w:r>
-      <w:hyperlink r:id="rId18" w:history="1">
+      <w:hyperlink r:id="rId20" w:history="1">
         <w:r>
           <w:rPr>
             <w:rStyle w:val="Hyperlink"/>
@@ -2825,7 +2828,7 @@
       <w:pPr>
         <w:pStyle w:val="NoSpacing"/>
       </w:pPr>
-      <w:hyperlink r:id="rId19" w:history="1">
+      <w:hyperlink r:id="rId21" w:history="1">
         <w:r>
           <w:rPr>
             <w:rStyle w:val="Hyperlink"/>
@@ -2838,7 +2841,7 @@
       <w:pPr>
         <w:pStyle w:val="NoSpacing"/>
       </w:pPr>
-      <w:hyperlink r:id="rId20" w:history="1">
+      <w:hyperlink r:id="rId22" w:history="1">
         <w:r>
           <w:rPr>
             <w:rStyle w:val="Hyperlink"/>
@@ -2851,7 +2854,7 @@
       <w:pPr>
         <w:pStyle w:val="NoSpacing"/>
       </w:pPr>
-      <w:hyperlink r:id="rId21" w:history="1">
+      <w:hyperlink r:id="rId23" w:history="1">
         <w:r>
           <w:rPr>
             <w:rStyle w:val="Hyperlink"/>
@@ -2864,7 +2867,7 @@
       <w:pPr>
         <w:pStyle w:val="NoSpacing"/>
       </w:pPr>
-      <w:hyperlink r:id="rId22" w:anchor="cite_note-9" w:history="1">
+      <w:hyperlink r:id="rId24" w:anchor="cite_note-9" w:history="1">
         <w:r>
           <w:rPr>
             <w:rStyle w:val="Hyperlink"/>
@@ -2877,7 +2880,7 @@
       <w:pPr>
         <w:pStyle w:val="NoSpacing"/>
       </w:pPr>
-      <w:hyperlink r:id="rId23" w:history="1">
+      <w:hyperlink r:id="rId25" w:history="1">
         <w:r>
           <w:rPr>
             <w:rStyle w:val="Hyperlink"/>
@@ -2900,7 +2903,7 @@
       <w:r>
         <w:t xml:space="preserve">: </w:t>
       </w:r>
-      <w:hyperlink r:id="rId24" w:history="1">
+      <w:hyperlink r:id="rId26" w:history="1">
         <w:r>
           <w:rPr>
             <w:rStyle w:val="Hyperlink"/>
@@ -2923,7 +2926,7 @@
       <w:r>
         <w:t xml:space="preserve">: </w:t>
       </w:r>
-      <w:hyperlink r:id="rId25" w:history="1">
+      <w:hyperlink r:id="rId27" w:history="1">
         <w:r>
           <w:rPr>
             <w:rStyle w:val="Hyperlink"/>
@@ -2953,7 +2956,7 @@
         </w:rPr>
         <w:t xml:space="preserve">: </w:t>
       </w:r>
-      <w:hyperlink r:id="rId26" w:anchor="map-generation-algorithms" w:history="1">
+      <w:hyperlink r:id="rId28" w:anchor="map-generation-algorithms" w:history="1">
         <w:r>
           <w:rPr>
             <w:rStyle w:val="Hyperlink"/>
@@ -2970,7 +2973,7 @@
           <w:lang w:val="de-DE"/>
         </w:rPr>
       </w:pPr>
-      <w:hyperlink r:id="rId27" w:anchor="uses-in-game-development" w:history="1">
+      <w:hyperlink r:id="rId29" w:anchor="uses-in-game-development" w:history="1">
         <w:r>
           <w:rPr>
             <w:rStyle w:val="Hyperlink"/>
@@ -2987,7 +2990,7 @@
           <w:lang w:val="de-DE"/>
         </w:rPr>
       </w:pPr>
-      <w:hyperlink r:id="rId28" w:history="1">
+      <w:hyperlink r:id="rId30" w:history="1">
         <w:r>
           <w:rPr>
             <w:rStyle w:val="Hyperlink"/>
@@ -3004,7 +3007,7 @@
           <w:lang w:val="de-DE"/>
         </w:rPr>
       </w:pPr>
-      <w:hyperlink r:id="rId29" w:history="1">
+      <w:hyperlink r:id="rId31" w:history="1">
         <w:r>
           <w:rPr>
             <w:rStyle w:val="Hyperlink"/>
@@ -3021,7 +3024,7 @@
           <w:lang w:val="de-DE"/>
         </w:rPr>
       </w:pPr>
-      <w:hyperlink r:id="rId30" w:history="1">
+      <w:hyperlink r:id="rId32" w:history="1">
         <w:r>
           <w:rPr>
             <w:rStyle w:val="Hyperlink"/>
@@ -3038,7 +3041,7 @@
           <w:lang w:val="de-DE"/>
         </w:rPr>
       </w:pPr>
-      <w:hyperlink r:id="rId31" w:history="1">
+      <w:hyperlink r:id="rId33" w:history="1">
         <w:r>
           <w:rPr>
             <w:rStyle w:val="Hyperlink"/>
@@ -3055,7 +3058,7 @@
           <w:lang w:val="de-DE"/>
         </w:rPr>
       </w:pPr>
-      <w:hyperlink r:id="rId32" w:history="1">
+      <w:hyperlink r:id="rId34" w:history="1">
         <w:r>
           <w:rPr>
             <w:rStyle w:val="Hyperlink"/>
@@ -3094,7 +3097,7 @@
       <w:r>
         <w:t>Primary Eval of Sources</w:t>
       </w:r>
-      <w:bookmarkEnd w:id="8"/>
+      <w:bookmarkEnd w:id="9"/>
     </w:p>
     <w:p>
       <w:pPr>

--- a/STI/CellularAutomata_Sources.docx
+++ b/STI/CellularAutomata_Sources.docx
@@ -1754,15 +1754,12 @@
       <w:pPr>
         <w:pStyle w:val="ListParagraph"/>
         <w:numPr>
-          <w:ilvl w:val="0"/>
+          <w:ilvl w:val="1"/>
           <w:numId w:val="23"/>
         </w:numPr>
       </w:pPr>
       <w:r>
-        <w:t>PSNR</w:t>
-      </w:r>
-      <w:r>
-        <w:t xml:space="preserve"> (Peak Signal to Noise Ratio)</w:t>
+        <w:t>Alt: use Chan et al. filter for non-CA approach that works similarly well</w:t>
       </w:r>
     </w:p>
     <w:p>
@@ -1772,6 +1769,40 @@
           <w:ilvl w:val="0"/>
           <w:numId w:val="23"/>
         </w:numPr>
+        <w:rPr>
+          <w:b/>
+          <w:bCs/>
+        </w:rPr>
+      </w:pPr>
+      <w:r>
+        <w:rPr>
+          <w:b/>
+          <w:bCs/>
+        </w:rPr>
+        <w:t>PSNR</w:t>
+      </w:r>
+      <w:r>
+        <w:rPr>
+          <w:b/>
+          <w:bCs/>
+        </w:rPr>
+        <w:t xml:space="preserve"> (Peak Signal to Noise Ratio)</w:t>
+      </w:r>
+      <w:r>
+        <w:rPr>
+          <w:b/>
+          <w:bCs/>
+        </w:rPr>
+        <w:t>: Bovik Handbook</w:t>
+      </w:r>
+    </w:p>
+    <w:p>
+      <w:pPr>
+        <w:pStyle w:val="ListParagraph"/>
+        <w:numPr>
+          <w:ilvl w:val="0"/>
+          <w:numId w:val="23"/>
+        </w:numPr>
       </w:pPr>
       <w:r>
         <w:t>SSIM (Structural Similarity Index)</w:t>
@@ -1864,6 +1895,80 @@
       </w:r>
       <w:r>
         <w:t>?</w:t>
+      </w:r>
+    </w:p>
+    <w:p>
+      <w:pPr>
+        <w:pStyle w:val="ListParagraph"/>
+        <w:numPr>
+          <w:ilvl w:val="0"/>
+          <w:numId w:val="22"/>
+        </w:numPr>
+        <w:rPr>
+          <w:b/>
+          <w:bCs/>
+        </w:rPr>
+      </w:pPr>
+      <w:r>
+        <w:rPr>
+          <w:b/>
+          <w:bCs/>
+        </w:rPr>
+        <w:t>Approaches to implementing CA into the noise reduction process</w:t>
+      </w:r>
+      <w:r>
+        <w:rPr>
+          <w:b/>
+          <w:bCs/>
+        </w:rPr>
+        <w:t xml:space="preserve"> shown by paper example</w:t>
+      </w:r>
+    </w:p>
+    <w:p>
+      <w:pPr>
+        <w:pStyle w:val="ListParagraph"/>
+        <w:numPr>
+          <w:ilvl w:val="0"/>
+          <w:numId w:val="22"/>
+        </w:numPr>
+        <w:rPr>
+          <w:b/>
+          <w:bCs/>
+        </w:rPr>
+      </w:pPr>
+      <w:r>
+        <w:rPr>
+          <w:b/>
+          <w:bCs/>
+        </w:rPr>
+        <w:t>Minimal implementation to show effectiveness even in simple implementations</w:t>
+      </w:r>
+    </w:p>
+    <w:p>
+      <w:pPr>
+        <w:pStyle w:val="ListParagraph"/>
+        <w:numPr>
+          <w:ilvl w:val="0"/>
+          <w:numId w:val="22"/>
+        </w:numPr>
+        <w:rPr>
+          <w:b/>
+          <w:bCs/>
+        </w:rPr>
+      </w:pPr>
+      <w:r>
+        <w:rPr>
+          <w:b/>
+          <w:bCs/>
+        </w:rPr>
+        <w:t>Keep to salt and pepper noise</w:t>
+      </w:r>
+      <w:r>
+        <w:rPr>
+          <w:b/>
+          <w:bCs/>
+        </w:rPr>
+        <w:t xml:space="preserve"> since this is just a short paper not a doctorate</w:t>
       </w:r>
     </w:p>
     <w:p>
@@ -2042,6 +2147,7 @@
           <w:b/>
           <w:bCs/>
         </w:rPr>
+        <w:lastRenderedPageBreak/>
         <w:t>Chroma and luminance detail and noise separation</w:t>
       </w:r>
       <w:r>
@@ -2099,7 +2205,6 @@
           <w:b/>
           <w:bCs/>
         </w:rPr>
-        <w:lastRenderedPageBreak/>
         <w:t>Filter</w:t>
       </w:r>
       <w:r>
@@ -2434,6 +2539,7 @@
                 <w:bCs/>
                 <w:noProof/>
               </w:rPr>
+              <w:lastRenderedPageBreak/>
               <w:drawing>
                 <wp:inline distT="0" distB="0" distL="0" distR="0" wp14:anchorId="498A6F7E" wp14:editId="0CB2419C">
                   <wp:extent cx="2170706" cy="1710071"/>
@@ -2488,6 +2594,7 @@
               <w:rPr>
                 <w:noProof/>
               </w:rPr>
+              <w:lastRenderedPageBreak/>
               <w:drawing>
                 <wp:inline distT="0" distB="0" distL="0" distR="0" wp14:anchorId="09510250" wp14:editId="03D27D0D">
                   <wp:extent cx="2425148" cy="2309384"/>
@@ -2580,6 +2687,7 @@
                 <w:b/>
                 <w:bCs/>
               </w:rPr>
+              <w:lastRenderedPageBreak/>
               <w:t xml:space="preserve">Poisson Noise: </w:t>
             </w:r>
             <w:r>
@@ -2601,7 +2709,6 @@
       </w:pPr>
       <w:bookmarkStart w:id="7" w:name="_Toc229320541"/>
       <w:r>
-        <w:lastRenderedPageBreak/>
         <w:t>General</w:t>
       </w:r>
       <w:bookmarkEnd w:id="7"/>
@@ -2716,19 +2823,7 @@
           <w:rPr>
             <w:rStyle w:val="Hyperlink"/>
           </w:rPr>
-          <w:t>https://medium.com/@anishaswain/noise-filtering-in-digital-image-processing-d12b526</w:t>
-        </w:r>
-        <w:r>
-          <w:rPr>
-            <w:rStyle w:val="Hyperlink"/>
-          </w:rPr>
-          <w:t>6</w:t>
-        </w:r>
-        <w:r>
-          <w:rPr>
-            <w:rStyle w:val="Hyperlink"/>
-          </w:rPr>
-          <w:t>847c</w:t>
+          <w:t>https://medium.com/@anishaswain/noise-filtering-in-digital-image-processing-d12b5266847c</w:t>
         </w:r>
       </w:hyperlink>
     </w:p>
@@ -3118,7 +3213,6 @@
         </w:numPr>
       </w:pPr>
       <w:r>
-        <w:lastRenderedPageBreak/>
         <w:t>Basic CA filter (neighbor assimilation) to reduce SPN</w:t>
       </w:r>
     </w:p>
@@ -3395,6 +3489,7 @@
         </w:numPr>
       </w:pPr>
       <w:r>
+        <w:lastRenderedPageBreak/>
         <w:t>Based on Non-Local Means technique (efficiently suppresses gaussian) with robust similarity measure to counteract limitations of NLM</w:t>
       </w:r>
     </w:p>
@@ -3501,7 +3596,6 @@
         </w:numPr>
       </w:pPr>
       <w:r>
-        <w:lastRenderedPageBreak/>
         <w:t>Second phase, removal:  Anfis based on Moore neighborhood</w:t>
       </w:r>
     </w:p>
@@ -4122,7 +4216,7 @@
         <w:rFonts w:ascii="Wingdings" w:hAnsi="Wingdings" w:hint="default"/>
       </w:rPr>
     </w:lvl>
-    <w:lvl w:ilvl="1" w:tplc="04090003" w:tentative="1">
+    <w:lvl w:ilvl="1" w:tplc="04090003">
       <w:start w:val="1"/>
       <w:numFmt w:val="bullet"/>
       <w:lvlText w:val="o"/>
